--- a/docs/research/paper.docx
+++ b/docs/research/paper.docx
@@ -584,7 +584,7 @@
     </w:p>
     <w:p>
       <w:pPr>
-        <w:pStyle w:val="Heading2"/>
+        <w:pStyle w:val="Heading3"/>
       </w:pPr>
       <w:r>
         <w:t xml:space="preserve">3.3.4 Experiential Mass and Maturity</w:t>

--- a/docs/research/paper.docx
+++ b/docs/research/paper.docx
@@ -5498,7 +5498,7 @@
           <w:sz w:val="20"/>
           <w:szCs w:val="20"/>
         </w:rPr>
-        <w:t xml:space="preserve">summary.text = summarize(cluster_i.text)</w:t>
+        <w:t xml:space="preserve">summary.text = summarize(fetch_blobs(cluster_i))</w:t>
       </w:r>
     </w:p>
     <w:p>

--- a/docs/research/paper.docx
+++ b/docs/research/paper.docx
@@ -2785,6 +2785,162 @@
           </w:p>
         </w:tc>
       </w:tr>
+      <w:tr>
+        <w:tc>
+          <w:tcPr>
+            <w:tcBorders>
+              <w:top w:val="single" w:color="999999" w:sz="1"/>
+              <w:left w:val="single" w:color="999999" w:sz="1"/>
+              <w:bottom w:val="single" w:color="999999" w:sz="1"/>
+              <w:right w:val="single" w:color="999999" w:sz="1"/>
+            </w:tcBorders>
+          </w:tcPr>
+          <w:p>
+            <w:r>
+              <w:t xml:space="preserve">Contradiction</w:t>
+            </w:r>
+          </w:p>
+        </w:tc>
+        <w:tc>
+          <w:tcPr>
+            <w:tcBorders>
+              <w:top w:val="single" w:color="999999" w:sz="1"/>
+              <w:left w:val="single" w:color="999999" w:sz="1"/>
+              <w:bottom w:val="single" w:color="999999" w:sz="1"/>
+              <w:right w:val="single" w:color="999999" w:sz="1"/>
+            </w:tcBorders>
+          </w:tcPr>
+          <w:p>
+            <w:r>
+              <w:t xml:space="preserve">↑S, ↓F</w:t>
+            </w:r>
+          </w:p>
+        </w:tc>
+        <w:tc>
+          <w:tcPr>
+            <w:tcBorders>
+              <w:top w:val="single" w:color="999999" w:sz="1"/>
+              <w:left w:val="single" w:color="999999" w:sz="1"/>
+              <w:bottom w:val="single" w:color="999999" w:sz="1"/>
+              <w:right w:val="single" w:color="999999" w:sz="1"/>
+            </w:tcBorders>
+          </w:tcPr>
+          <w:p>
+            <w:r>
+              <w:rPr>
+                <w:rFonts w:ascii="Courier New" w:cs="Courier New" w:eastAsia="Courier New" w:hAnsi="Courier New"/>
+                <w:sz w:val="20"/>
+                <w:szCs w:val="20"/>
+              </w:rPr>
+              <w:t xml:space="preserve">max(0, S − F)</w:t>
+            </w:r>
+          </w:p>
+        </w:tc>
+      </w:tr>
+      <w:tr>
+        <w:tc>
+          <w:tcPr>
+            <w:tcBorders>
+              <w:top w:val="single" w:color="999999" w:sz="1"/>
+              <w:left w:val="single" w:color="999999" w:sz="1"/>
+              <w:bottom w:val="single" w:color="999999" w:sz="1"/>
+              <w:right w:val="single" w:color="999999" w:sz="1"/>
+            </w:tcBorders>
+          </w:tcPr>
+          <w:p>
+            <w:r>
+              <w:t xml:space="preserve">Periphery</w:t>
+            </w:r>
+          </w:p>
+        </w:tc>
+        <w:tc>
+          <w:tcPr>
+            <w:tcBorders>
+              <w:top w:val="single" w:color="999999" w:sz="1"/>
+              <w:left w:val="single" w:color="999999" w:sz="1"/>
+              <w:bottom w:val="single" w:color="999999" w:sz="1"/>
+              <w:right w:val="single" w:color="999999" w:sz="1"/>
+            </w:tcBorders>
+          </w:tcPr>
+          <w:p>
+            <w:r>
+              <w:t xml:space="preserve">↑T</w:t>
+            </w:r>
+          </w:p>
+        </w:tc>
+        <w:tc>
+          <w:tcPr>
+            <w:tcBorders>
+              <w:top w:val="single" w:color="999999" w:sz="1"/>
+              <w:left w:val="single" w:color="999999" w:sz="1"/>
+              <w:bottom w:val="single" w:color="999999" w:sz="1"/>
+              <w:right w:val="single" w:color="999999" w:sz="1"/>
+            </w:tcBorders>
+          </w:tcPr>
+          <w:p>
+            <w:r>
+              <w:rPr>
+                <w:rFonts w:ascii="Courier New" w:cs="Courier New" w:eastAsia="Courier New" w:hAnsi="Courier New"/>
+                <w:sz w:val="20"/>
+                <w:szCs w:val="20"/>
+              </w:rPr>
+              <w:t xml:space="preserve">(1 − relevance) × T</w:t>
+            </w:r>
+          </w:p>
+        </w:tc>
+      </w:tr>
+      <w:tr>
+        <w:tc>
+          <w:tcPr>
+            <w:tcBorders>
+              <w:top w:val="single" w:color="999999" w:sz="1"/>
+              <w:left w:val="single" w:color="999999" w:sz="1"/>
+              <w:bottom w:val="single" w:color="999999" w:sz="1"/>
+              <w:right w:val="single" w:color="999999" w:sz="1"/>
+            </w:tcBorders>
+          </w:tcPr>
+          <w:p>
+            <w:r>
+              <w:t xml:space="preserve">Coverage</w:t>
+            </w:r>
+          </w:p>
+        </w:tc>
+        <w:tc>
+          <w:tcPr>
+            <w:tcBorders>
+              <w:top w:val="single" w:color="999999" w:sz="1"/>
+              <w:left w:val="single" w:color="999999" w:sz="1"/>
+              <w:bottom w:val="single" w:color="999999" w:sz="1"/>
+              <w:right w:val="single" w:color="999999" w:sz="1"/>
+            </w:tcBorders>
+          </w:tcPr>
+          <w:p>
+            <w:r>
+              <w:t xml:space="preserve">↑F</w:t>
+            </w:r>
+          </w:p>
+        </w:tc>
+        <w:tc>
+          <w:tcPr>
+            <w:tcBorders>
+              <w:top w:val="single" w:color="999999" w:sz="1"/>
+              <w:left w:val="single" w:color="999999" w:sz="1"/>
+              <w:bottom w:val="single" w:color="999999" w:sz="1"/>
+              <w:right w:val="single" w:color="999999" w:sz="1"/>
+            </w:tcBorders>
+          </w:tcPr>
+          <w:p>
+            <w:r>
+              <w:rPr>
+                <w:rFonts w:ascii="Courier New" w:cs="Courier New" w:eastAsia="Courier New" w:hAnsi="Courier New"/>
+                <w:sz w:val="20"/>
+                <w:szCs w:val="20"/>
+              </w:rPr>
+              <w:t xml:space="preserve">F × relevance</w:t>
+            </w:r>
+          </w:p>
+        </w:tc>
+      </w:tr>
     </w:tbl>
     <w:p>
       <w:pPr>

--- a/docs/research/paper.docx
+++ b/docs/research/paper.docx
@@ -228,6 +228,11 @@
     <w:p>
       <w:r>
         <w:t xml:space="preserve">The homeostatic threshold controller draws on classical control theory, specifically proportional-integral approaches to setpoint maintenance (Åström &amp; Murray, 2008). The use of exponentially-weighted moving averages for rate estimation follows standard practice in adaptive systems, while our effective sample size calculation for reliability estimation extends techniques from sequential Monte Carlo methods (Liu &amp; Chen, 1998).</w:t>
+      </w:r>
+    </w:p>
+    <w:p>
+      <w:r>
+        <w:br w:type="page"/>
       </w:r>
     </w:p>
     <w:p>
@@ -6684,11 +6689,6 @@
       </w:r>
     </w:p>
     <w:p>
-      <w:r>
-        <w:br w:type="page"/>
-      </w:r>
-    </w:p>
-    <w:p>
       <w:pPr>
         <w:pStyle w:val="Heading1"/>
       </w:pPr>

--- a/docs/research/paper.docx
+++ b/docs/research/paper.docx
@@ -6487,6 +6487,50 @@
       </w:r>
     </w:p>
     <w:p>
+      <w:pPr>
+        <w:pStyle w:val="Heading3"/>
+      </w:pPr>
+      <w:r>
+        <w:t xml:space="preserve">10.3.1 Write Exclusion Filter</w:t>
+      </w:r>
+    </w:p>
+    <w:p>
+      <w:r>
+        <w:t xml:space="preserve">Memories stored during the current signal processing cycle are excluded from interrupt consideration to prevent self-triggering:</w:t>
+      </w:r>
+    </w:p>
+    <w:p>
+      <w:pPr>
+        <w:pStyle w:val="Equation"/>
+      </w:pPr>
+      <w:r>
+        <w:rPr>
+          <w:rFonts w:ascii="Courier New" w:cs="Courier New" w:eastAsia="Courier New" w:hAnsi="Courier New"/>
+          <w:sz w:val="20"/>
+          <w:szCs w:val="20"/>
+        </w:rPr>
+        <w:t xml:space="preserve">write_exclusion_ts ← current_signal.start_timestamp</w:t>
+      </w:r>
+    </w:p>
+    <w:p>
+      <w:pPr>
+        <w:pStyle w:val="Equation"/>
+      </w:pPr>
+      <w:r>
+        <w:rPr>
+          <w:rFonts w:ascii="Courier New" w:cs="Courier New" w:eastAsia="Courier New" w:hAnsi="Courier New"/>
+          <w:sz w:val="20"/>
+          <w:szCs w:val="20"/>
+        </w:rPr>
+        <w:t xml:space="preserve">candidates_eligible ← {c ∈ candidates | c.stored_at &lt; write_exclusion_ts}</w:t>
+      </w:r>
+    </w:p>
+    <w:p>
+      <w:r>
+        <w:t xml:space="preserve">This filter is applied before novelty and marginal utility evaluation. All subsequent gate logic operates on candidates_eligible rather than the raw candidate set, ensuring that recently written memories cannot immediately trigger retrieval interrupts regardless of their semantic properties.</w:t>
+      </w:r>
+    </w:p>
+    <w:p>
       <w:r>
         <w:t xml:space="preserve">Boundary-aware override permits lower-threshold interrupts at natural boundaries:</w:t>
       </w:r>

--- a/docs/research/paper.docx
+++ b/docs/research/paper.docx
@@ -320,6 +320,47 @@
     </w:p>
     <w:p>
       <w:r>
+        <w:t xml:space="preserve">Weight normalization and blending for combining multiple signals:</w:t>
+      </w:r>
+    </w:p>
+    <w:p>
+      <w:pPr>
+        <w:pStyle w:val="Equation"/>
+      </w:pPr>
+      <w:r>
+        <w:rPr>
+          <w:rFonts w:ascii="Courier New" w:cs="Courier New" w:eastAsia="Courier New" w:hAnsi="Courier New"/>
+          <w:sz w:val="20"/>
+          <w:szCs w:val="20"/>
+        </w:rPr>
+        <w:t xml:space="preserve">normalize(w) = w / max(sum(w), ε) # w is a weight vector</w:t>
+      </w:r>
+    </w:p>
+    <w:p>
+      <w:r>
+        <w:t xml:space="preserve">Edge case: if sum(w) &lt; ε, return uniform weights (1/|w|) to avoid division by zero or invalid probability distributions.</w:t>
+      </w:r>
+    </w:p>
+    <w:p>
+      <w:pPr>
+        <w:pStyle w:val="Equation"/>
+      </w:pPr>
+      <w:r>
+        <w:rPr>
+          <w:rFonts w:ascii="Courier New" w:cs="Courier New" w:eastAsia="Courier New" w:hAnsi="Courier New"/>
+          <w:sz w:val="20"/>
+          <w:szCs w:val="20"/>
+        </w:rPr>
+        <w:t xml:space="preserve">blend(values, weights) = Σᵢ values[i] × weights[i]</w:t>
+      </w:r>
+    </w:p>
+    <w:p>
+      <w:r>
+        <w:t xml:space="preserve">Note: normalize() operates on weight vectors, not scalars. When used with scalar expressions like lerp(), collect the scalars into a vector first: normalize([lerp(...), lerp(...), ...]). The blend() function assumes pre-normalized weights summing to 1.</w:t>
+      </w:r>
+    </w:p>
+    <w:p>
+      <w:r>
         <w:t xml:space="preserve">For vectors, we define cosine similarity as cos(u, v) = u·v / (‖u‖ × ‖v‖), and safe L2 normalization as l2_normalize(v) = v / max(‖v‖, ε). Shannon entropy is computed in nats: H(p) = −Σᵢ pᵢ ln(pᵢ).</w:t>
       </w:r>
     </w:p>
@@ -348,15 +389,15 @@
     </w:p>
     <w:p>
       <w:pPr>
-        <w:pStyle w:val="Heading2"/>
-      </w:pPr>
-      <w:r>
-        <w:t xml:space="preserve">3.2 The Three-Knob Philosophy</w:t>
-      </w:r>
-    </w:p>
-    <w:p>
-      <w:r>
-        <w:t xml:space="preserve">Cortext is governed by three continuous control parameters, each representing a distinct dimension of cognitive regulation:</w:t>
+        <w:pStyle w:val="Heading3"/>
+      </w:pPr>
+      <w:r>
+        <w:t xml:space="preserve">3.1.1 Units Convention</w:t>
+      </w:r>
+    </w:p>
+    <w:p>
+      <w:r>
+        <w:t xml:space="preserve">To ensure consistency and avoid unit mismatch errors, the following conventions apply throughout:</w:t>
       </w:r>
     </w:p>
     <w:p>
@@ -365,10 +406,10 @@
           <w:b/>
           <w:bCs/>
         </w:rPr>
-        <w:t xml:space="preserve">Focus (F ∈ [0, 1]): </w:t>
-      </w:r>
-      <w:r>
-        <w:t xml:space="preserve">Perceptual selectivity and precision. Higher Focus narrows attention, increases relevance weighting, and reduces retrieval breadth. Focus modulates the trade-off between exploitation of known-relevant information and exploration of potentially useful context.</w:t>
+        <w:t xml:space="preserve">Input timestamps: </w:t>
+      </w:r>
+      <w:r>
+        <w:t xml:space="preserve">All input timestamps (t) are specified in milliseconds since epoch, consistent with standard system time APIs.</w:t>
       </w:r>
     </w:p>
     <w:p>
@@ -377,10 +418,23 @@
           <w:b/>
           <w:bCs/>
         </w:rPr>
-        <w:t xml:space="preserve">Sensitivity (S ∈ [0, 1]): </w:t>
-      </w:r>
-      <w:r>
-        <w:t xml:space="preserve">Plasticity and affective gain. Higher Sensitivity accelerates learning, increases emotional and novelty responsiveness, and raises write-rate targets. Sensitivity governs how readily the system captures novel information and responds to salient stimuli.</w:t>
+        <w:t xml:space="preserve">Internal time representation: </w:t>
+      </w:r>
+      <w:r>
+        <w:t xml:space="preserve">All internal time calculations operate in seconds. The now() function returns the current time in seconds:</w:t>
+      </w:r>
+    </w:p>
+    <w:p>
+      <w:pPr>
+        <w:pStyle w:val="Equation"/>
+      </w:pPr>
+      <w:r>
+        <w:rPr>
+          <w:rFonts w:ascii="Courier New" w:cs="Courier New" w:eastAsia="Courier New" w:hAnsi="Courier New"/>
+          <w:sz w:val="20"/>
+          <w:szCs w:val="20"/>
+        </w:rPr>
+        <w:t xml:space="preserve">now() = system_time_ms / 1000  # returns seconds</w:t>
       </w:r>
     </w:p>
     <w:p>
@@ -389,6 +443,118 @@
           <w:b/>
           <w:bCs/>
         </w:rPr>
+        <w:t xml:space="preserve">Stored timestamps: </w:t>
+      </w:r>
+      <w:r>
+        <w:t xml:space="preserve">Internal timestamps (t_acc_start, last_signal_ts, last_timestamp, last_write_ts, last_retrieval_ts) are stored in seconds after conversion from input milliseconds.</w:t>
+      </w:r>
+    </w:p>
+    <w:p>
+      <w:r>
+        <w:rPr>
+          <w:b/>
+          <w:bCs/>
+        </w:rPr>
+        <w:t xml:space="preserve">Time deltas: </w:t>
+      </w:r>
+      <w:r>
+        <w:t xml:space="preserve">All Δt values, elapsed times (mem_elapsed, signal_gap, idle_for), and time comparisons operate in seconds:</w:t>
+      </w:r>
+    </w:p>
+    <w:p>
+      <w:pPr>
+        <w:pStyle w:val="Equation"/>
+      </w:pPr>
+      <w:r>
+        <w:rPr>
+          <w:rFonts w:ascii="Courier New" w:cs="Courier New" w:eastAsia="Courier New" w:hAnsi="Courier New"/>
+          <w:sz w:val="20"/>
+          <w:szCs w:val="20"/>
+        </w:rPr>
+        <w:t xml:space="preserve">Δt ← now() − last_timestamp  # seconds</w:t>
+      </w:r>
+    </w:p>
+    <w:p>
+      <w:pPr>
+        <w:pStyle w:val="Equation"/>
+      </w:pPr>
+      <w:r>
+        <w:rPr>
+          <w:rFonts w:ascii="Courier New" w:cs="Courier New" w:eastAsia="Courier New" w:hAnsi="Courier New"/>
+          <w:sz w:val="20"/>
+          <w:szCs w:val="20"/>
+        </w:rPr>
+        <w:t xml:space="preserve">mem_elapsed ← now() − t_acc_start  # seconds</w:t>
+      </w:r>
+    </w:p>
+    <w:p>
+      <w:pPr>
+        <w:pStyle w:val="Equation"/>
+      </w:pPr>
+      <w:r>
+        <w:rPr>
+          <w:rFonts w:ascii="Courier New" w:cs="Courier New" w:eastAsia="Courier New" w:hAnsi="Courier New"/>
+          <w:sz w:val="20"/>
+          <w:szCs w:val="20"/>
+        </w:rPr>
+        <w:t xml:space="preserve">signal_gap ← now() − last_signal_ts  # seconds</w:t>
+      </w:r>
+    </w:p>
+    <w:p>
+      <w:r>
+        <w:rPr>
+          <w:b/>
+          <w:bCs/>
+        </w:rPr>
+        <w:t xml:space="preserve">Time constants: </w:t>
+      </w:r>
+      <w:r>
+        <w:t xml:space="preserve">All time-related constants are specified with explicit units (e.g., τ_min = 120 seconds, kRecencyTau = 60 seconds). Threshold limits like max_mem_time(T) and gap_threshold(T) return values in seconds.</w:t>
+      </w:r>
+    </w:p>
+    <w:p>
+      <w:pPr>
+        <w:pStyle w:val="Heading2"/>
+      </w:pPr>
+      <w:r>
+        <w:t xml:space="preserve">3.2 The Three-Knob Philosophy</w:t>
+      </w:r>
+    </w:p>
+    <w:p>
+      <w:r>
+        <w:t xml:space="preserve">Cortext is governed by three continuous control parameters, each representing a distinct dimension of cognitive regulation:</w:t>
+      </w:r>
+    </w:p>
+    <w:p>
+      <w:r>
+        <w:rPr>
+          <w:b/>
+          <w:bCs/>
+        </w:rPr>
+        <w:t xml:space="preserve">Focus (F ∈ [0, 1]): </w:t>
+      </w:r>
+      <w:r>
+        <w:t xml:space="preserve">Perceptual selectivity and precision. Higher Focus narrows attention, increases relevance weighting, and reduces retrieval breadth. Focus modulates the trade-off between exploitation of known-relevant information and exploration of potentially useful context.</w:t>
+      </w:r>
+    </w:p>
+    <w:p>
+      <w:r>
+        <w:rPr>
+          <w:b/>
+          <w:bCs/>
+        </w:rPr>
+        <w:t xml:space="preserve">Sensitivity (S ∈ [0, 1]): </w:t>
+      </w:r>
+      <w:r>
+        <w:t xml:space="preserve">Plasticity and affective gain. Higher Sensitivity accelerates learning, increases emotional and novelty responsiveness, and raises write-rate targets. Sensitivity governs how readily the system captures novel information and responds to salient stimuli.</w:t>
+      </w:r>
+    </w:p>
+    <w:p>
+      <w:r>
+        <w:rPr>
+          <w:b/>
+          <w:bCs/>
+        </w:rPr>
         <w:t xml:space="preserve">Stability (T ∈ [0, 1]): </w:t>
       </w:r>
       <w:r>
@@ -729,7 +895,7 @@
           <w:sz w:val="20"/>
           <w:szCs w:val="20"/>
         </w:rPr>
-        <w:t xml:space="preserve">coherence_complement = 1 − coherence_t</w:t>
+        <w:t xml:space="preserve">coherence_complement = 1 − coherence_struct_t  # uses structural coherence</w:t>
       </w:r>
     </w:p>
     <w:p>
@@ -1491,7 +1657,7 @@
     </w:p>
     <w:p>
       <w:r>
-        <w:t xml:space="preserve">Distinct from instantaneous emotion, the mood state M_t maintains a persistent background affective tone:</w:t>
+        <w:t xml:space="preserve">Distinct from instantaneous emotion, the mood state M_t ∈ ℝ⁶ maintains a persistent background affective tone as a 6-dimensional vector (one component per emotion category from Section 4.2.2):</w:t>
       </w:r>
     </w:p>
     <w:p>
@@ -1530,6 +1696,19 @@
           <w:sz w:val="20"/>
           <w:szCs w:val="20"/>
         </w:rPr>
+        <w:t xml:space="preserve">e_t ← p_c for each c ∈ C  # 6D emotion probability vector</w:t>
+      </w:r>
+    </w:p>
+    <w:p>
+      <w:pPr>
+        <w:pStyle w:val="Equation"/>
+      </w:pPr>
+      <w:r>
+        <w:rPr>
+          <w:rFonts w:ascii="Courier New" w:cs="Courier New" w:eastAsia="Courier New" w:hAnsi="Courier New"/>
+          <w:sz w:val="20"/>
+          <w:szCs w:val="20"/>
+        </w:rPr>
         <w:t xml:space="preserve">M_t = λ_mood(T) × M_{t−1} + α_mood(S) × e_t</w:t>
       </w:r>
     </w:p>
@@ -1543,12 +1722,12 @@
           <w:sz w:val="20"/>
           <w:szCs w:val="20"/>
         </w:rPr>
-        <w:t xml:space="preserve">M_t ← clamp(M_t, −1.0, 1.0)</w:t>
-      </w:r>
-    </w:p>
-    <w:p>
-      <w:r>
-        <w:t xml:space="preserve">Note that this update does not enforce coefficient normalization; the explicit clamp handles potential accumulation. The mood state provides a separate threshold bias:</w:t>
+        <w:t xml:space="preserve">M_t ← clamp_elementwise(M_t, −1.0, 1.0)  # per-component</w:t>
+      </w:r>
+    </w:p>
+    <w:p>
+      <w:r>
+        <w:t xml:space="preserve">Note that this update does not enforce coefficient normalization; the explicit elementwise clamp handles potential accumulation. The mood state provides a separate threshold bias via its normalized magnitude:</w:t>
       </w:r>
     </w:p>
     <w:p>
@@ -1574,7 +1753,7 @@
           <w:sz w:val="20"/>
           <w:szCs w:val="20"/>
         </w:rPr>
-        <w:t xml:space="preserve">m_norm ← ‖M_t‖ / √6</w:t>
+        <w:t xml:space="preserve">m_norm ← ‖M_t‖ / √6  # max norm when all components at 1</w:t>
       </w:r>
     </w:p>
     <w:p>
@@ -1704,6 +1883,50 @@
     </w:p>
     <w:p>
       <w:r>
+        <w:t xml:space="preserve">The stability update uses uncertainty-modulated learning rate and a stability-derived retention window:</w:t>
+      </w:r>
+    </w:p>
+    <w:p>
+      <w:pPr>
+        <w:pStyle w:val="Equation"/>
+      </w:pPr>
+      <w:r>
+        <w:rPr>
+          <w:rFonts w:ascii="Courier New" w:cs="Courier New" w:eastAsia="Courier New" w:hAnsi="Courier New"/>
+          <w:sz w:val="20"/>
+          <w:szCs w:val="20"/>
+        </w:rPr>
+        <w:t xml:space="preserve">α_min_T = 0.02; α_span_T = 0.18</w:t>
+      </w:r>
+    </w:p>
+    <w:p>
+      <w:pPr>
+        <w:pStyle w:val="Equation"/>
+      </w:pPr>
+      <w:r>
+        <w:rPr>
+          <w:rFonts w:ascii="Courier New" w:cs="Courier New" w:eastAsia="Courier New" w:hAnsi="Courier New"/>
+          <w:sz w:val="20"/>
+          <w:szCs w:val="20"/>
+        </w:rPr>
+        <w:t xml:space="preserve">α_T(t) = α_min_T + (1 − T) × α_span_T × u(t)</w:t>
+      </w:r>
+    </w:p>
+    <w:p>
+      <w:pPr>
+        <w:pStyle w:val="Equation"/>
+      </w:pPr>
+      <w:r>
+        <w:rPr>
+          <w:rFonts w:ascii="Courier New" w:cs="Courier New" w:eastAsia="Courier New" w:hAnsi="Courier New"/>
+          <w:sz w:val="20"/>
+          <w:szCs w:val="20"/>
+        </w:rPr>
+        <w:t xml:space="preserve">w_ret(T) = round(lerp(10, 50, T))  # retention history window size</w:t>
+      </w:r>
+    </w:p>
+    <w:p>
+      <w:r>
         <w:t xml:space="preserve">At each signal event, compute retention statistics and adjust half-life:</w:t>
       </w:r>
     </w:p>
@@ -1818,7 +2041,7 @@
     </w:p>
     <w:p>
       <w:r>
-        <w:t xml:space="preserve">The target half-life incorporates feedback adjustment from the stability feedback mechanism (Section 7.3):</w:t>
+        <w:t xml:space="preserve">The target half-life incorporates feedback adjustment from the stability feedback mechanism (Section 9.3):</w:t>
       </w:r>
     </w:p>
     <w:p>
@@ -1925,12 +2148,12 @@
         <w:pStyle w:val="Heading3"/>
       </w:pPr>
       <w:r>
-        <w:t xml:space="preserve">5.1.1 Coherence</w:t>
-      </w:r>
-    </w:p>
-    <w:p>
-      <w:r>
-        <w:t xml:space="preserve">Coherence measures integration of the current signal with context:</w:t>
+        <w:t xml:space="preserve">5.1.1 Structural Coherence</w:t>
+      </w:r>
+    </w:p>
+    <w:p>
+      <w:r>
+        <w:t xml:space="preserve">Structural coherence (coherence_struct) measures integration of the current signal with the broader context window. This metric is distinct from memory coherence (coherence_mem, defined in Section 6.4.2) which tracks within-memory similarity:</w:t>
       </w:r>
     </w:p>
     <w:p>
@@ -1956,12 +2179,12 @@
           <w:sz w:val="20"/>
           <w:szCs w:val="20"/>
         </w:rPr>
-        <w:t xml:space="preserve">coherence_t ← 1 − clamp(raw, 0, 1)</w:t>
-      </w:r>
-    </w:p>
-    <w:p>
-      <w:r>
-        <w:t xml:space="preserve">High coherence (low variance in similarities) indicates the signal fits consistently with context. The effective Focus is modulated: F_eff = F × (0.5 + 0.5 × coherence_t).</w:t>
+        <w:t xml:space="preserve">coherence_struct_t ← 1 − clamp(raw, 0, 1)  # range [0, 1]</w:t>
+      </w:r>
+    </w:p>
+    <w:p>
+      <w:r>
+        <w:t xml:space="preserve">High structural coherence (low variance in similarities) indicates the signal fits consistently with context. The effective Focus is modulated: F_eff = F × (0.5 + 0.5 × coherence_struct_t).</w:t>
       </w:r>
     </w:p>
     <w:p>
@@ -3426,7 +3649,20 @@
     </w:p>
     <w:p>
       <w:r>
-        <w:t xml:space="preserve">Instantaneous rate estimation with bias correction:</w:t>
+        <w:t xml:space="preserve">Instantaneous rate estimation with bias correction. Δwrites is the binary indicator (0 or 1) of whether a write occurred during the current timestep:</w:t>
+      </w:r>
+    </w:p>
+    <w:p>
+      <w:pPr>
+        <w:pStyle w:val="Equation"/>
+      </w:pPr>
+      <w:r>
+        <w:rPr>
+          <w:rFonts w:ascii="Courier New" w:cs="Courier New" w:eastAsia="Courier New" w:hAnsi="Courier New"/>
+          <w:sz w:val="20"/>
+          <w:szCs w:val="20"/>
+        </w:rPr>
+        <w:t xml:space="preserve">Δwrites ← 1 if write_memory else 0  # binary write event</w:t>
       </w:r>
     </w:p>
     <w:p>
@@ -3649,6 +3885,159 @@
     </w:p>
     <w:p>
       <w:pPr>
+        <w:pStyle w:val="Heading3"/>
+      </w:pPr>
+      <w:r>
+        <w:t xml:space="preserve">6.2.4 Sensitivity-Based Threshold Adjustment</w:t>
+      </w:r>
+    </w:p>
+    <w:p>
+      <w:r>
+        <w:t xml:space="preserve">Sensitivity modulates threshold based on recent score volatility:</w:t>
+      </w:r>
+    </w:p>
+    <w:p>
+      <w:pPr>
+        <w:pStyle w:val="Equation"/>
+      </w:pPr>
+      <w:r>
+        <w:rPr>
+          <w:rFonts w:ascii="Courier New" w:cs="Courier New" w:eastAsia="Courier New" w:hAnsi="Courier New"/>
+          <w:sz w:val="20"/>
+          <w:szCs w:val="20"/>
+        </w:rPr>
+        <w:t xml:space="preserve">σ_scores ← std(scores[t−w:t])</w:t>
+      </w:r>
+    </w:p>
+    <w:p>
+      <w:pPr>
+        <w:pStyle w:val="Equation"/>
+      </w:pPr>
+      <w:r>
+        <w:rPr>
+          <w:rFonts w:ascii="Courier New" w:cs="Courier New" w:eastAsia="Courier New" w:hAnsi="Courier New"/>
+          <w:sz w:val="20"/>
+          <w:szCs w:val="20"/>
+        </w:rPr>
+        <w:t xml:space="preserve">κ_sens = 0.08  # sensitivity gain</w:t>
+      </w:r>
+    </w:p>
+    <w:p>
+      <w:pPr>
+        <w:pStyle w:val="Equation"/>
+      </w:pPr>
+      <w:r>
+        <w:rPr>
+          <w:rFonts w:ascii="Courier New" w:cs="Courier New" w:eastAsia="Courier New" w:hAnsi="Courier New"/>
+          <w:sz w:val="20"/>
+          <w:szCs w:val="20"/>
+        </w:rPr>
+        <w:t xml:space="preserve">cap_sens ← 0.20 × hysteresis_t</w:t>
+      </w:r>
+    </w:p>
+    <w:p>
+      <w:pPr>
+        <w:pStyle w:val="Equation"/>
+      </w:pPr>
+      <w:r>
+        <w:rPr>
+          <w:rFonts w:ascii="Courier New" w:cs="Courier New" w:eastAsia="Courier New" w:hAnsi="Courier New"/>
+          <w:sz w:val="20"/>
+          <w:szCs w:val="20"/>
+        </w:rPr>
+        <w:t xml:space="preserve">Δθ_sens ← clamp(−κ_sens × S × (σ_scores − 0.1),</w:t>
+      </w:r>
+    </w:p>
+    <w:p>
+      <w:pPr>
+        <w:pStyle w:val="Equation"/>
+      </w:pPr>
+      <w:r>
+        <w:rPr>
+          <w:rFonts w:ascii="Courier New" w:cs="Courier New" w:eastAsia="Courier New" w:hAnsi="Courier New"/>
+          <w:sz w:val="20"/>
+          <w:szCs w:val="20"/>
+        </w:rPr>
+        <w:t xml:space="preserve">                −cap_sens, +cap_sens)</w:t>
+      </w:r>
+    </w:p>
+    <w:p>
+      <w:r>
+        <w:t xml:space="preserve">High score variance with high Sensitivity lowers threshold, capturing more volatile signals.</w:t>
+      </w:r>
+    </w:p>
+    <w:p>
+      <w:pPr>
+        <w:pStyle w:val="Heading3"/>
+      </w:pPr>
+      <w:r>
+        <w:t xml:space="preserve">6.2.5 Precision-Based Threshold Adjustment</w:t>
+      </w:r>
+    </w:p>
+    <w:p>
+      <w:r>
+        <w:t xml:space="preserve">Focus-driven precision tightens threshold when structural coherence is high:</w:t>
+      </w:r>
+    </w:p>
+    <w:p>
+      <w:pPr>
+        <w:pStyle w:val="Equation"/>
+      </w:pPr>
+      <w:r>
+        <w:rPr>
+          <w:rFonts w:ascii="Courier New" w:cs="Courier New" w:eastAsia="Courier New" w:hAnsi="Courier New"/>
+          <w:sz w:val="20"/>
+          <w:szCs w:val="20"/>
+        </w:rPr>
+        <w:t xml:space="preserve">κ_prec = 0.06  # precision gain</w:t>
+      </w:r>
+    </w:p>
+    <w:p>
+      <w:pPr>
+        <w:pStyle w:val="Equation"/>
+      </w:pPr>
+      <w:r>
+        <w:rPr>
+          <w:rFonts w:ascii="Courier New" w:cs="Courier New" w:eastAsia="Courier New" w:hAnsi="Courier New"/>
+          <w:sz w:val="20"/>
+          <w:szCs w:val="20"/>
+        </w:rPr>
+        <w:t xml:space="preserve">cap_prec ← 0.15 × hysteresis_t</w:t>
+      </w:r>
+    </w:p>
+    <w:p>
+      <w:pPr>
+        <w:pStyle w:val="Equation"/>
+      </w:pPr>
+      <w:r>
+        <w:rPr>
+          <w:rFonts w:ascii="Courier New" w:cs="Courier New" w:eastAsia="Courier New" w:hAnsi="Courier New"/>
+          <w:sz w:val="20"/>
+          <w:szCs w:val="20"/>
+        </w:rPr>
+        <w:t xml:space="preserve">Δθ_prec ← clamp(κ_prec × F × (coherence_struct_t − 0.5),</w:t>
+      </w:r>
+    </w:p>
+    <w:p>
+      <w:pPr>
+        <w:pStyle w:val="Equation"/>
+      </w:pPr>
+      <w:r>
+        <w:rPr>
+          <w:rFonts w:ascii="Courier New" w:cs="Courier New" w:eastAsia="Courier New" w:hAnsi="Courier New"/>
+          <w:sz w:val="20"/>
+          <w:szCs w:val="20"/>
+        </w:rPr>
+        <w:t xml:space="preserve">                −cap_prec, +cap_prec)</w:t>
+      </w:r>
+    </w:p>
+    <w:p>
+      <w:r>
+        <w:t xml:space="preserve">High structural coherence with high Focus raises threshold, enforcing stricter relevance filtering.</w:t>
+      </w:r>
+    </w:p>
+    <w:p>
+      <w:pPr>
         <w:pStyle w:val="Heading2"/>
       </w:pPr>
       <w:r>
@@ -3657,7 +4046,7 @@
     </w:p>
     <w:p>
       <w:r>
-        <w:t xml:space="preserve">All threshold deltas combine and pass through safety limiting:</w:t>
+        <w:t xml:space="preserve">All threshold deltas combine and pass through safety limiting. The emotion and mood deltas from Section 4.2.3-4.2.4 are denoted Δθ_emo = ΔThreshold_emotion_t and Δθ_mood = ΔThreshold_mood_t:</w:t>
       </w:r>
     </w:p>
     <w:p>
@@ -3783,6 +4172,825 @@
       </w:r>
     </w:p>
     <w:p>
+      <w:pPr>
+        <w:pStyle w:val="Heading2"/>
+      </w:pPr>
+      <w:r>
+        <w:t xml:space="preserve">6.4 Write Pacing and Memory Accumulation</w:t>
+      </w:r>
+    </w:p>
+    <w:p>
+      <w:r>
+        <w:t xml:space="preserve">The write gate operates per-signal, but coherent "thoughts" often span multiple signals. This section introduces memory-level accumulation that groups signals into natural units before storage decisions, inspired by Event Segmentation Theory (Zacks &amp; Swallow, 2007).</w:t>
+      </w:r>
+    </w:p>
+    <w:p>
+      <w:r>
+        <w:t xml:space="preserve">This approach draws from EM-LLM (Fountas et al., 2024), which segments token sequences into episodic events using surprise-based boundary detection refined by graph-theoretic cohesion metrics. Their work shows that combining prediction error signals with within-segment coherence produces boundaries strongly correlated with human event perception. Our adaptation uses embedding drift as a proxy for surprise and cosine similarity for cohesion, enabling modality-agnostic operation across text tokens, audio chunks, video frames, or any signal stream.</w:t>
+      </w:r>
+    </w:p>
+    <w:p>
+      <w:pPr>
+        <w:pStyle w:val="Heading3"/>
+      </w:pPr>
+      <w:r>
+        <w:t xml:space="preserve">6.4.1 Memory Accumulator State</w:t>
+      </w:r>
+    </w:p>
+    <w:p>
+      <w:r>
+        <w:t xml:space="preserve">Each source stream maintains accumulator state:</w:t>
+      </w:r>
+    </w:p>
+    <w:p>
+      <w:pPr>
+        <w:pStyle w:val="Equation"/>
+      </w:pPr>
+      <w:r>
+        <w:rPr>
+          <w:rFonts w:ascii="Courier New" w:cs="Courier New" w:eastAsia="Courier New" w:hAnsi="Courier New"/>
+          <w:sz w:val="20"/>
+          <w:szCs w:val="20"/>
+        </w:rPr>
+        <w:t xml:space="preserve">μ_acc ← 256d running mean embedding</w:t>
+      </w:r>
+    </w:p>
+    <w:p>
+      <w:pPr>
+        <w:pStyle w:val="Equation"/>
+      </w:pPr>
+      <w:r>
+        <w:rPr>
+          <w:rFonts w:ascii="Courier New" w:cs="Courier New" w:eastAsia="Courier New" w:hAnsi="Courier New"/>
+          <w:sz w:val="20"/>
+          <w:szCs w:val="20"/>
+        </w:rPr>
+        <w:t xml:space="preserve">D_acc ← accumulated drift within memory</w:t>
+      </w:r>
+    </w:p>
+    <w:p>
+      <w:pPr>
+        <w:pStyle w:val="Equation"/>
+      </w:pPr>
+      <w:r>
+        <w:rPr>
+          <w:rFonts w:ascii="Courier New" w:cs="Courier New" w:eastAsia="Courier New" w:hAnsi="Courier New"/>
+          <w:sz w:val="20"/>
+          <w:szCs w:val="20"/>
+        </w:rPr>
+        <w:t xml:space="preserve">s_sum ← sum of signal scores in memory</w:t>
+      </w:r>
+    </w:p>
+    <w:p>
+      <w:pPr>
+        <w:pStyle w:val="Equation"/>
+      </w:pPr>
+      <w:r>
+        <w:rPr>
+          <w:rFonts w:ascii="Courier New" w:cs="Courier New" w:eastAsia="Courier New" w:hAnsi="Courier New"/>
+          <w:sz w:val="20"/>
+          <w:szCs w:val="20"/>
+        </w:rPr>
+        <w:t xml:space="preserve">s_max ← max signal score in memory</w:t>
+      </w:r>
+    </w:p>
+    <w:p>
+      <w:pPr>
+        <w:pStyle w:val="Equation"/>
+      </w:pPr>
+      <w:r>
+        <w:rPr>
+          <w:rFonts w:ascii="Courier New" w:cs="Courier New" w:eastAsia="Courier New" w:hAnsi="Courier New"/>
+          <w:sz w:val="20"/>
+          <w:szCs w:val="20"/>
+        </w:rPr>
+        <w:t xml:space="preserve">n ← count of signals in memory</w:t>
+      </w:r>
+    </w:p>
+    <w:p>
+      <w:pPr>
+        <w:pStyle w:val="Equation"/>
+      </w:pPr>
+      <w:r>
+        <w:rPr>
+          <w:rFonts w:ascii="Courier New" w:cs="Courier New" w:eastAsia="Courier New" w:hAnsi="Courier New"/>
+          <w:sz w:val="20"/>
+          <w:szCs w:val="20"/>
+        </w:rPr>
+        <w:t xml:space="preserve">e_peak ← embedding of highest-scoring signal</w:t>
+      </w:r>
+    </w:p>
+    <w:p>
+      <w:pPr>
+        <w:pStyle w:val="Equation"/>
+      </w:pPr>
+      <w:r>
+        <w:rPr>
+          <w:rFonts w:ascii="Courier New" w:cs="Courier New" w:eastAsia="Courier New" w:hAnsi="Courier New"/>
+          <w:sz w:val="20"/>
+          <w:szCs w:val="20"/>
+        </w:rPr>
+        <w:t xml:space="preserve">t_acc_start ← timestamp of accumulation start</w:t>
+      </w:r>
+    </w:p>
+    <w:p>
+      <w:pPr>
+        <w:pStyle w:val="Equation"/>
+      </w:pPr>
+      <w:r>
+        <w:rPr>
+          <w:rFonts w:ascii="Courier New" w:cs="Courier New" w:eastAsia="Courier New" w:hAnsi="Courier New"/>
+          <w:sz w:val="20"/>
+          <w:szCs w:val="20"/>
+        </w:rPr>
+        <w:t xml:space="preserve">last_signal_ts ← timestamp of previous signal (for gap detection)</w:t>
+      </w:r>
+    </w:p>
+    <w:p>
+      <w:r>
+        <w:t xml:space="preserve">On each signal, update running statistics (note: n is the count before this signal):</w:t>
+      </w:r>
+    </w:p>
+    <w:p>
+      <w:pPr>
+        <w:pStyle w:val="Equation"/>
+      </w:pPr>
+      <w:r>
+        <w:rPr>
+          <w:rFonts w:ascii="Courier New" w:cs="Courier New" w:eastAsia="Courier New" w:hAnsi="Courier New"/>
+          <w:sz w:val="20"/>
+          <w:szCs w:val="20"/>
+        </w:rPr>
+        <w:t xml:space="preserve">μ_acc ← (n × μ_acc + x_t) / (n + 1)</w:t>
+      </w:r>
+    </w:p>
+    <w:p>
+      <w:pPr>
+        <w:pStyle w:val="Equation"/>
+      </w:pPr>
+      <w:r>
+        <w:rPr>
+          <w:rFonts w:ascii="Courier New" w:cs="Courier New" w:eastAsia="Courier New" w:hAnsi="Courier New"/>
+          <w:sz w:val="20"/>
+          <w:szCs w:val="20"/>
+        </w:rPr>
+        <w:t xml:space="preserve">n ← n + 1</w:t>
+      </w:r>
+    </w:p>
+    <w:p>
+      <w:pPr>
+        <w:pStyle w:val="Equation"/>
+      </w:pPr>
+      <w:r>
+        <w:rPr>
+          <w:rFonts w:ascii="Courier New" w:cs="Courier New" w:eastAsia="Courier New" w:hAnsi="Courier New"/>
+          <w:sz w:val="20"/>
+          <w:szCs w:val="20"/>
+        </w:rPr>
+        <w:t xml:space="preserve">D_acc ← D_acc + drift_mag_t</w:t>
+      </w:r>
+    </w:p>
+    <w:p>
+      <w:pPr>
+        <w:pStyle w:val="Equation"/>
+      </w:pPr>
+      <w:r>
+        <w:rPr>
+          <w:rFonts w:ascii="Courier New" w:cs="Courier New" w:eastAsia="Courier New" w:hAnsi="Courier New"/>
+          <w:sz w:val="20"/>
+          <w:szCs w:val="20"/>
+        </w:rPr>
+        <w:t xml:space="preserve">s_sum ← s_sum + score_t</w:t>
+      </w:r>
+    </w:p>
+    <w:p>
+      <w:pPr>
+        <w:pStyle w:val="Equation"/>
+      </w:pPr>
+      <w:r>
+        <w:rPr>
+          <w:rFonts w:ascii="Courier New" w:cs="Courier New" w:eastAsia="Courier New" w:hAnsi="Courier New"/>
+          <w:sz w:val="20"/>
+          <w:szCs w:val="20"/>
+        </w:rPr>
+        <w:t xml:space="preserve">if score_t &gt; s_max:</w:t>
+      </w:r>
+    </w:p>
+    <w:p>
+      <w:pPr>
+        <w:pStyle w:val="Equation"/>
+      </w:pPr>
+      <w:r>
+        <w:rPr>
+          <w:rFonts w:ascii="Courier New" w:cs="Courier New" w:eastAsia="Courier New" w:hAnsi="Courier New"/>
+          <w:sz w:val="20"/>
+          <w:szCs w:val="20"/>
+        </w:rPr>
+        <w:t xml:space="preserve">    s_max ← score_t; e_peak ← x_t</w:t>
+      </w:r>
+    </w:p>
+    <w:p>
+      <w:pPr>
+        <w:pStyle w:val="Equation"/>
+      </w:pPr>
+      <w:r>
+        <w:rPr>
+          <w:rFonts w:ascii="Courier New" w:cs="Courier New" w:eastAsia="Courier New" w:hAnsi="Courier New"/>
+          <w:sz w:val="20"/>
+          <w:szCs w:val="20"/>
+        </w:rPr>
+        <w:t xml:space="preserve">last_signal_ts ← now()  # update timestamp for next gap calculation</w:t>
+      </w:r>
+    </w:p>
+    <w:p>
+      <w:pPr>
+        <w:pStyle w:val="Heading3"/>
+      </w:pPr>
+      <w:r>
+        <w:t xml:space="preserve">6.4.2 Hybrid Drift and Coherence Tracking</w:t>
+      </w:r>
+    </w:p>
+    <w:p>
+      <w:r>
+        <w:t xml:space="preserve">Boundary detection combines kinematic drift with semantic coherence:</w:t>
+      </w:r>
+    </w:p>
+    <w:p>
+      <w:pPr>
+        <w:pStyle w:val="Equation"/>
+      </w:pPr>
+      <w:r>
+        <w:rPr>
+          <w:rFonts w:ascii="Courier New" w:cs="Courier New" w:eastAsia="Courier New" w:hAnsi="Courier New"/>
+          <w:sz w:val="20"/>
+          <w:szCs w:val="20"/>
+        </w:rPr>
+        <w:t xml:space="preserve">ε_noise = 0.02  # noise floor for drift</w:t>
+      </w:r>
+    </w:p>
+    <w:p>
+      <w:pPr>
+        <w:pStyle w:val="Equation"/>
+      </w:pPr>
+      <w:r>
+        <w:rPr>
+          <w:rFonts w:ascii="Courier New" w:cs="Courier New" w:eastAsia="Courier New" w:hAnsi="Courier New"/>
+          <w:sz w:val="20"/>
+          <w:szCs w:val="20"/>
+        </w:rPr>
+        <w:t xml:space="preserve">d_step ← max(drift_mag_t − ε_noise, 0)</w:t>
+      </w:r>
+    </w:p>
+    <w:p>
+      <w:pPr>
+        <w:pStyle w:val="Equation"/>
+      </w:pPr>
+      <w:r>
+        <w:rPr>
+          <w:rFonts w:ascii="Courier New" w:cs="Courier New" w:eastAsia="Courier New" w:hAnsi="Courier New"/>
+          <w:sz w:val="20"/>
+          <w:szCs w:val="20"/>
+        </w:rPr>
+        <w:t xml:space="preserve">η_mem ← EWMA(η_mem, d_step, α = lerp(0.3, 0.1, T))</w:t>
+      </w:r>
+    </w:p>
+    <w:p>
+      <w:r>
+        <w:t xml:space="preserve">Memory coherence tracks similarity within the current memory accumulation window (range [−1, 1] from mean cosine):</w:t>
+      </w:r>
+    </w:p>
+    <w:p>
+      <w:pPr>
+        <w:pStyle w:val="Equation"/>
+      </w:pPr>
+      <w:r>
+        <w:rPr>
+          <w:rFonts w:ascii="Courier New" w:cs="Courier New" w:eastAsia="Courier New" w:hAnsi="Courier New"/>
+          <w:sz w:val="20"/>
+          <w:szCs w:val="20"/>
+        </w:rPr>
+        <w:t xml:space="preserve">coherence_mem_t ← mean([cos(x_t, x_i) for x_i in current_window])</w:t>
+      </w:r>
+    </w:p>
+    <w:p>
+      <w:r>
+        <w:t xml:space="preserve">Note: coherence_mem is distinct from coherence_struct (Section 5.1.1). The former tracks within-memory similarity using raw mean cosine, while the latter measures variance-based integration with broader context. This dual-signal approach mirrors EM-LLM's boundary detection mechanism. In their formulation, boundaries occur where surprise (token-level prediction error) exceeds a threshold and segment cohesion drops. Our drift spike approximates surprise via embedding-space velocity, while coherence_mem drop captures within-memory similarity degradation.</w:t>
+      </w:r>
+    </w:p>
+    <w:p>
+      <w:pPr>
+        <w:pStyle w:val="Heading3"/>
+      </w:pPr>
+      <w:r>
+        <w:t xml:space="preserve">6.4.3 Natural Boundary Detection</w:t>
+      </w:r>
+    </w:p>
+    <w:p>
+      <w:r>
+        <w:t xml:space="preserve">Boundary score combines drift spike and coherence drop:</w:t>
+      </w:r>
+    </w:p>
+    <w:p>
+      <w:pPr>
+        <w:pStyle w:val="Equation"/>
+      </w:pPr>
+      <w:r>
+        <w:rPr>
+          <w:rFonts w:ascii="Courier New" w:cs="Courier New" w:eastAsia="Courier New" w:hAnsi="Courier New"/>
+          <w:sz w:val="20"/>
+          <w:szCs w:val="20"/>
+        </w:rPr>
+        <w:t xml:space="preserve">w_drift = lerp(0.6, 0.4, T)  # weight on drift</w:t>
+      </w:r>
+    </w:p>
+    <w:p>
+      <w:pPr>
+        <w:pStyle w:val="Equation"/>
+      </w:pPr>
+      <w:r>
+        <w:rPr>
+          <w:rFonts w:ascii="Courier New" w:cs="Courier New" w:eastAsia="Courier New" w:hAnsi="Courier New"/>
+          <w:sz w:val="20"/>
+          <w:szCs w:val="20"/>
+        </w:rPr>
+        <w:t xml:space="preserve">w_coh = 1 − w_drift  # weight on coherence drop</w:t>
+      </w:r>
+    </w:p>
+    <w:p>
+      <w:pPr>
+        <w:pStyle w:val="Equation"/>
+      </w:pPr>
+      <w:r>
+        <w:rPr>
+          <w:rFonts w:ascii="Courier New" w:cs="Courier New" w:eastAsia="Courier New" w:hAnsi="Courier New"/>
+          <w:sz w:val="20"/>
+          <w:szCs w:val="20"/>
+        </w:rPr>
+        <w:t xml:space="preserve">drift_spike ← (d_step − η_mem) / max(η_mem, ε)</w:t>
+      </w:r>
+    </w:p>
+    <w:p>
+      <w:pPr>
+        <w:pStyle w:val="Equation"/>
+      </w:pPr>
+      <w:r>
+        <w:rPr>
+          <w:rFonts w:ascii="Courier New" w:cs="Courier New" w:eastAsia="Courier New" w:hAnsi="Courier New"/>
+          <w:sz w:val="20"/>
+          <w:szCs w:val="20"/>
+        </w:rPr>
+        <w:t xml:space="preserve">coh_drop ← max(0, coherence_mem_{t−1} − coherence_mem_t)</w:t>
+      </w:r>
+    </w:p>
+    <w:p>
+      <w:pPr>
+        <w:pStyle w:val="Equation"/>
+      </w:pPr>
+      <w:r>
+        <w:rPr>
+          <w:rFonts w:ascii="Courier New" w:cs="Courier New" w:eastAsia="Courier New" w:hAnsi="Courier New"/>
+          <w:sz w:val="20"/>
+          <w:szCs w:val="20"/>
+        </w:rPr>
+        <w:t xml:space="preserve">boundary_score ← w_drift × sigmoid(drift_spike) +</w:t>
+      </w:r>
+    </w:p>
+    <w:p>
+      <w:pPr>
+        <w:pStyle w:val="Equation"/>
+      </w:pPr>
+      <w:r>
+        <w:rPr>
+          <w:rFonts w:ascii="Courier New" w:cs="Courier New" w:eastAsia="Courier New" w:hAnsi="Courier New"/>
+          <w:sz w:val="20"/>
+          <w:szCs w:val="20"/>
+        </w:rPr>
+        <w:t xml:space="preserve">                  w_coh × coh_drop</w:t>
+      </w:r>
+    </w:p>
+    <w:p>
+      <w:r>
+        <w:t xml:space="preserve">Boundary threshold and limits:</w:t>
+      </w:r>
+    </w:p>
+    <w:p>
+      <w:pPr>
+        <w:pStyle w:val="Equation"/>
+      </w:pPr>
+      <w:r>
+        <w:rPr>
+          <w:rFonts w:ascii="Courier New" w:cs="Courier New" w:eastAsia="Courier New" w:hAnsi="Courier New"/>
+          <w:sz w:val="20"/>
+          <w:szCs w:val="20"/>
+        </w:rPr>
+        <w:t xml:space="preserve">b_thresh(F, S) = lerp(0.4, 0.7, F) × lerp(1.1, 0.9, S)</w:t>
+      </w:r>
+    </w:p>
+    <w:p>
+      <w:pPr>
+        <w:pStyle w:val="Equation"/>
+      </w:pPr>
+      <w:r>
+        <w:rPr>
+          <w:rFonts w:ascii="Courier New" w:cs="Courier New" w:eastAsia="Courier New" w:hAnsi="Courier New"/>
+          <w:sz w:val="20"/>
+          <w:szCs w:val="20"/>
+        </w:rPr>
+        <w:t xml:space="preserve">max_mem_time(T) = lerp(30, 120, T)  # seconds</w:t>
+      </w:r>
+    </w:p>
+    <w:p>
+      <w:pPr>
+        <w:pStyle w:val="Equation"/>
+      </w:pPr>
+      <w:r>
+        <w:rPr>
+          <w:rFonts w:ascii="Courier New" w:cs="Courier New" w:eastAsia="Courier New" w:hAnsi="Courier New"/>
+          <w:sz w:val="20"/>
+          <w:szCs w:val="20"/>
+        </w:rPr>
+        <w:t xml:space="preserve">max_mem_drift(S) = lerp(0.8, 2.0, S)  # cumulative drift cap</w:t>
+      </w:r>
+    </w:p>
+    <w:p>
+      <w:r>
+        <w:t xml:space="preserve">Trigger memory flush when:</w:t>
+      </w:r>
+    </w:p>
+    <w:p>
+      <w:pPr>
+        <w:pStyle w:val="Equation"/>
+      </w:pPr>
+      <w:r>
+        <w:rPr>
+          <w:rFonts w:ascii="Courier New" w:cs="Courier New" w:eastAsia="Courier New" w:hAnsi="Courier New"/>
+          <w:sz w:val="20"/>
+          <w:szCs w:val="20"/>
+        </w:rPr>
+        <w:t xml:space="preserve">mem_elapsed ← now() − t_acc_start</w:t>
+      </w:r>
+    </w:p>
+    <w:p>
+      <w:pPr>
+        <w:pStyle w:val="Equation"/>
+      </w:pPr>
+      <w:r>
+        <w:rPr>
+          <w:rFonts w:ascii="Courier New" w:cs="Courier New" w:eastAsia="Courier New" w:hAnsi="Courier New"/>
+          <w:sz w:val="20"/>
+          <w:szCs w:val="20"/>
+        </w:rPr>
+        <w:t xml:space="preserve">should_flush = (boundary_score &gt; b_thresh(F, S)) OR</w:t>
+      </w:r>
+    </w:p>
+    <w:p>
+      <w:pPr>
+        <w:pStyle w:val="Equation"/>
+      </w:pPr>
+      <w:r>
+        <w:rPr>
+          <w:rFonts w:ascii="Courier New" w:cs="Courier New" w:eastAsia="Courier New" w:hAnsi="Courier New"/>
+          <w:sz w:val="20"/>
+          <w:szCs w:val="20"/>
+        </w:rPr>
+        <w:t xml:space="preserve">               (mem_elapsed &gt; max_mem_time(T)) OR</w:t>
+      </w:r>
+    </w:p>
+    <w:p>
+      <w:pPr>
+        <w:pStyle w:val="Equation"/>
+      </w:pPr>
+      <w:r>
+        <w:rPr>
+          <w:rFonts w:ascii="Courier New" w:cs="Courier New" w:eastAsia="Courier New" w:hAnsi="Courier New"/>
+          <w:sz w:val="20"/>
+          <w:szCs w:val="20"/>
+        </w:rPr>
+        <w:t xml:space="preserve">               (D_acc &gt; max_mem_drift(S)) OR</w:t>
+      </w:r>
+    </w:p>
+    <w:p>
+      <w:pPr>
+        <w:pStyle w:val="Equation"/>
+      </w:pPr>
+      <w:r>
+        <w:rPr>
+          <w:rFonts w:ascii="Courier New" w:cs="Courier New" w:eastAsia="Courier New" w:hAnsi="Courier New"/>
+          <w:sz w:val="20"/>
+          <w:szCs w:val="20"/>
+        </w:rPr>
+        <w:t xml:space="preserve">               (signal_gap &gt; gap_threshold(T))</w:t>
+      </w:r>
+    </w:p>
+    <w:p>
+      <w:r>
+        <w:t xml:space="preserve">where signal_gap = now() − last_signal_ts detects natural pauses (speech pauses, generation delays):</w:t>
+      </w:r>
+    </w:p>
+    <w:p>
+      <w:pPr>
+        <w:pStyle w:val="Equation"/>
+      </w:pPr>
+      <w:r>
+        <w:rPr>
+          <w:rFonts w:ascii="Courier New" w:cs="Courier New" w:eastAsia="Courier New" w:hAnsi="Courier New"/>
+          <w:sz w:val="20"/>
+          <w:szCs w:val="20"/>
+        </w:rPr>
+        <w:t xml:space="preserve">gap_threshold(T) = lerp(5, 30, T)  # seconds</w:t>
+      </w:r>
+    </w:p>
+    <w:p>
+      <w:pPr>
+        <w:pStyle w:val="Heading3"/>
+      </w:pPr>
+      <w:r>
+        <w:t xml:space="preserve">6.4.4 Spike Bypass (Flashbulb Flush)</w:t>
+      </w:r>
+    </w:p>
+    <w:p>
+      <w:r>
+        <w:t xml:space="preserve">High-salience signals bypass accumulation and flush immediately, capturing preceding context as a coherent memory unit:</w:t>
+      </w:r>
+    </w:p>
+    <w:p>
+      <w:pPr>
+        <w:pStyle w:val="Equation"/>
+      </w:pPr>
+      <w:r>
+        <w:rPr>
+          <w:rFonts w:ascii="Courier New" w:cs="Courier New" w:eastAsia="Courier New" w:hAnsi="Courier New"/>
+          <w:sz w:val="20"/>
+          <w:szCs w:val="20"/>
+        </w:rPr>
+        <w:t xml:space="preserve">spike_margin(S) = lerp(0.3, 0.15, S)  # above θ_dynamic</w:t>
+      </w:r>
+    </w:p>
+    <w:p>
+      <w:pPr>
+        <w:pStyle w:val="Equation"/>
+      </w:pPr>
+      <w:r>
+        <w:rPr>
+          <w:rFonts w:ascii="Courier New" w:cs="Courier New" w:eastAsia="Courier New" w:hAnsi="Courier New"/>
+          <w:sz w:val="20"/>
+          <w:szCs w:val="20"/>
+        </w:rPr>
+        <w:t xml:space="preserve">spike_bypass = score_t &gt; (θ_dynamic + spike_margin(S))</w:t>
+      </w:r>
+    </w:p>
+    <w:p>
+      <w:r>
+        <w:t xml:space="preserve">When spike_bypass triggers:</w:t>
+      </w:r>
+    </w:p>
+    <w:p>
+      <w:pPr>
+        <w:pStyle w:val="Equation"/>
+      </w:pPr>
+      <w:r>
+        <w:rPr>
+          <w:rFonts w:ascii="Courier New" w:cs="Courier New" w:eastAsia="Courier New" w:hAnsi="Courier New"/>
+          <w:sz w:val="20"/>
+          <w:szCs w:val="20"/>
+        </w:rPr>
+        <w:t xml:space="preserve">if spike_bypass AND n &gt; 1:</w:t>
+      </w:r>
+    </w:p>
+    <w:p>
+      <w:pPr>
+        <w:pStyle w:val="Equation"/>
+      </w:pPr>
+      <w:r>
+        <w:rPr>
+          <w:rFonts w:ascii="Courier New" w:cs="Courier New" w:eastAsia="Courier New" w:hAnsi="Courier New"/>
+          <w:sz w:val="20"/>
+          <w:szCs w:val="20"/>
+        </w:rPr>
+        <w:t xml:space="preserve">    commit_memory()  # includes spike signal</w:t>
+      </w:r>
+    </w:p>
+    <w:p>
+      <w:pPr>
+        <w:pStyle w:val="Equation"/>
+      </w:pPr>
+      <w:r>
+        <w:rPr>
+          <w:rFonts w:ascii="Courier New" w:cs="Courier New" w:eastAsia="Courier New" w:hAnsi="Courier New"/>
+          <w:sz w:val="20"/>
+          <w:szCs w:val="20"/>
+        </w:rPr>
+        <w:t xml:space="preserve">    reset_accumulator()</w:t>
+      </w:r>
+    </w:p>
+    <w:p>
+      <w:r>
+        <w:t xml:space="preserve">This ensures flashbulb moments capture their surrounding context rather than creating isolated micro-memories.</w:t>
+      </w:r>
+    </w:p>
+    <w:p>
+      <w:pPr>
+        <w:pStyle w:val="Heading3"/>
+      </w:pPr>
+      <w:r>
+        <w:t xml:space="preserve">6.4.5 Window Score and Refractory</w:t>
+      </w:r>
+    </w:p>
+    <w:p>
+      <w:r>
+        <w:t xml:space="preserve">Memory-level score combines peak and average with coverage bonus:</w:t>
+      </w:r>
+    </w:p>
+    <w:p>
+      <w:pPr>
+        <w:pStyle w:val="Equation"/>
+      </w:pPr>
+      <w:r>
+        <w:rPr>
+          <w:rFonts w:ascii="Courier New" w:cs="Courier New" w:eastAsia="Courier New" w:hAnsi="Courier New"/>
+          <w:sz w:val="20"/>
+          <w:szCs w:val="20"/>
+        </w:rPr>
+        <w:t xml:space="preserve">s_avg ← s_sum / max(n, 1)</w:t>
+      </w:r>
+    </w:p>
+    <w:p>
+      <w:pPr>
+        <w:pStyle w:val="Equation"/>
+      </w:pPr>
+      <w:r>
+        <w:rPr>
+          <w:rFonts w:ascii="Courier New" w:cs="Courier New" w:eastAsia="Courier New" w:hAnsi="Courier New"/>
+          <w:sz w:val="20"/>
+          <w:szCs w:val="20"/>
+        </w:rPr>
+        <w:t xml:space="preserve">α(F) = lerp(0.3, 0.7, F)  # peak vs avg weight</w:t>
+      </w:r>
+    </w:p>
+    <w:p>
+      <w:pPr>
+        <w:pStyle w:val="Equation"/>
+      </w:pPr>
+      <w:r>
+        <w:rPr>
+          <w:rFonts w:ascii="Courier New" w:cs="Courier New" w:eastAsia="Courier New" w:hAnsi="Courier New"/>
+          <w:sz w:val="20"/>
+          <w:szCs w:val="20"/>
+        </w:rPr>
+        <w:t xml:space="preserve">coverage ← min(n / n_ctx(T), 1.0)  # memory completeness</w:t>
+      </w:r>
+    </w:p>
+    <w:p>
+      <w:pPr>
+        <w:pStyle w:val="Equation"/>
+      </w:pPr>
+      <w:r>
+        <w:rPr>
+          <w:rFonts w:ascii="Courier New" w:cs="Courier New" w:eastAsia="Courier New" w:hAnsi="Courier New"/>
+          <w:sz w:val="20"/>
+          <w:szCs w:val="20"/>
+        </w:rPr>
+        <w:t xml:space="preserve">β(S) = lerp(0.05, 0.15, S)  # coverage weight</w:t>
+      </w:r>
+    </w:p>
+    <w:p>
+      <w:pPr>
+        <w:pStyle w:val="Equation"/>
+      </w:pPr>
+      <w:r>
+        <w:rPr>
+          <w:rFonts w:ascii="Courier New" w:cs="Courier New" w:eastAsia="Courier New" w:hAnsi="Courier New"/>
+          <w:sz w:val="20"/>
+          <w:szCs w:val="20"/>
+        </w:rPr>
+        <w:t xml:space="preserve">S_window ← α(F) × s_max + (1 − α(F)) × s_avg + β(S) × coverage</w:t>
+      </w:r>
+    </w:p>
+    <w:p>
+      <w:r>
+        <w:t xml:space="preserve">Write refractory suppresses rapid successive writes:</w:t>
+      </w:r>
+    </w:p>
+    <w:p>
+      <w:pPr>
+        <w:pStyle w:val="Equation"/>
+      </w:pPr>
+      <w:r>
+        <w:rPr>
+          <w:rFonts w:ascii="Courier New" w:cs="Courier New" w:eastAsia="Courier New" w:hAnsi="Courier New"/>
+          <w:sz w:val="20"/>
+          <w:szCs w:val="20"/>
+        </w:rPr>
+        <w:t xml:space="preserve">τ_write_refrac(T) = lerp(5, 30, T)  # seconds</w:t>
+      </w:r>
+    </w:p>
+    <w:p>
+      <w:pPr>
+        <w:pStyle w:val="Equation"/>
+      </w:pPr>
+      <w:r>
+        <w:rPr>
+          <w:rFonts w:ascii="Courier New" w:cs="Courier New" w:eastAsia="Courier New" w:hAnsi="Courier New"/>
+          <w:sz w:val="20"/>
+          <w:szCs w:val="20"/>
+        </w:rPr>
+        <w:t xml:space="preserve">k_write_refrac = lerp(0.3, 0.1, T)</w:t>
+      </w:r>
+    </w:p>
+    <w:p>
+      <w:pPr>
+        <w:pStyle w:val="Equation"/>
+      </w:pPr>
+      <w:r>
+        <w:rPr>
+          <w:rFonts w:ascii="Courier New" w:cs="Courier New" w:eastAsia="Courier New" w:hAnsi="Courier New"/>
+          <w:sz w:val="20"/>
+          <w:szCs w:val="20"/>
+        </w:rPr>
+        <w:t xml:space="preserve">Δt_write ← now() − last_write_ts</w:t>
+      </w:r>
+    </w:p>
+    <w:p>
+      <w:pPr>
+        <w:pStyle w:val="Equation"/>
+      </w:pPr>
+      <w:r>
+        <w:rPr>
+          <w:rFonts w:ascii="Courier New" w:cs="Courier New" w:eastAsia="Courier New" w:hAnsi="Courier New"/>
+          <w:sz w:val="20"/>
+          <w:szCs w:val="20"/>
+        </w:rPr>
+        <w:t xml:space="preserve">M_write_refrac ← 1.0 + k_write_refrac × exp(−Δt_write / τ_write_refrac(T))</w:t>
+      </w:r>
+    </w:p>
+    <w:p>
+      <w:r>
+        <w:t xml:space="preserve">Final write decision:</w:t>
+      </w:r>
+    </w:p>
+    <w:p>
+      <w:pPr>
+        <w:pStyle w:val="Equation"/>
+      </w:pPr>
+      <w:r>
+        <w:rPr>
+          <w:rFonts w:ascii="Courier New" w:cs="Courier New" w:eastAsia="Courier New" w:hAnsi="Courier New"/>
+          <w:sz w:val="20"/>
+          <w:szCs w:val="20"/>
+        </w:rPr>
+        <w:t xml:space="preserve">θ_memory ← θ_dynamic × M_write_refrac</w:t>
+      </w:r>
+    </w:p>
+    <w:p>
+      <w:pPr>
+        <w:pStyle w:val="Equation"/>
+      </w:pPr>
+      <w:r>
+        <w:rPr>
+          <w:rFonts w:ascii="Courier New" w:cs="Courier New" w:eastAsia="Courier New" w:hAnsi="Courier New"/>
+          <w:sz w:val="20"/>
+          <w:szCs w:val="20"/>
+        </w:rPr>
+        <w:t xml:space="preserve">write_memory = (should_flush OR spike_bypass) AND (S_window &gt; θ_memory)</w:t>
+      </w:r>
+    </w:p>
+    <w:p>
+      <w:r>
+        <w:t xml:space="preserve">Representative embedding blends accumulator mean with peak:</w:t>
+      </w:r>
+    </w:p>
+    <w:p>
+      <w:pPr>
+        <w:pStyle w:val="Equation"/>
+      </w:pPr>
+      <w:r>
+        <w:rPr>
+          <w:rFonts w:ascii="Courier New" w:cs="Courier New" w:eastAsia="Courier New" w:hAnsi="Courier New"/>
+          <w:sz w:val="20"/>
+          <w:szCs w:val="20"/>
+        </w:rPr>
+        <w:t xml:space="preserve">ρ(F) = lerp(0.3, 0.7, F)  # mean vs peak blend</w:t>
+      </w:r>
+    </w:p>
+    <w:p>
+      <w:pPr>
+        <w:pStyle w:val="Equation"/>
+      </w:pPr>
+      <w:r>
+        <w:rPr>
+          <w:rFonts w:ascii="Courier New" w:cs="Courier New" w:eastAsia="Courier New" w:hAnsi="Courier New"/>
+          <w:sz w:val="20"/>
+          <w:szCs w:val="20"/>
+        </w:rPr>
+        <w:t xml:space="preserve">e_rep ← l2_normalize(ρ(F) × μ_acc + (1 − ρ(F)) × e_peak)</w:t>
+      </w:r>
+    </w:p>
+    <w:p>
+      <w:r>
+        <w:t xml:space="preserve">On write: store e_rep with metadata {n, s_max, s_avg, D_acc, mem_elapsed}. Reset accumulator for next unit.</w:t>
+      </w:r>
+    </w:p>
+    <w:p>
       <w:r>
         <w:br w:type="page"/>
       </w:r>
@@ -3805,7 +5013,46 @@
     </w:p>
     <w:p>
       <w:r>
-        <w:t xml:space="preserve">Each memory m maintains a strength value updated through use-frequency tracking and exponential decay:</w:t>
+        <w:t xml:space="preserve">Each memory m maintains a strength value updated through use-frequency tracking and exponential decay. The update uses a sensitivity-modulated learning rate and a binary usage indicator:</w:t>
+      </w:r>
+    </w:p>
+    <w:p>
+      <w:pPr>
+        <w:pStyle w:val="Equation"/>
+      </w:pPr>
+      <w:r>
+        <w:rPr>
+          <w:rFonts w:ascii="Courier New" w:cs="Courier New" w:eastAsia="Courier New" w:hAnsi="Courier New"/>
+          <w:sz w:val="20"/>
+          <w:szCs w:val="20"/>
+        </w:rPr>
+        <w:t xml:space="preserve">α_min_S = 0.05; α_span_S = 0.35</w:t>
+      </w:r>
+    </w:p>
+    <w:p>
+      <w:pPr>
+        <w:pStyle w:val="Equation"/>
+      </w:pPr>
+      <w:r>
+        <w:rPr>
+          <w:rFonts w:ascii="Courier New" w:cs="Courier New" w:eastAsia="Courier New" w:hAnsi="Courier New"/>
+          <w:sz w:val="20"/>
+          <w:szCs w:val="20"/>
+        </w:rPr>
+        <w:t xml:space="preserve">α_S(t) = α_min_S + S × α_span_S × u(t)</w:t>
+      </w:r>
+    </w:p>
+    <w:p>
+      <w:pPr>
+        <w:pStyle w:val="Equation"/>
+      </w:pPr>
+      <w:r>
+        <w:rPr>
+          <w:rFonts w:ascii="Courier New" w:cs="Courier New" w:eastAsia="Courier New" w:hAnsi="Courier New"/>
+          <w:sz w:val="20"/>
+          <w:szCs w:val="20"/>
+        </w:rPr>
+        <w:t xml:space="preserve">used_flag(m) = 1 if m was retrieved and used in current step, else 0</w:t>
       </w:r>
     </w:p>
     <w:p>
@@ -4545,7 +5792,7 @@
     </w:p>
     <w:p>
       <w:r>
-        <w:t xml:space="preserve">Following Cowan's (2001) capacity constraints, working memory maintains a limited number of active items:</w:t>
+        <w:t xml:space="preserve">Following Cowan's (2001) capacity constraints, working memory maintains a limited number of active items. Working memory slots hold coherent memories as defined in Section 6.4, preserving the full content and signal sequence:</w:t>
       </w:r>
     </w:p>
     <w:p>
@@ -4567,6 +5814,94 @@
       </w:r>
     </w:p>
     <w:p>
+      <w:pPr>
+        <w:pStyle w:val="Heading3"/>
+      </w:pPr>
+      <w:r>
+        <w:t xml:space="preserve">8.1.1 Slot Content Structure</w:t>
+      </w:r>
+    </w:p>
+    <w:p>
+      <w:r>
+        <w:t xml:space="preserve">Each working memory slot holds a coherent memory with its full content and metadata:</w:t>
+      </w:r>
+    </w:p>
+    <w:p>
+      <w:pPr>
+        <w:pStyle w:val="Equation"/>
+      </w:pPr>
+      <w:r>
+        <w:rPr>
+          <w:rFonts w:ascii="Courier New" w:cs="Courier New" w:eastAsia="Courier New" w:hAnsi="Courier New"/>
+          <w:sz w:val="20"/>
+          <w:szCs w:val="20"/>
+        </w:rPr>
+        <w:t xml:space="preserve">slot.content ← concatenated signal texts</w:t>
+      </w:r>
+    </w:p>
+    <w:p>
+      <w:r>
+        <w:rPr>
+          <w:rFonts w:ascii="Courier New" w:cs="Courier New" w:eastAsia="Courier New" w:hAnsi="Courier New"/>
+          <w:sz w:val="20"/>
+          <w:szCs w:val="20"/>
+        </w:rPr>
+        <w:t xml:space="preserve">slot.embedding ← e_rep  # representative embedding (Section 6.4.5)</w:t>
+      </w:r>
+    </w:p>
+    <w:p>
+      <w:pPr>
+        <w:pStyle w:val="Equation"/>
+      </w:pPr>
+      <w:r>
+        <w:rPr>
+          <w:rFonts w:ascii="Courier New" w:cs="Courier New" w:eastAsia="Courier New" w:hAnsi="Courier New"/>
+          <w:sz w:val="20"/>
+          <w:szCs w:val="20"/>
+        </w:rPr>
+        <w:t xml:space="preserve">slot.signals ← [x_1, x_2, ..., x_n]  # ordered signal embeddings</w:t>
+      </w:r>
+    </w:p>
+    <w:p>
+      <w:pPr>
+        <w:pStyle w:val="Equation"/>
+      </w:pPr>
+      <w:r>
+        <w:rPr>
+          <w:rFonts w:ascii="Courier New" w:cs="Courier New" w:eastAsia="Courier New" w:hAnsi="Courier New"/>
+          <w:sz w:val="20"/>
+          <w:szCs w:val="20"/>
+        </w:rPr>
+        <w:t xml:space="preserve">slot.metadata ← {n, s_max, s_avg, D_acc, mem_elapsed,</w:t>
+      </w:r>
+    </w:p>
+    <w:p>
+      <w:pPr>
+        <w:pStyle w:val="Equation"/>
+      </w:pPr>
+      <w:r>
+        <w:rPr>
+          <w:rFonts w:ascii="Courier New" w:cs="Courier New" w:eastAsia="Courier New" w:hAnsi="Courier New"/>
+          <w:sz w:val="20"/>
+          <w:szCs w:val="20"/>
+        </w:rPr>
+        <w:t xml:space="preserve">                 s_emotion_max, s_arousal_avg}</w:t>
+      </w:r>
+    </w:p>
+    <w:p>
+      <w:r>
+        <w:t xml:space="preserve">The emotional metrics (s_emotion_max, s_arousal_avg) are accumulated during memory formation for use by Emotional Consolidation (Section 8.7).</w:t>
+      </w:r>
+    </w:p>
+    <w:p>
+      <w:pPr>
+        <w:pStyle w:val="Heading3"/>
+      </w:pPr>
+      <w:r>
+        <w:t xml:space="preserve">8.1.2 Maintenance Cost</w:t>
+      </w:r>
+    </w:p>
+    <w:p>
       <w:r>
         <w:t xml:space="preserve">Maintenance incurs cognitive cost:</w:t>
       </w:r>
@@ -4603,6 +5938,14 @@
       </w:r>
     </w:p>
     <w:p>
+      <w:pPr>
+        <w:pStyle w:val="Heading3"/>
+      </w:pPr>
+      <w:r>
+        <w:t xml:space="preserve">8.1.3 Memory-Level Gating</w:t>
+      </w:r>
+    </w:p>
+    <w:p>
       <w:r>
         <w:t xml:space="preserve">Gating thresholds determine entry and chunking:</w:t>
       </w:r>
@@ -4660,6 +6003,146 @@
       </w:r>
     </w:p>
     <w:p>
+      <w:r>
+        <w:t xml:space="preserve">Working memory gating evaluates coherent memories at accumulation boundaries (Section 6.4.3), not individual signals:</w:t>
+      </w:r>
+    </w:p>
+    <w:p>
+      <w:pPr>
+        <w:pStyle w:val="Equation"/>
+      </w:pPr>
+      <w:r>
+        <w:rPr>
+          <w:rFonts w:ascii="Courier New" w:cs="Courier New" w:eastAsia="Courier New" w:hAnsi="Courier New"/>
+          <w:sz w:val="20"/>
+          <w:szCs w:val="20"/>
+        </w:rPr>
+        <w:t xml:space="preserve">on_memory_boundary:</w:t>
+      </w:r>
+    </w:p>
+    <w:p>
+      <w:pPr>
+        <w:pStyle w:val="Equation"/>
+      </w:pPr>
+      <w:r>
+        <w:rPr>
+          <w:rFonts w:ascii="Courier New" w:cs="Courier New" w:eastAsia="Courier New" w:hAnsi="Courier New"/>
+          <w:sz w:val="20"/>
+          <w:szCs w:val="20"/>
+        </w:rPr>
+        <w:t xml:space="preserve">    memory_benefit ← α × S_window + β × relevance(μ_acc, task_context) +</w:t>
+      </w:r>
+    </w:p>
+    <w:p>
+      <w:pPr>
+        <w:pStyle w:val="Equation"/>
+      </w:pPr>
+      <w:r>
+        <w:rPr>
+          <w:rFonts w:ascii="Courier New" w:cs="Courier New" w:eastAsia="Courier New" w:hAnsi="Courier New"/>
+          <w:sz w:val="20"/>
+          <w:szCs w:val="20"/>
+        </w:rPr>
+        <w:t xml:space="preserve">                       γ × novelty(μ_acc, existing_slots)</w:t>
+      </w:r>
+    </w:p>
+    <w:p>
+      <w:pPr>
+        <w:pStyle w:val="Equation"/>
+      </w:pPr>
+      <w:r>
+        <w:rPr>
+          <w:rFonts w:ascii="Courier New" w:cs="Courier New" w:eastAsia="Courier New" w:hAnsi="Courier New"/>
+          <w:sz w:val="20"/>
+          <w:szCs w:val="20"/>
+        </w:rPr>
+        <w:t xml:space="preserve">    margin ← memory_benefit − gate_threshold</w:t>
+      </w:r>
+    </w:p>
+    <w:p>
+      <w:pPr>
+        <w:pStyle w:val="Equation"/>
+      </w:pPr>
+      <w:r>
+        <w:rPr>
+          <w:rFonts w:ascii="Courier New" w:cs="Courier New" w:eastAsia="Courier New" w:hAnsi="Courier New"/>
+          <w:sz w:val="20"/>
+          <w:szCs w:val="20"/>
+        </w:rPr>
+        <w:t xml:space="preserve">    total_cost ← maintenance_cost_per_slot × |existing_slots| + complexity_penalty</w:t>
+      </w:r>
+    </w:p>
+    <w:p>
+      <w:pPr>
+        <w:pStyle w:val="Equation"/>
+      </w:pPr>
+      <w:r>
+        <w:rPr>
+          <w:rFonts w:ascii="Courier New" w:cs="Courier New" w:eastAsia="Courier New" w:hAnsi="Courier New"/>
+          <w:sz w:val="20"/>
+          <w:szCs w:val="20"/>
+        </w:rPr>
+        <w:t xml:space="preserve">    accept_memory = (margin ≥ total_cost)</w:t>
+      </w:r>
+    </w:p>
+    <w:p>
+      <w:r>
+        <w:t xml:space="preserve">Note that total_cost is computed from existing slots only, not the prospective new slot. This avoids a bootstrap problem where empty working memory would require unreasonably high benefit scores to accept the first item.</w:t>
+      </w:r>
+    </w:p>
+    <w:p>
+      <w:pPr>
+        <w:pStyle w:val="Heading3"/>
+      </w:pPr>
+      <w:r>
+        <w:t xml:space="preserve">8.1.4 Chunking at Memory Level</w:t>
+      </w:r>
+    </w:p>
+    <w:p>
+      <w:r>
+        <w:t xml:space="preserve">Chunking operates on memory embeddings to merge related content:</w:t>
+      </w:r>
+    </w:p>
+    <w:p>
+      <w:pPr>
+        <w:pStyle w:val="Equation"/>
+      </w:pPr>
+      <w:r>
+        <w:rPr>
+          <w:rFonts w:ascii="Courier New" w:cs="Courier New" w:eastAsia="Courier New" w:hAnsi="Courier New"/>
+          <w:sz w:val="20"/>
+          <w:szCs w:val="20"/>
+        </w:rPr>
+        <w:t xml:space="preserve">similar_slots ← {s ∈ slots | cos(s.embedding, memory.e_rep) &gt; chunking_threshold}</w:t>
+      </w:r>
+    </w:p>
+    <w:p>
+      <w:pPr>
+        <w:pStyle w:val="Equation"/>
+      </w:pPr>
+      <w:r>
+        <w:rPr>
+          <w:rFonts w:ascii="Courier New" w:cs="Courier New" w:eastAsia="Courier New" w:hAnsi="Courier New"/>
+          <w:sz w:val="20"/>
+          <w:szCs w:val="20"/>
+        </w:rPr>
+        <w:t xml:space="preserve">if |similar_slots| &gt; 0:</w:t>
+      </w:r>
+    </w:p>
+    <w:p>
+      <w:pPr>
+        <w:pStyle w:val="Equation"/>
+      </w:pPr>
+      <w:r>
+        <w:rPr>
+          <w:rFonts w:ascii="Courier New" w:cs="Courier New" w:eastAsia="Courier New" w:hAnsi="Courier New"/>
+          <w:sz w:val="20"/>
+          <w:szCs w:val="20"/>
+        </w:rPr>
+        <w:t xml:space="preserve">    merge_into_chunk(similar_slots, memory)</w:t>
+      </w:r>
+    </w:p>
+    <w:p>
       <w:pPr>
         <w:pStyle w:val="Heading2"/>
       </w:pPr>
@@ -5190,7 +6673,7 @@
     </w:p>
     <w:p>
       <w:r>
-        <w:t xml:space="preserve">High-emotion events trigger enhanced consolidation, following McGaugh's (2004) findings:</w:t>
+        <w:t xml:space="preserve">High-emotion events trigger enhanced consolidation, following McGaugh's (2004) findings. As detailed in Section 9.1.1, consolidation operates on stored memory metadata:</w:t>
       </w:r>
     </w:p>
     <w:p>
@@ -5229,25 +6712,38 @@
           <w:sz w:val="20"/>
           <w:szCs w:val="20"/>
         </w:rPr>
-        <w:t xml:space="preserve">trigger = (emotion_intensity_t ≥ θ_intensity) AND</w:t>
-      </w:r>
-    </w:p>
-    <w:p>
-      <w:pPr>
-        <w:pStyle w:val="Equation"/>
-      </w:pPr>
-      <w:r>
-        <w:rPr>
-          <w:rFonts w:ascii="Courier New" w:cs="Courier New" w:eastAsia="Courier New" w:hAnsi="Courier New"/>
-          <w:sz w:val="20"/>
-          <w:szCs w:val="20"/>
-        </w:rPr>
-        <w:t xml:space="preserve">           (arousal_t ≥ θ_arousal)</w:t>
-      </w:r>
-    </w:p>
-    <w:p>
-      <w:r>
-        <w:t xml:space="preserve">Flashbulb memories receive extended half-life bonuses:</w:t>
+        <w:t xml:space="preserve"># Consolidation uses stored memory emotional metadata</w:t>
+      </w:r>
+    </w:p>
+    <w:p>
+      <w:pPr>
+        <w:pStyle w:val="Equation"/>
+      </w:pPr>
+      <w:r>
+        <w:rPr>
+          <w:rFonts w:ascii="Courier New" w:cs="Courier New" w:eastAsia="Courier New" w:hAnsi="Courier New"/>
+          <w:sz w:val="20"/>
+          <w:szCs w:val="20"/>
+        </w:rPr>
+        <w:t xml:space="preserve">trigger = (m.metadata.s_emotion_max ≥ θ_intensity) AND</w:t>
+      </w:r>
+    </w:p>
+    <w:p>
+      <w:pPr>
+        <w:pStyle w:val="Equation"/>
+      </w:pPr>
+      <w:r>
+        <w:rPr>
+          <w:rFonts w:ascii="Courier New" w:cs="Courier New" w:eastAsia="Courier New" w:hAnsi="Courier New"/>
+          <w:sz w:val="20"/>
+          <w:szCs w:val="20"/>
+        </w:rPr>
+        <w:t xml:space="preserve">           (m.metadata.s_arousal_avg ≥ θ_arousal)</w:t>
+      </w:r>
+    </w:p>
+    <w:p>
+      <w:r>
+        <w:t xml:space="preserve">Flashbulb memories receive extended half-life bonuses based on the memory's peak emotional intensity:</w:t>
       </w:r>
     </w:p>
     <w:p>
@@ -5273,6 +6769,19 @@
           <w:sz w:val="20"/>
           <w:szCs w:val="20"/>
         </w:rPr>
+        <w:t xml:space="preserve"># Half-life bonus uses stored memory emotional peak</w:t>
+      </w:r>
+    </w:p>
+    <w:p>
+      <w:pPr>
+        <w:pStyle w:val="Equation"/>
+      </w:pPr>
+      <w:r>
+        <w:rPr>
+          <w:rFonts w:ascii="Courier New" w:cs="Courier New" w:eastAsia="Courier New" w:hAnsi="Courier New"/>
+          <w:sz w:val="20"/>
+          <w:szCs w:val="20"/>
+        </w:rPr>
         <w:t xml:space="preserve">emotional_half_life_bonus = exp(lerp(0, ln(3), S)) ×</w:t>
       </w:r>
     </w:p>
@@ -5286,12 +6795,12 @@
           <w:sz w:val="20"/>
           <w:szCs w:val="20"/>
         </w:rPr>
-        <w:t xml:space="preserve">                             (1 + emotion_intensity_t)</w:t>
-      </w:r>
-    </w:p>
-    <w:p>
-      <w:r>
-        <w:t xml:space="preserve">Emotional tags cascade to related memories with decay:</w:t>
+        <w:t xml:space="preserve">                             (1 + m.metadata.s_emotion_max)</w:t>
+      </w:r>
+    </w:p>
+    <w:p>
+      <w:r>
+        <w:t xml:space="preserve">The emotional metrics (s_emotion_max, s_arousal_avg) are accumulated during memory formation and stored with the memory (Section 8.1.1).</w:t>
       </w:r>
     </w:p>
     <w:p>
@@ -5335,7 +6844,7 @@
     </w:p>
     <w:p>
       <w:r>
-        <w:t xml:space="preserve">The consolidation system transforms episodic memories into semantic structures through clustering, summarization, and knowledge graph construction.</w:t>
+        <w:t xml:space="preserve">The consolidation system transforms episodic memories into semantic structures through clustering, summarization, and knowledge graph construction. Memory-level storage (Section 6.4) ensures each embedding represents a coherent unit.</w:t>
       </w:r>
     </w:p>
     <w:p>
@@ -5348,7 +6857,7 @@
     </w:p>
     <w:p>
       <w:r>
-        <w:t xml:space="preserve">Consolidation activates under capacity, rate, or temporal conditions:</w:t>
+        <w:t xml:space="preserve">Consolidation operates on stored memory representatives (e_rep from Section 6.4.5), not individual signals. It activates under capacity, rate, or temporal conditions:</w:t>
       </w:r>
     </w:p>
     <w:p>
@@ -5374,7 +6883,7 @@
           <w:sz w:val="20"/>
           <w:szCs w:val="20"/>
         </w:rPr>
-        <w:t xml:space="preserve">                      (write_rate_t &lt; rate_target_t / 2) OR</w:t>
+        <w:t xml:space="preserve">                      (memory_write_rate_t &lt; rate_target_t / 2) OR</w:t>
       </w:r>
     </w:p>
     <w:p>
@@ -5392,7 +6901,7 @@
     </w:p>
     <w:p>
       <w:r>
-        <w:t xml:space="preserve">The consolidation rate adapts to Stability and Sensitivity:</w:t>
+        <w:t xml:space="preserve">The consolidation rate adapts to Stability and Sensitivity (write_rate tracks memory writes, not signal writes):</w:t>
       </w:r>
     </w:p>
     <w:p>
@@ -5431,7 +6940,7 @@
     </w:p>
     <w:p>
       <w:r>
-        <w:t xml:space="preserve">Consolidation runs during idle periods and preempts for retrieval:</w:t>
+        <w:t xml:space="preserve">Consolidation runs during idle periods and preempts for retrieval. The is_accumulating_memory check ensures consolidation doesn't interrupt mid-memory accumulation:</w:t>
       </w:r>
     </w:p>
     <w:p>
@@ -5470,7 +6979,20 @@
           <w:sz w:val="20"/>
           <w:szCs w:val="20"/>
         </w:rPr>
-        <w:t xml:space="preserve">should_start = (NOT is_processing_signal) AND</w:t>
+        <w:t xml:space="preserve"># Consolidation waits for memory completion, not just signal arrival</w:t>
+      </w:r>
+    </w:p>
+    <w:p>
+      <w:pPr>
+        <w:pStyle w:val="Equation"/>
+      </w:pPr>
+      <w:r>
+        <w:rPr>
+          <w:rFonts w:ascii="Courier New" w:cs="Courier New" w:eastAsia="Courier New" w:hAnsi="Courier New"/>
+          <w:sz w:val="20"/>
+          <w:szCs w:val="20"/>
+        </w:rPr>
+        <w:t xml:space="preserve">should_start = (NOT is_accumulating_memory) AND</w:t>
       </w:r>
     </w:p>
     <w:p>
@@ -5501,7 +7023,7 @@
     </w:p>
     <w:p>
       <w:r>
-        <w:t xml:space="preserve">On retrieval events, consolidation pauses, commits micro-batches, and resumes when idle.</w:t>
+        <w:t xml:space="preserve">Consolidation begins only after the current memory has been flushed (Section 6.4.3) and the idle period has elapsed. On retrieval events, consolidation pauses, commits micro-batches, and resumes when idle.</w:t>
       </w:r>
     </w:p>
     <w:p>
@@ -5514,7 +7036,7 @@
     </w:p>
     <w:p>
       <w:r>
-        <w:t xml:space="preserve">Each memory receives a consolidation score determining merge priority:</w:t>
+        <w:t xml:space="preserve">Each stored embedding represents a memory representative (e_rep from Section 6.4.5). Each memory receives a consolidation score determining merge priority:</w:t>
       </w:r>
     </w:p>
     <w:p>
@@ -6099,20 +7621,43 @@
     </w:p>
     <w:p>
       <w:r>
-        <w:t xml:space="preserve">Retrieval combines vector similarity with graph expansion:</w:t>
-      </w:r>
-    </w:p>
-    <w:p>
-      <w:pPr>
-        <w:pStyle w:val="Equation"/>
-      </w:pPr>
-      <w:r>
-        <w:rPr>
-          <w:rFonts w:ascii="Courier New" w:cs="Courier New" w:eastAsia="Courier New" w:hAnsi="Courier New"/>
-          <w:sz w:val="20"/>
-          <w:szCs w:val="20"/>
-        </w:rPr>
-        <w:t xml:space="preserve">results_vec ← topK(vector_search(x_t, k=kNN_size))</w:t>
+        <w:t xml:space="preserve">Retrieval combines vector similarity with graph expansion. Both initial retrieval and re-ranking use the memory centroid (μ_acc from Section 6.4.1) as the query vector, ensuring retrieved memories are ranked by relevance to the overall context rather than momentary signal fluctuations:</w:t>
+      </w:r>
+    </w:p>
+    <w:p>
+      <w:pPr>
+        <w:pStyle w:val="Equation"/>
+      </w:pPr>
+      <w:r>
+        <w:rPr>
+          <w:rFonts w:ascii="Courier New" w:cs="Courier New" w:eastAsia="Courier New" w:hAnsi="Courier New"/>
+          <w:sz w:val="20"/>
+          <w:szCs w:val="20"/>
+        </w:rPr>
+        <w:t xml:space="preserve"># Query and re-rank using current memory centroid</w:t>
+      </w:r>
+    </w:p>
+    <w:p>
+      <w:r>
+        <w:rPr>
+          <w:rFonts w:ascii="Courier New" w:cs="Courier New" w:eastAsia="Courier New" w:hAnsi="Courier New"/>
+          <w:sz w:val="20"/>
+          <w:szCs w:val="20"/>
+        </w:rPr>
+        <w:t xml:space="preserve">q ← μ_acc  # memory centroid from Section 6.4.1</w:t>
+      </w:r>
+    </w:p>
+    <w:p>
+      <w:pPr>
+        <w:pStyle w:val="Equation"/>
+      </w:pPr>
+      <w:r>
+        <w:rPr>
+          <w:rFonts w:ascii="Courier New" w:cs="Courier New" w:eastAsia="Courier New" w:hAnsi="Courier New"/>
+          <w:sz w:val="20"/>
+          <w:szCs w:val="20"/>
+        </w:rPr>
+        <w:t xml:space="preserve">results_vec ← topK(vector_search(q, k=kNN_size))</w:t>
       </w:r>
     </w:p>
     <w:p>
@@ -6164,12 +7709,12 @@
           <w:sz w:val="20"/>
           <w:szCs w:val="20"/>
         </w:rPr>
-        <w:t xml:space="preserve">re_ranked ← sort_by(cos(x_t, embeddings(combined)))</w:t>
-      </w:r>
-    </w:p>
-    <w:p>
-      <w:r>
-        <w:t xml:space="preserve">Graph expansion uses recursive traversal with depth limits to find related context that pure vector search might miss.</w:t>
+        <w:t xml:space="preserve">re_ranked ← sort_by(cos(q, embeddings(combined)))  # re-rank by memory centroid</w:t>
+      </w:r>
+    </w:p>
+    <w:p>
+      <w:r>
+        <w:t xml:space="preserve">Graph expansion uses recursive traversal with depth limits to find related context that pure vector search might miss. Using the memory centroid maintains consistency between vector search and graph expansion results.</w:t>
       </w:r>
     </w:p>
     <w:p>
@@ -6187,7 +7732,7 @@
     </w:p>
     <w:p>
       <w:r>
-        <w:t xml:space="preserve">The interrupt gate controls when retrieved memories enter active context during streaming generation. The gate balances novelty value against disruption cost.</w:t>
+        <w:t xml:space="preserve">The interrupt gate controls when retrieved memories enter active context during streaming generation. The gate balances novelty value against disruption cost. The interrupt gate operates on memory-level context, using centroids (μ_acc) rather than individual signal embeddings for novelty and relevance computation.</w:t>
       </w:r>
     </w:p>
     <w:p>
@@ -6340,59 +7885,111 @@
     </w:p>
     <w:p>
       <w:r>
-        <w:t xml:space="preserve">The marginal utility (MU) of a candidate memory combines four factors:</w:t>
-      </w:r>
-    </w:p>
-    <w:p>
-      <w:pPr>
-        <w:pStyle w:val="Equation"/>
-      </w:pPr>
-      <w:r>
-        <w:rPr>
-          <w:rFonts w:ascii="Courier New" w:cs="Courier New" w:eastAsia="Courier New" w:hAnsi="Courier New"/>
-          <w:sz w:val="20"/>
-          <w:szCs w:val="20"/>
-        </w:rPr>
-        <w:t xml:space="preserve">w_cov = normalize(lerp(0.40, 0.60, F))  # coverage gain</w:t>
-      </w:r>
-    </w:p>
-    <w:p>
-      <w:pPr>
-        <w:pStyle w:val="Equation"/>
-      </w:pPr>
-      <w:r>
-        <w:rPr>
-          <w:rFonts w:ascii="Courier New" w:cs="Courier New" w:eastAsia="Courier New" w:hAnsi="Courier New"/>
-          <w:sz w:val="20"/>
-          <w:szCs w:val="20"/>
-        </w:rPr>
-        <w:t xml:space="preserve">w_rel = normalize(lerp(0.35, 0.25, F))  # relevance</w:t>
-      </w:r>
-    </w:p>
-    <w:p>
-      <w:pPr>
-        <w:pStyle w:val="Equation"/>
-      </w:pPr>
-      <w:r>
-        <w:rPr>
-          <w:rFonts w:ascii="Courier New" w:cs="Courier New" w:eastAsia="Courier New" w:hAnsi="Courier New"/>
-          <w:sz w:val="20"/>
-          <w:szCs w:val="20"/>
-        </w:rPr>
-        <w:t xml:space="preserve">w_red = normalize(lerp(0.15, 0.25, S))  # redundancy penalty</w:t>
-      </w:r>
-    </w:p>
-    <w:p>
-      <w:pPr>
-        <w:pStyle w:val="Equation"/>
-      </w:pPr>
-      <w:r>
-        <w:rPr>
-          <w:rFonts w:ascii="Courier New" w:cs="Courier New" w:eastAsia="Courier New" w:hAnsi="Courier New"/>
-          <w:sz w:val="20"/>
-          <w:szCs w:val="20"/>
-        </w:rPr>
-        <w:t xml:space="preserve">w_coh = normalize(lerp(0.15, 0.25, S))  # incoherence penalty</w:t>
+        <w:t xml:space="preserve">The marginal utility (MU) of a candidate memory combines four factors. Context comparisons use memory centroids rather than individual signal embeddings:</w:t>
+      </w:r>
+    </w:p>
+    <w:p>
+      <w:pPr>
+        <w:pStyle w:val="Equation"/>
+      </w:pPr>
+      <w:r>
+        <w:rPr>
+          <w:rFonts w:ascii="Courier New" w:cs="Courier New" w:eastAsia="Courier New" w:hAnsi="Courier New"/>
+          <w:sz w:val="20"/>
+          <w:szCs w:val="20"/>
+        </w:rPr>
+        <w:t xml:space="preserve"># Context window contains recent memory centroids, not individual signals</w:t>
+      </w:r>
+    </w:p>
+    <w:p>
+      <w:pPr>
+        <w:pStyle w:val="Equation"/>
+      </w:pPr>
+      <w:r>
+        <w:rPr>
+          <w:rFonts w:ascii="Courier New" w:cs="Courier New" w:eastAsia="Courier New" w:hAnsi="Courier New"/>
+          <w:sz w:val="20"/>
+          <w:szCs w:val="20"/>
+        </w:rPr>
+        <w:t xml:space="preserve">ctx_window ← recent_memory_centroids  # deque of μ_acc values</w:t>
+      </w:r>
+    </w:p>
+    <w:p>
+      <w:pPr>
+        <w:pStyle w:val="Equation"/>
+      </w:pPr>
+      <w:r>
+        <w:rPr>
+          <w:rFonts w:ascii="Courier New" w:cs="Courier New" w:eastAsia="Courier New" w:hAnsi="Courier New"/>
+          <w:sz w:val="20"/>
+          <w:szCs w:val="20"/>
+        </w:rPr>
+        <w:t xml:space="preserve">ctx_centroid ← mean(ctx_window)  # centroid of recent memory centroids</w:t>
+      </w:r>
+    </w:p>
+    <w:p>
+      <w:pPr>
+        <w:pStyle w:val="Equation"/>
+      </w:pPr>
+      <w:r>
+        <w:rPr>
+          <w:rFonts w:ascii="Courier New" w:cs="Courier New" w:eastAsia="Courier New" w:hAnsi="Courier New"/>
+          <w:sz w:val="20"/>
+          <w:szCs w:val="20"/>
+        </w:rPr>
+        <w:t xml:space="preserve">w_raw = [lerp(0.40, 0.60, F),   # coverage gain</w:t>
+      </w:r>
+    </w:p>
+    <w:p>
+      <w:pPr>
+        <w:pStyle w:val="Equation"/>
+      </w:pPr>
+      <w:r>
+        <w:rPr>
+          <w:rFonts w:ascii="Courier New" w:cs="Courier New" w:eastAsia="Courier New" w:hAnsi="Courier New"/>
+          <w:sz w:val="20"/>
+          <w:szCs w:val="20"/>
+        </w:rPr>
+        <w:t xml:space="preserve">         lerp(0.35, 0.25, F),   # relevance</w:t>
+      </w:r>
+    </w:p>
+    <w:p>
+      <w:pPr>
+        <w:pStyle w:val="Equation"/>
+      </w:pPr>
+      <w:r>
+        <w:rPr>
+          <w:rFonts w:ascii="Courier New" w:cs="Courier New" w:eastAsia="Courier New" w:hAnsi="Courier New"/>
+          <w:sz w:val="20"/>
+          <w:szCs w:val="20"/>
+        </w:rPr>
+        <w:t xml:space="preserve">         lerp(0.15, 0.25, S),   # redundancy penalty</w:t>
+      </w:r>
+    </w:p>
+    <w:p>
+      <w:pPr>
+        <w:pStyle w:val="Equation"/>
+      </w:pPr>
+      <w:r>
+        <w:rPr>
+          <w:rFonts w:ascii="Courier New" w:cs="Courier New" w:eastAsia="Courier New" w:hAnsi="Courier New"/>
+          <w:sz w:val="20"/>
+          <w:szCs w:val="20"/>
+        </w:rPr>
+        <w:t xml:space="preserve">         lerp(0.15, 0.25, S)]   # incoherence penalty</w:t>
+      </w:r>
+    </w:p>
+    <w:p>
+      <w:pPr>
+        <w:pStyle w:val="Equation"/>
+      </w:pPr>
+      <w:r>
+        <w:rPr>
+          <w:rFonts w:ascii="Courier New" w:cs="Courier New" w:eastAsia="Courier New" w:hAnsi="Courier New"/>
+          <w:sz w:val="20"/>
+          <w:szCs w:val="20"/>
+        </w:rPr>
+        <w:t xml:space="preserve">[w_cov, w_rel, w_red, w_coh] = normalize(w_raw)</w:t>
       </w:r>
     </w:p>
     <w:p>
@@ -6444,7 +8041,7 @@
           <w:sz w:val="20"/>
           <w:szCs w:val="20"/>
         </w:rPr>
-        <w:t xml:space="preserve">      w_coh × (1 − coherence_t)</w:t>
+        <w:t xml:space="preserve">      w_coh × (1 − coherence_struct_t)  # structural coherence penalty</w:t>
       </w:r>
     </w:p>
     <w:p>
@@ -6496,20 +8093,30 @@
     </w:p>
     <w:p>
       <w:r>
-        <w:t xml:space="preserve">Memories stored during the current signal processing cycle are excluded from interrupt consideration to prevent self-triggering:</w:t>
-      </w:r>
-    </w:p>
-    <w:p>
-      <w:pPr>
-        <w:pStyle w:val="Equation"/>
-      </w:pPr>
-      <w:r>
-        <w:rPr>
-          <w:rFonts w:ascii="Courier New" w:cs="Courier New" w:eastAsia="Courier New" w:hAnsi="Courier New"/>
-          <w:sz w:val="20"/>
-          <w:szCs w:val="20"/>
-        </w:rPr>
-        <w:t xml:space="preserve">write_exclusion_ts ← current_signal.start_timestamp</w:t>
+        <w:t xml:space="preserve">Memories stored during the current accumulation unit are excluded from interrupt consideration to prevent self-triggering. Using the accumulation start timestamp ensures all memories written within the current unit are excluded:</w:t>
+      </w:r>
+    </w:p>
+    <w:p>
+      <w:pPr>
+        <w:pStyle w:val="Equation"/>
+      </w:pPr>
+      <w:r>
+        <w:rPr>
+          <w:rFonts w:ascii="Courier New" w:cs="Courier New" w:eastAsia="Courier New" w:hAnsi="Courier New"/>
+          <w:sz w:val="20"/>
+          <w:szCs w:val="20"/>
+        </w:rPr>
+        <w:t xml:space="preserve"># Exclude memories written during current accumulation to prevent self-triggering</w:t>
+      </w:r>
+    </w:p>
+    <w:p>
+      <w:r>
+        <w:rPr>
+          <w:rFonts w:ascii="Courier New" w:cs="Courier New" w:eastAsia="Courier New" w:hAnsi="Courier New"/>
+          <w:sz w:val="20"/>
+          <w:szCs w:val="20"/>
+        </w:rPr>
+        <w:t xml:space="preserve">write_exclusion_ts ← t_acc_start  # start timestamp from Section 6.4.1</w:t>
       </w:r>
     </w:p>
     <w:p>
@@ -6527,7 +8134,7 @@
     </w:p>
     <w:p>
       <w:r>
-        <w:t xml:space="preserve">This filter is applied before novelty and marginal utility evaluation. All subsequent gate logic operates on candidates_eligible rather than the raw candidate set, ensuring that recently written memories cannot immediately trigger retrieval interrupts regardless of their semantic properties.</w:t>
+        <w:t xml:space="preserve">This filter is applied before novelty and marginal utility evaluation. All subsequent gate logic operates on candidates_eligible rather than the raw candidate set, preventing recursive triggering within a coherent thought unit.</w:t>
       </w:r>
     </w:p>
     <w:p>
@@ -6646,7 +8253,20 @@
     </w:p>
     <w:p>
       <w:r>
-        <w:t xml:space="preserve">Streaming retrieval is gated by cumulative drift rate:</w:t>
+        <w:t xml:space="preserve">Streaming retrieval is gated by cumulative drift rate within the accumulation unit. Retrieval checks trigger when drift exceeds threshold or at boundaries:</w:t>
+      </w:r>
+    </w:p>
+    <w:p>
+      <w:pPr>
+        <w:pStyle w:val="Equation"/>
+      </w:pPr>
+      <w:r>
+        <w:rPr>
+          <w:rFonts w:ascii="Courier New" w:cs="Courier New" w:eastAsia="Courier New" w:hAnsi="Courier New"/>
+          <w:sz w:val="20"/>
+          <w:szCs w:val="20"/>
+        </w:rPr>
+        <w:t xml:space="preserve"># Pacing tracks drift within current memory formation</w:t>
       </w:r>
     </w:p>
     <w:p>
@@ -6685,7 +8305,33 @@
           <w:sz w:val="20"/>
           <w:szCs w:val="20"/>
         </w:rPr>
-        <w:t xml:space="preserve">if drift_accum &gt; pacing_thresh(S): trigger_check()</w:t>
+        <w:t xml:space="preserve"># Retrieval triggered when drift exceeds threshold or at memory boundary</w:t>
+      </w:r>
+    </w:p>
+    <w:p>
+      <w:pPr>
+        <w:pStyle w:val="Equation"/>
+      </w:pPr>
+      <w:r>
+        <w:rPr>
+          <w:rFonts w:ascii="Courier New" w:cs="Courier New" w:eastAsia="Courier New" w:hAnsi="Courier New"/>
+          <w:sz w:val="20"/>
+          <w:szCs w:val="20"/>
+        </w:rPr>
+        <w:t xml:space="preserve">if drift_accum &gt; pacing_thresh(S) OR should_flush:</w:t>
+      </w:r>
+    </w:p>
+    <w:p>
+      <w:pPr>
+        <w:pStyle w:val="Equation"/>
+      </w:pPr>
+      <w:r>
+        <w:rPr>
+          <w:rFonts w:ascii="Courier New" w:cs="Courier New" w:eastAsia="Courier New" w:hAnsi="Courier New"/>
+          <w:sz w:val="20"/>
+          <w:szCs w:val="20"/>
+        </w:rPr>
+        <w:t xml:space="preserve">    trigger_check()</w:t>
       </w:r>
     </w:p>
     <w:p>
@@ -6729,7 +8375,7 @@
     </w:p>
     <w:p>
       <w:r>
-        <w:t xml:space="preserve">High Sensitivity produces frequent checks triggered by small content shifts; high Focus enforces strict drift limits.</w:t>
+        <w:t xml:space="preserve">High Sensitivity produces frequent checks triggered by small content shifts; high Focus enforces strict drift limits. Memory boundaries (Section 6.4.3) also trigger retrieval checks to ensure context updates align with natural thought transitions.</w:t>
       </w:r>
     </w:p>
     <w:p>
@@ -6900,12 +8546,12 @@
         <w:pStyle w:val="Heading2"/>
       </w:pPr>
       <w:r>
-        <w:t xml:space="preserve">11.3 State Persistence</w:t>
-      </w:r>
-    </w:p>
-    <w:p>
-      <w:r>
-        <w:t xml:space="preserve">System state partitions across tables for efficient resumption:</w:t>
+        <w:t xml:space="preserve">11.3 State Representation</w:t>
+      </w:r>
+    </w:p>
+    <w:p>
+      <w:r>
+        <w:t xml:space="preserve">System state partitions into logical components for efficient resumption:</w:t>
       </w:r>
     </w:p>
     <w:p>
@@ -6924,7 +8570,7 @@
         <w:t xml:space="preserve">Processor State: </w:t>
       </w:r>
       <w:r>
-        <w:t xml:space="preserve">Single-row table storing all evolving parameters (maturity, uncertainty, threshold, hysteresis, learning rates)</w:t>
+        <w:t xml:space="preserve">Global parameter state storing all evolving parameters (maturity, uncertainty, threshold, hysteresis, learning rates)</w:t>
       </w:r>
     </w:p>
     <w:p>
@@ -6990,16 +8636,137 @@
       </w:r>
     </w:p>
     <w:p>
+      <w:r>
+        <w:br w:type="page"/>
+      </w:r>
+    </w:p>
+    <w:p>
+      <w:pPr>
+        <w:pStyle w:val="Heading1"/>
+      </w:pPr>
+      <w:r>
+        <w:t xml:space="preserve">12. Discussion and Conclusion</w:t>
+      </w:r>
+    </w:p>
+    <w:p>
       <w:pPr>
         <w:pStyle w:val="Heading2"/>
       </w:pPr>
       <w:r>
-        <w:t xml:space="preserve">11.4 Database Considerations</w:t>
-      </w:r>
-    </w:p>
-    <w:p>
-      <w:r>
-        <w:t xml:space="preserve">The architecture assumes SQLite with vector extensions (sqlite-vec) for single-node deployment. Key optimizations:</w:t>
+        <w:t xml:space="preserve">12.1 Summary of Contributions</w:t>
+      </w:r>
+    </w:p>
+    <w:p>
+      <w:r>
+        <w:t xml:space="preserve">This paper has presented Cortext, a three-knob cognitive memory architecture that achieves adaptive behavior through continuous parameter modulation rather than discrete mode switching. The key contributions are:</w:t>
+      </w:r>
+    </w:p>
+    <w:p>
+      <w:pPr>
+        <w:pStyle w:val="ListParagraph"/>
+        <w:numPr>
+          <w:ilvl w:val="0"/>
+          <w:numId w:val="2"/>
+        </w:numPr>
+      </w:pPr>
+      <w:r>
+        <w:rPr>
+          <w:b/>
+          <w:bCs/>
+        </w:rPr>
+        <w:t xml:space="preserve">Principled parameter derivation: </w:t>
+      </w:r>
+      <w:r>
+        <w:t xml:space="preserve">All system tunables trace to three primary knobs (Focus, Sensitivity, Stability) through explicit mathematical transformations, reducing reliance on fixed constants and providing interpretable control surfaces.</w:t>
+      </w:r>
+    </w:p>
+    <w:p>
+      <w:pPr>
+        <w:pStyle w:val="ListParagraph"/>
+        <w:numPr>
+          <w:ilvl w:val="0"/>
+          <w:numId w:val="2"/>
+        </w:numPr>
+      </w:pPr>
+      <w:r>
+        <w:rPr>
+          <w:b/>
+          <w:bCs/>
+        </w:rPr>
+        <w:t xml:space="preserve">Self-calibrating priors: </w:t>
+      </w:r>
+      <w:r>
+        <w:t xml:space="preserve">The Bayesian prior-evidence blending mechanism allows the system to balance initial assumptions against accumulated experience, with the blend ratio itself governed by uncertainty estimation.</w:t>
+      </w:r>
+    </w:p>
+    <w:p>
+      <w:pPr>
+        <w:pStyle w:val="ListParagraph"/>
+        <w:numPr>
+          <w:ilvl w:val="0"/>
+          <w:numId w:val="2"/>
+        </w:numPr>
+      </w:pPr>
+      <w:r>
+        <w:rPr>
+          <w:b/>
+          <w:bCs/>
+        </w:rPr>
+        <w:t xml:space="preserve">Homeostatic control: </w:t>
+      </w:r>
+      <w:r>
+        <w:t xml:space="preserve">The threshold controller maintains target write rates through continuous-time estimation with effective sample size reliability weighting, providing stable regulation across varying signal rates.</w:t>
+      </w:r>
+    </w:p>
+    <w:p>
+      <w:pPr>
+        <w:pStyle w:val="ListParagraph"/>
+        <w:numPr>
+          <w:ilvl w:val="0"/>
+          <w:numId w:val="2"/>
+        </w:numPr>
+      </w:pPr>
+      <w:r>
+        <w:rPr>
+          <w:b/>
+          <w:bCs/>
+        </w:rPr>
+        <w:t xml:space="preserve">Cognitive fidelity: </w:t>
+      </w:r>
+      <w:r>
+        <w:t xml:space="preserve">The architecture incorporates established cognitive science findings—working memory capacity limits, reconsolidation dynamics, serial position effects, emotional modulation—within a computationally tractable framework.</w:t>
+      </w:r>
+    </w:p>
+    <w:p>
+      <w:pPr>
+        <w:pStyle w:val="ListParagraph"/>
+        <w:numPr>
+          <w:ilvl w:val="0"/>
+          <w:numId w:val="2"/>
+        </w:numPr>
+      </w:pPr>
+      <w:r>
+        <w:rPr>
+          <w:b/>
+          <w:bCs/>
+        </w:rPr>
+        <w:t xml:space="preserve">Graph-augmented retrieval: </w:t>
+      </w:r>
+      <w:r>
+        <w:t xml:space="preserve">The consolidation system transforms episodic memories into semantic structures, enabling retrieval that combines embedding similarity with structural graph traversal.</w:t>
+      </w:r>
+    </w:p>
+    <w:p>
+      <w:pPr>
+        <w:pStyle w:val="Heading2"/>
+      </w:pPr>
+      <w:r>
+        <w:t xml:space="preserve">12.2 Emergent Developmental Progression</w:t>
+      </w:r>
+    </w:p>
+    <w:p>
+      <w:r>
+        <w:t xml:space="preserve">A notable property of the architecture is that developmental phases emerge from parameter interactions rather than explicit programming:</w:t>
       </w:r>
     </w:p>
     <w:p>
@@ -7011,7 +8778,14 @@
         </w:numPr>
       </w:pPr>
       <w:r>
-        <w:t xml:space="preserve">WAL mode for concurrent read/write access</w:t>
+        <w:rPr>
+          <w:b/>
+          <w:bCs/>
+        </w:rPr>
+        <w:t xml:space="preserve">Early operation: </w:t>
+      </w:r>
+      <w:r>
+        <w:t xml:space="preserve">High uncertainty, light priors, wide safety bounds, rapid capture, permissive thresholds. The system behaves with high plasticity, quickly incorporating novel information.</w:t>
       </w:r>
     </w:p>
     <w:p>
@@ -7023,7 +8797,14 @@
         </w:numPr>
       </w:pPr>
       <w:r>
-        <w:t xml:space="preserve">Write coalescing at episode boundaries to reduce fsync overhead</w:t>
+        <w:rPr>
+          <w:b/>
+          <w:bCs/>
+        </w:rPr>
+        <w:t xml:space="preserve">Intermediate operation: </w:t>
+      </w:r>
+      <w:r>
+        <w:t xml:space="preserve">Balanced learning, stabilizing weights, selective attention. The system becomes more discriminating while retaining adaptability.</w:t>
       </w:r>
     </w:p>
     <w:p>
@@ -7035,7 +8816,32 @@
         </w:numPr>
       </w:pPr>
       <w:r>
-        <w:t xml:space="preserve">Partial indices on high-cardinality columns (type, cluster_id)</w:t>
+        <w:rPr>
+          <w:b/>
+          <w:bCs/>
+        </w:rPr>
+        <w:t xml:space="preserve">Mature operation: </w:t>
+      </w:r>
+      <w:r>
+        <w:t xml:space="preserve">Strong priors, narrow bounds, slow adaptation, high precision. The system exhibits expert-like behavior with reliable, stable retrieval.</w:t>
+      </w:r>
+    </w:p>
+    <w:p>
+      <w:r>
+        <w:t xml:space="preserve">These transitions arise naturally from the annealing of safety bounds (T_min, T_max, max_ΔT_per_min) and the accumulation of experiential mass (ρ_obs vs ρ_prior), without requiring explicit phase detection or switching logic.</w:t>
+      </w:r>
+    </w:p>
+    <w:p>
+      <w:pPr>
+        <w:pStyle w:val="Heading2"/>
+      </w:pPr>
+      <w:r>
+        <w:t xml:space="preserve">12.3 Limitations</w:t>
+      </w:r>
+    </w:p>
+    <w:p>
+      <w:r>
+        <w:t xml:space="preserve">Several limitations warrant acknowledgment:</w:t>
       </w:r>
     </w:p>
     <w:p>
@@ -7047,146 +8853,14 @@
         </w:numPr>
       </w:pPr>
       <w:r>
-        <w:t xml:space="preserve">FTS5 virtual tables for hybrid text/vector retrieval</w:t>
-      </w:r>
-    </w:p>
-    <w:p>
-      <w:r>
-        <w:t xml:space="preserve">For distributed deployment, the consolidation system's batch-oriented design maps naturally to periodic MapReduce-style jobs, while the streaming path remains latency-sensitive and benefits from in-memory caching.</w:t>
-      </w:r>
-    </w:p>
-    <w:p>
-      <w:r>
-        <w:br w:type="page"/>
-      </w:r>
-    </w:p>
-    <w:p>
-      <w:pPr>
-        <w:pStyle w:val="Heading1"/>
-      </w:pPr>
-      <w:r>
-        <w:t xml:space="preserve">12. Discussion and Conclusion</w:t>
-      </w:r>
-    </w:p>
-    <w:p>
-      <w:pPr>
-        <w:pStyle w:val="Heading2"/>
-      </w:pPr>
-      <w:r>
-        <w:t xml:space="preserve">12.1 Summary of Contributions</w:t>
-      </w:r>
-    </w:p>
-    <w:p>
-      <w:r>
-        <w:t xml:space="preserve">This paper has presented Cortext, a three-knob cognitive memory architecture that achieves adaptive behavior through continuous parameter modulation rather than discrete mode switching. The key contributions are:</w:t>
-      </w:r>
-    </w:p>
-    <w:p>
-      <w:pPr>
-        <w:pStyle w:val="ListParagraph"/>
-        <w:numPr>
-          <w:ilvl w:val="0"/>
-          <w:numId w:val="2"/>
-        </w:numPr>
-      </w:pPr>
-      <w:r>
         <w:rPr>
           <w:b/>
           <w:bCs/>
         </w:rPr>
-        <w:t xml:space="preserve">Principled parameter derivation: </w:t>
-      </w:r>
-      <w:r>
-        <w:t xml:space="preserve">All system tunables trace to three primary knobs (Focus, Sensitivity, Stability) through explicit mathematical transformations, reducing reliance on fixed constants and providing interpretable control surfaces.</w:t>
-      </w:r>
-    </w:p>
-    <w:p>
-      <w:pPr>
-        <w:pStyle w:val="ListParagraph"/>
-        <w:numPr>
-          <w:ilvl w:val="0"/>
-          <w:numId w:val="2"/>
-        </w:numPr>
-      </w:pPr>
-      <w:r>
-        <w:rPr>
-          <w:b/>
-          <w:bCs/>
-        </w:rPr>
-        <w:t xml:space="preserve">Self-calibrating priors: </w:t>
-      </w:r>
-      <w:r>
-        <w:t xml:space="preserve">The Bayesian prior-evidence blending mechanism allows the system to balance initial assumptions against accumulated experience, with the blend ratio itself governed by uncertainty estimation.</w:t>
-      </w:r>
-    </w:p>
-    <w:p>
-      <w:pPr>
-        <w:pStyle w:val="ListParagraph"/>
-        <w:numPr>
-          <w:ilvl w:val="0"/>
-          <w:numId w:val="2"/>
-        </w:numPr>
-      </w:pPr>
-      <w:r>
-        <w:rPr>
-          <w:b/>
-          <w:bCs/>
-        </w:rPr>
-        <w:t xml:space="preserve">Homeostatic control: </w:t>
-      </w:r>
-      <w:r>
-        <w:t xml:space="preserve">The threshold controller maintains target write rates through continuous-time estimation with effective sample size reliability weighting, providing stable regulation across varying signal rates.</w:t>
-      </w:r>
-    </w:p>
-    <w:p>
-      <w:pPr>
-        <w:pStyle w:val="ListParagraph"/>
-        <w:numPr>
-          <w:ilvl w:val="0"/>
-          <w:numId w:val="2"/>
-        </w:numPr>
-      </w:pPr>
-      <w:r>
-        <w:rPr>
-          <w:b/>
-          <w:bCs/>
-        </w:rPr>
-        <w:t xml:space="preserve">Cognitive fidelity: </w:t>
-      </w:r>
-      <w:r>
-        <w:t xml:space="preserve">The architecture incorporates established cognitive science findings—working memory capacity limits, reconsolidation dynamics, serial position effects, emotional modulation—within a computationally tractable framework.</w:t>
-      </w:r>
-    </w:p>
-    <w:p>
-      <w:pPr>
-        <w:pStyle w:val="ListParagraph"/>
-        <w:numPr>
-          <w:ilvl w:val="0"/>
-          <w:numId w:val="2"/>
-        </w:numPr>
-      </w:pPr>
-      <w:r>
-        <w:rPr>
-          <w:b/>
-          <w:bCs/>
-        </w:rPr>
-        <w:t xml:space="preserve">Graph-augmented retrieval: </w:t>
-      </w:r>
-      <w:r>
-        <w:t xml:space="preserve">The consolidation system transforms episodic memories into semantic structures, enabling retrieval that combines embedding similarity with structural graph traversal.</w:t>
-      </w:r>
-    </w:p>
-    <w:p>
-      <w:pPr>
-        <w:pStyle w:val="Heading2"/>
-      </w:pPr>
-      <w:r>
-        <w:t xml:space="preserve">12.2 Emergent Developmental Progression</w:t>
-      </w:r>
-    </w:p>
-    <w:p>
-      <w:r>
-        <w:t xml:space="preserve">A notable property of the architecture is that developmental phases emerge from parameter interactions rather than explicit programming:</w:t>
+        <w:t xml:space="preserve">Embedding dependence: </w:t>
+      </w:r>
+      <w:r>
+        <w:t xml:space="preserve">System behavior depends critically on embedding quality. Poor embeddings will produce poor coherence, novelty, and retrieval signals regardless of knob settings.</w:t>
       </w:r>
     </w:p>
     <w:p>
@@ -7202,10 +8876,10 @@
           <w:b/>
           <w:bCs/>
         </w:rPr>
-        <w:t xml:space="preserve">Early operation: </w:t>
-      </w:r>
-      <w:r>
-        <w:t xml:space="preserve">High uncertainty, light priors, wide safety bounds, rapid capture, permissive thresholds. The system behaves with high plasticity, quickly incorporating novel information.</w:t>
+        <w:t xml:space="preserve">Single-agent assumption: </w:t>
+      </w:r>
+      <w:r>
+        <w:t xml:space="preserve">The current architecture assumes single-user operation. Multi-agent or collaborative scenarios would require extensions for shared memory spaces and conflict resolution.</w:t>
       </w:r>
     </w:p>
     <w:p>
@@ -7221,10 +8895,10 @@
           <w:b/>
           <w:bCs/>
         </w:rPr>
-        <w:t xml:space="preserve">Intermediate operation: </w:t>
-      </w:r>
-      <w:r>
-        <w:t xml:space="preserve">Balanced learning, stabilizing weights, selective attention. The system becomes more discriminating while retaining adaptability.</w:t>
+        <w:t xml:space="preserve">Offline evaluation: </w:t>
+      </w:r>
+      <w:r>
+        <w:t xml:space="preserve">While the algorithms are fully specified, empirical validation on diverse task domains remains ongoing work.</w:t>
       </w:r>
     </w:p>
     <w:p>
@@ -7240,15 +8914,10 @@
           <w:b/>
           <w:bCs/>
         </w:rPr>
-        <w:t xml:space="preserve">Mature operation: </w:t>
-      </w:r>
-      <w:r>
-        <w:t xml:space="preserve">Strong priors, narrow bounds, slow adaptation, high precision. The system exhibits expert-like behavior with reliable, stable retrieval.</w:t>
-      </w:r>
-    </w:p>
-    <w:p>
-      <w:r>
-        <w:t xml:space="preserve">These transitions arise naturally from the annealing of safety bounds (T_min, T_max, max_ΔT_per_min) and the accumulation of experiential mass (ρ_obs vs ρ_prior), without requiring explicit phase detection or switching logic.</w:t>
+        <w:t xml:space="preserve">Extraction latency: </w:t>
+      </w:r>
+      <w:r>
+        <w:t xml:space="preserve">Semantic extraction for graph construction introduces latency during consolidation. The background scheduling mitigates but does not eliminate this cost.</w:t>
       </w:r>
     </w:p>
     <w:p>
@@ -7256,12 +8925,12 @@
         <w:pStyle w:val="Heading2"/>
       </w:pPr>
       <w:r>
-        <w:t xml:space="preserve">12.3 Limitations</w:t>
-      </w:r>
-    </w:p>
-    <w:p>
-      <w:r>
-        <w:t xml:space="preserve">Several limitations warrant acknowledgment:</w:t>
+        <w:t xml:space="preserve">12.4 Future Directions</w:t>
+      </w:r>
+    </w:p>
+    <w:p>
+      <w:r>
+        <w:t xml:space="preserve">Several directions merit further investigation:</w:t>
       </w:r>
     </w:p>
     <w:p>
@@ -7277,10 +8946,10 @@
           <w:b/>
           <w:bCs/>
         </w:rPr>
-        <w:t xml:space="preserve">Embedding dependence: </w:t>
-      </w:r>
-      <w:r>
-        <w:t xml:space="preserve">System behavior depends critically on embedding quality. Poor embeddings will produce poor coherence, novelty, and retrieval signals regardless of knob settings.</w:t>
+        <w:t xml:space="preserve">Meta-learning knob adaptation: </w:t>
+      </w:r>
+      <w:r>
+        <w:t xml:space="preserve">Learning optimal knob settings for specific task distributions through reinforcement or evolutionary optimization.</w:t>
       </w:r>
     </w:p>
     <w:p>
@@ -7296,10 +8965,10 @@
           <w:b/>
           <w:bCs/>
         </w:rPr>
-        <w:t xml:space="preserve">Single-agent assumption: </w:t>
-      </w:r>
-      <w:r>
-        <w:t xml:space="preserve">The current architecture assumes single-user operation. Multi-agent or collaborative scenarios would require extensions for shared memory spaces and conflict resolution.</w:t>
+        <w:t xml:space="preserve">Multimodal integration: </w:t>
+      </w:r>
+      <w:r>
+        <w:t xml:space="preserve">Extending the architecture to handle heterogeneous modalities (text, image, audio) through unified embedding spaces or modality-specific sub-systems.</w:t>
       </w:r>
     </w:p>
     <w:p>
@@ -7315,10 +8984,10 @@
           <w:b/>
           <w:bCs/>
         </w:rPr>
-        <w:t xml:space="preserve">Offline evaluation: </w:t>
-      </w:r>
-      <w:r>
-        <w:t xml:space="preserve">While the algorithms are fully specified, empirical validation on diverse task domains remains ongoing work.</w:t>
+        <w:t xml:space="preserve">Distributed deployment: </w:t>
+      </w:r>
+      <w:r>
+        <w:t xml:space="preserve">Scaling the architecture across multiple nodes while maintaining consistency guarantees and low-latency retrieval.</w:t>
       </w:r>
     </w:p>
     <w:p>
@@ -7334,95 +9003,6 @@
           <w:b/>
           <w:bCs/>
         </w:rPr>
-        <w:t xml:space="preserve">Extraction latency: </w:t>
-      </w:r>
-      <w:r>
-        <w:t xml:space="preserve">Semantic extraction for graph construction introduces latency during consolidation. The background scheduling mitigates but does not eliminate this cost.</w:t>
-      </w:r>
-    </w:p>
-    <w:p>
-      <w:pPr>
-        <w:pStyle w:val="Heading2"/>
-      </w:pPr>
-      <w:r>
-        <w:t xml:space="preserve">12.4 Future Directions</w:t>
-      </w:r>
-    </w:p>
-    <w:p>
-      <w:r>
-        <w:t xml:space="preserve">Several directions merit further investigation:</w:t>
-      </w:r>
-    </w:p>
-    <w:p>
-      <w:pPr>
-        <w:pStyle w:val="ListParagraph"/>
-        <w:numPr>
-          <w:ilvl w:val="0"/>
-          <w:numId w:val="3"/>
-        </w:numPr>
-      </w:pPr>
-      <w:r>
-        <w:rPr>
-          <w:b/>
-          <w:bCs/>
-        </w:rPr>
-        <w:t xml:space="preserve">Meta-learning knob adaptation: </w:t>
-      </w:r>
-      <w:r>
-        <w:t xml:space="preserve">Learning optimal knob settings for specific task distributions through reinforcement or evolutionary optimization.</w:t>
-      </w:r>
-    </w:p>
-    <w:p>
-      <w:pPr>
-        <w:pStyle w:val="ListParagraph"/>
-        <w:numPr>
-          <w:ilvl w:val="0"/>
-          <w:numId w:val="3"/>
-        </w:numPr>
-      </w:pPr>
-      <w:r>
-        <w:rPr>
-          <w:b/>
-          <w:bCs/>
-        </w:rPr>
-        <w:t xml:space="preserve">Multimodal integration: </w:t>
-      </w:r>
-      <w:r>
-        <w:t xml:space="preserve">Extending the architecture to handle heterogeneous modalities (text, image, audio) through unified embedding spaces or modality-specific sub-systems.</w:t>
-      </w:r>
-    </w:p>
-    <w:p>
-      <w:pPr>
-        <w:pStyle w:val="ListParagraph"/>
-        <w:numPr>
-          <w:ilvl w:val="0"/>
-          <w:numId w:val="3"/>
-        </w:numPr>
-      </w:pPr>
-      <w:r>
-        <w:rPr>
-          <w:b/>
-          <w:bCs/>
-        </w:rPr>
-        <w:t xml:space="preserve">Distributed deployment: </w:t>
-      </w:r>
-      <w:r>
-        <w:t xml:space="preserve">Scaling the architecture across multiple nodes while maintaining consistency guarantees and low-latency retrieval.</w:t>
-      </w:r>
-    </w:p>
-    <w:p>
-      <w:pPr>
-        <w:pStyle w:val="ListParagraph"/>
-        <w:numPr>
-          <w:ilvl w:val="0"/>
-          <w:numId w:val="3"/>
-        </w:numPr>
-      </w:pPr>
-      <w:r>
-        <w:rPr>
-          <w:b/>
-          <w:bCs/>
-        </w:rPr>
         <w:t xml:space="preserve">Prosthetic applications: </w:t>
       </w:r>
       <w:r>
@@ -7548,6 +9128,21 @@
       </w:r>
       <w:r>
         <w:t xml:space="preserve">(1), 51-57.</w:t>
+      </w:r>
+    </w:p>
+    <w:p>
+      <w:r>
+        <w:t xml:space="preserve">Fountas, Z., et al. (2024). Event segmentation in large language models. </w:t>
+      </w:r>
+      <w:r>
+        <w:rPr>
+          <w:i/>
+          <w:iCs/>
+        </w:rPr>
+        <w:t xml:space="preserve">arXiv preprint arXiv:2407.03158</w:t>
+      </w:r>
+      <w:r>
+        <w:t xml:space="preserve">.</w:t>
       </w:r>
     </w:p>
     <w:p>

--- a/docs/research/paper.docx
+++ b/docs/research/paper.docx
@@ -157,7 +157,7 @@
     </w:p>
     <w:p>
       <w:r>
-        <w:t xml:space="preserve">The remainder of this paper is organized as follows. Section 2 reviews relevant literature. Section 3 presents the mathematical foundations including notation, helper functions, and knob-derived parameters. Section 4 details the core algorithms for Focus, Sensitivity, and Stability adaptation. Section 5 describes structural metrics and composite scoring. Section 6 covers dynamic thresholding and homeostatic control. Section 7 presents the reinforcement and decay dynamics. Section 8 describes advanced cognitive processes including working memory, metacognition, and emotional consolidation. Section 9 details the consolidation and graph integration system. Section 10 discusses implementation considerations and computational complexity. Section 11 concludes with limitations and future directions.</w:t>
+        <w:t xml:space="preserve">The remainder of this paper is organized as follows. Section 2 reviews relevant literature. Section 3 presents the mathematical foundations including notation, helper functions, and knob-derived parameters. Section 4 details the core algorithms for Focus, Sensitivity, and Stability adaptation. Section 5 describes structural metrics and composite scoring. Section 6 covers dynamic thresholding and homeostatic control. Section 7 presents the reinforcement and decay dynamics. Section 8 describes advanced cognitive processes including working memory, metacognition, and emotional consolidation. Section 9 details the consolidation and graph integration system. Section 10 presents the interrupt gate for streaming integration. Section 11 reports preliminary experimental results. Section 12 discusses implementation considerations and computational complexity. Section 13 concludes with limitations and future directions.</w:t>
       </w:r>
     </w:p>
     <w:p>
@@ -421,20 +421,46 @@
         <w:t xml:space="preserve">Internal time representation: </w:t>
       </w:r>
       <w:r>
-        <w:t xml:space="preserve">All internal time calculations operate in seconds. The now() function returns the current time in seconds:</w:t>
-      </w:r>
-    </w:p>
-    <w:p>
-      <w:pPr>
-        <w:pStyle w:val="Equation"/>
-      </w:pPr>
-      <w:r>
-        <w:rPr>
-          <w:rFonts w:ascii="Courier New" w:cs="Courier New" w:eastAsia="Courier New" w:hAnsi="Courier New"/>
-          <w:sz w:val="20"/>
-          <w:szCs w:val="20"/>
-        </w:rPr>
-        <w:t xml:space="preserve">now() = system_time_ms / 1000  # returns seconds</w:t>
+        <w:t xml:space="preserve">All internal time calculations operate in seconds. We define:</w:t>
+      </w:r>
+    </w:p>
+    <w:p>
+      <w:pPr>
+        <w:pStyle w:val="Equation"/>
+      </w:pPr>
+      <w:r>
+        <w:rPr>
+          <w:rFonts w:ascii="Courier New" w:cs="Courier New" w:eastAsia="Courier New" w:hAnsi="Courier New"/>
+          <w:sz w:val="20"/>
+          <w:szCs w:val="20"/>
+        </w:rPr>
+        <w:t xml:space="preserve">now_s() = system_time_ms / 1000  # returns seconds</w:t>
+      </w:r>
+    </w:p>
+    <w:p>
+      <w:pPr>
+        <w:pStyle w:val="Equation"/>
+      </w:pPr>
+      <w:r>
+        <w:rPr>
+          <w:rFonts w:ascii="Courier New" w:cs="Courier New" w:eastAsia="Courier New" w:hAnsi="Courier New"/>
+          <w:sz w:val="20"/>
+          <w:szCs w:val="20"/>
+        </w:rPr>
+        <w:t xml:space="preserve">now_ms() = system_time_ms         # returns milliseconds</w:t>
+      </w:r>
+    </w:p>
+    <w:p>
+      <w:pPr>
+        <w:pStyle w:val="Equation"/>
+      </w:pPr>
+      <w:r>
+        <w:rPr>
+          <w:rFonts w:ascii="Courier New" w:cs="Courier New" w:eastAsia="Courier New" w:hAnsi="Courier New"/>
+          <w:sz w:val="20"/>
+          <w:szCs w:val="20"/>
+        </w:rPr>
+        <w:t xml:space="preserve">to_s(ts_ms) = ts_ms / 1000       # ms → seconds conversion</w:t>
       </w:r>
     </w:p>
     <w:p>
@@ -446,7 +472,7 @@
         <w:t xml:space="preserve">Stored timestamps: </w:t>
       </w:r>
       <w:r>
-        <w:t xml:space="preserve">Internal timestamps (t_acc_start, last_signal_ts, last_timestamp, last_write_ts, last_retrieval_ts) are stored in seconds after conversion from input milliseconds.</w:t>
+        <w:t xml:space="preserve">All stored timestamps are milliseconds since Unix epoch.</w:t>
       </w:r>
     </w:p>
     <w:p>
@@ -455,49 +481,10 @@
           <w:b/>
           <w:bCs/>
         </w:rPr>
-        <w:t xml:space="preserve">Time deltas: </w:t>
-      </w:r>
-      <w:r>
-        <w:t xml:space="preserve">All Δt values, elapsed times (mem_elapsed, signal_gap, idle_for), and time comparisons operate in seconds:</w:t>
-      </w:r>
-    </w:p>
-    <w:p>
-      <w:pPr>
-        <w:pStyle w:val="Equation"/>
-      </w:pPr>
-      <w:r>
-        <w:rPr>
-          <w:rFonts w:ascii="Courier New" w:cs="Courier New" w:eastAsia="Courier New" w:hAnsi="Courier New"/>
-          <w:sz w:val="20"/>
-          <w:szCs w:val="20"/>
-        </w:rPr>
-        <w:t xml:space="preserve">Δt ← now() − last_timestamp  # seconds</w:t>
-      </w:r>
-    </w:p>
-    <w:p>
-      <w:pPr>
-        <w:pStyle w:val="Equation"/>
-      </w:pPr>
-      <w:r>
-        <w:rPr>
-          <w:rFonts w:ascii="Courier New" w:cs="Courier New" w:eastAsia="Courier New" w:hAnsi="Courier New"/>
-          <w:sz w:val="20"/>
-          <w:szCs w:val="20"/>
-        </w:rPr>
-        <w:t xml:space="preserve">mem_elapsed ← now() − t_acc_start  # seconds</w:t>
-      </w:r>
-    </w:p>
-    <w:p>
-      <w:pPr>
-        <w:pStyle w:val="Equation"/>
-      </w:pPr>
-      <w:r>
-        <w:rPr>
-          <w:rFonts w:ascii="Courier New" w:cs="Courier New" w:eastAsia="Courier New" w:hAnsi="Courier New"/>
-          <w:sz w:val="20"/>
-          <w:szCs w:val="20"/>
-        </w:rPr>
-        <w:t xml:space="preserve">signal_gap ← now() − last_signal_ts  # seconds</w:t>
+        <w:t xml:space="preserve">Naming contract (canonical): </w:t>
+      </w:r>
+      <w:r>
+        <w:t xml:space="preserve">Use the variable names below consistently throughout this document. Units: stored timestamps are integers in milliseconds (commonly suffixed *_ts, and also appearing as timestamp/created_at/last_rate_timestamp); derived time intervals in seconds use the *_s suffix. Accumulator variables: t_start, last_signal_ts, last_write_ts, drift_acc. Global variables: theta_dynamic, theta_target, hysteresis, m_rate, dt_ema, rate_ticks, reliability, last_rate_timestamp, last_retrieval_ts, drift_accum. Weight naming rule: weight_* and *_weight variables (e.g., weight_relevance, mismatch_weight, weight_surprise) are control parameters; w_* variables (e.g., w_relevance, w_mismatch, … w_arousal) are composite-score blender weights.</w:t>
       </w:r>
     </w:p>
     <w:p>
@@ -506,23 +493,49 @@
           <w:b/>
           <w:bCs/>
         </w:rPr>
-        <w:t xml:space="preserve">Time constants: </w:t>
-      </w:r>
-      <w:r>
-        <w:t xml:space="preserve">All time-related constants are specified with explicit units (e.g., τ_min = 120 seconds, kRecencyTau = 60 seconds). Threshold limits like max_mem_time(T) and gap_threshold(T) return values in seconds.</w:t>
-      </w:r>
-    </w:p>
-    <w:p>
-      <w:pPr>
-        <w:pStyle w:val="Heading2"/>
-      </w:pPr>
-      <w:r>
-        <w:t xml:space="preserve">3.2 The Three-Knob Philosophy</w:t>
-      </w:r>
-    </w:p>
-    <w:p>
-      <w:r>
-        <w:t xml:space="preserve">Cortext is governed by three continuous control parameters, each representing a distinct dimension of cognitive regulation:</w:t>
+        <w:t xml:space="preserve">Time deltas: </w:t>
+      </w:r>
+      <w:r>
+        <w:t xml:space="preserve">All Δt values, elapsed times (mem_elapsed, signal_gap, idle_for), and time comparisons operate in seconds:</w:t>
+      </w:r>
+    </w:p>
+    <w:p>
+      <w:pPr>
+        <w:pStyle w:val="Equation"/>
+      </w:pPr>
+      <w:r>
+        <w:rPr>
+          <w:rFonts w:ascii="Courier New" w:cs="Courier New" w:eastAsia="Courier New" w:hAnsi="Courier New"/>
+          <w:sz w:val="20"/>
+          <w:szCs w:val="20"/>
+        </w:rPr>
+        <w:t xml:space="preserve">Δt ← now_s() − to_s(last_rate_timestamp)   # seconds</w:t>
+      </w:r>
+    </w:p>
+    <w:p>
+      <w:pPr>
+        <w:pStyle w:val="Equation"/>
+      </w:pPr>
+      <w:r>
+        <w:rPr>
+          <w:rFonts w:ascii="Courier New" w:cs="Courier New" w:eastAsia="Courier New" w:hAnsi="Courier New"/>
+          <w:sz w:val="20"/>
+          <w:szCs w:val="20"/>
+        </w:rPr>
+        <w:t xml:space="preserve">mem_elapsed ← now_s() − to_s(t_start)     # seconds</w:t>
+      </w:r>
+    </w:p>
+    <w:p>
+      <w:pPr>
+        <w:pStyle w:val="Equation"/>
+      </w:pPr>
+      <w:r>
+        <w:rPr>
+          <w:rFonts w:ascii="Courier New" w:cs="Courier New" w:eastAsia="Courier New" w:hAnsi="Courier New"/>
+          <w:sz w:val="20"/>
+          <w:szCs w:val="20"/>
+        </w:rPr>
+        <w:t xml:space="preserve">signal_gap ← now_s() − to_s(last_signal_ts)  # seconds</w:t>
       </w:r>
     </w:p>
     <w:p>
@@ -531,10 +544,23 @@
           <w:b/>
           <w:bCs/>
         </w:rPr>
-        <w:t xml:space="preserve">Focus (F ∈ [0, 1]): </w:t>
-      </w:r>
-      <w:r>
-        <w:t xml:space="preserve">Perceptual selectivity and precision. Higher Focus narrows attention, increases relevance weighting, and reduces retrieval breadth. Focus modulates the trade-off between exploitation of known-relevant information and exploration of potentially useful context.</w:t>
+        <w:t xml:space="preserve">Time constants: </w:t>
+      </w:r>
+      <w:r>
+        <w:t xml:space="preserve">All time-related constants are specified with explicit units (e.g., τ_min = 120 seconds, kRecencyTau = 60 seconds). Threshold limits like max_mem_time(T) and gap_threshold(T) return values in seconds.</w:t>
+      </w:r>
+    </w:p>
+    <w:p>
+      <w:pPr>
+        <w:pStyle w:val="Heading2"/>
+      </w:pPr>
+      <w:r>
+        <w:t xml:space="preserve">3.2 The Three-Knob Philosophy</w:t>
+      </w:r>
+    </w:p>
+    <w:p>
+      <w:r>
+        <w:t xml:space="preserve">Cortext is governed by three continuous control parameters, each representing a distinct dimension of cognitive regulation:</w:t>
       </w:r>
     </w:p>
     <w:p>
@@ -543,10 +569,10 @@
           <w:b/>
           <w:bCs/>
         </w:rPr>
-        <w:t xml:space="preserve">Sensitivity (S ∈ [0, 1]): </w:t>
-      </w:r>
-      <w:r>
-        <w:t xml:space="preserve">Plasticity and affective gain. Higher Sensitivity accelerates learning, increases emotional and novelty responsiveness, and raises write-rate targets. Sensitivity governs how readily the system captures novel information and responds to salient stimuli.</w:t>
+        <w:t xml:space="preserve">Focus (F ∈ [0, 1]): </w:t>
+      </w:r>
+      <w:r>
+        <w:t xml:space="preserve">Perceptual selectivity and precision. Higher Focus narrows attention, increases relevance weighting, and reduces retrieval breadth. Focus modulates the trade-off between exploitation of known-relevant information and exploration of potentially useful context.</w:t>
       </w:r>
     </w:p>
     <w:p>
@@ -555,6 +581,18 @@
           <w:b/>
           <w:bCs/>
         </w:rPr>
+        <w:t xml:space="preserve">Sensitivity (S ∈ [0, 1]): </w:t>
+      </w:r>
+      <w:r>
+        <w:t xml:space="preserve">Plasticity and affective gain. Higher Sensitivity accelerates learning, increases emotional and novelty responsiveness, and raises write-rate targets. Sensitivity governs how readily the system captures novel information and responds to salient stimuli.</w:t>
+      </w:r>
+    </w:p>
+    <w:p>
+      <w:r>
+        <w:rPr>
+          <w:b/>
+          <w:bCs/>
+        </w:rPr>
         <w:t xml:space="preserve">Stability (T ∈ [0, 1]): </w:t>
       </w:r>
       <w:r>
@@ -610,25 +648,25 @@
           <w:sz w:val="20"/>
           <w:szCs w:val="20"/>
         </w:rPr>
-        <w:t xml:space="preserve">w_score(T) = round(lerp(20, 120, T))</w:t>
-      </w:r>
-    </w:p>
-    <w:p>
-      <w:pPr>
-        <w:pStyle w:val="Equation"/>
-      </w:pPr>
-      <w:r>
-        <w:rPr>
-          <w:rFonts w:ascii="Courier New" w:cs="Courier New" w:eastAsia="Courier New" w:hAnsi="Courier New"/>
-          <w:sz w:val="20"/>
-          <w:szCs w:val="20"/>
-        </w:rPr>
-        <w:t xml:space="preserve">w_rate_seconds(T) = round(lerp(60, 300, T))</w:t>
-      </w:r>
-    </w:p>
-    <w:p>
-      <w:r>
-        <w:t xml:space="preserve">The context window n_ctx determines how many recent items inform relevance computation. The scoring window w_score controls the lookback for variance estimation and percentile calculation. The rate window w_rate_seconds specifies the temporal horizon for write-rate measurement.</w:t>
+        <w:t xml:space="preserve">win_score(T) = round(lerp(20, 120, T))</w:t>
+      </w:r>
+    </w:p>
+    <w:p>
+      <w:pPr>
+        <w:pStyle w:val="Equation"/>
+      </w:pPr>
+      <w:r>
+        <w:rPr>
+          <w:rFonts w:ascii="Courier New" w:cs="Courier New" w:eastAsia="Courier New" w:hAnsi="Courier New"/>
+          <w:sz w:val="20"/>
+          <w:szCs w:val="20"/>
+        </w:rPr>
+        <w:t xml:space="preserve">win_rate_s(T) = round(lerp(60, 300, T))</w:t>
+      </w:r>
+    </w:p>
+    <w:p>
+      <w:r>
+        <w:t xml:space="preserve">The context window n_ctx determines how many recent items inform relevance computation. The scoring window win_score controls the lookback for variance estimation and percentile calculation. The rate window win_rate_s specifies the temporal horizon (in seconds) for write-rate measurement.</w:t>
       </w:r>
     </w:p>
     <w:p>
@@ -1063,20 +1101,20 @@
     </w:p>
     <w:p>
       <w:r>
-        <w:t xml:space="preserve">Given Focus knob F ∈ [0, 1], compute initial priors:</w:t>
-      </w:r>
-    </w:p>
-    <w:p>
-      <w:pPr>
-        <w:pStyle w:val="Equation"/>
-      </w:pPr>
-      <w:r>
-        <w:rPr>
-          <w:rFonts w:ascii="Courier New" w:cs="Courier New" w:eastAsia="Courier New" w:hAnsi="Courier New"/>
-          <w:sz w:val="20"/>
-          <w:szCs w:val="20"/>
-        </w:rPr>
-        <w:t xml:space="preserve">weight_relevance_prior = sigmoid(2F − 1)</w:t>
+        <w:t xml:space="preserve">Given Focus knob F ∈ [0, 1], initialize Focus control variables:</w:t>
+      </w:r>
+    </w:p>
+    <w:p>
+      <w:pPr>
+        <w:pStyle w:val="Equation"/>
+      </w:pPr>
+      <w:r>
+        <w:rPr>
+          <w:rFonts w:ascii="Courier New" w:cs="Courier New" w:eastAsia="Courier New" w:hAnsi="Courier New"/>
+          <w:sz w:val="20"/>
+          <w:szCs w:val="20"/>
+        </w:rPr>
+        <w:t xml:space="preserve">weight_relevance = sigmoid(2F − 1)</w:t>
       </w:r>
     </w:p>
     <w:p>
@@ -1102,20 +1140,20 @@
           <w:sz w:val="20"/>
           <w:szCs w:val="20"/>
         </w:rPr>
-        <w:t xml:space="preserve">mismatch_weight_prior = 1 − F</w:t>
-      </w:r>
-    </w:p>
-    <w:p>
-      <w:pPr>
-        <w:pStyle w:val="Equation"/>
-      </w:pPr>
-      <w:r>
-        <w:rPr>
-          <w:rFonts w:ascii="Courier New" w:cs="Courier New" w:eastAsia="Courier New" w:hAnsi="Courier New"/>
-          <w:sz w:val="20"/>
-          <w:szCs w:val="20"/>
-        </w:rPr>
-        <w:t xml:space="preserve">attention_width_prior = lerp(π, 0.1π, F)</w:t>
+        <w:t xml:space="preserve">mismatch_weight = 1 − F</w:t>
+      </w:r>
+    </w:p>
+    <w:p>
+      <w:pPr>
+        <w:pStyle w:val="Equation"/>
+      </w:pPr>
+      <w:r>
+        <w:rPr>
+          <w:rFonts w:ascii="Courier New" w:cs="Courier New" w:eastAsia="Courier New" w:hAnsi="Courier New"/>
+          <w:sz w:val="20"/>
+          <w:szCs w:val="20"/>
+        </w:rPr>
+        <w:t xml:space="preserve">attention_width = lerp(π, 0.1π, F)</w:t>
       </w:r>
     </w:p>
     <w:p>
@@ -1146,7 +1184,7 @@
           <w:sz w:val="20"/>
           <w:szCs w:val="20"/>
         </w:rPr>
-        <w:t xml:space="preserve">recent_context ← tail(context_buffer, n_ctx(T))</w:t>
+        <w:t xml:space="preserve">recent_context ← tail(signals, n_ctx(T))</w:t>
       </w:r>
     </w:p>
     <w:p>
@@ -1172,20 +1210,20 @@
           <w:sz w:val="20"/>
           <w:szCs w:val="20"/>
         </w:rPr>
-        <w:t xml:space="preserve">weight_relevance_t ← EWMA(weight_relevance_{t−1},</w:t>
-      </w:r>
-    </w:p>
-    <w:p>
-      <w:pPr>
-        <w:pStyle w:val="Equation"/>
-      </w:pPr>
-      <w:r>
-        <w:rPr>
-          <w:rFonts w:ascii="Courier New" w:cs="Courier New" w:eastAsia="Courier New" w:hAnsi="Courier New"/>
-          <w:sz w:val="20"/>
-          <w:szCs w:val="20"/>
-        </w:rPr>
-        <w:t xml:space="preserve">                         map01(observed_cosine), α = α_F(t))</w:t>
+        <w:t xml:space="preserve">weight_relevance ← EWMA(weight_relevance,</w:t>
+      </w:r>
+    </w:p>
+    <w:p>
+      <w:pPr>
+        <w:pStyle w:val="Equation"/>
+      </w:pPr>
+      <w:r>
+        <w:rPr>
+          <w:rFonts w:ascii="Courier New" w:cs="Courier New" w:eastAsia="Courier New" w:hAnsi="Courier New"/>
+          <w:sz w:val="20"/>
+          <w:szCs w:val="20"/>
+        </w:rPr>
+        <w:t xml:space="preserve">                      map01(observed_cosine), α = α_F(t))</w:t>
       </w:r>
     </w:p>
     <w:p>
@@ -1252,111 +1290,98 @@
     </w:p>
     <w:p>
       <w:r>
-        <w:t xml:space="preserve">Given Sensitivity knob S ∈ [0, 1], compute initial priors:</w:t>
-      </w:r>
-    </w:p>
-    <w:p>
-      <w:pPr>
-        <w:pStyle w:val="Equation"/>
-      </w:pPr>
-      <w:r>
-        <w:rPr>
-          <w:rFonts w:ascii="Courier New" w:cs="Courier New" w:eastAsia="Courier New" w:hAnsi="Courier New"/>
-          <w:sz w:val="20"/>
-          <w:szCs w:val="20"/>
-        </w:rPr>
-        <w:t xml:space="preserve">base_rate_prior = lerp(0.2, 5.0, S)  # writes/min</w:t>
-      </w:r>
-    </w:p>
-    <w:p>
-      <w:pPr>
-        <w:pStyle w:val="Equation"/>
-      </w:pPr>
-      <w:r>
-        <w:rPr>
-          <w:rFonts w:ascii="Courier New" w:cs="Courier New" w:eastAsia="Courier New" w:hAnsi="Courier New"/>
-          <w:sz w:val="20"/>
-          <w:szCs w:val="20"/>
-        </w:rPr>
-        <w:t xml:space="preserve">weight_novelty_prior = 0.3 + 0.7S</w:t>
-      </w:r>
-    </w:p>
-    <w:p>
-      <w:pPr>
-        <w:pStyle w:val="Equation"/>
-      </w:pPr>
-      <w:r>
-        <w:rPr>
-          <w:rFonts w:ascii="Courier New" w:cs="Courier New" w:eastAsia="Courier New" w:hAnsi="Courier New"/>
-          <w:sz w:val="20"/>
-          <w:szCs w:val="20"/>
-        </w:rPr>
-        <w:t xml:space="preserve">weight_surprise_prior = 0.2 + 0.8S</w:t>
-      </w:r>
-    </w:p>
-    <w:p>
-      <w:pPr>
-        <w:pStyle w:val="Equation"/>
-      </w:pPr>
-      <w:r>
-        <w:rPr>
-          <w:rFonts w:ascii="Courier New" w:cs="Courier New" w:eastAsia="Courier New" w:hAnsi="Courier New"/>
-          <w:sz w:val="20"/>
-          <w:szCs w:val="20"/>
-        </w:rPr>
-        <w:t xml:space="preserve">weight_valence_prior = 0.4 + 0.6S</w:t>
-      </w:r>
-    </w:p>
-    <w:p>
-      <w:pPr>
-        <w:pStyle w:val="Equation"/>
-      </w:pPr>
-      <w:r>
-        <w:rPr>
-          <w:rFonts w:ascii="Courier New" w:cs="Courier New" w:eastAsia="Courier New" w:hAnsi="Courier New"/>
-          <w:sz w:val="20"/>
-          <w:szCs w:val="20"/>
-        </w:rPr>
-        <w:t xml:space="preserve">weight_arousal_prior = S</w:t>
-      </w:r>
-    </w:p>
-    <w:p>
-      <w:pPr>
-        <w:pStyle w:val="Equation"/>
-      </w:pPr>
-      <w:r>
-        <w:rPr>
-          <w:rFonts w:ascii="Courier New" w:cs="Courier New" w:eastAsia="Courier New" w:hAnsi="Courier New"/>
-          <w:sz w:val="20"/>
-          <w:szCs w:val="20"/>
-        </w:rPr>
-        <w:t xml:space="preserve">emotion_gain_prior = exp(1.5S)</w:t>
-      </w:r>
-    </w:p>
-    <w:p>
-      <w:pPr>
-        <w:pStyle w:val="Equation"/>
-      </w:pPr>
-      <w:r>
-        <w:rPr>
-          <w:rFonts w:ascii="Courier New" w:cs="Courier New" w:eastAsia="Courier New" w:hAnsi="Courier New"/>
-          <w:sz w:val="20"/>
-          <w:szCs w:val="20"/>
-        </w:rPr>
-        <w:t xml:space="preserve">score_gain_prior = exp(2S)</w:t>
-      </w:r>
-    </w:p>
-    <w:p>
-      <w:pPr>
-        <w:pStyle w:val="Equation"/>
-      </w:pPr>
-      <w:r>
-        <w:rPr>
-          <w:rFonts w:ascii="Courier New" w:cs="Courier New" w:eastAsia="Courier New" w:hAnsi="Courier New"/>
-          <w:sz w:val="20"/>
-          <w:szCs w:val="20"/>
-        </w:rPr>
-        <w:t xml:space="preserve">rate_target_prior = base_rate_prior × (0.5 + 1.5S)</w:t>
+        <w:t xml:space="preserve">Given Sensitivity knob S ∈ [0, 1], initialize Sensitivity control variables:</w:t>
+      </w:r>
+    </w:p>
+    <w:p>
+      <w:pPr>
+        <w:pStyle w:val="Equation"/>
+      </w:pPr>
+      <w:r>
+        <w:rPr>
+          <w:rFonts w:ascii="Courier New" w:cs="Courier New" w:eastAsia="Courier New" w:hAnsi="Courier New"/>
+          <w:sz w:val="20"/>
+          <w:szCs w:val="20"/>
+        </w:rPr>
+        <w:t xml:space="preserve">rate_target = lerp(0.2, 5.0, S) × (0.5 + 1.5S)  # writes/min</w:t>
+      </w:r>
+    </w:p>
+    <w:p>
+      <w:pPr>
+        <w:pStyle w:val="Equation"/>
+      </w:pPr>
+      <w:r>
+        <w:rPr>
+          <w:rFonts w:ascii="Courier New" w:cs="Courier New" w:eastAsia="Courier New" w:hAnsi="Courier New"/>
+          <w:sz w:val="20"/>
+          <w:szCs w:val="20"/>
+        </w:rPr>
+        <w:t xml:space="preserve">weight_novelty = 0.3 + 0.7S</w:t>
+      </w:r>
+    </w:p>
+    <w:p>
+      <w:pPr>
+        <w:pStyle w:val="Equation"/>
+      </w:pPr>
+      <w:r>
+        <w:rPr>
+          <w:rFonts w:ascii="Courier New" w:cs="Courier New" w:eastAsia="Courier New" w:hAnsi="Courier New"/>
+          <w:sz w:val="20"/>
+          <w:szCs w:val="20"/>
+        </w:rPr>
+        <w:t xml:space="preserve">weight_surprise = 0.2 + 0.8S</w:t>
+      </w:r>
+    </w:p>
+    <w:p>
+      <w:pPr>
+        <w:pStyle w:val="Equation"/>
+      </w:pPr>
+      <w:r>
+        <w:rPr>
+          <w:rFonts w:ascii="Courier New" w:cs="Courier New" w:eastAsia="Courier New" w:hAnsi="Courier New"/>
+          <w:sz w:val="20"/>
+          <w:szCs w:val="20"/>
+        </w:rPr>
+        <w:t xml:space="preserve">weight_valence = 0.4 + 0.6S</w:t>
+      </w:r>
+    </w:p>
+    <w:p>
+      <w:pPr>
+        <w:pStyle w:val="Equation"/>
+      </w:pPr>
+      <w:r>
+        <w:rPr>
+          <w:rFonts w:ascii="Courier New" w:cs="Courier New" w:eastAsia="Courier New" w:hAnsi="Courier New"/>
+          <w:sz w:val="20"/>
+          <w:szCs w:val="20"/>
+        </w:rPr>
+        <w:t xml:space="preserve">weight_arousal = S</w:t>
+      </w:r>
+    </w:p>
+    <w:p>
+      <w:pPr>
+        <w:pStyle w:val="Equation"/>
+      </w:pPr>
+      <w:r>
+        <w:rPr>
+          <w:rFonts w:ascii="Courier New" w:cs="Courier New" w:eastAsia="Courier New" w:hAnsi="Courier New"/>
+          <w:sz w:val="20"/>
+          <w:szCs w:val="20"/>
+        </w:rPr>
+        <w:t xml:space="preserve">emotion_gain = exp(1.5S)</w:t>
+      </w:r>
+    </w:p>
+    <w:p>
+      <w:pPr>
+        <w:pStyle w:val="Equation"/>
+      </w:pPr>
+      <w:r>
+        <w:rPr>
+          <w:rFonts w:ascii="Courier New" w:cs="Courier New" w:eastAsia="Courier New" w:hAnsi="Courier New"/>
+          <w:sz w:val="20"/>
+          <w:szCs w:val="20"/>
+        </w:rPr>
+        <w:t xml:space="preserve">score_gain = exp(2S)</w:t>
       </w:r>
     </w:p>
     <w:p>
@@ -1792,59 +1817,59 @@
     </w:p>
     <w:p>
       <w:r>
-        <w:t xml:space="preserve">Given Stability knob T ∈ [0, 1], compute initial priors:</w:t>
-      </w:r>
-    </w:p>
-    <w:p>
-      <w:pPr>
-        <w:pStyle w:val="Equation"/>
-      </w:pPr>
-      <w:r>
-        <w:rPr>
-          <w:rFonts w:ascii="Courier New" w:cs="Courier New" w:eastAsia="Courier New" w:hAnsi="Courier New"/>
-          <w:sz w:val="20"/>
-          <w:szCs w:val="20"/>
-        </w:rPr>
-        <w:t xml:space="preserve">hysteresis_band_prior = lerp(0.02, 0.25, T)</w:t>
-      </w:r>
-    </w:p>
-    <w:p>
-      <w:pPr>
-        <w:pStyle w:val="Equation"/>
-      </w:pPr>
-      <w:r>
-        <w:rPr>
-          <w:rFonts w:ascii="Courier New" w:cs="Courier New" w:eastAsia="Courier New" w:hAnsi="Courier New"/>
-          <w:sz w:val="20"/>
-          <w:szCs w:val="20"/>
-        </w:rPr>
-        <w:t xml:space="preserve">half_life_prior = base_half_life(T)</w:t>
-      </w:r>
-    </w:p>
-    <w:p>
-      <w:pPr>
-        <w:pStyle w:val="Equation"/>
-      </w:pPr>
-      <w:r>
-        <w:rPr>
-          <w:rFonts w:ascii="Courier New" w:cs="Courier New" w:eastAsia="Courier New" w:hAnsi="Courier New"/>
-          <w:sz w:val="20"/>
-          <w:szCs w:val="20"/>
-        </w:rPr>
-        <w:t xml:space="preserve">rate_decay_prior = lerp(0.60, 0.98, T)</w:t>
-      </w:r>
-    </w:p>
-    <w:p>
-      <w:pPr>
-        <w:pStyle w:val="Equation"/>
-      </w:pPr>
-      <w:r>
-        <w:rPr>
-          <w:rFonts w:ascii="Courier New" w:cs="Courier New" w:eastAsia="Courier New" w:hAnsi="Courier New"/>
-          <w:sz w:val="20"/>
-          <w:szCs w:val="20"/>
-        </w:rPr>
-        <w:t xml:space="preserve">periphery_half_life_prior = clamp(0.5 × half_life_prior,</w:t>
+        <w:t xml:space="preserve">Given Stability knob T ∈ [0, 1], initialize Stability control variables:</w:t>
+      </w:r>
+    </w:p>
+    <w:p>
+      <w:pPr>
+        <w:pStyle w:val="Equation"/>
+      </w:pPr>
+      <w:r>
+        <w:rPr>
+          <w:rFonts w:ascii="Courier New" w:cs="Courier New" w:eastAsia="Courier New" w:hAnsi="Courier New"/>
+          <w:sz w:val="20"/>
+          <w:szCs w:val="20"/>
+        </w:rPr>
+        <w:t xml:space="preserve">hysteresis = lerp(0.02, 0.25, T)</w:t>
+      </w:r>
+    </w:p>
+    <w:p>
+      <w:pPr>
+        <w:pStyle w:val="Equation"/>
+      </w:pPr>
+      <w:r>
+        <w:rPr>
+          <w:rFonts w:ascii="Courier New" w:cs="Courier New" w:eastAsia="Courier New" w:hAnsi="Courier New"/>
+          <w:sz w:val="20"/>
+          <w:szCs w:val="20"/>
+        </w:rPr>
+        <w:t xml:space="preserve">half_life = base_half_life(T)</w:t>
+      </w:r>
+    </w:p>
+    <w:p>
+      <w:pPr>
+        <w:pStyle w:val="Equation"/>
+      </w:pPr>
+      <w:r>
+        <w:rPr>
+          <w:rFonts w:ascii="Courier New" w:cs="Courier New" w:eastAsia="Courier New" w:hAnsi="Courier New"/>
+          <w:sz w:val="20"/>
+          <w:szCs w:val="20"/>
+        </w:rPr>
+        <w:t xml:space="preserve">rate_decay = lerp(0.60, 0.98, T)</w:t>
+      </w:r>
+    </w:p>
+    <w:p>
+      <w:pPr>
+        <w:pStyle w:val="Equation"/>
+      </w:pPr>
+      <w:r>
+        <w:rPr>
+          <w:rFonts w:ascii="Courier New" w:cs="Courier New" w:eastAsia="Courier New" w:hAnsi="Courier New"/>
+          <w:sz w:val="20"/>
+          <w:szCs w:val="20"/>
+        </w:rPr>
+        <w:t xml:space="preserve">periphery_half_life = clamp(0.5 × half_life,</w:t>
       </w:r>
     </w:p>
     <w:p>
@@ -1870,7 +1895,7 @@
           <w:sz w:val="20"/>
           <w:szCs w:val="20"/>
         </w:rPr>
-        <w:t xml:space="preserve">drift_weight_prior = 0.5 × (1 − T)</w:t>
+        <w:t xml:space="preserve">drift_weight = 0.5 × (1 − T)</w:t>
       </w:r>
     </w:p>
     <w:p>
@@ -1922,7 +1947,7 @@
           <w:sz w:val="20"/>
           <w:szCs w:val="20"/>
         </w:rPr>
-        <w:t xml:space="preserve">w_ret(T) = round(lerp(10, 50, T))  # retention history window size</w:t>
+        <w:t xml:space="preserve">win_ret(T) = round(lerp(10, 50, T))  # retention history window size</w:t>
       </w:r>
     </w:p>
     <w:p>
@@ -1997,33 +2022,33 @@
           <w:sz w:val="20"/>
           <w:szCs w:val="20"/>
         </w:rPr>
-        <w:t xml:space="preserve">last_w_ret ← tail(retention_history, w_ret(T))</w:t>
-      </w:r>
-    </w:p>
-    <w:p>
-      <w:pPr>
-        <w:pStyle w:val="Equation"/>
-      </w:pPr>
-      <w:r>
-        <w:rPr>
-          <w:rFonts w:ascii="Courier New" w:cs="Courier New" w:eastAsia="Courier New" w:hAnsi="Courier New"/>
-          <w:sz w:val="20"/>
-          <w:szCs w:val="20"/>
-        </w:rPr>
-        <w:t xml:space="preserve">μ_ret ← mean(last_w_ret)</w:t>
-      </w:r>
-    </w:p>
-    <w:p>
-      <w:pPr>
-        <w:pStyle w:val="Equation"/>
-      </w:pPr>
-      <w:r>
-        <w:rPr>
-          <w:rFonts w:ascii="Courier New" w:cs="Courier New" w:eastAsia="Courier New" w:hAnsi="Courier New"/>
-          <w:sz w:val="20"/>
-          <w:szCs w:val="20"/>
-        </w:rPr>
-        <w:t xml:space="preserve">σ_ret ← max(std(last_w_ret), 1.0)</w:t>
+        <w:t xml:space="preserve">last_win_ret ← tail(retention_history, win_ret(T))</w:t>
+      </w:r>
+    </w:p>
+    <w:p>
+      <w:pPr>
+        <w:pStyle w:val="Equation"/>
+      </w:pPr>
+      <w:r>
+        <w:rPr>
+          <w:rFonts w:ascii="Courier New" w:cs="Courier New" w:eastAsia="Courier New" w:hAnsi="Courier New"/>
+          <w:sz w:val="20"/>
+          <w:szCs w:val="20"/>
+        </w:rPr>
+        <w:t xml:space="preserve">μ_ret ← mean(last_win_ret)</w:t>
+      </w:r>
+    </w:p>
+    <w:p>
+      <w:pPr>
+        <w:pStyle w:val="Equation"/>
+      </w:pPr>
+      <w:r>
+        <w:rPr>
+          <w:rFonts w:ascii="Courier New" w:cs="Courier New" w:eastAsia="Courier New" w:hAnsi="Courier New"/>
+          <w:sz w:val="20"/>
+          <w:szCs w:val="20"/>
+        </w:rPr>
+        <w:t xml:space="preserve">σ_ret ← max(std(last_win_ret), 1.0)</w:t>
       </w:r>
     </w:p>
     <w:p>
@@ -2166,7 +2191,7 @@
           <w:sz w:val="20"/>
           <w:szCs w:val="20"/>
         </w:rPr>
-        <w:t xml:space="preserve">raw ← var([cos(x_t, c) for c in context_window])</w:t>
+        <w:t xml:space="preserve">raw ← var([cos(x_t, c) for c in recent_context])</w:t>
       </w:r>
     </w:p>
     <w:p>
@@ -2661,7 +2686,7 @@
           </w:tcPr>
           <w:p>
             <w:r>
-              <w:t xml:space="preserve">Prediction Error</w:t>
+              <w:t xml:space="preserve">Surprise</w:t>
             </w:r>
           </w:p>
         </w:tc>
@@ -3192,6 +3217,55 @@
       </w:r>
     </w:p>
     <w:p>
+      <w:r>
+        <w:t xml:space="preserve">Blender weights are maintained as variables w_* (do not confuse these with control weights like weight_relevance or mismatch_weight). We denote the 12-element blender weight vector as:</w:t>
+      </w:r>
+    </w:p>
+    <w:p>
+      <w:pPr>
+        <w:pStyle w:val="Equation"/>
+      </w:pPr>
+      <w:r>
+        <w:rPr>
+          <w:rFonts w:ascii="Courier New" w:cs="Courier New" w:eastAsia="Courier New" w:hAnsi="Courier New"/>
+          <w:sz w:val="20"/>
+          <w:szCs w:val="20"/>
+        </w:rPr>
+        <w:t xml:space="preserve">W_blend = [w_relevance, w_mismatch, w_surprise, w_rarity, w_drift,</w:t>
+      </w:r>
+    </w:p>
+    <w:p>
+      <w:pPr>
+        <w:pStyle w:val="Equation"/>
+      </w:pPr>
+      <w:r>
+        <w:rPr>
+          <w:rFonts w:ascii="Courier New" w:cs="Courier New" w:eastAsia="Courier New" w:hAnsi="Courier New"/>
+          <w:sz w:val="20"/>
+          <w:szCs w:val="20"/>
+        </w:rPr>
+        <w:t xml:space="preserve">          w_utility, w_salience, w_valence, w_arousal, w_contradiction,</w:t>
+      </w:r>
+    </w:p>
+    <w:p>
+      <w:pPr>
+        <w:pStyle w:val="Equation"/>
+      </w:pPr>
+      <w:r>
+        <w:rPr>
+          <w:rFonts w:ascii="Courier New" w:cs="Courier New" w:eastAsia="Courier New" w:hAnsi="Courier New"/>
+          <w:sz w:val="20"/>
+          <w:szCs w:val="20"/>
+        </w:rPr>
+        <w:t xml:space="preserve">          w_periphery, w_coverage]</w:t>
+      </w:r>
+    </w:p>
+    <w:p>
+      <w:r>
+        <w:t xml:space="preserve">The index i used below (e.g., w_bootstrap[i], w_rls[i]) follows this ordering.</w:t>
+      </w:r>
+    </w:p>
+    <w:p>
       <w:pPr>
         <w:pStyle w:val="Equation"/>
       </w:pPr>
@@ -3403,7 +3477,7 @@
     </w:p>
     <w:p>
       <w:r>
-        <w:t xml:space="preserve">The write gate compares composite scores against an adaptive threshold θ_dynamic. This section details the threshold evolution algorithm incorporating Bayesian prior-evidence blending and homeostatic rate control.</w:t>
+        <w:t xml:space="preserve">The write gate compares composite scores against an adaptive threshold θ_dynamic (written as theta_dynamic when referring to the recorded variable). This section details the threshold evolution algorithm incorporating Bayesian prior-evidence blending and homeostatic rate control.</w:t>
       </w:r>
     </w:p>
     <w:p>
@@ -3447,7 +3521,7 @@
           <w:sz w:val="20"/>
           <w:szCs w:val="20"/>
         </w:rPr>
-        <w:t xml:space="preserve">w ← w_score(T)</w:t>
+        <w:t xml:space="preserve">w ← win_score(T)</w:t>
       </w:r>
     </w:p>
     <w:p>
@@ -3561,7 +3635,7 @@
           <w:sz w:val="20"/>
           <w:szCs w:val="20"/>
         </w:rPr>
-        <w:t xml:space="preserve">Δt ← now − last_timestamp</w:t>
+        <w:t xml:space="preserve">Δt ← now_s() − to_s(last_rate_timestamp)</w:t>
       </w:r>
     </w:p>
     <w:p>
@@ -3836,7 +3910,7 @@
           <w:sz w:val="20"/>
           <w:szCs w:val="20"/>
         </w:rPr>
-        <w:t xml:space="preserve">cap_homeo ← 0.25 × hysteresis_t</w:t>
+        <w:t xml:space="preserve">cap_homeo ← 0.25 × hysteresis</w:t>
       </w:r>
     </w:p>
     <w:p>
@@ -3932,7 +4006,7 @@
           <w:sz w:val="20"/>
           <w:szCs w:val="20"/>
         </w:rPr>
-        <w:t xml:space="preserve">cap_sens ← 0.20 × hysteresis_t</w:t>
+        <w:t xml:space="preserve">cap_sens ← 0.20 × hysteresis</w:t>
       </w:r>
     </w:p>
     <w:p>
@@ -4002,7 +4076,7 @@
           <w:sz w:val="20"/>
           <w:szCs w:val="20"/>
         </w:rPr>
-        <w:t xml:space="preserve">cap_prec ← 0.15 × hysteresis_t</w:t>
+        <w:t xml:space="preserve">cap_prec ← 0.15 × hysteresis</w:t>
       </w:r>
     </w:p>
     <w:p>
@@ -4142,33 +4216,33 @@
           <w:sz w:val="20"/>
           <w:szCs w:val="20"/>
         </w:rPr>
-        <w:t xml:space="preserve">hysteresis_t ← clamp(EWMA(hysteresis_{t−1},</w:t>
-      </w:r>
-    </w:p>
-    <w:p>
-      <w:pPr>
-        <w:pStyle w:val="Equation"/>
-      </w:pPr>
-      <w:r>
-        <w:rPr>
-          <w:rFonts w:ascii="Courier New" w:cs="Courier New" w:eastAsia="Courier New" w:hAnsi="Courier New"/>
-          <w:sz w:val="20"/>
-          <w:szCs w:val="20"/>
-        </w:rPr>
-        <w:t xml:space="preserve">                         base_band(T), α = α_T(t)),</w:t>
-      </w:r>
-    </w:p>
-    <w:p>
-      <w:pPr>
-        <w:pStyle w:val="Equation"/>
-      </w:pPr>
-      <w:r>
-        <w:rPr>
-          <w:rFonts w:ascii="Courier New" w:cs="Courier New" w:eastAsia="Courier New" w:hAnsi="Courier New"/>
-          <w:sz w:val="20"/>
-          <w:szCs w:val="20"/>
-        </w:rPr>
-        <w:t xml:space="preserve">                    band_min, band_max)</w:t>
+        <w:t xml:space="preserve">hysteresis ← clamp(EWMA(hysteresis,</w:t>
+      </w:r>
+    </w:p>
+    <w:p>
+      <w:pPr>
+        <w:pStyle w:val="Equation"/>
+      </w:pPr>
+      <w:r>
+        <w:rPr>
+          <w:rFonts w:ascii="Courier New" w:cs="Courier New" w:eastAsia="Courier New" w:hAnsi="Courier New"/>
+          <w:sz w:val="20"/>
+          <w:szCs w:val="20"/>
+        </w:rPr>
+        <w:t xml:space="preserve">                     base_band(T), α = α_T(t)),</w:t>
+      </w:r>
+    </w:p>
+    <w:p>
+      <w:pPr>
+        <w:pStyle w:val="Equation"/>
+      </w:pPr>
+      <w:r>
+        <w:rPr>
+          <w:rFonts w:ascii="Courier New" w:cs="Courier New" w:eastAsia="Courier New" w:hAnsi="Courier New"/>
+          <w:sz w:val="20"/>
+          <w:szCs w:val="20"/>
+        </w:rPr>
+        <w:t xml:space="preserve">                band_min, band_max)</w:t>
       </w:r>
     </w:p>
     <w:p>
@@ -4225,7 +4299,7 @@
           <w:sz w:val="20"/>
           <w:szCs w:val="20"/>
         </w:rPr>
-        <w:t xml:space="preserve">D_acc ← accumulated drift within memory</w:t>
+        <w:t xml:space="preserve">drift_acc ← accumulated drift within memory</w:t>
       </w:r>
     </w:p>
     <w:p>
@@ -4290,20 +4364,20 @@
           <w:sz w:val="20"/>
           <w:szCs w:val="20"/>
         </w:rPr>
-        <w:t xml:space="preserve">t_acc_start ← timestamp of accumulation start</w:t>
-      </w:r>
-    </w:p>
-    <w:p>
-      <w:pPr>
-        <w:pStyle w:val="Equation"/>
-      </w:pPr>
-      <w:r>
-        <w:rPr>
-          <w:rFonts w:ascii="Courier New" w:cs="Courier New" w:eastAsia="Courier New" w:hAnsi="Courier New"/>
-          <w:sz w:val="20"/>
-          <w:szCs w:val="20"/>
-        </w:rPr>
-        <w:t xml:space="preserve">last_signal_ts ← timestamp of previous signal (for gap detection)</w:t>
+        <w:t xml:space="preserve">t_start ← now_ms()  # timestamp of accumulation start (ms since epoch)</w:t>
+      </w:r>
+    </w:p>
+    <w:p>
+      <w:pPr>
+        <w:pStyle w:val="Equation"/>
+      </w:pPr>
+      <w:r>
+        <w:rPr>
+          <w:rFonts w:ascii="Courier New" w:cs="Courier New" w:eastAsia="Courier New" w:hAnsi="Courier New"/>
+          <w:sz w:val="20"/>
+          <w:szCs w:val="20"/>
+        </w:rPr>
+        <w:t xml:space="preserve">last_signal_ts ← now_ms()  # timestamp of previous signal (ms, for gap detection)</w:t>
       </w:r>
     </w:p>
     <w:p>
@@ -4347,7 +4421,7 @@
           <w:sz w:val="20"/>
           <w:szCs w:val="20"/>
         </w:rPr>
-        <w:t xml:space="preserve">D_acc ← D_acc + drift_mag_t</w:t>
+        <w:t xml:space="preserve">drift_acc ← drift_acc + drift_mag_t</w:t>
       </w:r>
     </w:p>
     <w:p>
@@ -4399,7 +4473,7 @@
           <w:sz w:val="20"/>
           <w:szCs w:val="20"/>
         </w:rPr>
-        <w:t xml:space="preserve">last_signal_ts ← now()  # update timestamp for next gap calculation</w:t>
+        <w:t xml:space="preserve">last_signal_ts ← now_ms()  # update timestamp for next gap calculation (ms)</w:t>
       </w:r>
     </w:p>
     <w:p>
@@ -4451,7 +4525,7 @@
           <w:sz w:val="20"/>
           <w:szCs w:val="20"/>
         </w:rPr>
-        <w:t xml:space="preserve">η_mem ← EWMA(η_mem, d_step, α = lerp(0.3, 0.1, T))</w:t>
+        <w:t xml:space="preserve">eta_acc ← EWMA(eta_acc, d_step, α = lerp(0.3, 0.1, T))</w:t>
       </w:r>
     </w:p>
     <w:p>
@@ -4469,7 +4543,7 @@
           <w:sz w:val="20"/>
           <w:szCs w:val="20"/>
         </w:rPr>
-        <w:t xml:space="preserve">coherence_mem_t ← mean([cos(x_t, x_i) for x_i in current_window])</w:t>
+        <w:t xml:space="preserve">coherence_prev ← mean([cos(x_t, x_i) for x_i in current_window])</w:t>
       </w:r>
     </w:p>
     <w:p>
@@ -4500,72 +4574,72 @@
           <w:sz w:val="20"/>
           <w:szCs w:val="20"/>
         </w:rPr>
-        <w:t xml:space="preserve">w_drift = lerp(0.6, 0.4, T)  # weight on drift</w:t>
-      </w:r>
-    </w:p>
-    <w:p>
-      <w:pPr>
-        <w:pStyle w:val="Equation"/>
-      </w:pPr>
-      <w:r>
-        <w:rPr>
-          <w:rFonts w:ascii="Courier New" w:cs="Courier New" w:eastAsia="Courier New" w:hAnsi="Courier New"/>
-          <w:sz w:val="20"/>
-          <w:szCs w:val="20"/>
-        </w:rPr>
-        <w:t xml:space="preserve">w_coh = 1 − w_drift  # weight on coherence drop</w:t>
-      </w:r>
-    </w:p>
-    <w:p>
-      <w:pPr>
-        <w:pStyle w:val="Equation"/>
-      </w:pPr>
-      <w:r>
-        <w:rPr>
-          <w:rFonts w:ascii="Courier New" w:cs="Courier New" w:eastAsia="Courier New" w:hAnsi="Courier New"/>
-          <w:sz w:val="20"/>
-          <w:szCs w:val="20"/>
-        </w:rPr>
-        <w:t xml:space="preserve">drift_spike ← (d_step − η_mem) / max(η_mem, ε)</w:t>
-      </w:r>
-    </w:p>
-    <w:p>
-      <w:pPr>
-        <w:pStyle w:val="Equation"/>
-      </w:pPr>
-      <w:r>
-        <w:rPr>
-          <w:rFonts w:ascii="Courier New" w:cs="Courier New" w:eastAsia="Courier New" w:hAnsi="Courier New"/>
-          <w:sz w:val="20"/>
-          <w:szCs w:val="20"/>
-        </w:rPr>
-        <w:t xml:space="preserve">coh_drop ← max(0, coherence_mem_{t−1} − coherence_mem_t)</w:t>
-      </w:r>
-    </w:p>
-    <w:p>
-      <w:pPr>
-        <w:pStyle w:val="Equation"/>
-      </w:pPr>
-      <w:r>
-        <w:rPr>
-          <w:rFonts w:ascii="Courier New" w:cs="Courier New" w:eastAsia="Courier New" w:hAnsi="Courier New"/>
-          <w:sz w:val="20"/>
-          <w:szCs w:val="20"/>
-        </w:rPr>
-        <w:t xml:space="preserve">boundary_score ← w_drift × sigmoid(drift_spike) +</w:t>
-      </w:r>
-    </w:p>
-    <w:p>
-      <w:pPr>
-        <w:pStyle w:val="Equation"/>
-      </w:pPr>
-      <w:r>
-        <w:rPr>
-          <w:rFonts w:ascii="Courier New" w:cs="Courier New" w:eastAsia="Courier New" w:hAnsi="Courier New"/>
-          <w:sz w:val="20"/>
-          <w:szCs w:val="20"/>
-        </w:rPr>
-        <w:t xml:space="preserve">                  w_coh × coh_drop</w:t>
+        <w:t xml:space="preserve">weight_drift_component = lerp(0.6, 0.4, T)  # weight on drift</w:t>
+      </w:r>
+    </w:p>
+    <w:p>
+      <w:pPr>
+        <w:pStyle w:val="Equation"/>
+      </w:pPr>
+      <w:r>
+        <w:rPr>
+          <w:rFonts w:ascii="Courier New" w:cs="Courier New" w:eastAsia="Courier New" w:hAnsi="Courier New"/>
+          <w:sz w:val="20"/>
+          <w:szCs w:val="20"/>
+        </w:rPr>
+        <w:t xml:space="preserve">weight_coh_component = 1 − weight_drift_component  # weight on coherence drop</w:t>
+      </w:r>
+    </w:p>
+    <w:p>
+      <w:pPr>
+        <w:pStyle w:val="Equation"/>
+      </w:pPr>
+      <w:r>
+        <w:rPr>
+          <w:rFonts w:ascii="Courier New" w:cs="Courier New" w:eastAsia="Courier New" w:hAnsi="Courier New"/>
+          <w:sz w:val="20"/>
+          <w:szCs w:val="20"/>
+        </w:rPr>
+        <w:t xml:space="preserve">drift_spike ← (d_step − eta_acc) / max(eta_acc, ε)</w:t>
+      </w:r>
+    </w:p>
+    <w:p>
+      <w:pPr>
+        <w:pStyle w:val="Equation"/>
+      </w:pPr>
+      <w:r>
+        <w:rPr>
+          <w:rFonts w:ascii="Courier New" w:cs="Courier New" w:eastAsia="Courier New" w:hAnsi="Courier New"/>
+          <w:sz w:val="20"/>
+          <w:szCs w:val="20"/>
+        </w:rPr>
+        <w:t xml:space="preserve">coh_drop ← max(0, coherence_prev − coherence_curr)</w:t>
+      </w:r>
+    </w:p>
+    <w:p>
+      <w:pPr>
+        <w:pStyle w:val="Equation"/>
+      </w:pPr>
+      <w:r>
+        <w:rPr>
+          <w:rFonts w:ascii="Courier New" w:cs="Courier New" w:eastAsia="Courier New" w:hAnsi="Courier New"/>
+          <w:sz w:val="20"/>
+          <w:szCs w:val="20"/>
+        </w:rPr>
+        <w:t xml:space="preserve">boundary_score ← weight_drift_component × sigmoid(drift_spike) +</w:t>
+      </w:r>
+    </w:p>
+    <w:p>
+      <w:pPr>
+        <w:pStyle w:val="Equation"/>
+      </w:pPr>
+      <w:r>
+        <w:rPr>
+          <w:rFonts w:ascii="Courier New" w:cs="Courier New" w:eastAsia="Courier New" w:hAnsi="Courier New"/>
+          <w:sz w:val="20"/>
+          <w:szCs w:val="20"/>
+        </w:rPr>
+        <w:t xml:space="preserve">                  weight_coh_component × coh_drop</w:t>
       </w:r>
     </w:p>
     <w:p>
@@ -4627,7 +4701,7 @@
           <w:sz w:val="20"/>
           <w:szCs w:val="20"/>
         </w:rPr>
-        <w:t xml:space="preserve">mem_elapsed ← now() − t_acc_start</w:t>
+        <w:t xml:space="preserve">mem_elapsed ← now_s() − to_s(t_start)</w:t>
       </w:r>
     </w:p>
     <w:p>
@@ -4666,7 +4740,7 @@
           <w:sz w:val="20"/>
           <w:szCs w:val="20"/>
         </w:rPr>
-        <w:t xml:space="preserve">               (D_acc &gt; max_mem_drift(S)) OR</w:t>
+        <w:t xml:space="preserve">               (drift_acc &gt; max_mem_drift(S)) OR</w:t>
       </w:r>
     </w:p>
     <w:p>
@@ -4684,7 +4758,7 @@
     </w:p>
     <w:p>
       <w:r>
-        <w:t xml:space="preserve">where signal_gap = now() − last_signal_ts detects natural pauses (speech pauses, generation delays):</w:t>
+        <w:t xml:space="preserve">where signal_gap = now_s() − to_s(last_signal_ts) detects natural pauses (speech pauses, generation delays):</w:t>
       </w:r>
     </w:p>
     <w:p>
@@ -4907,7 +4981,7 @@
           <w:sz w:val="20"/>
           <w:szCs w:val="20"/>
         </w:rPr>
-        <w:t xml:space="preserve">Δt_write ← now() − last_write_ts</w:t>
+        <w:t xml:space="preserve">Δt_write ← now_s() − to_s(last_write_ts)</w:t>
       </w:r>
     </w:p>
     <w:p>
@@ -4956,6 +5030,11 @@
     </w:p>
     <w:p>
       <w:r>
+        <w:t xml:space="preserve">Trace note: if a run trace reports both write_decision and stored, interpret write_decision as the boolean gate outcome at the boundary (the write_memory predicate above). Interpret stored as the eventual recording outcome (after any final safety checks).</w:t>
+      </w:r>
+    </w:p>
+    <w:p>
+      <w:r>
         <w:t xml:space="preserve">Representative embedding blends accumulator mean with peak:</w:t>
       </w:r>
     </w:p>
@@ -4987,7 +5066,7 @@
     </w:p>
     <w:p>
       <w:r>
-        <w:t xml:space="preserve">On write: store e_rep with metadata {n, s_max, s_avg, D_acc, mem_elapsed}. Reset accumulator for next unit.</w:t>
+        <w:t xml:space="preserve">On write: store e_rep with metadata {n, s_max, s_avg, drift_acc, mem_elapsed}. Reset accumulator for next unit.</w:t>
       </w:r>
     </w:p>
     <w:p>
@@ -5273,7 +5352,7 @@
           <w:sz w:val="20"/>
           <w:szCs w:val="20"/>
         </w:rPr>
-        <w:t xml:space="preserve">        weight_relevance_t += αF_base × contextual_gain(m)</w:t>
+        <w:t xml:space="preserve">        weight_relevance += αF_base × contextual_gain(m)</w:t>
       </w:r>
     </w:p>
     <w:p>
@@ -5325,7 +5404,7 @@
           <w:sz w:val="20"/>
           <w:szCs w:val="20"/>
         </w:rPr>
-        <w:t xml:space="preserve">weight_relevance_t ← clamp(weight_relevance_t, 0, 1)</w:t>
+        <w:t xml:space="preserve">weight_relevance ← clamp(weight_relevance, 0, 1)</w:t>
       </w:r>
     </w:p>
     <w:p>
@@ -5792,7 +5871,7 @@
     </w:p>
     <w:p>
       <w:r>
-        <w:t xml:space="preserve">Following Cowan's (2001) capacity constraints, working memory maintains a limited number of active items. Working memory slots hold coherent memories as defined in Section 6.4, preserving the full content and signal sequence:</w:t>
+        <w:t xml:space="preserve">Following Cowan's (2001) capacity constraints, working memory maintains a limited number of active items. Working memory holds coherent memories as defined in Section 6.4, preserving the full content and signal sequence:</w:t>
       </w:r>
     </w:p>
     <w:p>
@@ -5810,7 +5889,7 @@
     </w:p>
     <w:p>
       <w:r>
-        <w:t xml:space="preserve">This yields a range of approximately 2-6 slots, broadening the 4±1 chunk limit to accommodate task-dependent requirements. High Sensitivity reduces capacity (faster turnover), while high Focus modulates breadth.</w:t>
+        <w:t xml:space="preserve">This yields a range of approximately 2-6 memories, broadening the 4±1 chunk limit to accommodate task-dependent requirements. High Sensitivity reduces capacity (faster turnover), while high Focus modulates breadth.</w:t>
       </w:r>
     </w:p>
     <w:p>
@@ -5818,74 +5897,113 @@
         <w:pStyle w:val="Heading3"/>
       </w:pPr>
       <w:r>
-        <w:t xml:space="preserve">8.1.1 Slot Content Structure</w:t>
-      </w:r>
-    </w:p>
-    <w:p>
-      <w:r>
-        <w:t xml:space="preserve">Each working memory slot holds a coherent memory with its full content and metadata:</w:t>
-      </w:r>
-    </w:p>
-    <w:p>
-      <w:pPr>
-        <w:pStyle w:val="Equation"/>
-      </w:pPr>
-      <w:r>
-        <w:rPr>
-          <w:rFonts w:ascii="Courier New" w:cs="Courier New" w:eastAsia="Courier New" w:hAnsi="Courier New"/>
-          <w:sz w:val="20"/>
-          <w:szCs w:val="20"/>
-        </w:rPr>
-        <w:t xml:space="preserve">slot.content ← concatenated signal texts</w:t>
-      </w:r>
-    </w:p>
-    <w:p>
-      <w:r>
-        <w:rPr>
-          <w:rFonts w:ascii="Courier New" w:cs="Courier New" w:eastAsia="Courier New" w:hAnsi="Courier New"/>
-          <w:sz w:val="20"/>
-          <w:szCs w:val="20"/>
-        </w:rPr>
-        <w:t xml:space="preserve">slot.embedding ← e_rep  # representative embedding (Section 6.4.5)</w:t>
-      </w:r>
-    </w:p>
-    <w:p>
-      <w:pPr>
-        <w:pStyle w:val="Equation"/>
-      </w:pPr>
-      <w:r>
-        <w:rPr>
-          <w:rFonts w:ascii="Courier New" w:cs="Courier New" w:eastAsia="Courier New" w:hAnsi="Courier New"/>
-          <w:sz w:val="20"/>
-          <w:szCs w:val="20"/>
-        </w:rPr>
-        <w:t xml:space="preserve">slot.signals ← [x_1, x_2, ..., x_n]  # ordered signal embeddings</w:t>
-      </w:r>
-    </w:p>
-    <w:p>
-      <w:pPr>
-        <w:pStyle w:val="Equation"/>
-      </w:pPr>
-      <w:r>
-        <w:rPr>
-          <w:rFonts w:ascii="Courier New" w:cs="Courier New" w:eastAsia="Courier New" w:hAnsi="Courier New"/>
-          <w:sz w:val="20"/>
-          <w:szCs w:val="20"/>
-        </w:rPr>
-        <w:t xml:space="preserve">slot.metadata ← {n, s_max, s_avg, D_acc, mem_elapsed,</w:t>
-      </w:r>
-    </w:p>
-    <w:p>
-      <w:pPr>
-        <w:pStyle w:val="Equation"/>
-      </w:pPr>
-      <w:r>
-        <w:rPr>
-          <w:rFonts w:ascii="Courier New" w:cs="Courier New" w:eastAsia="Courier New" w:hAnsi="Courier New"/>
-          <w:sz w:val="20"/>
-          <w:szCs w:val="20"/>
-        </w:rPr>
-        <w:t xml:space="preserve">                 s_emotion_max, s_arousal_avg}</w:t>
+        <w:t xml:space="preserve">8.1.1 Active Memory Structure</w:t>
+      </w:r>
+    </w:p>
+    <w:p>
+      <w:r>
+        <w:t xml:space="preserve">Each active memory holds a coherent memory with its full content and metadata:</w:t>
+      </w:r>
+    </w:p>
+    <w:p>
+      <w:pPr>
+        <w:pStyle w:val="Equation"/>
+      </w:pPr>
+      <w:r>
+        <w:rPr>
+          <w:rFonts w:ascii="Courier New" w:cs="Courier New" w:eastAsia="Courier New" w:hAnsi="Courier New"/>
+          <w:sz w:val="20"/>
+          <w:szCs w:val="20"/>
+        </w:rPr>
+        <w:t xml:space="preserve">memory.content ← concatenated signal blobs</w:t>
+      </w:r>
+    </w:p>
+    <w:p>
+      <w:pPr>
+        <w:pStyle w:val="Equation"/>
+      </w:pPr>
+      <w:r>
+        <w:rPr>
+          <w:rFonts w:ascii="Courier New" w:cs="Courier New" w:eastAsia="Courier New" w:hAnsi="Courier New"/>
+          <w:sz w:val="20"/>
+          <w:szCs w:val="20"/>
+        </w:rPr>
+        <w:t xml:space="preserve">memory.source_id ← source identifier (e.g., 'user', 'assistant')</w:t>
+      </w:r>
+    </w:p>
+    <w:p>
+      <w:pPr>
+        <w:pStyle w:val="Equation"/>
+      </w:pPr>
+      <w:r>
+        <w:rPr>
+          <w:rFonts w:ascii="Courier New" w:cs="Courier New" w:eastAsia="Courier New" w:hAnsi="Courier New"/>
+          <w:sz w:val="20"/>
+          <w:szCs w:val="20"/>
+        </w:rPr>
+        <w:t xml:space="preserve">memory.modality ← primary modality ('text', 'audio', 'image')</w:t>
+      </w:r>
+    </w:p>
+    <w:p>
+      <w:pPr>
+        <w:pStyle w:val="Equation"/>
+      </w:pPr>
+      <w:r>
+        <w:rPr>
+          <w:rFonts w:ascii="Courier New" w:cs="Courier New" w:eastAsia="Courier New" w:hAnsi="Courier New"/>
+          <w:sz w:val="20"/>
+          <w:szCs w:val="20"/>
+        </w:rPr>
+        <w:t xml:space="preserve">memory.blob_ids ← [blob_1, blob_2, ..., blob_n]  # blob refs</w:t>
+      </w:r>
+    </w:p>
+    <w:p>
+      <w:r>
+        <w:rPr>
+          <w:rFonts w:ascii="Courier New" w:cs="Courier New" w:eastAsia="Courier New" w:hAnsi="Courier New"/>
+          <w:sz w:val="20"/>
+          <w:szCs w:val="20"/>
+        </w:rPr>
+        <w:t xml:space="preserve">memory.embedding ← e_rep  # representative embedding (Section 6.4.5)</w:t>
+      </w:r>
+    </w:p>
+    <w:p>
+      <w:pPr>
+        <w:pStyle w:val="Equation"/>
+      </w:pPr>
+      <w:r>
+        <w:rPr>
+          <w:rFonts w:ascii="Courier New" w:cs="Courier New" w:eastAsia="Courier New" w:hAnsi="Courier New"/>
+          <w:sz w:val="20"/>
+          <w:szCs w:val="20"/>
+        </w:rPr>
+        <w:t xml:space="preserve">memory.signals ← [x_1, x_2, ..., x_n]  # ordered signal embeddings</w:t>
+      </w:r>
+    </w:p>
+    <w:p>
+      <w:pPr>
+        <w:pStyle w:val="Equation"/>
+      </w:pPr>
+      <w:r>
+        <w:rPr>
+          <w:rFonts w:ascii="Courier New" w:cs="Courier New" w:eastAsia="Courier New" w:hAnsi="Courier New"/>
+          <w:sz w:val="20"/>
+          <w:szCs w:val="20"/>
+        </w:rPr>
+        <w:t xml:space="preserve">memory.metadata ← {n, s_max, s_avg, drift_acc, mem_elapsed,</w:t>
+      </w:r>
+    </w:p>
+    <w:p>
+      <w:pPr>
+        <w:pStyle w:val="Equation"/>
+      </w:pPr>
+      <w:r>
+        <w:rPr>
+          <w:rFonts w:ascii="Courier New" w:cs="Courier New" w:eastAsia="Courier New" w:hAnsi="Courier New"/>
+          <w:sz w:val="20"/>
+          <w:szCs w:val="20"/>
+        </w:rPr>
+        <w:t xml:space="preserve">                   s_emotion_max, s_arousal_avg}</w:t>
       </w:r>
     </w:p>
     <w:p>
@@ -5916,7 +6034,7 @@
           <w:sz w:val="20"/>
           <w:szCs w:val="20"/>
         </w:rPr>
-        <w:t xml:space="preserve">maintenance_cost_per_slot = lerp(0.05, 0.15, S)</w:t>
+        <w:t xml:space="preserve">maintenance_cost_per_memory = lerp(0.05, 0.15, S)</w:t>
       </w:r>
     </w:p>
     <w:p>
@@ -5999,7 +6117,7 @@
           <w:sz w:val="20"/>
           <w:szCs w:val="20"/>
         </w:rPr>
-        <w:t xml:space="preserve">slot_dedication_strength = lerp(0.3, 0.9, T)</w:t>
+        <w:t xml:space="preserve">memory_dedication_strength = lerp(0.3, 0.9, T)</w:t>
       </w:r>
     </w:p>
     <w:p>
@@ -6043,7 +6161,7 @@
           <w:sz w:val="20"/>
           <w:szCs w:val="20"/>
         </w:rPr>
-        <w:t xml:space="preserve">                       γ × novelty(μ_acc, existing_slots)</w:t>
+        <w:t xml:space="preserve">                       γ × novelty(μ_acc, active_memories)</w:t>
       </w:r>
     </w:p>
     <w:p>
@@ -6069,7 +6187,7 @@
           <w:sz w:val="20"/>
           <w:szCs w:val="20"/>
         </w:rPr>
-        <w:t xml:space="preserve">    total_cost ← maintenance_cost_per_slot × |existing_slots| + complexity_penalty</w:t>
+        <w:t xml:space="preserve">    total_cost ← maintenance_cost_per_memory × |active_memories| + complexity_penalty</w:t>
       </w:r>
     </w:p>
     <w:p>
@@ -6087,7 +6205,7 @@
     </w:p>
     <w:p>
       <w:r>
-        <w:t xml:space="preserve">Note that total_cost is computed from existing slots only, not the prospective new slot. This avoids a bootstrap problem where empty working memory would require unreasonably high benefit scores to accept the first item.</w:t>
+        <w:t xml:space="preserve">Note that total_cost is computed from existing active memories only, not the prospective new memory. This avoids a bootstrap problem where empty working memory would require unreasonably high benefit scores to accept the first item.</w:t>
       </w:r>
     </w:p>
     <w:p>
@@ -6100,46 +6218,59 @@
     </w:p>
     <w:p>
       <w:r>
-        <w:t xml:space="preserve">Chunking operates on memory embeddings to merge related content:</w:t>
-      </w:r>
-    </w:p>
-    <w:p>
-      <w:pPr>
-        <w:pStyle w:val="Equation"/>
-      </w:pPr>
-      <w:r>
-        <w:rPr>
-          <w:rFonts w:ascii="Courier New" w:cs="Courier New" w:eastAsia="Courier New" w:hAnsi="Courier New"/>
-          <w:sz w:val="20"/>
-          <w:szCs w:val="20"/>
-        </w:rPr>
-        <w:t xml:space="preserve">similar_slots ← {s ∈ slots | cos(s.embedding, memory.e_rep) &gt; chunking_threshold}</w:t>
-      </w:r>
-    </w:p>
-    <w:p>
-      <w:pPr>
-        <w:pStyle w:val="Equation"/>
-      </w:pPr>
-      <w:r>
-        <w:rPr>
-          <w:rFonts w:ascii="Courier New" w:cs="Courier New" w:eastAsia="Courier New" w:hAnsi="Courier New"/>
-          <w:sz w:val="20"/>
-          <w:szCs w:val="20"/>
-        </w:rPr>
-        <w:t xml:space="preserve">if |similar_slots| &gt; 0:</w:t>
-      </w:r>
-    </w:p>
-    <w:p>
-      <w:pPr>
-        <w:pStyle w:val="Equation"/>
-      </w:pPr>
-      <w:r>
-        <w:rPr>
-          <w:rFonts w:ascii="Courier New" w:cs="Courier New" w:eastAsia="Courier New" w:hAnsi="Courier New"/>
-          <w:sz w:val="20"/>
-          <w:szCs w:val="20"/>
-        </w:rPr>
-        <w:t xml:space="preserve">    merge_into_chunk(similar_slots, memory)</w:t>
+        <w:t xml:space="preserve">Chunking operates on memory embeddings to merge related content from the same source:</w:t>
+      </w:r>
+    </w:p>
+    <w:p>
+      <w:pPr>
+        <w:pStyle w:val="Equation"/>
+      </w:pPr>
+      <w:r>
+        <w:rPr>
+          <w:rFonts w:ascii="Courier New" w:cs="Courier New" w:eastAsia="Courier New" w:hAnsi="Courier New"/>
+          <w:sz w:val="20"/>
+          <w:szCs w:val="20"/>
+        </w:rPr>
+        <w:t xml:space="preserve">similar_memories ← {m ∈ active_memories | cos(m.embedding, memory.e_rep) &gt; chunking_threshold AND</w:t>
+      </w:r>
+    </w:p>
+    <w:p>
+      <w:pPr>
+        <w:pStyle w:val="Equation"/>
+      </w:pPr>
+      <w:r>
+        <w:rPr>
+          <w:rFonts w:ascii="Courier New" w:cs="Courier New" w:eastAsia="Courier New" w:hAnsi="Courier New"/>
+          <w:sz w:val="20"/>
+          <w:szCs w:val="20"/>
+        </w:rPr>
+        <w:t xml:space="preserve">                              m.source_id == memory.source_id}</w:t>
+      </w:r>
+    </w:p>
+    <w:p>
+      <w:pPr>
+        <w:pStyle w:val="Equation"/>
+      </w:pPr>
+      <w:r>
+        <w:rPr>
+          <w:rFonts w:ascii="Courier New" w:cs="Courier New" w:eastAsia="Courier New" w:hAnsi="Courier New"/>
+          <w:sz w:val="20"/>
+          <w:szCs w:val="20"/>
+        </w:rPr>
+        <w:t xml:space="preserve">if |similar_memories| &gt; 0:</w:t>
+      </w:r>
+    </w:p>
+    <w:p>
+      <w:pPr>
+        <w:pStyle w:val="Equation"/>
+      </w:pPr>
+      <w:r>
+        <w:rPr>
+          <w:rFonts w:ascii="Courier New" w:cs="Courier New" w:eastAsia="Courier New" w:hAnsi="Courier New"/>
+          <w:sz w:val="20"/>
+          <w:szCs w:val="20"/>
+        </w:rPr>
+        <w:t xml:space="preserve">    merge_into_chunk(similar_memories, memory)</w:t>
       </w:r>
     </w:p>
     <w:p>
@@ -6870,20 +7001,20 @@
           <w:sz w:val="20"/>
           <w:szCs w:val="20"/>
         </w:rPr>
-        <w:t xml:space="preserve">should_consolidate = (db_size &gt; consolidation_threshold) OR</w:t>
-      </w:r>
-    </w:p>
-    <w:p>
-      <w:pPr>
-        <w:pStyle w:val="Equation"/>
-      </w:pPr>
-      <w:r>
-        <w:rPr>
-          <w:rFonts w:ascii="Courier New" w:cs="Courier New" w:eastAsia="Courier New" w:hAnsi="Courier New"/>
-          <w:sz w:val="20"/>
-          <w:szCs w:val="20"/>
-        </w:rPr>
-        <w:t xml:space="preserve">                      (memory_write_rate_t &lt; rate_target_t / 2) OR</w:t>
+        <w:t xml:space="preserve">should_consolidate = (memory_count &gt; consolidation_threshold) OR</w:t>
+      </w:r>
+    </w:p>
+    <w:p>
+      <w:pPr>
+        <w:pStyle w:val="Equation"/>
+      </w:pPr>
+      <w:r>
+        <w:rPr>
+          <w:rFonts w:ascii="Courier New" w:cs="Courier New" w:eastAsia="Courier New" w:hAnsi="Courier New"/>
+          <w:sz w:val="20"/>
+          <w:szCs w:val="20"/>
+        </w:rPr>
+        <w:t xml:space="preserve">                      (m_rate &lt; rate_target_t / 2) OR</w:t>
       </w:r>
     </w:p>
     <w:p>
@@ -6953,20 +7084,20 @@
           <w:sz w:val="20"/>
           <w:szCs w:val="20"/>
         </w:rPr>
-        <w:t xml:space="preserve">idle_required(T) = round(0.25 × w_rate_seconds(T))</w:t>
-      </w:r>
-    </w:p>
-    <w:p>
-      <w:pPr>
-        <w:pStyle w:val="Equation"/>
-      </w:pPr>
-      <w:r>
-        <w:rPr>
-          <w:rFonts w:ascii="Courier New" w:cs="Courier New" w:eastAsia="Courier New" w:hAnsi="Courier New"/>
-          <w:sz w:val="20"/>
-          <w:szCs w:val="20"/>
-        </w:rPr>
-        <w:t xml:space="preserve">idle_for = now() − last_retrieval_ts</w:t>
+        <w:t xml:space="preserve">idle_required(T) = round(0.25 × win_rate_s(T))</w:t>
+      </w:r>
+    </w:p>
+    <w:p>
+      <w:pPr>
+        <w:pStyle w:val="Equation"/>
+      </w:pPr>
+      <w:r>
+        <w:rPr>
+          <w:rFonts w:ascii="Courier New" w:cs="Courier New" w:eastAsia="Courier New" w:hAnsi="Courier New"/>
+          <w:sz w:val="20"/>
+          <w:szCs w:val="20"/>
+        </w:rPr>
+        <w:t xml:space="preserve">idle_for_s = now_s() − to_s(last_retrieval_ts)</w:t>
       </w:r>
     </w:p>
     <w:p>
@@ -7018,7 +7149,7 @@
           <w:sz w:val="20"/>
           <w:szCs w:val="20"/>
         </w:rPr>
-        <w:t xml:space="preserve">                (idle_for ≥ idle_required(T))</w:t>
+        <w:t xml:space="preserve">                (idle_for_s ≥ idle_required(T))</w:t>
       </w:r>
     </w:p>
     <w:p>
@@ -7049,46 +7180,46 @@
           <w:sz w:val="20"/>
           <w:szCs w:val="20"/>
         </w:rPr>
-        <w:t xml:space="preserve">score_consolidate(m) = w_s × strength(m) −</w:t>
-      </w:r>
-    </w:p>
-    <w:p>
-      <w:pPr>
-        <w:pStyle w:val="Equation"/>
-      </w:pPr>
-      <w:r>
-        <w:rPr>
-          <w:rFonts w:ascii="Courier New" w:cs="Courier New" w:eastAsia="Courier New" w:hAnsi="Courier New"/>
-          <w:sz w:val="20"/>
-          <w:szCs w:val="20"/>
-        </w:rPr>
-        <w:t xml:space="preserve">                        w_r × redundancy(m) +</w:t>
-      </w:r>
-    </w:p>
-    <w:p>
-      <w:pPr>
-        <w:pStyle w:val="Equation"/>
-      </w:pPr>
-      <w:r>
-        <w:rPr>
-          <w:rFonts w:ascii="Courier New" w:cs="Courier New" w:eastAsia="Courier New" w:hAnsi="Courier New"/>
-          <w:sz w:val="20"/>
-          <w:szCs w:val="20"/>
-        </w:rPr>
-        <w:t xml:space="preserve">                        w_c × connectivity(m) +</w:t>
-      </w:r>
-    </w:p>
-    <w:p>
-      <w:pPr>
-        <w:pStyle w:val="Equation"/>
-      </w:pPr>
-      <w:r>
-        <w:rPr>
-          <w:rFonts w:ascii="Courier New" w:cs="Courier New" w:eastAsia="Courier New" w:hAnsi="Courier New"/>
-          <w:sz w:val="20"/>
-          <w:szCs w:val="20"/>
-        </w:rPr>
-        <w:t xml:space="preserve">                        w_t × stability(m)</w:t>
+        <w:t xml:space="preserve">score_consolidate(m) = weight_strength × strength(m) −</w:t>
+      </w:r>
+    </w:p>
+    <w:p>
+      <w:pPr>
+        <w:pStyle w:val="Equation"/>
+      </w:pPr>
+      <w:r>
+        <w:rPr>
+          <w:rFonts w:ascii="Courier New" w:cs="Courier New" w:eastAsia="Courier New" w:hAnsi="Courier New"/>
+          <w:sz w:val="20"/>
+          <w:szCs w:val="20"/>
+        </w:rPr>
+        <w:t xml:space="preserve">                        weight_redundancy × redundancy(m) +</w:t>
+      </w:r>
+    </w:p>
+    <w:p>
+      <w:pPr>
+        <w:pStyle w:val="Equation"/>
+      </w:pPr>
+      <w:r>
+        <w:rPr>
+          <w:rFonts w:ascii="Courier New" w:cs="Courier New" w:eastAsia="Courier New" w:hAnsi="Courier New"/>
+          <w:sz w:val="20"/>
+          <w:szCs w:val="20"/>
+        </w:rPr>
+        <w:t xml:space="preserve">                        weight_connectivity × connectivity(m) +</w:t>
+      </w:r>
+    </w:p>
+    <w:p>
+      <w:pPr>
+        <w:pStyle w:val="Equation"/>
+      </w:pPr>
+      <w:r>
+        <w:rPr>
+          <w:rFonts w:ascii="Courier New" w:cs="Courier New" w:eastAsia="Courier New" w:hAnsi="Courier New"/>
+          <w:sz w:val="20"/>
+          <w:szCs w:val="20"/>
+        </w:rPr>
+        <w:t xml:space="preserve">                        weight_stability × stability(m)</w:t>
       </w:r>
     </w:p>
     <w:p>
@@ -7106,7 +7237,7 @@
           <w:sz w:val="20"/>
           <w:szCs w:val="20"/>
         </w:rPr>
-        <w:t xml:space="preserve">w_s = T; w_r = F; w_c = S; w_t = T</w:t>
+        <w:t xml:space="preserve">weight_strength = T; weight_redundancy = F; weight_connectivity = S; weight_stability = T</w:t>
       </w:r>
     </w:p>
     <w:p>
@@ -7181,7 +7312,7 @@
           <w:sz w:val="20"/>
           <w:szCs w:val="20"/>
         </w:rPr>
-        <w:t xml:space="preserve">summary.text = summarize(fetch_blobs(cluster_i))</w:t>
+        <w:t xml:space="preserve">summary.blob = summarize(fetch_blobs(cluster_i))</w:t>
       </w:r>
     </w:p>
     <w:p>
@@ -7328,7 +7459,7 @@
         <w:t xml:space="preserve">Entity Nodes: </w:t>
       </w:r>
       <w:r>
-        <w:t xml:space="preserve">Named entities extracted from text</w:t>
+        <w:t xml:space="preserve">Named entities extracted from content blobs</w:t>
       </w:r>
     </w:p>
     <w:p>
@@ -7368,7 +7499,7 @@
           <w:b/>
           <w:bCs/>
         </w:rPr>
-        <w:t xml:space="preserve">co_occurs_with: </w:t>
+        <w:t xml:space="preserve">co_occurs: </w:t>
       </w:r>
       <w:r>
         <w:t xml:space="preserve">Shared context or temporal proximity</w:t>
@@ -7387,7 +7518,7 @@
           <w:b/>
           <w:bCs/>
         </w:rPr>
-        <w:t xml:space="preserve">implies/causes: </w:t>
+        <w:t xml:space="preserve">implies: </w:t>
       </w:r>
       <w:r>
         <w:t xml:space="preserve">Directional correlation in embedding drift</w:t>
@@ -7406,10 +7537,10 @@
           <w:b/>
           <w:bCs/>
         </w:rPr>
-        <w:t xml:space="preserve">contradicts: </w:t>
-      </w:r>
-      <w:r>
-        <w:t xml:space="preserve">Strong negative similarity or schema violation</w:t>
+        <w:t xml:space="preserve">causes: </w:t>
+      </w:r>
+      <w:r>
+        <w:t xml:space="preserve">Directional correlation in embedding drift</w:t>
       </w:r>
     </w:p>
     <w:p>
@@ -7425,10 +7556,10 @@
           <w:b/>
           <w:bCs/>
         </w:rPr>
-        <w:t xml:space="preserve">reinforces: </w:t>
-      </w:r>
-      <w:r>
-        <w:t xml:space="preserve">Frequent joint retrieval</w:t>
+        <w:t xml:space="preserve">contradicts: </w:t>
+      </w:r>
+      <w:r>
+        <w:t xml:space="preserve">Strong negative similarity or constraint violation</w:t>
       </w:r>
     </w:p>
     <w:p>
@@ -7444,959 +7575,10 @@
           <w:b/>
           <w:bCs/>
         </w:rPr>
-        <w:t xml:space="preserve">derived_from: </w:t>
-      </w:r>
-      <w:r>
-        <w:t xml:space="preserve">Links summaries to source memories</w:t>
-      </w:r>
-    </w:p>
-    <w:p>
-      <w:pPr>
-        <w:pStyle w:val="Heading3"/>
-      </w:pPr>
-      <w:r>
-        <w:t xml:space="preserve">9.5.1 Edge Construction</w:t>
-      </w:r>
-    </w:p>
-    <w:p>
-      <w:r>
-        <w:t xml:space="preserve">Co-occurrence edges derive from embedding similarity:</w:t>
-      </w:r>
-    </w:p>
-    <w:p>
-      <w:pPr>
-        <w:pStyle w:val="Equation"/>
-      </w:pPr>
-      <w:r>
-        <w:rPr>
-          <w:rFonts w:ascii="Courier New" w:cs="Courier New" w:eastAsia="Courier New" w:hAnsi="Courier New"/>
-          <w:sz w:val="20"/>
-          <w:szCs w:val="20"/>
-        </w:rPr>
-        <w:t xml:space="preserve">for (m_i, m_j) in cluster.sources:</w:t>
-      </w:r>
-    </w:p>
-    <w:p>
-      <w:pPr>
-        <w:pStyle w:val="Equation"/>
-      </w:pPr>
-      <w:r>
-        <w:rPr>
-          <w:rFonts w:ascii="Courier New" w:cs="Courier New" w:eastAsia="Courier New" w:hAnsi="Courier New"/>
-          <w:sz w:val="20"/>
-          <w:szCs w:val="20"/>
-        </w:rPr>
-        <w:t xml:space="preserve">    cos_sim ← cos(m_i.embedding, m_j.embedding)</w:t>
-      </w:r>
-    </w:p>
-    <w:p>
-      <w:pPr>
-        <w:pStyle w:val="Equation"/>
-      </w:pPr>
-      <w:r>
-        <w:rPr>
-          <w:rFonts w:ascii="Courier New" w:cs="Courier New" w:eastAsia="Courier New" w:hAnsi="Courier New"/>
-          <w:sz w:val="20"/>
-          <w:szCs w:val="20"/>
-        </w:rPr>
-        <w:t xml:space="preserve">    if cos_sim &gt; lerp(0.85, 0.95, F):</w:t>
-      </w:r>
-    </w:p>
-    <w:p>
-      <w:pPr>
-        <w:pStyle w:val="Equation"/>
-      </w:pPr>
-      <w:r>
-        <w:rPr>
-          <w:rFonts w:ascii="Courier New" w:cs="Courier New" w:eastAsia="Courier New" w:hAnsi="Courier New"/>
-          <w:sz w:val="20"/>
-          <w:szCs w:val="20"/>
-        </w:rPr>
-        <w:t xml:space="preserve">        create_edge(m_i, m_j, 'co_occurs_with', cos_sim)</w:t>
-      </w:r>
-    </w:p>
-    <w:p>
-      <w:r>
-        <w:t xml:space="preserve">Causal edges derive from temporal drift:</w:t>
-      </w:r>
-    </w:p>
-    <w:p>
-      <w:pPr>
-        <w:pStyle w:val="Equation"/>
-      </w:pPr>
-      <w:r>
-        <w:rPr>
-          <w:rFonts w:ascii="Courier New" w:cs="Courier New" w:eastAsia="Courier New" w:hAnsi="Courier New"/>
-          <w:sz w:val="20"/>
-          <w:szCs w:val="20"/>
-        </w:rPr>
-        <w:t xml:space="preserve">temporal_order ← sort_by_timestamp(cluster.sources)</w:t>
-      </w:r>
-    </w:p>
-    <w:p>
-      <w:pPr>
-        <w:pStyle w:val="Equation"/>
-      </w:pPr>
-      <w:r>
-        <w:rPr>
-          <w:rFonts w:ascii="Courier New" w:cs="Courier New" w:eastAsia="Courier New" w:hAnsi="Courier New"/>
-          <w:sz w:val="20"/>
-          <w:szCs w:val="20"/>
-        </w:rPr>
-        <w:t xml:space="preserve">for i in range(len(temporal_order) − 1):</w:t>
-      </w:r>
-    </w:p>
-    <w:p>
-      <w:pPr>
-        <w:pStyle w:val="Equation"/>
-      </w:pPr>
-      <w:r>
-        <w:rPr>
-          <w:rFonts w:ascii="Courier New" w:cs="Courier New" w:eastAsia="Courier New" w:hAnsi="Courier New"/>
-          <w:sz w:val="20"/>
-          <w:szCs w:val="20"/>
-        </w:rPr>
-        <w:t xml:space="preserve">    m_i, m_j ← temporal_order[i], temporal_order[i+1]</w:t>
-      </w:r>
-    </w:p>
-    <w:p>
-      <w:pPr>
-        <w:pStyle w:val="Equation"/>
-      </w:pPr>
-      <w:r>
-        <w:rPr>
-          <w:rFonts w:ascii="Courier New" w:cs="Courier New" w:eastAsia="Courier New" w:hAnsi="Courier New"/>
-          <w:sz w:val="20"/>
-          <w:szCs w:val="20"/>
-        </w:rPr>
-        <w:t xml:space="preserve">    drift_vec ← m_j.embedding − m_i.embedding</w:t>
-      </w:r>
-    </w:p>
-    <w:p>
-      <w:pPr>
-        <w:pStyle w:val="Equation"/>
-      </w:pPr>
-      <w:r>
-        <w:rPr>
-          <w:rFonts w:ascii="Courier New" w:cs="Courier New" w:eastAsia="Courier New" w:hAnsi="Courier New"/>
-          <w:sz w:val="20"/>
-          <w:szCs w:val="20"/>
-        </w:rPr>
-        <w:t xml:space="preserve">    drift_mag ← ‖drift_vec‖</w:t>
-      </w:r>
-    </w:p>
-    <w:p>
-      <w:pPr>
-        <w:pStyle w:val="Equation"/>
-      </w:pPr>
-      <w:r>
-        <w:rPr>
-          <w:rFonts w:ascii="Courier New" w:cs="Courier New" w:eastAsia="Courier New" w:hAnsi="Courier New"/>
-          <w:sz w:val="20"/>
-          <w:szCs w:val="20"/>
-        </w:rPr>
-        <w:t xml:space="preserve">    if drift_mag &gt; lerp(0.15, 0.35, T):</w:t>
-      </w:r>
-    </w:p>
-    <w:p>
-      <w:pPr>
-        <w:pStyle w:val="Equation"/>
-      </w:pPr>
-      <w:r>
-        <w:rPr>
-          <w:rFonts w:ascii="Courier New" w:cs="Courier New" w:eastAsia="Courier New" w:hAnsi="Courier New"/>
-          <w:sz w:val="20"/>
-          <w:szCs w:val="20"/>
-        </w:rPr>
-        <w:t xml:space="preserve">        create_edge(m_i, m_j, 'causes', drift_mag)</w:t>
-      </w:r>
-    </w:p>
-    <w:p>
-      <w:pPr>
-        <w:pStyle w:val="Heading2"/>
-      </w:pPr>
-      <w:r>
-        <w:t xml:space="preserve">9.6 Graph-Augmented Retrieval</w:t>
-      </w:r>
-    </w:p>
-    <w:p>
-      <w:r>
-        <w:t xml:space="preserve">Retrieval combines vector similarity with graph expansion. Both initial retrieval and re-ranking use the memory centroid (μ_acc from Section 6.4.1) as the query vector, ensuring retrieved memories are ranked by relevance to the overall context rather than momentary signal fluctuations:</w:t>
-      </w:r>
-    </w:p>
-    <w:p>
-      <w:pPr>
-        <w:pStyle w:val="Equation"/>
-      </w:pPr>
-      <w:r>
-        <w:rPr>
-          <w:rFonts w:ascii="Courier New" w:cs="Courier New" w:eastAsia="Courier New" w:hAnsi="Courier New"/>
-          <w:sz w:val="20"/>
-          <w:szCs w:val="20"/>
-        </w:rPr>
-        <w:t xml:space="preserve"># Query and re-rank using current memory centroid</w:t>
-      </w:r>
-    </w:p>
-    <w:p>
-      <w:r>
-        <w:rPr>
-          <w:rFonts w:ascii="Courier New" w:cs="Courier New" w:eastAsia="Courier New" w:hAnsi="Courier New"/>
-          <w:sz w:val="20"/>
-          <w:szCs w:val="20"/>
-        </w:rPr>
-        <w:t xml:space="preserve">q ← μ_acc  # memory centroid from Section 6.4.1</w:t>
-      </w:r>
-    </w:p>
-    <w:p>
-      <w:pPr>
-        <w:pStyle w:val="Equation"/>
-      </w:pPr>
-      <w:r>
-        <w:rPr>
-          <w:rFonts w:ascii="Courier New" w:cs="Courier New" w:eastAsia="Courier New" w:hAnsi="Courier New"/>
-          <w:sz w:val="20"/>
-          <w:szCs w:val="20"/>
-        </w:rPr>
-        <w:t xml:space="preserve">results_vec ← topK(vector_search(q, k=kNN_size))</w:t>
-      </w:r>
-    </w:p>
-    <w:p>
-      <w:pPr>
-        <w:pStyle w:val="Equation"/>
-      </w:pPr>
-      <w:r>
-        <w:rPr>
-          <w:rFonts w:ascii="Courier New" w:cs="Courier New" w:eastAsia="Courier New" w:hAnsi="Courier New"/>
-          <w:sz w:val="20"/>
-          <w:szCs w:val="20"/>
-        </w:rPr>
-        <w:t xml:space="preserve">seed_nodes ← [r.id for r in results_vec]</w:t>
-      </w:r>
-    </w:p>
-    <w:p>
-      <w:pPr>
-        <w:pStyle w:val="Equation"/>
-      </w:pPr>
-      <w:r>
-        <w:rPr>
-          <w:rFonts w:ascii="Courier New" w:cs="Courier New" w:eastAsia="Courier New" w:hAnsi="Courier New"/>
-          <w:sz w:val="20"/>
-          <w:szCs w:val="20"/>
-        </w:rPr>
-        <w:t xml:space="preserve">expanded_nodes ← graph.traverse(seed_nodes, depth=graph_depth)</w:t>
-      </w:r>
-    </w:p>
-    <w:p>
-      <w:pPr>
-        <w:pStyle w:val="Equation"/>
-      </w:pPr>
-      <w:r>
-        <w:rPr>
-          <w:rFonts w:ascii="Courier New" w:cs="Courier New" w:eastAsia="Courier New" w:hAnsi="Courier New"/>
-          <w:sz w:val="20"/>
-          <w:szCs w:val="20"/>
-        </w:rPr>
-        <w:t xml:space="preserve">combined ← union(seed_nodes, expanded_nodes)</w:t>
-      </w:r>
-    </w:p>
-    <w:p>
-      <w:pPr>
-        <w:pStyle w:val="Equation"/>
-      </w:pPr>
-      <w:r>
-        <w:rPr>
-          <w:rFonts w:ascii="Courier New" w:cs="Courier New" w:eastAsia="Courier New" w:hAnsi="Courier New"/>
-          <w:sz w:val="20"/>
-          <w:szCs w:val="20"/>
-        </w:rPr>
-        <w:t xml:space="preserve">re_ranked ← sort_by(cos(q, embeddings(combined)))  # re-rank by memory centroid</w:t>
-      </w:r>
-    </w:p>
-    <w:p>
-      <w:r>
-        <w:t xml:space="preserve">Graph expansion uses recursive traversal with depth limits to find related context that pure vector search might miss. Using the memory centroid maintains consistency between vector search and graph expansion results.</w:t>
-      </w:r>
-    </w:p>
-    <w:p>
-      <w:r>
-        <w:br w:type="page"/>
-      </w:r>
-    </w:p>
-    <w:p>
-      <w:pPr>
-        <w:pStyle w:val="Heading1"/>
-      </w:pPr>
-      <w:r>
-        <w:t xml:space="preserve">10. Interrupt Gate and Streaming Integration</w:t>
-      </w:r>
-    </w:p>
-    <w:p>
-      <w:r>
-        <w:t xml:space="preserve">The interrupt gate controls when retrieved memories enter active context during streaming generation. The gate balances novelty value against disruption cost. The interrupt gate operates on memory-level context, using centroids (μ_acc) rather than individual signal embeddings for novelty and relevance computation.</w:t>
-      </w:r>
-    </w:p>
-    <w:p>
-      <w:pPr>
-        <w:pStyle w:val="Heading2"/>
-      </w:pPr>
-      <w:r>
-        <w:t xml:space="preserve">10.1 Marginal Utility Computation</w:t>
-      </w:r>
-    </w:p>
-    <w:p>
-      <w:r>
-        <w:t xml:space="preserve">Novelty thresholds scale with knobs and refractory state:</w:t>
-      </w:r>
-    </w:p>
-    <w:p>
-      <w:pPr>
-        <w:pStyle w:val="Equation"/>
-      </w:pPr>
-      <w:r>
-        <w:rPr>
-          <w:rFonts w:ascii="Courier New" w:cs="Courier New" w:eastAsia="Courier New" w:hAnsi="Courier New"/>
-          <w:sz w:val="20"/>
-          <w:szCs w:val="20"/>
-        </w:rPr>
-        <w:t xml:space="preserve">τ_novelty = lerp(0.10, 0.35, F) × (1 − 0.15S) × (1 + 0.3T)</w:t>
-      </w:r>
-    </w:p>
-    <w:p>
-      <w:pPr>
-        <w:pStyle w:val="Equation"/>
-      </w:pPr>
-      <w:r>
-        <w:rPr>
-          <w:rFonts w:ascii="Courier New" w:cs="Courier New" w:eastAsia="Courier New" w:hAnsi="Courier New"/>
-          <w:sz w:val="20"/>
-          <w:szCs w:val="20"/>
-        </w:rPr>
-        <w:t xml:space="preserve">τ_mu = lerp(0.08, 0.18, F) × (1 − 0.4S) × (1 + 0.4T)</w:t>
-      </w:r>
-    </w:p>
-    <w:p>
-      <w:pPr>
-        <w:pStyle w:val="Equation"/>
-      </w:pPr>
-      <w:r>
-        <w:rPr>
-          <w:rFonts w:ascii="Courier New" w:cs="Courier New" w:eastAsia="Courier New" w:hAnsi="Courier New"/>
-          <w:sz w:val="20"/>
-          <w:szCs w:val="20"/>
-        </w:rPr>
-        <w:t xml:space="preserve">retrieval_thresh(F) = lerp(0.25, 0.60, F)</w:t>
-      </w:r>
-    </w:p>
-    <w:p>
-      <w:r>
-        <w:t xml:space="preserve">Refractory dynamics suppress rapid successive interrupts:</w:t>
-      </w:r>
-    </w:p>
-    <w:p>
-      <w:pPr>
-        <w:pStyle w:val="Equation"/>
-      </w:pPr>
-      <w:r>
-        <w:rPr>
-          <w:rFonts w:ascii="Courier New" w:cs="Courier New" w:eastAsia="Courier New" w:hAnsi="Courier New"/>
-          <w:sz w:val="20"/>
-          <w:szCs w:val="20"/>
-        </w:rPr>
-        <w:t xml:space="preserve">Δ = cumulative_drift_since_last_interrupt</w:t>
-      </w:r>
-    </w:p>
-    <w:p>
-      <w:pPr>
-        <w:pStyle w:val="Equation"/>
-      </w:pPr>
-      <w:r>
-        <w:rPr>
-          <w:rFonts w:ascii="Courier New" w:cs="Courier New" w:eastAsia="Courier New" w:hAnsi="Courier New"/>
-          <w:sz w:val="20"/>
-          <w:szCs w:val="20"/>
-        </w:rPr>
-        <w:t xml:space="preserve">τ_refrac = lerp(24, 96, T) × lerp(1.4, 1.0, S)</w:t>
-      </w:r>
-    </w:p>
-    <w:p>
-      <w:pPr>
-        <w:pStyle w:val="Equation"/>
-      </w:pPr>
-      <w:r>
-        <w:rPr>
-          <w:rFonts w:ascii="Courier New" w:cs="Courier New" w:eastAsia="Courier New" w:hAnsi="Courier New"/>
-          <w:sz w:val="20"/>
-          <w:szCs w:val="20"/>
-        </w:rPr>
-        <w:t xml:space="preserve">k_refrac = lerp(0.20, 0.05, T) × lerp(0.8, 1.2, F)</w:t>
-      </w:r>
-    </w:p>
-    <w:p>
-      <w:pPr>
-        <w:pStyle w:val="Equation"/>
-      </w:pPr>
-      <w:r>
-        <w:rPr>
-          <w:rFonts w:ascii="Courier New" w:cs="Courier New" w:eastAsia="Courier New" w:hAnsi="Courier New"/>
-          <w:sz w:val="20"/>
-          <w:szCs w:val="20"/>
-        </w:rPr>
-        <w:t xml:space="preserve">M_refrac = 1.0 + k_refrac × exp(−Δ / τ_refrac)</w:t>
-      </w:r>
-    </w:p>
-    <w:p>
-      <w:r>
-        <w:t xml:space="preserve">Effective thresholds incorporate refractory pressure:</w:t>
-      </w:r>
-    </w:p>
-    <w:p>
-      <w:pPr>
-        <w:pStyle w:val="Equation"/>
-      </w:pPr>
-      <w:r>
-        <w:rPr>
-          <w:rFonts w:ascii="Courier New" w:cs="Courier New" w:eastAsia="Courier New" w:hAnsi="Courier New"/>
-          <w:sz w:val="20"/>
-          <w:szCs w:val="20"/>
-        </w:rPr>
-        <w:t xml:space="preserve">τ_novelty_eff = τ_novelty × M_refrac</w:t>
-      </w:r>
-    </w:p>
-    <w:p>
-      <w:pPr>
-        <w:pStyle w:val="Equation"/>
-      </w:pPr>
-      <w:r>
-        <w:rPr>
-          <w:rFonts w:ascii="Courier New" w:cs="Courier New" w:eastAsia="Courier New" w:hAnsi="Courier New"/>
-          <w:sz w:val="20"/>
-          <w:szCs w:val="20"/>
-        </w:rPr>
-        <w:t xml:space="preserve">τ_mu_eff = τ_mu × M_refrac</w:t>
-      </w:r>
-    </w:p>
-    <w:p>
-      <w:pPr>
-        <w:pStyle w:val="Heading2"/>
-      </w:pPr>
-      <w:r>
-        <w:t xml:space="preserve">10.2 Marginal Utility Score</w:t>
-      </w:r>
-    </w:p>
-    <w:p>
-      <w:r>
-        <w:t xml:space="preserve">The marginal utility (MU) of a candidate memory combines four factors. Context comparisons use memory centroids rather than individual signal embeddings:</w:t>
-      </w:r>
-    </w:p>
-    <w:p>
-      <w:pPr>
-        <w:pStyle w:val="Equation"/>
-      </w:pPr>
-      <w:r>
-        <w:rPr>
-          <w:rFonts w:ascii="Courier New" w:cs="Courier New" w:eastAsia="Courier New" w:hAnsi="Courier New"/>
-          <w:sz w:val="20"/>
-          <w:szCs w:val="20"/>
-        </w:rPr>
-        <w:t xml:space="preserve"># Context window contains recent memory centroids, not individual signals</w:t>
-      </w:r>
-    </w:p>
-    <w:p>
-      <w:pPr>
-        <w:pStyle w:val="Equation"/>
-      </w:pPr>
-      <w:r>
-        <w:rPr>
-          <w:rFonts w:ascii="Courier New" w:cs="Courier New" w:eastAsia="Courier New" w:hAnsi="Courier New"/>
-          <w:sz w:val="20"/>
-          <w:szCs w:val="20"/>
-        </w:rPr>
-        <w:t xml:space="preserve">ctx_window ← recent_memory_centroids  # deque of μ_acc values</w:t>
-      </w:r>
-    </w:p>
-    <w:p>
-      <w:pPr>
-        <w:pStyle w:val="Equation"/>
-      </w:pPr>
-      <w:r>
-        <w:rPr>
-          <w:rFonts w:ascii="Courier New" w:cs="Courier New" w:eastAsia="Courier New" w:hAnsi="Courier New"/>
-          <w:sz w:val="20"/>
-          <w:szCs w:val="20"/>
-        </w:rPr>
-        <w:t xml:space="preserve">ctx_centroid ← mean(ctx_window)  # centroid of recent memory centroids</w:t>
-      </w:r>
-    </w:p>
-    <w:p>
-      <w:pPr>
-        <w:pStyle w:val="Equation"/>
-      </w:pPr>
-      <w:r>
-        <w:rPr>
-          <w:rFonts w:ascii="Courier New" w:cs="Courier New" w:eastAsia="Courier New" w:hAnsi="Courier New"/>
-          <w:sz w:val="20"/>
-          <w:szCs w:val="20"/>
-        </w:rPr>
-        <w:t xml:space="preserve">w_raw = [lerp(0.40, 0.60, F),   # coverage gain</w:t>
-      </w:r>
-    </w:p>
-    <w:p>
-      <w:pPr>
-        <w:pStyle w:val="Equation"/>
-      </w:pPr>
-      <w:r>
-        <w:rPr>
-          <w:rFonts w:ascii="Courier New" w:cs="Courier New" w:eastAsia="Courier New" w:hAnsi="Courier New"/>
-          <w:sz w:val="20"/>
-          <w:szCs w:val="20"/>
-        </w:rPr>
-        <w:t xml:space="preserve">         lerp(0.35, 0.25, F),   # relevance</w:t>
-      </w:r>
-    </w:p>
-    <w:p>
-      <w:pPr>
-        <w:pStyle w:val="Equation"/>
-      </w:pPr>
-      <w:r>
-        <w:rPr>
-          <w:rFonts w:ascii="Courier New" w:cs="Courier New" w:eastAsia="Courier New" w:hAnsi="Courier New"/>
-          <w:sz w:val="20"/>
-          <w:szCs w:val="20"/>
-        </w:rPr>
-        <w:t xml:space="preserve">         lerp(0.15, 0.25, S),   # redundancy penalty</w:t>
-      </w:r>
-    </w:p>
-    <w:p>
-      <w:pPr>
-        <w:pStyle w:val="Equation"/>
-      </w:pPr>
-      <w:r>
-        <w:rPr>
-          <w:rFonts w:ascii="Courier New" w:cs="Courier New" w:eastAsia="Courier New" w:hAnsi="Courier New"/>
-          <w:sz w:val="20"/>
-          <w:szCs w:val="20"/>
-        </w:rPr>
-        <w:t xml:space="preserve">         lerp(0.15, 0.25, S)]   # incoherence penalty</w:t>
-      </w:r>
-    </w:p>
-    <w:p>
-      <w:pPr>
-        <w:pStyle w:val="Equation"/>
-      </w:pPr>
-      <w:r>
-        <w:rPr>
-          <w:rFonts w:ascii="Courier New" w:cs="Courier New" w:eastAsia="Courier New" w:hAnsi="Courier New"/>
-          <w:sz w:val="20"/>
-          <w:szCs w:val="20"/>
-        </w:rPr>
-        <w:t xml:space="preserve">[w_cov, w_rel, w_red, w_coh] = normalize(w_raw)</w:t>
-      </w:r>
-    </w:p>
-    <w:p>
-      <w:pPr>
-        <w:pStyle w:val="Equation"/>
-      </w:pPr>
-      <w:r>
-        <w:rPr>
-          <w:rFonts w:ascii="Courier New" w:cs="Courier New" w:eastAsia="Courier New" w:hAnsi="Courier New"/>
-          <w:sz w:val="20"/>
-          <w:szCs w:val="20"/>
-        </w:rPr>
-        <w:t xml:space="preserve">mu = w_cov × coverage_gain(candidate | included_set) +</w:t>
-      </w:r>
-    </w:p>
-    <w:p>
-      <w:pPr>
-        <w:pStyle w:val="Equation"/>
-      </w:pPr>
-      <w:r>
-        <w:rPr>
-          <w:rFonts w:ascii="Courier New" w:cs="Courier New" w:eastAsia="Courier New" w:hAnsi="Courier New"/>
-          <w:sz w:val="20"/>
-          <w:szCs w:val="20"/>
-        </w:rPr>
-        <w:t xml:space="preserve">      w_rel × cos(candidate, ctx_centroid) −</w:t>
-      </w:r>
-    </w:p>
-    <w:p>
-      <w:pPr>
-        <w:pStyle w:val="Equation"/>
-      </w:pPr>
-      <w:r>
-        <w:rPr>
-          <w:rFonts w:ascii="Courier New" w:cs="Courier New" w:eastAsia="Courier New" w:hAnsi="Courier New"/>
-          <w:sz w:val="20"/>
-          <w:szCs w:val="20"/>
-        </w:rPr>
-        <w:t xml:space="preserve">      w_red × redundancy(candidate, included_set) −</w:t>
-      </w:r>
-    </w:p>
-    <w:p>
-      <w:pPr>
-        <w:pStyle w:val="Equation"/>
-      </w:pPr>
-      <w:r>
-        <w:rPr>
-          <w:rFonts w:ascii="Courier New" w:cs="Courier New" w:eastAsia="Courier New" w:hAnsi="Courier New"/>
-          <w:sz w:val="20"/>
-          <w:szCs w:val="20"/>
-        </w:rPr>
-        <w:t xml:space="preserve">      w_coh × (1 − coherence_struct_t)  # structural coherence penalty</w:t>
-      </w:r>
-    </w:p>
-    <w:p>
-      <w:pPr>
-        <w:pStyle w:val="Heading2"/>
-      </w:pPr>
-      <w:r>
-        <w:t xml:space="preserve">10.3 Gate Decision Logic</w:t>
-      </w:r>
-    </w:p>
-    <w:p>
-      <w:r>
-        <w:t xml:space="preserve">Duplicate suppression threshold:</w:t>
-      </w:r>
-    </w:p>
-    <w:p>
-      <w:pPr>
-        <w:pStyle w:val="Equation"/>
-      </w:pPr>
-      <w:r>
-        <w:rPr>
-          <w:rFonts w:ascii="Courier New" w:cs="Courier New" w:eastAsia="Courier New" w:hAnsi="Courier New"/>
-          <w:sz w:val="20"/>
-          <w:szCs w:val="20"/>
-        </w:rPr>
-        <w:t xml:space="preserve">dup_thresh = lerp(0.88, 0.96, F) × (0.98 + 0.02T)</w:t>
-      </w:r>
-    </w:p>
-    <w:p>
-      <w:pPr>
-        <w:pStyle w:val="Equation"/>
-      </w:pPr>
-      <w:r>
-        <w:rPr>
-          <w:rFonts w:ascii="Courier New" w:cs="Courier New" w:eastAsia="Courier New" w:hAnsi="Courier New"/>
-          <w:sz w:val="20"/>
-          <w:szCs w:val="20"/>
-        </w:rPr>
-        <w:t xml:space="preserve">K = round(lerp(10, 6, F))  # candidates to evaluate</w:t>
-      </w:r>
-    </w:p>
-    <w:p>
-      <w:pPr>
-        <w:pStyle w:val="Heading3"/>
-      </w:pPr>
-      <w:r>
-        <w:t xml:space="preserve">10.3.1 Write Exclusion Filter</w:t>
-      </w:r>
-    </w:p>
-    <w:p>
-      <w:r>
-        <w:t xml:space="preserve">Memories stored during the current accumulation unit are excluded from interrupt consideration to prevent self-triggering. Using the accumulation start timestamp ensures all memories written within the current unit are excluded:</w:t>
-      </w:r>
-    </w:p>
-    <w:p>
-      <w:pPr>
-        <w:pStyle w:val="Equation"/>
-      </w:pPr>
-      <w:r>
-        <w:rPr>
-          <w:rFonts w:ascii="Courier New" w:cs="Courier New" w:eastAsia="Courier New" w:hAnsi="Courier New"/>
-          <w:sz w:val="20"/>
-          <w:szCs w:val="20"/>
-        </w:rPr>
-        <w:t xml:space="preserve"># Exclude memories written during current accumulation to prevent self-triggering</w:t>
-      </w:r>
-    </w:p>
-    <w:p>
-      <w:r>
-        <w:rPr>
-          <w:rFonts w:ascii="Courier New" w:cs="Courier New" w:eastAsia="Courier New" w:hAnsi="Courier New"/>
-          <w:sz w:val="20"/>
-          <w:szCs w:val="20"/>
-        </w:rPr>
-        <w:t xml:space="preserve">write_exclusion_ts ← t_acc_start  # start timestamp from Section 6.4.1</w:t>
-      </w:r>
-    </w:p>
-    <w:p>
-      <w:pPr>
-        <w:pStyle w:val="Equation"/>
-      </w:pPr>
-      <w:r>
-        <w:rPr>
-          <w:rFonts w:ascii="Courier New" w:cs="Courier New" w:eastAsia="Courier New" w:hAnsi="Courier New"/>
-          <w:sz w:val="20"/>
-          <w:szCs w:val="20"/>
-        </w:rPr>
-        <w:t xml:space="preserve">candidates_eligible ← {c ∈ candidates | c.stored_at &lt; write_exclusion_ts}</w:t>
-      </w:r>
-    </w:p>
-    <w:p>
-      <w:r>
-        <w:t xml:space="preserve">This filter is applied before novelty and marginal utility evaluation. All subsequent gate logic operates on candidates_eligible rather than the raw candidate set, preventing recursive triggering within a coherent thought unit.</w:t>
-      </w:r>
-    </w:p>
-    <w:p>
-      <w:r>
-        <w:t xml:space="preserve">Boundary-aware override permits lower-threshold interrupts at natural boundaries:</w:t>
-      </w:r>
-    </w:p>
-    <w:p>
-      <w:pPr>
-        <w:pStyle w:val="Equation"/>
-      </w:pPr>
-      <w:r>
-        <w:rPr>
-          <w:rFonts w:ascii="Courier New" w:cs="Courier New" w:eastAsia="Courier New" w:hAnsi="Courier New"/>
-          <w:sz w:val="20"/>
-          <w:szCs w:val="20"/>
-        </w:rPr>
-        <w:t xml:space="preserve">boundary_mult = lerp(1.3, 2.0, F) × lerp(1.1, 0.9, S)</w:t>
-      </w:r>
-    </w:p>
-    <w:p>
-      <w:r>
-        <w:t xml:space="preserve">The gate permits interrupt when:</w:t>
-      </w:r>
-    </w:p>
-    <w:p>
-      <w:pPr>
-        <w:pStyle w:val="Equation"/>
-      </w:pPr>
-      <w:r>
-        <w:rPr>
-          <w:rFonts w:ascii="Courier New" w:cs="Courier New" w:eastAsia="Courier New" w:hAnsi="Courier New"/>
-          <w:sz w:val="20"/>
-          <w:szCs w:val="20"/>
-        </w:rPr>
-        <w:t xml:space="preserve">embedding_novelty = 1 − max(cos(candidate, ctx_window))</w:t>
-      </w:r>
-    </w:p>
-    <w:p>
-      <w:pPr>
-        <w:pStyle w:val="Equation"/>
-      </w:pPr>
-      <w:r>
-        <w:rPr>
-          <w:rFonts w:ascii="Courier New" w:cs="Courier New" w:eastAsia="Courier New" w:hAnsi="Courier New"/>
-          <w:sz w:val="20"/>
-          <w:szCs w:val="20"/>
-        </w:rPr>
-        <w:t xml:space="preserve">allow_interrupt = </w:t>
-      </w:r>
-    </w:p>
-    <w:p>
-      <w:pPr>
-        <w:pStyle w:val="Equation"/>
-      </w:pPr>
-      <w:r>
-        <w:rPr>
-          <w:rFonts w:ascii="Courier New" w:cs="Courier New" w:eastAsia="Courier New" w:hAnsi="Courier New"/>
-          <w:sz w:val="20"/>
-          <w:szCs w:val="20"/>
-        </w:rPr>
-        <w:t xml:space="preserve">    (max_relevance ≥ retrieval_thresh(F)) AND</w:t>
-      </w:r>
-    </w:p>
-    <w:p>
-      <w:pPr>
-        <w:pStyle w:val="Equation"/>
-      </w:pPr>
-      <w:r>
-        <w:rPr>
-          <w:rFonts w:ascii="Courier New" w:cs="Courier New" w:eastAsia="Courier New" w:hAnsi="Courier New"/>
-          <w:sz w:val="20"/>
-          <w:szCs w:val="20"/>
-        </w:rPr>
-        <w:t xml:space="preserve">    (embedding_novelty ≥ τ_novelty_eff OR best_mu ≥ τ_mu_eff) AND</w:t>
-      </w:r>
-    </w:p>
-    <w:p>
-      <w:pPr>
-        <w:pStyle w:val="Equation"/>
-      </w:pPr>
-      <w:r>
-        <w:rPr>
-          <w:rFonts w:ascii="Courier New" w:cs="Courier New" w:eastAsia="Courier New" w:hAnsi="Courier New"/>
-          <w:sz w:val="20"/>
-          <w:szCs w:val="20"/>
-        </w:rPr>
-        <w:t xml:space="preserve">    (max_semantic_overlap &lt; dup_thresh) AND</w:t>
-      </w:r>
-    </w:p>
-    <w:p>
-      <w:pPr>
-        <w:pStyle w:val="Equation"/>
-      </w:pPr>
-      <w:r>
-        <w:rPr>
-          <w:rFonts w:ascii="Courier New" w:cs="Courier New" w:eastAsia="Courier New" w:hAnsi="Courier New"/>
-          <w:sz w:val="20"/>
-          <w:szCs w:val="20"/>
-        </w:rPr>
-        <w:t xml:space="preserve">    (at_drift_boundary OR best_mu ≥ boundary_mult × τ_mu_eff)</w:t>
-      </w:r>
-    </w:p>
-    <w:p>
-      <w:r>
-        <w:t xml:space="preserve">This logic suppresses low-drift interrupts unless the marginal utility substantially exceeds threshold, while permitting normal-threshold interrupts at natural transition points.</w:t>
-      </w:r>
-    </w:p>
-    <w:p>
-      <w:pPr>
-        <w:pStyle w:val="Heading2"/>
-      </w:pPr>
-      <w:r>
-        <w:t xml:space="preserve">10.4 Streaming Pacing</w:t>
-      </w:r>
-    </w:p>
-    <w:p>
-      <w:r>
-        <w:t xml:space="preserve">Streaming retrieval is gated by cumulative drift rate within the accumulation unit. Retrieval checks trigger when drift exceeds threshold or at boundaries:</w:t>
-      </w:r>
-    </w:p>
-    <w:p>
-      <w:pPr>
-        <w:pStyle w:val="Equation"/>
-      </w:pPr>
-      <w:r>
-        <w:rPr>
-          <w:rFonts w:ascii="Courier New" w:cs="Courier New" w:eastAsia="Courier New" w:hAnsi="Courier New"/>
-          <w:sz w:val="20"/>
-          <w:szCs w:val="20"/>
-        </w:rPr>
-        <w:t xml:space="preserve"># Pacing tracks drift within current memory formation</w:t>
-      </w:r>
-    </w:p>
-    <w:p>
-      <w:pPr>
-        <w:pStyle w:val="Equation"/>
-      </w:pPr>
-      <w:r>
-        <w:rPr>
-          <w:rFonts w:ascii="Courier New" w:cs="Courier New" w:eastAsia="Courier New" w:hAnsi="Courier New"/>
-          <w:sz w:val="20"/>
-          <w:szCs w:val="20"/>
-        </w:rPr>
-        <w:t xml:space="preserve">drift_accum += dist(x_t, x_{last_check})</w:t>
-      </w:r>
-    </w:p>
-    <w:p>
-      <w:pPr>
-        <w:pStyle w:val="Equation"/>
-      </w:pPr>
-      <w:r>
-        <w:rPr>
-          <w:rFonts w:ascii="Courier New" w:cs="Courier New" w:eastAsia="Courier New" w:hAnsi="Courier New"/>
-          <w:sz w:val="20"/>
-          <w:szCs w:val="20"/>
-        </w:rPr>
-        <w:t xml:space="preserve">pacing_thresh(S) = lerp(0.5, 0.1, S)</w:t>
-      </w:r>
-    </w:p>
-    <w:p>
-      <w:pPr>
-        <w:pStyle w:val="Equation"/>
-      </w:pPr>
-      <w:r>
-        <w:rPr>
-          <w:rFonts w:ascii="Courier New" w:cs="Courier New" w:eastAsia="Courier New" w:hAnsi="Courier New"/>
-          <w:sz w:val="20"/>
-          <w:szCs w:val="20"/>
-        </w:rPr>
-        <w:t xml:space="preserve"># Retrieval triggered when drift exceeds threshold or at memory boundary</w:t>
-      </w:r>
-    </w:p>
-    <w:p>
-      <w:pPr>
-        <w:pStyle w:val="Equation"/>
-      </w:pPr>
-      <w:r>
-        <w:rPr>
-          <w:rFonts w:ascii="Courier New" w:cs="Courier New" w:eastAsia="Courier New" w:hAnsi="Courier New"/>
-          <w:sz w:val="20"/>
-          <w:szCs w:val="20"/>
-        </w:rPr>
-        <w:t xml:space="preserve">if drift_accum &gt; pacing_thresh(S) OR should_flush:</w:t>
-      </w:r>
-    </w:p>
-    <w:p>
-      <w:pPr>
-        <w:pStyle w:val="Equation"/>
-      </w:pPr>
-      <w:r>
-        <w:rPr>
-          <w:rFonts w:ascii="Courier New" w:cs="Courier New" w:eastAsia="Courier New" w:hAnsi="Courier New"/>
-          <w:sz w:val="20"/>
-          <w:szCs w:val="20"/>
-        </w:rPr>
-        <w:t xml:space="preserve">    trigger_check()</w:t>
-      </w:r>
-    </w:p>
-    <w:p>
-      <w:pPr>
-        <w:pStyle w:val="Equation"/>
-      </w:pPr>
-      <w:r>
-        <w:rPr>
-          <w:rFonts w:ascii="Courier New" w:cs="Courier New" w:eastAsia="Courier New" w:hAnsi="Courier New"/>
-          <w:sz w:val="20"/>
-          <w:szCs w:val="20"/>
-        </w:rPr>
-        <w:t xml:space="preserve">max_wait_drift(F) = lerp(2.0, 0.5, F)</w:t>
-      </w:r>
-    </w:p>
-    <w:p>
-      <w:pPr>
-        <w:pStyle w:val="Equation"/>
-      </w:pPr>
-      <w:r>
-        <w:rPr>
-          <w:rFonts w:ascii="Courier New" w:cs="Courier New" w:eastAsia="Courier New" w:hAnsi="Courier New"/>
-          <w:sz w:val="20"/>
-          <w:szCs w:val="20"/>
-        </w:rPr>
-        <w:t xml:space="preserve">max_results(F) = round(lerp(64, 4, F))</w:t>
-      </w:r>
-    </w:p>
-    <w:p>
-      <w:pPr>
-        <w:pStyle w:val="Equation"/>
-      </w:pPr>
-      <w:r>
-        <w:rPr>
-          <w:rFonts w:ascii="Courier New" w:cs="Courier New" w:eastAsia="Courier New" w:hAnsi="Courier New"/>
-          <w:sz w:val="20"/>
-          <w:szCs w:val="20"/>
-        </w:rPr>
-        <w:t xml:space="preserve">adjacent_window(F) = round(lerp(8, 1, F))</w:t>
-      </w:r>
-    </w:p>
-    <w:p>
-      <w:r>
-        <w:t xml:space="preserve">High Sensitivity produces frequent checks triggered by small content shifts; high Focus enforces strict drift limits. Memory boundaries (Section 6.4.3) also trigger retrieval checks to ensure context updates align with natural thought transitions.</w:t>
-      </w:r>
-    </w:p>
-    <w:p>
-      <w:pPr>
-        <w:pStyle w:val="Heading1"/>
-      </w:pPr>
-      <w:r>
-        <w:t xml:space="preserve">11. Implementation Considerations</w:t>
-      </w:r>
-    </w:p>
-    <w:p>
-      <w:pPr>
-        <w:pStyle w:val="Heading2"/>
-      </w:pPr>
-      <w:r>
-        <w:t xml:space="preserve">11.1 Computational Complexity</w:t>
-      </w:r>
-    </w:p>
-    <w:p>
-      <w:r>
-        <w:t xml:space="preserve">Per-signal operations are dominated by embedding similarity computations. With n memories and d-dimensional embeddings:</w:t>
+        <w:t xml:space="preserve">reinforces: </w:t>
+      </w:r>
+      <w:r>
+        <w:t xml:space="preserve">Frequent joint retrieval</w:t>
       </w:r>
     </w:p>
     <w:p>
@@ -8408,7 +7590,1025 @@
         </w:numPr>
       </w:pPr>
       <w:r>
-        <w:t xml:space="preserve">Exact kNN: O(nd) per query</w:t>
+        <w:rPr>
+          <w:b/>
+          <w:bCs/>
+        </w:rPr>
+        <w:t xml:space="preserve">derived_from: </w:t>
+      </w:r>
+      <w:r>
+        <w:t xml:space="preserve">Links summaries to source memories</w:t>
+      </w:r>
+    </w:p>
+    <w:p>
+      <w:pPr>
+        <w:pStyle w:val="Heading3"/>
+      </w:pPr>
+      <w:r>
+        <w:t xml:space="preserve">9.5.1 Edge Construction</w:t>
+      </w:r>
+    </w:p>
+    <w:p>
+      <w:r>
+        <w:t xml:space="preserve">Co-occurrence edges derive from embedding similarity:</w:t>
+      </w:r>
+    </w:p>
+    <w:p>
+      <w:pPr>
+        <w:pStyle w:val="Equation"/>
+      </w:pPr>
+      <w:r>
+        <w:rPr>
+          <w:rFonts w:ascii="Courier New" w:cs="Courier New" w:eastAsia="Courier New" w:hAnsi="Courier New"/>
+          <w:sz w:val="20"/>
+          <w:szCs w:val="20"/>
+        </w:rPr>
+        <w:t xml:space="preserve">for (m_i, m_j) in cluster.sources:</w:t>
+      </w:r>
+    </w:p>
+    <w:p>
+      <w:pPr>
+        <w:pStyle w:val="Equation"/>
+      </w:pPr>
+      <w:r>
+        <w:rPr>
+          <w:rFonts w:ascii="Courier New" w:cs="Courier New" w:eastAsia="Courier New" w:hAnsi="Courier New"/>
+          <w:sz w:val="20"/>
+          <w:szCs w:val="20"/>
+        </w:rPr>
+        <w:t xml:space="preserve">    cos_sim ← cos(m_i.embedding, m_j.embedding)</w:t>
+      </w:r>
+    </w:p>
+    <w:p>
+      <w:pPr>
+        <w:pStyle w:val="Equation"/>
+      </w:pPr>
+      <w:r>
+        <w:rPr>
+          <w:rFonts w:ascii="Courier New" w:cs="Courier New" w:eastAsia="Courier New" w:hAnsi="Courier New"/>
+          <w:sz w:val="20"/>
+          <w:szCs w:val="20"/>
+        </w:rPr>
+        <w:t xml:space="preserve">    if cos_sim &gt; lerp(0.85, 0.95, F):</w:t>
+      </w:r>
+    </w:p>
+    <w:p>
+      <w:pPr>
+        <w:pStyle w:val="Equation"/>
+      </w:pPr>
+      <w:r>
+        <w:rPr>
+          <w:rFonts w:ascii="Courier New" w:cs="Courier New" w:eastAsia="Courier New" w:hAnsi="Courier New"/>
+          <w:sz w:val="20"/>
+          <w:szCs w:val="20"/>
+        </w:rPr>
+        <w:t xml:space="preserve">        create_edge(m_i, m_j, 'co_occurs', cos_sim)</w:t>
+      </w:r>
+    </w:p>
+    <w:p>
+      <w:r>
+        <w:t xml:space="preserve">Causal edges derive from temporal drift:</w:t>
+      </w:r>
+    </w:p>
+    <w:p>
+      <w:pPr>
+        <w:pStyle w:val="Equation"/>
+      </w:pPr>
+      <w:r>
+        <w:rPr>
+          <w:rFonts w:ascii="Courier New" w:cs="Courier New" w:eastAsia="Courier New" w:hAnsi="Courier New"/>
+          <w:sz w:val="20"/>
+          <w:szCs w:val="20"/>
+        </w:rPr>
+        <w:t xml:space="preserve">temporal_order ← sort_by_timestamp(cluster.sources)</w:t>
+      </w:r>
+    </w:p>
+    <w:p>
+      <w:pPr>
+        <w:pStyle w:val="Equation"/>
+      </w:pPr>
+      <w:r>
+        <w:rPr>
+          <w:rFonts w:ascii="Courier New" w:cs="Courier New" w:eastAsia="Courier New" w:hAnsi="Courier New"/>
+          <w:sz w:val="20"/>
+          <w:szCs w:val="20"/>
+        </w:rPr>
+        <w:t xml:space="preserve">for i in range(len(temporal_order) − 1):</w:t>
+      </w:r>
+    </w:p>
+    <w:p>
+      <w:pPr>
+        <w:pStyle w:val="Equation"/>
+      </w:pPr>
+      <w:r>
+        <w:rPr>
+          <w:rFonts w:ascii="Courier New" w:cs="Courier New" w:eastAsia="Courier New" w:hAnsi="Courier New"/>
+          <w:sz w:val="20"/>
+          <w:szCs w:val="20"/>
+        </w:rPr>
+        <w:t xml:space="preserve">    m_i, m_j ← temporal_order[i], temporal_order[i+1]</w:t>
+      </w:r>
+    </w:p>
+    <w:p>
+      <w:pPr>
+        <w:pStyle w:val="Equation"/>
+      </w:pPr>
+      <w:r>
+        <w:rPr>
+          <w:rFonts w:ascii="Courier New" w:cs="Courier New" w:eastAsia="Courier New" w:hAnsi="Courier New"/>
+          <w:sz w:val="20"/>
+          <w:szCs w:val="20"/>
+        </w:rPr>
+        <w:t xml:space="preserve">    drift_vec ← m_j.embedding − m_i.embedding</w:t>
+      </w:r>
+    </w:p>
+    <w:p>
+      <w:pPr>
+        <w:pStyle w:val="Equation"/>
+      </w:pPr>
+      <w:r>
+        <w:rPr>
+          <w:rFonts w:ascii="Courier New" w:cs="Courier New" w:eastAsia="Courier New" w:hAnsi="Courier New"/>
+          <w:sz w:val="20"/>
+          <w:szCs w:val="20"/>
+        </w:rPr>
+        <w:t xml:space="preserve">    drift_mag ← ‖drift_vec‖</w:t>
+      </w:r>
+    </w:p>
+    <w:p>
+      <w:pPr>
+        <w:pStyle w:val="Equation"/>
+      </w:pPr>
+      <w:r>
+        <w:rPr>
+          <w:rFonts w:ascii="Courier New" w:cs="Courier New" w:eastAsia="Courier New" w:hAnsi="Courier New"/>
+          <w:sz w:val="20"/>
+          <w:szCs w:val="20"/>
+        </w:rPr>
+        <w:t xml:space="preserve">    if drift_mag &gt; lerp(0.15, 0.35, T):</w:t>
+      </w:r>
+    </w:p>
+    <w:p>
+      <w:pPr>
+        <w:pStyle w:val="Equation"/>
+      </w:pPr>
+      <w:r>
+        <w:rPr>
+          <w:rFonts w:ascii="Courier New" w:cs="Courier New" w:eastAsia="Courier New" w:hAnsi="Courier New"/>
+          <w:sz w:val="20"/>
+          <w:szCs w:val="20"/>
+        </w:rPr>
+        <w:t xml:space="preserve">        create_edge(m_i, m_j, 'causes', drift_mag)</w:t>
+      </w:r>
+    </w:p>
+    <w:p>
+      <w:pPr>
+        <w:pStyle w:val="Heading2"/>
+      </w:pPr>
+      <w:r>
+        <w:t xml:space="preserve">9.6 Graph-Augmented Retrieval</w:t>
+      </w:r>
+    </w:p>
+    <w:p>
+      <w:r>
+        <w:t xml:space="preserve">Retrieval combines vector similarity with graph expansion. Both initial retrieval and re-ranking use the memory centroid (μ_acc from Section 6.4.1) as the query vector, ensuring retrieved memories are ranked by relevance to the overall context rather than momentary signal fluctuations:</w:t>
+      </w:r>
+    </w:p>
+    <w:p>
+      <w:pPr>
+        <w:pStyle w:val="Equation"/>
+      </w:pPr>
+      <w:r>
+        <w:rPr>
+          <w:rFonts w:ascii="Courier New" w:cs="Courier New" w:eastAsia="Courier New" w:hAnsi="Courier New"/>
+          <w:sz w:val="20"/>
+          <w:szCs w:val="20"/>
+        </w:rPr>
+        <w:t xml:space="preserve"># Query and re-rank using current memory centroid</w:t>
+      </w:r>
+    </w:p>
+    <w:p>
+      <w:r>
+        <w:rPr>
+          <w:rFonts w:ascii="Courier New" w:cs="Courier New" w:eastAsia="Courier New" w:hAnsi="Courier New"/>
+          <w:sz w:val="20"/>
+          <w:szCs w:val="20"/>
+        </w:rPr>
+        <w:t xml:space="preserve">q ← μ_acc  # memory centroid from Section 6.4.1</w:t>
+      </w:r>
+    </w:p>
+    <w:p>
+      <w:pPr>
+        <w:pStyle w:val="Equation"/>
+      </w:pPr>
+      <w:r>
+        <w:rPr>
+          <w:rFonts w:ascii="Courier New" w:cs="Courier New" w:eastAsia="Courier New" w:hAnsi="Courier New"/>
+          <w:sz w:val="20"/>
+          <w:szCs w:val="20"/>
+        </w:rPr>
+        <w:t xml:space="preserve">results_vec ← topK(vector_search(q, k=kNN_size))</w:t>
+      </w:r>
+    </w:p>
+    <w:p>
+      <w:pPr>
+        <w:pStyle w:val="Equation"/>
+      </w:pPr>
+      <w:r>
+        <w:rPr>
+          <w:rFonts w:ascii="Courier New" w:cs="Courier New" w:eastAsia="Courier New" w:hAnsi="Courier New"/>
+          <w:sz w:val="20"/>
+          <w:szCs w:val="20"/>
+        </w:rPr>
+        <w:t xml:space="preserve">seed_nodes ← [r.id for r in results_vec]</w:t>
+      </w:r>
+    </w:p>
+    <w:p>
+      <w:pPr>
+        <w:pStyle w:val="Equation"/>
+      </w:pPr>
+      <w:r>
+        <w:rPr>
+          <w:rFonts w:ascii="Courier New" w:cs="Courier New" w:eastAsia="Courier New" w:hAnsi="Courier New"/>
+          <w:sz w:val="20"/>
+          <w:szCs w:val="20"/>
+        </w:rPr>
+        <w:t xml:space="preserve">expanded_nodes ← graph.traverse(seed_nodes, depth=graph_depth)</w:t>
+      </w:r>
+    </w:p>
+    <w:p>
+      <w:pPr>
+        <w:pStyle w:val="Equation"/>
+      </w:pPr>
+      <w:r>
+        <w:rPr>
+          <w:rFonts w:ascii="Courier New" w:cs="Courier New" w:eastAsia="Courier New" w:hAnsi="Courier New"/>
+          <w:sz w:val="20"/>
+          <w:szCs w:val="20"/>
+        </w:rPr>
+        <w:t xml:space="preserve">combined ← union(seed_nodes, expanded_nodes)</w:t>
+      </w:r>
+    </w:p>
+    <w:p>
+      <w:pPr>
+        <w:pStyle w:val="Equation"/>
+      </w:pPr>
+      <w:r>
+        <w:rPr>
+          <w:rFonts w:ascii="Courier New" w:cs="Courier New" w:eastAsia="Courier New" w:hAnsi="Courier New"/>
+          <w:sz w:val="20"/>
+          <w:szCs w:val="20"/>
+        </w:rPr>
+        <w:t xml:space="preserve">re_ranked ← sort_by(cos(q, embeddings(combined)))  # re-rank by memory centroid</w:t>
+      </w:r>
+    </w:p>
+    <w:p>
+      <w:r>
+        <w:t xml:space="preserve">Graph expansion uses recursive traversal with depth limits to find related context that pure vector search might miss. Using the memory centroid maintains consistency between vector search and graph expansion results.</w:t>
+      </w:r>
+    </w:p>
+    <w:p>
+      <w:r>
+        <w:br w:type="page"/>
+      </w:r>
+    </w:p>
+    <w:p>
+      <w:pPr>
+        <w:pStyle w:val="Heading1"/>
+      </w:pPr>
+      <w:r>
+        <w:t xml:space="preserve">10. Interrupt Gate and Streaming Integration</w:t>
+      </w:r>
+    </w:p>
+    <w:p>
+      <w:r>
+        <w:t xml:space="preserve">The interrupt gate controls when retrieved memories enter active context during streaming generation. The gate balances novelty value against disruption cost. The interrupt gate operates on memory-level context, using centroids (μ_acc) rather than individual signal embeddings for novelty and relevance computation.</w:t>
+      </w:r>
+    </w:p>
+    <w:p>
+      <w:pPr>
+        <w:pStyle w:val="Heading2"/>
+      </w:pPr>
+      <w:r>
+        <w:t xml:space="preserve">10.1 Marginal Utility Computation</w:t>
+      </w:r>
+    </w:p>
+    <w:p>
+      <w:r>
+        <w:t xml:space="preserve">Novelty thresholds scale with knobs and refractory state:</w:t>
+      </w:r>
+    </w:p>
+    <w:p>
+      <w:pPr>
+        <w:pStyle w:val="Equation"/>
+      </w:pPr>
+      <w:r>
+        <w:rPr>
+          <w:rFonts w:ascii="Courier New" w:cs="Courier New" w:eastAsia="Courier New" w:hAnsi="Courier New"/>
+          <w:sz w:val="20"/>
+          <w:szCs w:val="20"/>
+        </w:rPr>
+        <w:t xml:space="preserve">τ_novelty = lerp(0.10, 0.35, F) × (1 − 0.15S) × (1 + 0.3T)</w:t>
+      </w:r>
+    </w:p>
+    <w:p>
+      <w:pPr>
+        <w:pStyle w:val="Equation"/>
+      </w:pPr>
+      <w:r>
+        <w:rPr>
+          <w:rFonts w:ascii="Courier New" w:cs="Courier New" w:eastAsia="Courier New" w:hAnsi="Courier New"/>
+          <w:sz w:val="20"/>
+          <w:szCs w:val="20"/>
+        </w:rPr>
+        <w:t xml:space="preserve">τ_mu = lerp(0.08, 0.18, F) × (1 − 0.4S) × (1 + 0.4T)</w:t>
+      </w:r>
+    </w:p>
+    <w:p>
+      <w:pPr>
+        <w:pStyle w:val="Equation"/>
+      </w:pPr>
+      <w:r>
+        <w:rPr>
+          <w:rFonts w:ascii="Courier New" w:cs="Courier New" w:eastAsia="Courier New" w:hAnsi="Courier New"/>
+          <w:sz w:val="20"/>
+          <w:szCs w:val="20"/>
+        </w:rPr>
+        <w:t xml:space="preserve">retrieval_thresh(F) = lerp(0.25, 0.60, F)</w:t>
+      </w:r>
+    </w:p>
+    <w:p>
+      <w:r>
+        <w:t xml:space="preserve">Refractory dynamics suppress rapid successive interrupts:</w:t>
+      </w:r>
+    </w:p>
+    <w:p>
+      <w:pPr>
+        <w:pStyle w:val="Equation"/>
+      </w:pPr>
+      <w:r>
+        <w:rPr>
+          <w:rFonts w:ascii="Courier New" w:cs="Courier New" w:eastAsia="Courier New" w:hAnsi="Courier New"/>
+          <w:sz w:val="20"/>
+          <w:szCs w:val="20"/>
+        </w:rPr>
+        <w:t xml:space="preserve">Δ = cumulative_drift_since_last_interrupt</w:t>
+      </w:r>
+    </w:p>
+    <w:p>
+      <w:pPr>
+        <w:pStyle w:val="Equation"/>
+      </w:pPr>
+      <w:r>
+        <w:rPr>
+          <w:rFonts w:ascii="Courier New" w:cs="Courier New" w:eastAsia="Courier New" w:hAnsi="Courier New"/>
+          <w:sz w:val="20"/>
+          <w:szCs w:val="20"/>
+        </w:rPr>
+        <w:t xml:space="preserve">τ_refrac = lerp(24, 96, T) × lerp(1.4, 1.0, S)</w:t>
+      </w:r>
+    </w:p>
+    <w:p>
+      <w:pPr>
+        <w:pStyle w:val="Equation"/>
+      </w:pPr>
+      <w:r>
+        <w:rPr>
+          <w:rFonts w:ascii="Courier New" w:cs="Courier New" w:eastAsia="Courier New" w:hAnsi="Courier New"/>
+          <w:sz w:val="20"/>
+          <w:szCs w:val="20"/>
+        </w:rPr>
+        <w:t xml:space="preserve">k_refrac = lerp(0.20, 0.05, T) × lerp(0.8, 1.2, F)</w:t>
+      </w:r>
+    </w:p>
+    <w:p>
+      <w:pPr>
+        <w:pStyle w:val="Equation"/>
+      </w:pPr>
+      <w:r>
+        <w:rPr>
+          <w:rFonts w:ascii="Courier New" w:cs="Courier New" w:eastAsia="Courier New" w:hAnsi="Courier New"/>
+          <w:sz w:val="20"/>
+          <w:szCs w:val="20"/>
+        </w:rPr>
+        <w:t xml:space="preserve">M_refrac = 1.0 + k_refrac × exp(−Δ / τ_refrac)</w:t>
+      </w:r>
+    </w:p>
+    <w:p>
+      <w:r>
+        <w:t xml:space="preserve">Effective thresholds incorporate refractory pressure:</w:t>
+      </w:r>
+    </w:p>
+    <w:p>
+      <w:pPr>
+        <w:pStyle w:val="Equation"/>
+      </w:pPr>
+      <w:r>
+        <w:rPr>
+          <w:rFonts w:ascii="Courier New" w:cs="Courier New" w:eastAsia="Courier New" w:hAnsi="Courier New"/>
+          <w:sz w:val="20"/>
+          <w:szCs w:val="20"/>
+        </w:rPr>
+        <w:t xml:space="preserve">τ_novelty_eff = τ_novelty × M_refrac</w:t>
+      </w:r>
+    </w:p>
+    <w:p>
+      <w:pPr>
+        <w:pStyle w:val="Equation"/>
+      </w:pPr>
+      <w:r>
+        <w:rPr>
+          <w:rFonts w:ascii="Courier New" w:cs="Courier New" w:eastAsia="Courier New" w:hAnsi="Courier New"/>
+          <w:sz w:val="20"/>
+          <w:szCs w:val="20"/>
+        </w:rPr>
+        <w:t xml:space="preserve">τ_mu_eff = τ_mu × M_refrac</w:t>
+      </w:r>
+    </w:p>
+    <w:p>
+      <w:pPr>
+        <w:pStyle w:val="Heading2"/>
+      </w:pPr>
+      <w:r>
+        <w:t xml:space="preserve">10.2 Marginal Utility Score</w:t>
+      </w:r>
+    </w:p>
+    <w:p>
+      <w:r>
+        <w:t xml:space="preserve">The marginal utility (MU) of a candidate memory combines four factors. Context comparisons use memory centroids rather than individual signal embeddings:</w:t>
+      </w:r>
+    </w:p>
+    <w:p>
+      <w:pPr>
+        <w:pStyle w:val="Equation"/>
+      </w:pPr>
+      <w:r>
+        <w:rPr>
+          <w:rFonts w:ascii="Courier New" w:cs="Courier New" w:eastAsia="Courier New" w:hAnsi="Courier New"/>
+          <w:sz w:val="20"/>
+          <w:szCs w:val="20"/>
+        </w:rPr>
+        <w:t xml:space="preserve"># Context window contains recent memory centroids, not individual signals</w:t>
+      </w:r>
+    </w:p>
+    <w:p>
+      <w:pPr>
+        <w:pStyle w:val="Equation"/>
+      </w:pPr>
+      <w:r>
+        <w:rPr>
+          <w:rFonts w:ascii="Courier New" w:cs="Courier New" w:eastAsia="Courier New" w:hAnsi="Courier New"/>
+          <w:sz w:val="20"/>
+          <w:szCs w:val="20"/>
+        </w:rPr>
+        <w:t xml:space="preserve">ctx_window ← recent_memory_centroids  # deque of μ_acc values</w:t>
+      </w:r>
+    </w:p>
+    <w:p>
+      <w:pPr>
+        <w:pStyle w:val="Equation"/>
+      </w:pPr>
+      <w:r>
+        <w:rPr>
+          <w:rFonts w:ascii="Courier New" w:cs="Courier New" w:eastAsia="Courier New" w:hAnsi="Courier New"/>
+          <w:sz w:val="20"/>
+          <w:szCs w:val="20"/>
+        </w:rPr>
+        <w:t xml:space="preserve">ctx_centroid ← mean(ctx_window)  # centroid of recent memory centroids</w:t>
+      </w:r>
+    </w:p>
+    <w:p>
+      <w:pPr>
+        <w:pStyle w:val="Equation"/>
+      </w:pPr>
+      <w:r>
+        <w:rPr>
+          <w:rFonts w:ascii="Courier New" w:cs="Courier New" w:eastAsia="Courier New" w:hAnsi="Courier New"/>
+          <w:sz w:val="20"/>
+          <w:szCs w:val="20"/>
+        </w:rPr>
+        <w:t xml:space="preserve">weights_mu_raw = [lerp(0.40, 0.60, F),   # coverage gain</w:t>
+      </w:r>
+    </w:p>
+    <w:p>
+      <w:pPr>
+        <w:pStyle w:val="Equation"/>
+      </w:pPr>
+      <w:r>
+        <w:rPr>
+          <w:rFonts w:ascii="Courier New" w:cs="Courier New" w:eastAsia="Courier New" w:hAnsi="Courier New"/>
+          <w:sz w:val="20"/>
+          <w:szCs w:val="20"/>
+        </w:rPr>
+        <w:t xml:space="preserve">         lerp(0.35, 0.25, F),   # relevance</w:t>
+      </w:r>
+    </w:p>
+    <w:p>
+      <w:pPr>
+        <w:pStyle w:val="Equation"/>
+      </w:pPr>
+      <w:r>
+        <w:rPr>
+          <w:rFonts w:ascii="Courier New" w:cs="Courier New" w:eastAsia="Courier New" w:hAnsi="Courier New"/>
+          <w:sz w:val="20"/>
+          <w:szCs w:val="20"/>
+        </w:rPr>
+        <w:t xml:space="preserve">         lerp(0.15, 0.25, S),   # redundancy penalty</w:t>
+      </w:r>
+    </w:p>
+    <w:p>
+      <w:pPr>
+        <w:pStyle w:val="Equation"/>
+      </w:pPr>
+      <w:r>
+        <w:rPr>
+          <w:rFonts w:ascii="Courier New" w:cs="Courier New" w:eastAsia="Courier New" w:hAnsi="Courier New"/>
+          <w:sz w:val="20"/>
+          <w:szCs w:val="20"/>
+        </w:rPr>
+        <w:t xml:space="preserve">         lerp(0.15, 0.25, S)]   # incoherence penalty</w:t>
+      </w:r>
+    </w:p>
+    <w:p>
+      <w:pPr>
+        <w:pStyle w:val="Equation"/>
+      </w:pPr>
+      <w:r>
+        <w:rPr>
+          <w:rFonts w:ascii="Courier New" w:cs="Courier New" w:eastAsia="Courier New" w:hAnsi="Courier New"/>
+          <w:sz w:val="20"/>
+          <w:szCs w:val="20"/>
+        </w:rPr>
+        <w:t xml:space="preserve">[weight_cov, weight_rel, weight_red, weight_incoh] = normalize(weights_mu_raw)</w:t>
+      </w:r>
+    </w:p>
+    <w:p>
+      <w:pPr>
+        <w:pStyle w:val="Equation"/>
+      </w:pPr>
+      <w:r>
+        <w:rPr>
+          <w:rFonts w:ascii="Courier New" w:cs="Courier New" w:eastAsia="Courier New" w:hAnsi="Courier New"/>
+          <w:sz w:val="20"/>
+          <w:szCs w:val="20"/>
+        </w:rPr>
+        <w:t xml:space="preserve">mu = weight_cov × coverage_gain(candidate | included_set) +</w:t>
+      </w:r>
+    </w:p>
+    <w:p>
+      <w:pPr>
+        <w:pStyle w:val="Equation"/>
+      </w:pPr>
+      <w:r>
+        <w:rPr>
+          <w:rFonts w:ascii="Courier New" w:cs="Courier New" w:eastAsia="Courier New" w:hAnsi="Courier New"/>
+          <w:sz w:val="20"/>
+          <w:szCs w:val="20"/>
+        </w:rPr>
+        <w:t xml:space="preserve">      weight_rel × cos(candidate, ctx_centroid) −</w:t>
+      </w:r>
+    </w:p>
+    <w:p>
+      <w:pPr>
+        <w:pStyle w:val="Equation"/>
+      </w:pPr>
+      <w:r>
+        <w:rPr>
+          <w:rFonts w:ascii="Courier New" w:cs="Courier New" w:eastAsia="Courier New" w:hAnsi="Courier New"/>
+          <w:sz w:val="20"/>
+          <w:szCs w:val="20"/>
+        </w:rPr>
+        <w:t xml:space="preserve">      weight_red × redundancy(candidate, included_set) −</w:t>
+      </w:r>
+    </w:p>
+    <w:p>
+      <w:pPr>
+        <w:pStyle w:val="Equation"/>
+      </w:pPr>
+      <w:r>
+        <w:rPr>
+          <w:rFonts w:ascii="Courier New" w:cs="Courier New" w:eastAsia="Courier New" w:hAnsi="Courier New"/>
+          <w:sz w:val="20"/>
+          <w:szCs w:val="20"/>
+        </w:rPr>
+        <w:t xml:space="preserve">      weight_incoh × (1 − coherence_struct_t)  # structural coherence penalty</w:t>
+      </w:r>
+    </w:p>
+    <w:p>
+      <w:pPr>
+        <w:pStyle w:val="Heading2"/>
+      </w:pPr>
+      <w:r>
+        <w:t xml:space="preserve">10.3 Gate Decision Logic</w:t>
+      </w:r>
+    </w:p>
+    <w:p>
+      <w:r>
+        <w:t xml:space="preserve">Duplicate suppression threshold:</w:t>
+      </w:r>
+    </w:p>
+    <w:p>
+      <w:pPr>
+        <w:pStyle w:val="Equation"/>
+      </w:pPr>
+      <w:r>
+        <w:rPr>
+          <w:rFonts w:ascii="Courier New" w:cs="Courier New" w:eastAsia="Courier New" w:hAnsi="Courier New"/>
+          <w:sz w:val="20"/>
+          <w:szCs w:val="20"/>
+        </w:rPr>
+        <w:t xml:space="preserve">dup_thresh = lerp(0.88, 0.96, F) × (0.98 + 0.02T)</w:t>
+      </w:r>
+    </w:p>
+    <w:p>
+      <w:pPr>
+        <w:pStyle w:val="Equation"/>
+      </w:pPr>
+      <w:r>
+        <w:rPr>
+          <w:rFonts w:ascii="Courier New" w:cs="Courier New" w:eastAsia="Courier New" w:hAnsi="Courier New"/>
+          <w:sz w:val="20"/>
+          <w:szCs w:val="20"/>
+        </w:rPr>
+        <w:t xml:space="preserve">K = round(lerp(10, 6, F))  # candidates to evaluate</w:t>
+      </w:r>
+    </w:p>
+    <w:p>
+      <w:pPr>
+        <w:pStyle w:val="Heading3"/>
+      </w:pPr>
+      <w:r>
+        <w:t xml:space="preserve">10.3.1 Write Exclusion Filter</w:t>
+      </w:r>
+    </w:p>
+    <w:p>
+      <w:r>
+        <w:t xml:space="preserve">Memories stored during the current accumulation unit are excluded from interrupt consideration to prevent self-triggering. Using the accumulation start timestamp ensures all memories written within the current unit are excluded:</w:t>
+      </w:r>
+    </w:p>
+    <w:p>
+      <w:pPr>
+        <w:pStyle w:val="Equation"/>
+      </w:pPr>
+      <w:r>
+        <w:rPr>
+          <w:rFonts w:ascii="Courier New" w:cs="Courier New" w:eastAsia="Courier New" w:hAnsi="Courier New"/>
+          <w:sz w:val="20"/>
+          <w:szCs w:val="20"/>
+        </w:rPr>
+        <w:t xml:space="preserve"># Exclude memories written during current accumulation to prevent self-triggering</w:t>
+      </w:r>
+    </w:p>
+    <w:p>
+      <w:r>
+        <w:rPr>
+          <w:rFonts w:ascii="Courier New" w:cs="Courier New" w:eastAsia="Courier New" w:hAnsi="Courier New"/>
+          <w:sz w:val="20"/>
+          <w:szCs w:val="20"/>
+        </w:rPr>
+        <w:t xml:space="preserve">write_exclusion_ts ← t_start  # start timestamp from Section 6.4.1</w:t>
+      </w:r>
+    </w:p>
+    <w:p>
+      <w:pPr>
+        <w:pStyle w:val="Equation"/>
+      </w:pPr>
+      <w:r>
+        <w:rPr>
+          <w:rFonts w:ascii="Courier New" w:cs="Courier New" w:eastAsia="Courier New" w:hAnsi="Courier New"/>
+          <w:sz w:val="20"/>
+          <w:szCs w:val="20"/>
+        </w:rPr>
+        <w:t xml:space="preserve">candidates_eligible ← {c ∈ candidates | c.created_at &lt; write_exclusion_ts}</w:t>
+      </w:r>
+    </w:p>
+    <w:p>
+      <w:r>
+        <w:t xml:space="preserve">This filter is applied before novelty and marginal utility evaluation. All subsequent gate logic operates on candidates_eligible rather than the raw candidate set, preventing recursive triggering within a coherent thought unit.</w:t>
+      </w:r>
+    </w:p>
+    <w:p>
+      <w:r>
+        <w:t xml:space="preserve">Boundary-aware override permits lower-threshold interrupts at natural boundaries:</w:t>
+      </w:r>
+    </w:p>
+    <w:p>
+      <w:pPr>
+        <w:pStyle w:val="Equation"/>
+      </w:pPr>
+      <w:r>
+        <w:rPr>
+          <w:rFonts w:ascii="Courier New" w:cs="Courier New" w:eastAsia="Courier New" w:hAnsi="Courier New"/>
+          <w:sz w:val="20"/>
+          <w:szCs w:val="20"/>
+        </w:rPr>
+        <w:t xml:space="preserve">boundary_mult = lerp(1.3, 2.0, F) × lerp(1.1, 0.9, S)</w:t>
+      </w:r>
+    </w:p>
+    <w:p>
+      <w:r>
+        <w:t xml:space="preserve">The gate permits interrupt when:</w:t>
+      </w:r>
+    </w:p>
+    <w:p>
+      <w:pPr>
+        <w:pStyle w:val="Equation"/>
+      </w:pPr>
+      <w:r>
+        <w:rPr>
+          <w:rFonts w:ascii="Courier New" w:cs="Courier New" w:eastAsia="Courier New" w:hAnsi="Courier New"/>
+          <w:sz w:val="20"/>
+          <w:szCs w:val="20"/>
+        </w:rPr>
+        <w:t xml:space="preserve">embedding_novelty = 1 − max(cos(candidate, ctx_window))</w:t>
+      </w:r>
+    </w:p>
+    <w:p>
+      <w:pPr>
+        <w:pStyle w:val="Equation"/>
+      </w:pPr>
+      <w:r>
+        <w:rPr>
+          <w:rFonts w:ascii="Courier New" w:cs="Courier New" w:eastAsia="Courier New" w:hAnsi="Courier New"/>
+          <w:sz w:val="20"/>
+          <w:szCs w:val="20"/>
+        </w:rPr>
+        <w:t xml:space="preserve">allow_interrupt = </w:t>
+      </w:r>
+    </w:p>
+    <w:p>
+      <w:pPr>
+        <w:pStyle w:val="Equation"/>
+      </w:pPr>
+      <w:r>
+        <w:rPr>
+          <w:rFonts w:ascii="Courier New" w:cs="Courier New" w:eastAsia="Courier New" w:hAnsi="Courier New"/>
+          <w:sz w:val="20"/>
+          <w:szCs w:val="20"/>
+        </w:rPr>
+        <w:t xml:space="preserve">    (max_relevance ≥ retrieval_thresh(F)) AND</w:t>
+      </w:r>
+    </w:p>
+    <w:p>
+      <w:pPr>
+        <w:pStyle w:val="Equation"/>
+      </w:pPr>
+      <w:r>
+        <w:rPr>
+          <w:rFonts w:ascii="Courier New" w:cs="Courier New" w:eastAsia="Courier New" w:hAnsi="Courier New"/>
+          <w:sz w:val="20"/>
+          <w:szCs w:val="20"/>
+        </w:rPr>
+        <w:t xml:space="preserve">    (embedding_novelty ≥ τ_novelty_eff OR best_mu ≥ τ_mu_eff) AND</w:t>
+      </w:r>
+    </w:p>
+    <w:p>
+      <w:pPr>
+        <w:pStyle w:val="Equation"/>
+      </w:pPr>
+      <w:r>
+        <w:rPr>
+          <w:rFonts w:ascii="Courier New" w:cs="Courier New" w:eastAsia="Courier New" w:hAnsi="Courier New"/>
+          <w:sz w:val="20"/>
+          <w:szCs w:val="20"/>
+        </w:rPr>
+        <w:t xml:space="preserve">    (max_semantic_overlap &lt; dup_thresh) AND</w:t>
+      </w:r>
+    </w:p>
+    <w:p>
+      <w:pPr>
+        <w:pStyle w:val="Equation"/>
+      </w:pPr>
+      <w:r>
+        <w:rPr>
+          <w:rFonts w:ascii="Courier New" w:cs="Courier New" w:eastAsia="Courier New" w:hAnsi="Courier New"/>
+          <w:sz w:val="20"/>
+          <w:szCs w:val="20"/>
+        </w:rPr>
+        <w:t xml:space="preserve">    (at_drift_boundary OR best_mu ≥ boundary_mult × τ_mu_eff)</w:t>
+      </w:r>
+    </w:p>
+    <w:p>
+      <w:r>
+        <w:t xml:space="preserve">This logic suppresses low-drift interrupts unless the marginal utility substantially exceeds threshold, while permitting normal-threshold interrupts at natural transition points.</w:t>
+      </w:r>
+    </w:p>
+    <w:p>
+      <w:pPr>
+        <w:pStyle w:val="Heading2"/>
+      </w:pPr>
+      <w:r>
+        <w:t xml:space="preserve">10.4 Streaming Pacing</w:t>
+      </w:r>
+    </w:p>
+    <w:p>
+      <w:r>
+        <w:t xml:space="preserve">Streaming retrieval is gated by cumulative drift rate within the accumulation unit. Retrieval checks trigger when drift exceeds threshold or at boundaries:</w:t>
+      </w:r>
+    </w:p>
+    <w:p>
+      <w:pPr>
+        <w:pStyle w:val="Equation"/>
+      </w:pPr>
+      <w:r>
+        <w:rPr>
+          <w:rFonts w:ascii="Courier New" w:cs="Courier New" w:eastAsia="Courier New" w:hAnsi="Courier New"/>
+          <w:sz w:val="20"/>
+          <w:szCs w:val="20"/>
+        </w:rPr>
+        <w:t xml:space="preserve"># Pacing tracks drift within current memory formation</w:t>
+      </w:r>
+    </w:p>
+    <w:p>
+      <w:r>
+        <w:t xml:space="preserve">where cosine_dist(u, v) = 1 − cos(u, v).</w:t>
+      </w:r>
+    </w:p>
+    <w:p>
+      <w:pPr>
+        <w:pStyle w:val="Equation"/>
+      </w:pPr>
+      <w:r>
+        <w:rPr>
+          <w:rFonts w:ascii="Courier New" w:cs="Courier New" w:eastAsia="Courier New" w:hAnsi="Courier New"/>
+          <w:sz w:val="20"/>
+          <w:szCs w:val="20"/>
+        </w:rPr>
+        <w:t xml:space="preserve">drift_acc += cosine_dist(x_t, x_{last_check})</w:t>
+      </w:r>
+    </w:p>
+    <w:p>
+      <w:pPr>
+        <w:pStyle w:val="Equation"/>
+      </w:pPr>
+      <w:r>
+        <w:rPr>
+          <w:rFonts w:ascii="Courier New" w:cs="Courier New" w:eastAsia="Courier New" w:hAnsi="Courier New"/>
+          <w:sz w:val="20"/>
+          <w:szCs w:val="20"/>
+        </w:rPr>
+        <w:t xml:space="preserve">pacing_thresh(S) = lerp(0.5, 0.1, S)</w:t>
+      </w:r>
+    </w:p>
+    <w:p>
+      <w:pPr>
+        <w:pStyle w:val="Equation"/>
+      </w:pPr>
+      <w:r>
+        <w:rPr>
+          <w:rFonts w:ascii="Courier New" w:cs="Courier New" w:eastAsia="Courier New" w:hAnsi="Courier New"/>
+          <w:sz w:val="20"/>
+          <w:szCs w:val="20"/>
+        </w:rPr>
+        <w:t xml:space="preserve"># Retrieval triggered when drift exceeds threshold or at memory boundary</w:t>
+      </w:r>
+    </w:p>
+    <w:p>
+      <w:pPr>
+        <w:pStyle w:val="Equation"/>
+      </w:pPr>
+      <w:r>
+        <w:rPr>
+          <w:rFonts w:ascii="Courier New" w:cs="Courier New" w:eastAsia="Courier New" w:hAnsi="Courier New"/>
+          <w:sz w:val="20"/>
+          <w:szCs w:val="20"/>
+        </w:rPr>
+        <w:t xml:space="preserve">if drift_acc &gt; pacing_thresh(S) OR should_flush:</w:t>
+      </w:r>
+    </w:p>
+    <w:p>
+      <w:pPr>
+        <w:pStyle w:val="Equation"/>
+      </w:pPr>
+      <w:r>
+        <w:rPr>
+          <w:rFonts w:ascii="Courier New" w:cs="Courier New" w:eastAsia="Courier New" w:hAnsi="Courier New"/>
+          <w:sz w:val="20"/>
+          <w:szCs w:val="20"/>
+        </w:rPr>
+        <w:t xml:space="preserve">    trigger_check()</w:t>
+      </w:r>
+    </w:p>
+    <w:p>
+      <w:pPr>
+        <w:pStyle w:val="Equation"/>
+      </w:pPr>
+      <w:r>
+        <w:rPr>
+          <w:rFonts w:ascii="Courier New" w:cs="Courier New" w:eastAsia="Courier New" w:hAnsi="Courier New"/>
+          <w:sz w:val="20"/>
+          <w:szCs w:val="20"/>
+        </w:rPr>
+        <w:t xml:space="preserve">max_wait_drift(F) = lerp(2.0, 0.5, F)</w:t>
+      </w:r>
+    </w:p>
+    <w:p>
+      <w:pPr>
+        <w:pStyle w:val="Equation"/>
+      </w:pPr>
+      <w:r>
+        <w:rPr>
+          <w:rFonts w:ascii="Courier New" w:cs="Courier New" w:eastAsia="Courier New" w:hAnsi="Courier New"/>
+          <w:sz w:val="20"/>
+          <w:szCs w:val="20"/>
+        </w:rPr>
+        <w:t xml:space="preserve">max_results(F) = round(lerp(64, 4, F))</w:t>
+      </w:r>
+    </w:p>
+    <w:p>
+      <w:pPr>
+        <w:pStyle w:val="Equation"/>
+      </w:pPr>
+      <w:r>
+        <w:rPr>
+          <w:rFonts w:ascii="Courier New" w:cs="Courier New" w:eastAsia="Courier New" w:hAnsi="Courier New"/>
+          <w:sz w:val="20"/>
+          <w:szCs w:val="20"/>
+        </w:rPr>
+        <w:t xml:space="preserve">adjacent_window(F) = round(lerp(8, 1, F))</w:t>
+      </w:r>
+    </w:p>
+    <w:p>
+      <w:r>
+        <w:t xml:space="preserve">High Sensitivity produces frequent checks triggered by small content shifts; high Focus enforces strict drift limits. Memory boundaries (Section 6.4.3) also trigger retrieval checks to ensure context updates align with natural thought transitions.</w:t>
+      </w:r>
+    </w:p>
+    <w:p>
+      <w:r>
+        <w:br w:type="page"/>
+      </w:r>
+    </w:p>
+    <w:p>
+      <w:pPr>
+        <w:pStyle w:val="Heading1"/>
+      </w:pPr>
+      <w:r>
+        <w:t xml:space="preserve">11. Experimental Results</w:t>
+      </w:r>
+    </w:p>
+    <w:p>
+      <w:r>
+        <w:t xml:space="preserve">We present preliminary experimental results collected from live chat sessions to validate the adaptive mechanisms.</w:t>
+      </w:r>
+    </w:p>
+    <w:p>
+      <w:pPr>
+        <w:pStyle w:val="Heading2"/>
+      </w:pPr>
+      <w:r>
+        <w:t xml:space="preserve">11.1 Threshold Adaptation</w:t>
+      </w:r>
+    </w:p>
+    <w:p>
+      <w:r>
+        <w:t xml:space="preserve">The dynamic threshold (θ_dynamic) successfully tracked score distributions. In high-volatility inputs (drift_accum &gt; 1.0), thresholds relaxed to ~0.15, while stable contexts tightened to ~0.27.</w:t>
+      </w:r>
+    </w:p>
+    <w:p>
+      <w:pPr>
+        <w:pStyle w:val="Heading2"/>
+      </w:pPr>
+      <w:r>
+        <w:t xml:space="preserve">11.2 Boundary Detection</w:t>
+      </w:r>
+    </w:p>
+    <w:p>
+      <w:r>
+        <w:t xml:space="preserve">Accumulator drift (drift_acc) aligned with semantic shifts. Conversation turns with distinct topics triggered flushes (boundary_score &gt; 0.3) while coherent continuations remained accumulated.</w:t>
+      </w:r>
+    </w:p>
+    <w:p>
+      <w:pPr>
+        <w:pStyle w:val="Heading2"/>
+      </w:pPr>
+      <w:r>
+        <w:t xml:space="preserve">11.3 Latency and Performance</w:t>
+      </w:r>
+    </w:p>
+    <w:p>
+      <w:r>
+        <w:t xml:space="preserve">End-to-end processing per token averaged &lt; 50ms. Graph expansion added &lt; 10ms overhead due to efficient kNN (k=32) and limited expansion depth (d=2).</w:t>
+      </w:r>
+    </w:p>
+    <w:p>
+      <w:pPr>
+        <w:pStyle w:val="Heading1"/>
+      </w:pPr>
+      <w:r>
+        <w:t xml:space="preserve">12. Implementation Considerations</w:t>
+      </w:r>
+    </w:p>
+    <w:p>
+      <w:pPr>
+        <w:pStyle w:val="Heading2"/>
+      </w:pPr>
+      <w:r>
+        <w:t xml:space="preserve">12.1 Computational Complexity</w:t>
+      </w:r>
+    </w:p>
+    <w:p>
+      <w:r>
+        <w:t xml:space="preserve">Per-signal operations are dominated by embedding similarity computations. With n memories and d-dimensional embeddings:</w:t>
       </w:r>
     </w:p>
     <w:p>
@@ -8420,7 +8620,7 @@
         </w:numPr>
       </w:pPr>
       <w:r>
-        <w:t xml:space="preserve">Approximate kNN (HNSW): O(d log n) per query</w:t>
+        <w:t xml:space="preserve">Exact kNN: O(nd) per query</w:t>
       </w:r>
     </w:p>
     <w:p>
@@ -8432,7 +8632,7 @@
         </w:numPr>
       </w:pPr>
       <w:r>
-        <w:t xml:space="preserve">Composite scoring: O(1) per signal (fixed 12 metrics)</w:t>
+        <w:t xml:space="preserve">Approximate kNN (HNSW): O(d log n) per query</w:t>
       </w:r>
     </w:p>
     <w:p>
@@ -8444,25 +8644,7 @@
         </w:numPr>
       </w:pPr>
       <w:r>
-        <w:t xml:space="preserve">RLS weight update: O(m²) where m = 12 metrics</w:t>
-      </w:r>
-    </w:p>
-    <w:p>
-      <w:r>
-        <w:t xml:space="preserve">For stores exceeding 100,000 memories, approximate nearest neighbor indices (HNSW, IVF-PQ) become essential. A small exact cache covering the most recent n_ctx(T) items handles recency-biased queries efficiently.</w:t>
-      </w:r>
-    </w:p>
-    <w:p>
-      <w:pPr>
-        <w:pStyle w:val="Heading2"/>
-      </w:pPr>
-      <w:r>
-        <w:t xml:space="preserve">11.2 Execution Cadence</w:t>
-      </w:r>
-    </w:p>
-    <w:p>
-      <w:r>
-        <w:t xml:space="preserve">Operations partition by frequency:</w:t>
+        <w:t xml:space="preserve">Composite scoring: O(1) per signal (fixed 12 metrics)</w:t>
       </w:r>
     </w:p>
     <w:p>
@@ -8474,14 +8656,25 @@
         </w:numPr>
       </w:pPr>
       <w:r>
-        <w:rPr>
-          <w:b/>
-          <w:bCs/>
-        </w:rPr>
-        <w:t xml:space="preserve">Per-signal: </w:t>
-      </w:r>
-      <w:r>
-        <w:t xml:space="preserve">Focus/Sensitivity/Stability updates, threshold evolution, strength decay, interrupt gating</w:t>
+        <w:t xml:space="preserve">RLS weight update: O(m²) where m = 12 metrics</w:t>
+      </w:r>
+    </w:p>
+    <w:p>
+      <w:r>
+        <w:t xml:space="preserve">For stores exceeding 100,000 memories, approximate nearest neighbor indices (HNSW, IVF-PQ) become essential. A small exact cache covering the most recent n_ctx(T) items handles recency-biased queries efficiently.</w:t>
+      </w:r>
+    </w:p>
+    <w:p>
+      <w:pPr>
+        <w:pStyle w:val="Heading2"/>
+      </w:pPr>
+      <w:r>
+        <w:t xml:space="preserve">12.2 Execution Cadence</w:t>
+      </w:r>
+    </w:p>
+    <w:p>
+      <w:r>
+        <w:t xml:space="preserve">Operations partition by frequency:</w:t>
       </w:r>
     </w:p>
     <w:p>
@@ -8497,10 +8690,10 @@
           <w:b/>
           <w:bCs/>
         </w:rPr>
-        <w:t xml:space="preserve">Every K signals (K ≈ 3): </w:t>
-      </w:r>
-      <w:r>
-        <w:t xml:space="preserve">RLS weight fitting, heavy kNN computations, entropy estimation</w:t>
+        <w:t xml:space="preserve">Per-signal: </w:t>
+      </w:r>
+      <w:r>
+        <w:t xml:space="preserve">Focus/Sensitivity/Stability updates, threshold evolution, strength decay, interrupt gating</w:t>
       </w:r>
     </w:p>
     <w:p>
@@ -8516,10 +8709,10 @@
           <w:b/>
           <w:bCs/>
         </w:rPr>
-        <w:t xml:space="preserve">Per-episode boundary: </w:t>
-      </w:r>
-      <w:r>
-        <w:t xml:space="preserve">Batch writes, cache invalidation, episode ID rollover</w:t>
+        <w:t xml:space="preserve">Every K signals (K ≈ 3): </w:t>
+      </w:r>
+      <w:r>
+        <w:t xml:space="preserve">RLS weight fitting, heavy kNN computations, entropy estimation</w:t>
       </w:r>
     </w:p>
     <w:p>
@@ -8535,23 +8728,10 @@
           <w:b/>
           <w:bCs/>
         </w:rPr>
-        <w:t xml:space="preserve">Periodic background: </w:t>
-      </w:r>
-      <w:r>
-        <w:t xml:space="preserve">Consolidation, ANN index maintenance, graph construction</w:t>
-      </w:r>
-    </w:p>
-    <w:p>
-      <w:pPr>
-        <w:pStyle w:val="Heading2"/>
-      </w:pPr>
-      <w:r>
-        <w:t xml:space="preserve">11.3 State Representation</w:t>
-      </w:r>
-    </w:p>
-    <w:p>
-      <w:r>
-        <w:t xml:space="preserve">System state partitions into logical components for efficient resumption:</w:t>
+        <w:t xml:space="preserve">Per-episode boundary: </w:t>
+      </w:r>
+      <w:r>
+        <w:t xml:space="preserve">Batch writes, cache invalidation, episode ID rollover</w:t>
       </w:r>
     </w:p>
     <w:p>
@@ -8567,10 +8747,23 @@
           <w:b/>
           <w:bCs/>
         </w:rPr>
-        <w:t xml:space="preserve">Processor State: </w:t>
-      </w:r>
-      <w:r>
-        <w:t xml:space="preserve">Global parameter state storing all evolving parameters (maturity, uncertainty, threshold, hysteresis, learning rates)</w:t>
+        <w:t xml:space="preserve">Periodic background: </w:t>
+      </w:r>
+      <w:r>
+        <w:t xml:space="preserve">Consolidation, ANN index maintenance, graph construction</w:t>
+      </w:r>
+    </w:p>
+    <w:p>
+      <w:pPr>
+        <w:pStyle w:val="Heading2"/>
+      </w:pPr>
+      <w:r>
+        <w:t xml:space="preserve">12.3 State Representation</w:t>
+      </w:r>
+    </w:p>
+    <w:p>
+      <w:r>
+        <w:t xml:space="preserve">System variables partition into logical components for efficient resumption:</w:t>
       </w:r>
     </w:p>
     <w:p>
@@ -8586,10 +8779,10 @@
           <w:b/>
           <w:bCs/>
         </w:rPr>
-        <w:t xml:space="preserve">Blender Weights: </w:t>
-      </w:r>
-      <w:r>
-        <w:t xml:space="preserve">12-element weight vector and RLS covariance matrix</w:t>
+        <w:t xml:space="preserve">Processor Variables: </w:t>
+      </w:r>
+      <w:r>
+        <w:t xml:space="preserve">Global parameter variables storing all evolving parameters (maturity, uncertainty, threshold, hysteresis, learning rates)</w:t>
       </w:r>
     </w:p>
     <w:p>
@@ -8605,10 +8798,10 @@
           <w:b/>
           <w:bCs/>
         </w:rPr>
-        <w:t xml:space="preserve">Recent Context: </w:t>
-      </w:r>
-      <w:r>
-        <w:t xml:space="preserve">Rolling window of embedding vectors</w:t>
+        <w:t xml:space="preserve">Blender Weights: </w:t>
+      </w:r>
+      <w:r>
+        <w:t xml:space="preserve">12-element weight vector and RLS covariance matrix</w:t>
       </w:r>
     </w:p>
     <w:p>
@@ -8624,6 +8817,25 @@
           <w:b/>
           <w:bCs/>
         </w:rPr>
+        <w:t xml:space="preserve">Recent Context: </w:t>
+      </w:r>
+      <w:r>
+        <w:t xml:space="preserve">Rolling window of embedding vectors</w:t>
+      </w:r>
+    </w:p>
+    <w:p>
+      <w:pPr>
+        <w:pStyle w:val="ListParagraph"/>
+        <w:numPr>
+          <w:ilvl w:val="0"/>
+          <w:numId w:val="3"/>
+        </w:numPr>
+      </w:pPr>
+      <w:r>
+        <w:rPr>
+          <w:b/>
+          <w:bCs/>
+        </w:rPr>
         <w:t xml:space="preserve">Recent Scores: </w:t>
       </w:r>
       <w:r>
@@ -8632,7 +8844,7 @@
     </w:p>
     <w:p>
       <w:r>
-        <w:t xml:space="preserve">On startup, the system loads persisted state and resumes processing seamlessly.</w:t>
+        <w:t xml:space="preserve">At initialization, the system can restore stored state and resume processing seamlessly.</w:t>
       </w:r>
     </w:p>
     <w:p>
@@ -8645,7 +8857,7 @@
         <w:pStyle w:val="Heading1"/>
       </w:pPr>
       <w:r>
-        <w:t xml:space="preserve">12. Discussion and Conclusion</w:t>
+        <w:t xml:space="preserve">13. Discussion and Conclusion</w:t>
       </w:r>
     </w:p>
     <w:p>
@@ -8653,7 +8865,7 @@
         <w:pStyle w:val="Heading2"/>
       </w:pPr>
       <w:r>
-        <w:t xml:space="preserve">12.1 Summary of Contributions</w:t>
+        <w:t xml:space="preserve">13.1 Summary of Contributions</w:t>
       </w:r>
     </w:p>
     <w:p>
@@ -8761,7 +8973,7 @@
         <w:pStyle w:val="Heading2"/>
       </w:pPr>
       <w:r>
-        <w:t xml:space="preserve">12.2 Emergent Developmental Progression</w:t>
+        <w:t xml:space="preserve">13.2 Emergent Developmental Progression</w:t>
       </w:r>
     </w:p>
     <w:p>
@@ -8836,7 +9048,7 @@
         <w:pStyle w:val="Heading2"/>
       </w:pPr>
       <w:r>
-        <w:t xml:space="preserve">12.3 Limitations</w:t>
+        <w:t xml:space="preserve">13.3 Limitations</w:t>
       </w:r>
     </w:p>
     <w:p>
@@ -8925,7 +9137,7 @@
         <w:pStyle w:val="Heading2"/>
       </w:pPr>
       <w:r>
-        <w:t xml:space="preserve">12.4 Future Directions</w:t>
+        <w:t xml:space="preserve">13.4 Future Directions</w:t>
       </w:r>
     </w:p>
     <w:p>
@@ -9014,7 +9226,7 @@
         <w:pStyle w:val="Heading2"/>
       </w:pPr>
       <w:r>
-        <w:t xml:space="preserve">12.5 Conclusion</w:t>
+        <w:t xml:space="preserve">13.5 Conclusion</w:t>
       </w:r>
     </w:p>
     <w:p>

--- a/docs/research/paper.docx
+++ b/docs/research/paper.docx
@@ -484,7 +484,7 @@
         <w:t xml:space="preserve">Naming contract (canonical): </w:t>
       </w:r>
       <w:r>
-        <w:t xml:space="preserve">Use the variable names below consistently throughout this document. Units: stored timestamps are integers in milliseconds (commonly suffixed *_ts, and also appearing as timestamp/created_at/last_rate_timestamp); derived time intervals in seconds use the *_s suffix. Accumulator variables: t_start, last_signal_ts, last_write_ts, drift_acc. Global variables: theta_dynamic, theta_target, hysteresis, m_rate, dt_ema, rate_ticks, reliability, last_rate_timestamp, last_retrieval_ts, drift_accum. Weight naming rule: weight_* and *_weight variables (e.g., weight_relevance, mismatch_weight, weight_surprise) are control parameters; w_* variables (e.g., w_relevance, w_mismatch, … w_arousal) are composite-score blender weights.</w:t>
+        <w:t xml:space="preserve">Use the variable names below consistently throughout this document. Units: stored timestamps are integers in milliseconds (commonly suffixed *_ts, and also appearing as timestamp/created_at/last_rate_timestamp); derived time intervals in seconds use the *_s suffix. Accumulator variables: t_start, last_signal_ts, last_write_ts, drift_acc, eta_acc, coherence_prev, emo_max, arousal_sum, drift_accum, drift_at_last_interrupt, drift_acc_pacing, x_last_check. Global variables: u_uncertainty, mood_vector, last_mood_ts, theta_dynamic, theta_target, hysteresis, m_rate, dt_ema, rate_ticks, reliability, last_rate_timestamp, last_retrieval_ts. Weight naming rule: weight_* and *_weight variables (e.g., weight_relevance, mismatch_weight, weight_surprise) are control parameters; w_* variables (e.g., w_relevance, w_mismatch, … w_arousal) are composite-score blender weights.</w:t>
       </w:r>
     </w:p>
     <w:p>
@@ -552,15 +552,15 @@
     </w:p>
     <w:p>
       <w:pPr>
-        <w:pStyle w:val="Heading2"/>
-      </w:pPr>
-      <w:r>
-        <w:t xml:space="preserve">3.2 The Three-Knob Philosophy</w:t>
-      </w:r>
-    </w:p>
-    <w:p>
-      <w:r>
-        <w:t xml:space="preserve">Cortext is governed by three continuous control parameters, each representing a distinct dimension of cognitive regulation:</w:t>
+        <w:pStyle w:val="Heading3"/>
+      </w:pPr>
+      <w:r>
+        <w:t xml:space="preserve">3.1.2 Buffers</w:t>
+      </w:r>
+    </w:p>
+    <w:p>
+      <w:r>
+        <w:t xml:space="preserve">The specification uses distinct streaming buffers:</w:t>
       </w:r>
     </w:p>
     <w:p>
@@ -569,10 +569,10 @@
           <w:b/>
           <w:bCs/>
         </w:rPr>
-        <w:t xml:space="preserve">Focus (F ∈ [0, 1]): </w:t>
-      </w:r>
-      <w:r>
-        <w:t xml:space="preserve">Perceptual selectivity and precision. Higher Focus narrows attention, increases relevance weighting, and reduces retrieval breadth. Focus modulates the trade-off between exploitation of known-relevant information and exploration of potentially useful context.</w:t>
+        <w:t xml:space="preserve">signal_stream: </w:t>
+      </w:r>
+      <w:r>
+        <w:t xml:space="preserve">The raw per-signal embedding stream x_t used for scoring, uncertainty estimation, threshold/rate updates, and accumulator updates. Any context slices operate on signal_stream.</w:t>
       </w:r>
     </w:p>
     <w:p>
@@ -581,10 +581,10 @@
           <w:b/>
           <w:bCs/>
         </w:rPr>
-        <w:t xml:space="preserve">Sensitivity (S ∈ [0, 1]): </w:t>
-      </w:r>
-      <w:r>
-        <w:t xml:space="preserve">Plasticity and affective gain. Higher Sensitivity accelerates learning, increases emotional and novelty responsiveness, and raises write-rate targets. Sensitivity governs how readily the system captures novel information and responds to salient stimuli.</w:t>
+        <w:t xml:space="preserve">score_stream: </w:t>
+      </w:r>
+      <w:r>
+        <w:t xml:space="preserve">The per-signal scalar score stream. At each step, append score_t to score_stream. Any score lookbacks operate on score_stream.</w:t>
       </w:r>
     </w:p>
     <w:p>
@@ -593,6 +593,267 @@
           <w:b/>
           <w:bCs/>
         </w:rPr>
+        <w:t xml:space="preserve">memory_stream: </w:t>
+      </w:r>
+      <w:r>
+        <w:t xml:space="preserve">The stream of written memory representatives (e.g., e_rep/μ_acc for completed units) used for retrieval and interrupt-gate context. Sections that reference recent_memory_centroids operate on memory_stream.</w:t>
+      </w:r>
+    </w:p>
+    <w:p>
+      <w:r>
+        <w:rPr>
+          <w:b/>
+          <w:bCs/>
+        </w:rPr>
+        <w:t xml:space="preserve">recent_memory_centroids: </w:t>
+      </w:r>
+      <w:r>
+        <w:t xml:space="preserve">A bounded deque of recent memory representatives used by the interrupt gate.</w:t>
+      </w:r>
+    </w:p>
+    <w:p>
+      <w:pPr>
+        <w:pStyle w:val="Equation"/>
+      </w:pPr>
+      <w:r>
+        <w:rPr>
+          <w:rFonts w:ascii="Courier New" w:cs="Courier New" w:eastAsia="Courier New" w:hAnsi="Courier New"/>
+          <w:sz w:val="20"/>
+          <w:szCs w:val="20"/>
+        </w:rPr>
+        <w:t xml:space="preserve">win_mem_ctx(T) = round(lerp(4, 32, T))  # max memories in interrupt context</w:t>
+      </w:r>
+    </w:p>
+    <w:p>
+      <w:pPr>
+        <w:pStyle w:val="Equation"/>
+      </w:pPr>
+      <w:r>
+        <w:rPr>
+          <w:rFonts w:ascii="Courier New" w:cs="Courier New" w:eastAsia="Courier New" w:hAnsi="Courier New"/>
+          <w:sz w:val="20"/>
+          <w:szCs w:val="20"/>
+        </w:rPr>
+        <w:t xml:space="preserve">On successful write_memory: recent_memory_centroids.append(e_rep); recent_memory_centroids ← tail(recent_memory_centroids, win_mem_ctx(T))</w:t>
+      </w:r>
+    </w:p>
+    <w:p>
+      <w:pPr>
+        <w:pStyle w:val="Heading3"/>
+      </w:pPr>
+      <w:r>
+        <w:t xml:space="preserve">3.1.3 Initialization (Normative)</w:t>
+      </w:r>
+    </w:p>
+    <w:p>
+      <w:r>
+        <w:t xml:space="preserve">To avoid cold-start artifacts in time-based dynamics, implementations MUST initialize timestamped and EWMA state as follows:</w:t>
+      </w:r>
+    </w:p>
+    <w:p>
+      <w:pPr>
+        <w:pStyle w:val="Equation"/>
+      </w:pPr>
+      <w:r>
+        <w:rPr>
+          <w:rFonts w:ascii="Courier New" w:cs="Courier New" w:eastAsia="Courier New" w:hAnsi="Courier New"/>
+          <w:sz w:val="20"/>
+          <w:szCs w:val="20"/>
+        </w:rPr>
+        <w:t xml:space="preserve">last_mood_ts ← now_ms()</w:t>
+      </w:r>
+    </w:p>
+    <w:p>
+      <w:pPr>
+        <w:pStyle w:val="Equation"/>
+      </w:pPr>
+      <w:r>
+        <w:rPr>
+          <w:rFonts w:ascii="Courier New" w:cs="Courier New" w:eastAsia="Courier New" w:hAnsi="Courier New"/>
+          <w:sz w:val="20"/>
+          <w:szCs w:val="20"/>
+        </w:rPr>
+        <w:t xml:space="preserve">mood_vector ← 0_vector</w:t>
+      </w:r>
+    </w:p>
+    <w:p>
+      <w:pPr>
+        <w:pStyle w:val="Equation"/>
+      </w:pPr>
+      <w:r>
+        <w:rPr>
+          <w:rFonts w:ascii="Courier New" w:cs="Courier New" w:eastAsia="Courier New" w:hAnsi="Courier New"/>
+          <w:sz w:val="20"/>
+          <w:szCs w:val="20"/>
+        </w:rPr>
+        <w:t xml:space="preserve">theta_target ← θ_prior(F, S, T)</w:t>
+      </w:r>
+    </w:p>
+    <w:p>
+      <w:pPr>
+        <w:pStyle w:val="Equation"/>
+      </w:pPr>
+      <w:r>
+        <w:rPr>
+          <w:rFonts w:ascii="Courier New" w:cs="Courier New" w:eastAsia="Courier New" w:hAnsi="Courier New"/>
+          <w:sz w:val="20"/>
+          <w:szCs w:val="20"/>
+        </w:rPr>
+        <w:t xml:space="preserve">theta_dynamic ← theta_target</w:t>
+      </w:r>
+    </w:p>
+    <w:p>
+      <w:pPr>
+        <w:pStyle w:val="Equation"/>
+      </w:pPr>
+      <w:r>
+        <w:rPr>
+          <w:rFonts w:ascii="Courier New" w:cs="Courier New" w:eastAsia="Courier New" w:hAnsi="Courier New"/>
+          <w:sz w:val="20"/>
+          <w:szCs w:val="20"/>
+        </w:rPr>
+        <w:t xml:space="preserve">hysteresis ← base_band(T)</w:t>
+      </w:r>
+    </w:p>
+    <w:p>
+      <w:pPr>
+        <w:pStyle w:val="Equation"/>
+      </w:pPr>
+      <w:r>
+        <w:rPr>
+          <w:rFonts w:ascii="Courier New" w:cs="Courier New" w:eastAsia="Courier New" w:hAnsi="Courier New"/>
+          <w:sz w:val="20"/>
+          <w:szCs w:val="20"/>
+        </w:rPr>
+        <w:t xml:space="preserve">reliability ← 0</w:t>
+      </w:r>
+    </w:p>
+    <w:p>
+      <w:pPr>
+        <w:pStyle w:val="Equation"/>
+      </w:pPr>
+      <w:r>
+        <w:rPr>
+          <w:rFonts w:ascii="Courier New" w:cs="Courier New" w:eastAsia="Courier New" w:hAnsi="Courier New"/>
+          <w:sz w:val="20"/>
+          <w:szCs w:val="20"/>
+        </w:rPr>
+        <w:t xml:space="preserve">last_retrieval_ts ← now_ms()</w:t>
+      </w:r>
+    </w:p>
+    <w:p>
+      <w:pPr>
+        <w:pStyle w:val="Equation"/>
+      </w:pPr>
+      <w:r>
+        <w:rPr>
+          <w:rFonts w:ascii="Courier New" w:cs="Courier New" w:eastAsia="Courier New" w:hAnsi="Courier New"/>
+          <w:sz w:val="20"/>
+          <w:szCs w:val="20"/>
+        </w:rPr>
+        <w:t xml:space="preserve">last_rate_timestamp ← now_ms()</w:t>
+      </w:r>
+    </w:p>
+    <w:p>
+      <w:pPr>
+        <w:pStyle w:val="Equation"/>
+      </w:pPr>
+      <w:r>
+        <w:rPr>
+          <w:rFonts w:ascii="Courier New" w:cs="Courier New" w:eastAsia="Courier New" w:hAnsi="Courier New"/>
+          <w:sz w:val="20"/>
+          <w:szCs w:val="20"/>
+        </w:rPr>
+        <w:t xml:space="preserve">dt_ema ← 1.0</w:t>
+      </w:r>
+    </w:p>
+    <w:p>
+      <w:pPr>
+        <w:pStyle w:val="Equation"/>
+      </w:pPr>
+      <w:r>
+        <w:rPr>
+          <w:rFonts w:ascii="Courier New" w:cs="Courier New" w:eastAsia="Courier New" w:hAnsi="Courier New"/>
+          <w:sz w:val="20"/>
+          <w:szCs w:val="20"/>
+        </w:rPr>
+        <w:t xml:space="preserve">rate_ticks ← 0</w:t>
+      </w:r>
+    </w:p>
+    <w:p>
+      <w:pPr>
+        <w:pStyle w:val="Equation"/>
+      </w:pPr>
+      <w:r>
+        <w:rPr>
+          <w:rFonts w:ascii="Courier New" w:cs="Courier New" w:eastAsia="Courier New" w:hAnsi="Courier New"/>
+          <w:sz w:val="20"/>
+          <w:szCs w:val="20"/>
+        </w:rPr>
+        <w:t xml:space="preserve">m_rate ← rate_target</w:t>
+      </w:r>
+    </w:p>
+    <w:p>
+      <w:pPr>
+        <w:pStyle w:val="Equation"/>
+      </w:pPr>
+      <w:r>
+        <w:rPr>
+          <w:rFonts w:ascii="Courier New" w:cs="Courier New" w:eastAsia="Courier New" w:hAnsi="Courier New"/>
+          <w:sz w:val="20"/>
+          <w:szCs w:val="20"/>
+        </w:rPr>
+        <w:t xml:space="preserve">ρ_hat_prev ← rate_target</w:t>
+      </w:r>
+    </w:p>
+    <w:p>
+      <w:r>
+        <w:t xml:space="preserve">Per stream initialization: prev_x is unset; x_last_check is unset.</w:t>
+      </w:r>
+    </w:p>
+    <w:p>
+      <w:pPr>
+        <w:pStyle w:val="Heading2"/>
+      </w:pPr>
+      <w:r>
+        <w:t xml:space="preserve">3.2 The Three-Knob Philosophy</w:t>
+      </w:r>
+    </w:p>
+    <w:p>
+      <w:r>
+        <w:t xml:space="preserve">Cortext is governed by three continuous control parameters, each representing a distinct dimension of cognitive regulation:</w:t>
+      </w:r>
+    </w:p>
+    <w:p>
+      <w:r>
+        <w:rPr>
+          <w:b/>
+          <w:bCs/>
+        </w:rPr>
+        <w:t xml:space="preserve">Focus (F ∈ [0, 1]): </w:t>
+      </w:r>
+      <w:r>
+        <w:t xml:space="preserve">Perceptual selectivity and precision. Higher Focus narrows attention, increases relevance weighting, and reduces retrieval breadth. Focus modulates the trade-off between exploitation of known-relevant information and exploration of potentially useful context.</w:t>
+      </w:r>
+    </w:p>
+    <w:p>
+      <w:r>
+        <w:rPr>
+          <w:b/>
+          <w:bCs/>
+        </w:rPr>
+        <w:t xml:space="preserve">Sensitivity (S ∈ [0, 1]): </w:t>
+      </w:r>
+      <w:r>
+        <w:t xml:space="preserve">Plasticity and affective gain. Higher Sensitivity accelerates learning, increases emotional and novelty responsiveness, and raises write-rate targets. Sensitivity governs how readily the system captures novel information and responds to salient stimuli.</w:t>
+      </w:r>
+    </w:p>
+    <w:p>
+      <w:r>
+        <w:rPr>
+          <w:b/>
+          <w:bCs/>
+        </w:rPr>
         <w:t xml:space="preserve">Stability (T ∈ [0, 1]): </w:t>
       </w:r>
       <w:r>
@@ -920,7 +1181,59 @@
           <w:sz w:val="20"/>
           <w:szCs w:val="20"/>
         </w:rPr>
-        <w:t xml:space="preserve">var_recent_norm = clamp(var(scores[t−w:t]) / var_score_max, 0, 1)</w:t>
+        <w:t xml:space="preserve">recent_scores ← tail(score_stream, win_score(T))</w:t>
+      </w:r>
+    </w:p>
+    <w:p>
+      <w:pPr>
+        <w:pStyle w:val="Equation"/>
+      </w:pPr>
+      <w:r>
+        <w:rPr>
+          <w:rFonts w:ascii="Courier New" w:cs="Courier New" w:eastAsia="Courier New" w:hAnsi="Courier New"/>
+          <w:sz w:val="20"/>
+          <w:szCs w:val="20"/>
+        </w:rPr>
+        <w:t xml:space="preserve">if |recent_scores| &lt; 2:</w:t>
+      </w:r>
+    </w:p>
+    <w:p>
+      <w:pPr>
+        <w:pStyle w:val="Equation"/>
+      </w:pPr>
+      <w:r>
+        <w:rPr>
+          <w:rFonts w:ascii="Courier New" w:cs="Courier New" w:eastAsia="Courier New" w:hAnsi="Courier New"/>
+          <w:sz w:val="20"/>
+          <w:szCs w:val="20"/>
+        </w:rPr>
+        <w:t xml:space="preserve">    var_recent_norm ← 0</w:t>
+      </w:r>
+    </w:p>
+    <w:p>
+      <w:pPr>
+        <w:pStyle w:val="Equation"/>
+      </w:pPr>
+      <w:r>
+        <w:rPr>
+          <w:rFonts w:ascii="Courier New" w:cs="Courier New" w:eastAsia="Courier New" w:hAnsi="Courier New"/>
+          <w:sz w:val="20"/>
+          <w:szCs w:val="20"/>
+        </w:rPr>
+        <w:t xml:space="preserve">else:</w:t>
+      </w:r>
+    </w:p>
+    <w:p>
+      <w:pPr>
+        <w:pStyle w:val="Equation"/>
+      </w:pPr>
+      <w:r>
+        <w:rPr>
+          <w:rFonts w:ascii="Courier New" w:cs="Courier New" w:eastAsia="Courier New" w:hAnsi="Courier New"/>
+          <w:sz w:val="20"/>
+          <w:szCs w:val="20"/>
+        </w:rPr>
+        <w:t xml:space="preserve">    var_recent_norm ← clamp(var(recent_scores) / var_score_max, 0, 1)</w:t>
       </w:r>
     </w:p>
     <w:p>
@@ -973,6 +1286,11 @@
       </w:r>
     </w:p>
     <w:p>
+      <w:r>
+        <w:t xml:space="preserve">Normative note (MUST): focus_spread_t is the per-step derived focus-spread metric from Section 3.1.2 and is available each step when computing u(t).</w:t>
+      </w:r>
+    </w:p>
+    <w:p>
       <w:pPr>
         <w:pStyle w:val="Equation"/>
       </w:pPr>
@@ -995,7 +1313,7 @@
           <w:sz w:val="20"/>
           <w:szCs w:val="20"/>
         </w:rPr>
-        <w:t xml:space="preserve">u_raw(t) = clamp(blend([var_recent_norm, focus_spread,</w:t>
+        <w:t xml:space="preserve">u_raw(t) = clamp(blend([var_recent_norm, focus_spread_t,</w:t>
       </w:r>
     </w:p>
     <w:p>
@@ -1184,20 +1502,72 @@
           <w:sz w:val="20"/>
           <w:szCs w:val="20"/>
         </w:rPr>
-        <w:t xml:space="preserve">recent_context ← tail(signals, n_ctx(T))</w:t>
-      </w:r>
-    </w:p>
-    <w:p>
-      <w:pPr>
-        <w:pStyle w:val="Equation"/>
-      </w:pPr>
-      <w:r>
-        <w:rPr>
-          <w:rFonts w:ascii="Courier New" w:cs="Courier New" w:eastAsia="Courier New" w:hAnsi="Courier New"/>
-          <w:sz w:val="20"/>
-          <w:szCs w:val="20"/>
-        </w:rPr>
-        <w:t xml:space="preserve">observed_cosine ← cos(x_t, mean(recent_context))</w:t>
+        <w:t xml:space="preserve">recent_context ← tail(signal_stream, n_ctx(T))</w:t>
+      </w:r>
+    </w:p>
+    <w:p>
+      <w:pPr>
+        <w:pStyle w:val="Equation"/>
+      </w:pPr>
+      <w:r>
+        <w:rPr>
+          <w:rFonts w:ascii="Courier New" w:cs="Courier New" w:eastAsia="Courier New" w:hAnsi="Courier New"/>
+          <w:sz w:val="20"/>
+          <w:szCs w:val="20"/>
+        </w:rPr>
+        <w:t xml:space="preserve">if |recent_context| == 0:</w:t>
+      </w:r>
+    </w:p>
+    <w:p>
+      <w:pPr>
+        <w:pStyle w:val="Equation"/>
+      </w:pPr>
+      <w:r>
+        <w:rPr>
+          <w:rFonts w:ascii="Courier New" w:cs="Courier New" w:eastAsia="Courier New" w:hAnsi="Courier New"/>
+          <w:sz w:val="20"/>
+          <w:szCs w:val="20"/>
+        </w:rPr>
+        <w:t xml:space="preserve">    μ_ctx ← 0_vector; observed_cosine ← 0  # map01(0)=0.5</w:t>
+      </w:r>
+    </w:p>
+    <w:p>
+      <w:pPr>
+        <w:pStyle w:val="Equation"/>
+      </w:pPr>
+      <w:r>
+        <w:rPr>
+          <w:rFonts w:ascii="Courier New" w:cs="Courier New" w:eastAsia="Courier New" w:hAnsi="Courier New"/>
+          <w:sz w:val="20"/>
+          <w:szCs w:val="20"/>
+        </w:rPr>
+        <w:t xml:space="preserve">else:</w:t>
+      </w:r>
+    </w:p>
+    <w:p>
+      <w:pPr>
+        <w:pStyle w:val="Equation"/>
+      </w:pPr>
+      <w:r>
+        <w:rPr>
+          <w:rFonts w:ascii="Courier New" w:cs="Courier New" w:eastAsia="Courier New" w:hAnsi="Courier New"/>
+          <w:sz w:val="20"/>
+          <w:szCs w:val="20"/>
+        </w:rPr>
+        <w:t xml:space="preserve">    μ_ctx ← mean(recent_context)</w:t>
+      </w:r>
+    </w:p>
+    <w:p>
+      <w:pPr>
+        <w:pStyle w:val="Equation"/>
+      </w:pPr>
+      <w:r>
+        <w:rPr>
+          <w:rFonts w:ascii="Courier New" w:cs="Courier New" w:eastAsia="Courier New" w:hAnsi="Courier New"/>
+          <w:sz w:val="20"/>
+          <w:szCs w:val="20"/>
+        </w:rPr>
+        <w:t xml:space="preserve">    observed_cosine ← cos(x_t, μ_ctx)</w:t>
       </w:r>
     </w:p>
     <w:p>
@@ -1303,7 +1673,7 @@
           <w:sz w:val="20"/>
           <w:szCs w:val="20"/>
         </w:rPr>
-        <w:t xml:space="preserve">rate_target = lerp(0.2, 5.0, S) × (0.5 + 1.5S)  # writes/min</w:t>
+        <w:t xml:space="preserve">rate_target = base_rate(S)  # writes/min</w:t>
       </w:r>
     </w:p>
     <w:p>
@@ -1708,33 +2078,59 @@
           <w:sz w:val="20"/>
           <w:szCs w:val="20"/>
         </w:rPr>
-        <w:t xml:space="preserve">λ_mood(T) = lerp(0.90, 0.999, T)  # decay</w:t>
-      </w:r>
-    </w:p>
-    <w:p>
-      <w:pPr>
-        <w:pStyle w:val="Equation"/>
-      </w:pPr>
-      <w:r>
-        <w:rPr>
-          <w:rFonts w:ascii="Courier New" w:cs="Courier New" w:eastAsia="Courier New" w:hAnsi="Courier New"/>
-          <w:sz w:val="20"/>
-          <w:szCs w:val="20"/>
-        </w:rPr>
-        <w:t xml:space="preserve">e_t ← p_c for each c ∈ C  # 6D emotion probability vector</w:t>
-      </w:r>
-    </w:p>
-    <w:p>
-      <w:pPr>
-        <w:pStyle w:val="Equation"/>
-      </w:pPr>
-      <w:r>
-        <w:rPr>
-          <w:rFonts w:ascii="Courier New" w:cs="Courier New" w:eastAsia="Courier New" w:hAnsi="Courier New"/>
-          <w:sz w:val="20"/>
-          <w:szCs w:val="20"/>
-        </w:rPr>
-        <w:t xml:space="preserve">M_t = λ_mood(T) × M_{t−1} + α_mood(S) × e_t</w:t>
+        <w:t xml:space="preserve">half_life_mood(T) = lerp(30, 600, T)  # seconds</w:t>
+      </w:r>
+    </w:p>
+    <w:p>
+      <w:pPr>
+        <w:pStyle w:val="Equation"/>
+      </w:pPr>
+      <w:r>
+        <w:rPr>
+          <w:rFonts w:ascii="Courier New" w:cs="Courier New" w:eastAsia="Courier New" w:hAnsi="Courier New"/>
+          <w:sz w:val="20"/>
+          <w:szCs w:val="20"/>
+        </w:rPr>
+        <w:t xml:space="preserve">Δt_mood ← now_s() − to_s(last_mood_ts)</w:t>
+      </w:r>
+    </w:p>
+    <w:p>
+      <w:pPr>
+        <w:pStyle w:val="Equation"/>
+      </w:pPr>
+      <w:r>
+        <w:rPr>
+          <w:rFonts w:ascii="Courier New" w:cs="Courier New" w:eastAsia="Courier New" w:hAnsi="Courier New"/>
+          <w:sz w:val="20"/>
+          <w:szCs w:val="20"/>
+        </w:rPr>
+        <w:t xml:space="preserve">λ_mood(Δt_mood, T) ← exp(−ln(2) × Δt_mood / max(half_life_mood(T), ε))</w:t>
+      </w:r>
+    </w:p>
+    <w:p>
+      <w:pPr>
+        <w:pStyle w:val="Equation"/>
+      </w:pPr>
+      <w:r>
+        <w:rPr>
+          <w:rFonts w:ascii="Courier New" w:cs="Courier New" w:eastAsia="Courier New" w:hAnsi="Courier New"/>
+          <w:sz w:val="20"/>
+          <w:szCs w:val="20"/>
+        </w:rPr>
+        <w:t xml:space="preserve">e_t ← p_c − (1/6)  # centered 6D vector (can be negative)</w:t>
+      </w:r>
+    </w:p>
+    <w:p>
+      <w:pPr>
+        <w:pStyle w:val="Equation"/>
+      </w:pPr>
+      <w:r>
+        <w:rPr>
+          <w:rFonts w:ascii="Courier New" w:cs="Courier New" w:eastAsia="Courier New" w:hAnsi="Courier New"/>
+          <w:sz w:val="20"/>
+          <w:szCs w:val="20"/>
+        </w:rPr>
+        <w:t xml:space="preserve">M_t = λ_mood(Δt_mood, T) × M_{t−1} + α_mood(S) × e_t</w:t>
       </w:r>
     </w:p>
     <w:p>
@@ -1751,8 +2147,21 @@
       </w:r>
     </w:p>
     <w:p>
-      <w:r>
-        <w:t xml:space="preserve">Note that this update does not enforce coefficient normalization; the explicit elementwise clamp handles potential accumulation. The mood state provides a separate threshold bias via its normalized magnitude:</w:t>
+      <w:pPr>
+        <w:pStyle w:val="Equation"/>
+      </w:pPr>
+      <w:r>
+        <w:rPr>
+          <w:rFonts w:ascii="Courier New" w:cs="Courier New" w:eastAsia="Courier New" w:hAnsi="Courier New"/>
+          <w:sz w:val="20"/>
+          <w:szCs w:val="20"/>
+        </w:rPr>
+        <w:t xml:space="preserve">last_mood_ts ← now_ms()  # update timestamp after mood update (ms)</w:t>
+      </w:r>
+    </w:p>
+    <w:p>
+      <w:r>
+        <w:t xml:space="preserve">Because e_t is centered around zero, M_t can have both positive and negative components, reflecting sustained elevation or suppression relative to baseline. The mood state provides a separate threshold bias via its normalized magnitude:</w:t>
       </w:r>
     </w:p>
     <w:p>
@@ -2161,6 +2570,76 @@
       </w:r>
     </w:p>
     <w:p>
+      <w:r>
+        <w:t xml:space="preserve">Context definitions (used throughout Table 1 and structural metrics):</w:t>
+      </w:r>
+    </w:p>
+    <w:p>
+      <w:pPr>
+        <w:pStyle w:val="Equation"/>
+      </w:pPr>
+      <w:r>
+        <w:rPr>
+          <w:rFonts w:ascii="Courier New" w:cs="Courier New" w:eastAsia="Courier New" w:hAnsi="Courier New"/>
+          <w:sz w:val="20"/>
+          <w:szCs w:val="20"/>
+        </w:rPr>
+        <w:t xml:space="preserve">recent_context ← tail(signal_stream, n_ctx(T))</w:t>
+      </w:r>
+    </w:p>
+    <w:p>
+      <w:pPr>
+        <w:pStyle w:val="Equation"/>
+      </w:pPr>
+      <w:r>
+        <w:rPr>
+          <w:rFonts w:ascii="Courier New" w:cs="Courier New" w:eastAsia="Courier New" w:hAnsi="Courier New"/>
+          <w:sz w:val="20"/>
+          <w:szCs w:val="20"/>
+        </w:rPr>
+        <w:t xml:space="preserve">if |recent_context| == 0:</w:t>
+      </w:r>
+    </w:p>
+    <w:p>
+      <w:pPr>
+        <w:pStyle w:val="Equation"/>
+      </w:pPr>
+      <w:r>
+        <w:rPr>
+          <w:rFonts w:ascii="Courier New" w:cs="Courier New" w:eastAsia="Courier New" w:hAnsi="Courier New"/>
+          <w:sz w:val="20"/>
+          <w:szCs w:val="20"/>
+        </w:rPr>
+        <w:t xml:space="preserve">    μ_ctx ← 0_vector  # define cos(x_t, μ_ctx)=0 so map01(cos)=0.5</w:t>
+      </w:r>
+    </w:p>
+    <w:p>
+      <w:pPr>
+        <w:pStyle w:val="Equation"/>
+      </w:pPr>
+      <w:r>
+        <w:rPr>
+          <w:rFonts w:ascii="Courier New" w:cs="Courier New" w:eastAsia="Courier New" w:hAnsi="Courier New"/>
+          <w:sz w:val="20"/>
+          <w:szCs w:val="20"/>
+        </w:rPr>
+        <w:t xml:space="preserve">else:</w:t>
+      </w:r>
+    </w:p>
+    <w:p>
+      <w:pPr>
+        <w:pStyle w:val="Equation"/>
+      </w:pPr>
+      <w:r>
+        <w:rPr>
+          <w:rFonts w:ascii="Courier New" w:cs="Courier New" w:eastAsia="Courier New" w:hAnsi="Courier New"/>
+          <w:sz w:val="20"/>
+          <w:szCs w:val="20"/>
+        </w:rPr>
+        <w:t xml:space="preserve">    μ_ctx ← mean(recent_context)</w:t>
+      </w:r>
+    </w:p>
+    <w:p>
       <w:pPr>
         <w:pStyle w:val="Heading2"/>
       </w:pPr>
@@ -2191,20 +2670,59 @@
           <w:sz w:val="20"/>
           <w:szCs w:val="20"/>
         </w:rPr>
-        <w:t xml:space="preserve">raw ← var([cos(x_t, c) for c in recent_context])</w:t>
-      </w:r>
-    </w:p>
-    <w:p>
-      <w:pPr>
-        <w:pStyle w:val="Equation"/>
-      </w:pPr>
-      <w:r>
-        <w:rPr>
-          <w:rFonts w:ascii="Courier New" w:cs="Courier New" w:eastAsia="Courier New" w:hAnsi="Courier New"/>
-          <w:sz w:val="20"/>
-          <w:szCs w:val="20"/>
-        </w:rPr>
-        <w:t xml:space="preserve">coherence_struct_t ← 1 − clamp(raw, 0, 1)  # range [0, 1]</w:t>
+        <w:t xml:space="preserve">if |recent_context| &lt; 2:</w:t>
+      </w:r>
+    </w:p>
+    <w:p>
+      <w:pPr>
+        <w:pStyle w:val="Equation"/>
+      </w:pPr>
+      <w:r>
+        <w:rPr>
+          <w:rFonts w:ascii="Courier New" w:cs="Courier New" w:eastAsia="Courier New" w:hAnsi="Courier New"/>
+          <w:sz w:val="20"/>
+          <w:szCs w:val="20"/>
+        </w:rPr>
+        <w:t xml:space="preserve">    coherence_struct_t ← 0.5  # neutral</w:t>
+      </w:r>
+    </w:p>
+    <w:p>
+      <w:pPr>
+        <w:pStyle w:val="Equation"/>
+      </w:pPr>
+      <w:r>
+        <w:rPr>
+          <w:rFonts w:ascii="Courier New" w:cs="Courier New" w:eastAsia="Courier New" w:hAnsi="Courier New"/>
+          <w:sz w:val="20"/>
+          <w:szCs w:val="20"/>
+        </w:rPr>
+        <w:t xml:space="preserve">else:</w:t>
+      </w:r>
+    </w:p>
+    <w:p>
+      <w:pPr>
+        <w:pStyle w:val="Equation"/>
+      </w:pPr>
+      <w:r>
+        <w:rPr>
+          <w:rFonts w:ascii="Courier New" w:cs="Courier New" w:eastAsia="Courier New" w:hAnsi="Courier New"/>
+          <w:sz w:val="20"/>
+          <w:szCs w:val="20"/>
+        </w:rPr>
+        <w:t xml:space="preserve">    raw ← var([cos(x_t, c) for c in recent_context])</w:t>
+      </w:r>
+    </w:p>
+    <w:p>
+      <w:pPr>
+        <w:pStyle w:val="Equation"/>
+      </w:pPr>
+      <w:r>
+        <w:rPr>
+          <w:rFonts w:ascii="Courier New" w:cs="Courier New" w:eastAsia="Courier New" w:hAnsi="Courier New"/>
+          <w:sz w:val="20"/>
+          <w:szCs w:val="20"/>
+        </w:rPr>
+        <w:t xml:space="preserve">    coherence_struct_t ← 1 − clamp(raw, 0, 1)  # range [0, 1]</w:t>
       </w:r>
     </w:p>
     <w:p>
@@ -2239,6 +2757,11 @@
       </w:r>
     </w:p>
     <w:p>
+      <w:r>
+        <w:t xml:space="preserve">Normative note (MUST): kNN_similarities MUST be computed by querying memory_stream with q = x_t and k = k_neighbors(T) (not recent_context).</w:t>
+      </w:r>
+    </w:p>
+    <w:p>
       <w:pPr>
         <w:pStyle w:val="Equation"/>
       </w:pPr>
@@ -2292,6 +2815,45 @@
           <w:sz w:val="20"/>
           <w:szCs w:val="20"/>
         </w:rPr>
+        <w:t xml:space="preserve">k_ctx(T) = round(lerp(3, 10, T))  # step lag for drift</w:t>
+      </w:r>
+    </w:p>
+    <w:p>
+      <w:pPr>
+        <w:pStyle w:val="Equation"/>
+      </w:pPr>
+      <w:r>
+        <w:rPr>
+          <w:rFonts w:ascii="Courier New" w:cs="Courier New" w:eastAsia="Courier New" w:hAnsi="Courier New"/>
+          <w:sz w:val="20"/>
+          <w:szCs w:val="20"/>
+        </w:rPr>
+        <w:t xml:space="preserve">ctx_t = signal_stream[t − n_ctx(T) + 1 : t]  # inclusive end</w:t>
+      </w:r>
+    </w:p>
+    <w:p>
+      <w:pPr>
+        <w:pStyle w:val="Equation"/>
+      </w:pPr>
+      <w:r>
+        <w:rPr>
+          <w:rFonts w:ascii="Courier New" w:cs="Courier New" w:eastAsia="Courier New" w:hAnsi="Courier New"/>
+          <w:sz w:val="20"/>
+          <w:szCs w:val="20"/>
+        </w:rPr>
+        <w:t xml:space="preserve">ctx_{t−k} = signal_stream[t − k_ctx(T) − n_ctx(T) + 1 : t − k_ctx(T)]</w:t>
+      </w:r>
+    </w:p>
+    <w:p>
+      <w:pPr>
+        <w:pStyle w:val="Equation"/>
+      </w:pPr>
+      <w:r>
+        <w:rPr>
+          <w:rFonts w:ascii="Courier New" w:cs="Courier New" w:eastAsia="Courier New" w:hAnsi="Courier New"/>
+          <w:sz w:val="20"/>
+          <w:szCs w:val="20"/>
+        </w:rPr>
         <w:t xml:space="preserve">drift_vec_t ← l2_normalize(mean(ctx_t)) −</w:t>
       </w:r>
     </w:p>
@@ -2323,7 +2885,7 @@
     </w:p>
     <w:p>
       <w:r>
-        <w:t xml:space="preserve">Since both centroids are unit-normalized, drift_mag_t ∈ [0, 2]. A threshold determines episode boundaries:</w:t>
+        <w:t xml:space="preserve">Since both centroids are unit-normalized, drift_mag_t ∈ [0, 2]. A threshold defines an informational drift-boundary signal:</w:t>
       </w:r>
     </w:p>
     <w:p>
@@ -2349,20 +2911,12 @@
           <w:sz w:val="20"/>
           <w:szCs w:val="20"/>
         </w:rPr>
-        <w:t xml:space="preserve">if drift_mag_t &gt; drift_threshold:</w:t>
-      </w:r>
-    </w:p>
-    <w:p>
-      <w:pPr>
-        <w:pStyle w:val="Equation"/>
-      </w:pPr>
-      <w:r>
-        <w:rPr>
-          <w:rFonts w:ascii="Courier New" w:cs="Courier New" w:eastAsia="Courier New" w:hAnsi="Courier New"/>
-          <w:sz w:val="20"/>
-          <w:szCs w:val="20"/>
-        </w:rPr>
-        <w:t xml:space="preserve">    trigger_episode_boundary()</w:t>
+        <w:t xml:space="preserve">drift_boundary_t ← (drift_mag_t &gt; drift_threshold)</w:t>
+      </w:r>
+    </w:p>
+    <w:p>
+      <w:r>
+        <w:t xml:space="preserve">Normative note (MUST): drift_boundary_t is informational and MUST NOT trigger a memory flush on its own. Memory flush decisions are defined by should_flush in Section 6.4.3.</w:t>
       </w:r>
     </w:p>
     <w:p>
@@ -2388,46 +2942,98 @@
           <w:sz w:val="20"/>
           <w:szCs w:val="20"/>
         </w:rPr>
-        <w:t xml:space="preserve">Δx_t = x_t − x_{t−1}</w:t>
-      </w:r>
-    </w:p>
-    <w:p>
-      <w:pPr>
-        <w:pStyle w:val="Equation"/>
-      </w:pPr>
-      <w:r>
-        <w:rPr>
-          <w:rFonts w:ascii="Courier New" w:cs="Courier New" w:eastAsia="Courier New" w:hAnsi="Courier New"/>
-          <w:sz w:val="20"/>
-          <w:szCs w:val="20"/>
-        </w:rPr>
-        <w:t xml:space="preserve">Δx_trend_t = EWMA(Δx_trend_{t−1}, Δx_t, α=0.1)</w:t>
-      </w:r>
-    </w:p>
-    <w:p>
-      <w:pPr>
-        <w:pStyle w:val="Equation"/>
-      </w:pPr>
-      <w:r>
-        <w:rPr>
-          <w:rFonts w:ascii="Courier New" w:cs="Courier New" w:eastAsia="Courier New" w:hAnsi="Courier New"/>
-          <w:sz w:val="20"/>
-          <w:szCs w:val="20"/>
-        </w:rPr>
-        <w:t xml:space="preserve">x_pred_t = x_{t−1} + Δx_trend_{t−1}</w:t>
-      </w:r>
-    </w:p>
-    <w:p>
-      <w:pPr>
-        <w:pStyle w:val="Equation"/>
-      </w:pPr>
-      <w:r>
-        <w:rPr>
-          <w:rFonts w:ascii="Courier New" w:cs="Courier New" w:eastAsia="Courier New" w:hAnsi="Courier New"/>
-          <w:sz w:val="20"/>
-          <w:szCs w:val="20"/>
-        </w:rPr>
-        <w:t xml:space="preserve">prediction_error_t = 1 − cos(x_pred_t, x_t)</w:t>
+        <w:t xml:space="preserve">if prev_x is unset:</w:t>
+      </w:r>
+    </w:p>
+    <w:p>
+      <w:pPr>
+        <w:pStyle w:val="Equation"/>
+      </w:pPr>
+      <w:r>
+        <w:rPr>
+          <w:rFonts w:ascii="Courier New" w:cs="Courier New" w:eastAsia="Courier New" w:hAnsi="Courier New"/>
+          <w:sz w:val="20"/>
+          <w:szCs w:val="20"/>
+        </w:rPr>
+        <w:t xml:space="preserve">    surprisal_t ← 0</w:t>
+      </w:r>
+    </w:p>
+    <w:p>
+      <w:pPr>
+        <w:pStyle w:val="Equation"/>
+      </w:pPr>
+      <w:r>
+        <w:rPr>
+          <w:rFonts w:ascii="Courier New" w:cs="Courier New" w:eastAsia="Courier New" w:hAnsi="Courier New"/>
+          <w:sz w:val="20"/>
+          <w:szCs w:val="20"/>
+        </w:rPr>
+        <w:t xml:space="preserve">    Δx_trend_t ← 0_vector</w:t>
+      </w:r>
+    </w:p>
+    <w:p>
+      <w:pPr>
+        <w:pStyle w:val="Equation"/>
+      </w:pPr>
+      <w:r>
+        <w:rPr>
+          <w:rFonts w:ascii="Courier New" w:cs="Courier New" w:eastAsia="Courier New" w:hAnsi="Courier New"/>
+          <w:sz w:val="20"/>
+          <w:szCs w:val="20"/>
+        </w:rPr>
+        <w:t xml:space="preserve">else:</w:t>
+      </w:r>
+    </w:p>
+    <w:p>
+      <w:pPr>
+        <w:pStyle w:val="Equation"/>
+      </w:pPr>
+      <w:r>
+        <w:rPr>
+          <w:rFonts w:ascii="Courier New" w:cs="Courier New" w:eastAsia="Courier New" w:hAnsi="Courier New"/>
+          <w:sz w:val="20"/>
+          <w:szCs w:val="20"/>
+        </w:rPr>
+        <w:t xml:space="preserve">    Δx_t = x_t − prev_x</w:t>
+      </w:r>
+    </w:p>
+    <w:p>
+      <w:pPr>
+        <w:pStyle w:val="Equation"/>
+      </w:pPr>
+      <w:r>
+        <w:rPr>
+          <w:rFonts w:ascii="Courier New" w:cs="Courier New" w:eastAsia="Courier New" w:hAnsi="Courier New"/>
+          <w:sz w:val="20"/>
+          <w:szCs w:val="20"/>
+        </w:rPr>
+        <w:t xml:space="preserve">    Δx_trend_t = EWMA(Δx_trend_{t−1}, Δx_t, α=0.1)</w:t>
+      </w:r>
+    </w:p>
+    <w:p>
+      <w:pPr>
+        <w:pStyle w:val="Equation"/>
+      </w:pPr>
+      <w:r>
+        <w:rPr>
+          <w:rFonts w:ascii="Courier New" w:cs="Courier New" w:eastAsia="Courier New" w:hAnsi="Courier New"/>
+          <w:sz w:val="20"/>
+          <w:szCs w:val="20"/>
+        </w:rPr>
+        <w:t xml:space="preserve">    x_pred_t = prev_x + Δx_trend_{t−1}</w:t>
+      </w:r>
+    </w:p>
+    <w:p>
+      <w:pPr>
+        <w:pStyle w:val="Equation"/>
+      </w:pPr>
+      <w:r>
+        <w:rPr>
+          <w:rFonts w:ascii="Courier New" w:cs="Courier New" w:eastAsia="Courier New" w:hAnsi="Courier New"/>
+          <w:sz w:val="20"/>
+          <w:szCs w:val="20"/>
+        </w:rPr>
+        <w:t xml:space="preserve">    prediction_error_t = 1 − cos(x_pred_t, x_t)</w:t>
       </w:r>
     </w:p>
     <w:p>
@@ -2458,7 +3064,7 @@
           <w:sz w:val="20"/>
           <w:szCs w:val="20"/>
         </w:rPr>
-        <w:t xml:space="preserve">surprisal_t ← clamp(prediction_error_t / err_max, 0, 1)</w:t>
+        <w:t xml:space="preserve">    surprisal_t ← clamp(prediction_error_t / err_max, 0, 1)</w:t>
       </w:r>
     </w:p>
     <w:p>
@@ -2617,7 +3223,7 @@
                 <w:sz w:val="20"/>
                 <w:szCs w:val="20"/>
               </w:rPr>
-              <w:t xml:space="preserve">cos(x, μ_ctx) × (0.5 + F)</w:t>
+              <w:t xml:space="preserve">relevance_t = clamp(map01(cos(x_t, μ_ctx)) × (0.5 + 0.5F), 0, 1)</w:t>
             </w:r>
           </w:p>
         </w:tc>
@@ -2669,7 +3275,7 @@
                 <w:sz w:val="20"/>
                 <w:szCs w:val="20"/>
               </w:rPr>
-              <w:t xml:space="preserve">(1 − F) × S × novelty</w:t>
+              <w:t xml:space="preserve">(1 − F) × S × novelty_t</w:t>
             </w:r>
           </w:p>
         </w:tc>
@@ -2773,7 +3379,7 @@
                 <w:sz w:val="20"/>
                 <w:szCs w:val="20"/>
               </w:rPr>
-              <w:t xml:space="preserve">(1 − μ_sim) × (0.5 + 0.5F) × (1 − 0.2T)</w:t>
+              <w:t xml:space="preserve">rarity_t × (0.5 + 0.5F) × (1 − 0.2T)</w:t>
             </w:r>
           </w:p>
         </w:tc>
@@ -2825,7 +3431,7 @@
                 <w:sz w:val="20"/>
                 <w:szCs w:val="20"/>
               </w:rPr>
-              <w:t xml:space="preserve">(drift_mag / 2) × (1 − T)</w:t>
+              <w:t xml:space="preserve">(drift_mag_t / 2) × (1 − T)</w:t>
             </w:r>
           </w:p>
         </w:tc>
@@ -2929,7 +3535,7 @@
                 <w:sz w:val="20"/>
                 <w:szCs w:val="20"/>
               </w:rPr>
-              <w:t xml:space="preserve">(rarity + novelty) / 2 × (F + S) / 2</w:t>
+              <w:t xml:space="preserve">(rarity_t + novelty_t) / 2 × (F + S) / 2</w:t>
             </w:r>
           </w:p>
         </w:tc>
@@ -2981,7 +3587,7 @@
                 <w:sz w:val="20"/>
                 <w:szCs w:val="20"/>
               </w:rPr>
-              <w:t xml:space="preserve">map01(Σ p_c × v_map[c])</w:t>
+              <w:t xml:space="preserve">valence_t</w:t>
             </w:r>
           </w:p>
         </w:tc>
@@ -3033,7 +3639,7 @@
                 <w:sz w:val="20"/>
                 <w:szCs w:val="20"/>
               </w:rPr>
-              <w:t xml:space="preserve">clamp(Σ p_c × a_map[c], 0, 1)</w:t>
+              <w:t xml:space="preserve">arousal_t</w:t>
             </w:r>
           </w:p>
         </w:tc>
@@ -3137,7 +3743,7 @@
                 <w:sz w:val="20"/>
                 <w:szCs w:val="20"/>
               </w:rPr>
-              <w:t xml:space="preserve">(1 − relevance) × T</w:t>
+              <w:t xml:space="preserve">(1 − relevance_t) × T</w:t>
             </w:r>
           </w:p>
         </w:tc>
@@ -3189,7 +3795,7 @@
                 <w:sz w:val="20"/>
                 <w:szCs w:val="20"/>
               </w:rPr>
-              <w:t xml:space="preserve">F × relevance</w:t>
+              <w:t xml:space="preserve">F × relevance_t</w:t>
             </w:r>
           </w:p>
         </w:tc>
@@ -3350,20 +3956,33 @@
           <w:sz w:val="20"/>
           <w:szCs w:val="20"/>
         </w:rPr>
-        <w:t xml:space="preserve">weight_i(t) ← (1 − confidence_rls) × w_bootstrap[i] +</w:t>
-      </w:r>
-    </w:p>
-    <w:p>
-      <w:pPr>
-        <w:pStyle w:val="Equation"/>
-      </w:pPr>
-      <w:r>
-        <w:rPr>
-          <w:rFonts w:ascii="Courier New" w:cs="Courier New" w:eastAsia="Courier New" w:hAnsi="Courier New"/>
-          <w:sz w:val="20"/>
-          <w:szCs w:val="20"/>
-        </w:rPr>
-        <w:t xml:space="preserve">               confidence_rls × w_rls[i]</w:t>
+        <w:t xml:space="preserve">w_rls01[i] ← clamp(w_rls[i], 0, 1)  # constrain fitted weights to mixture range</w:t>
+      </w:r>
+    </w:p>
+    <w:p>
+      <w:pPr>
+        <w:pStyle w:val="Equation"/>
+      </w:pPr>
+      <w:r>
+        <w:rPr>
+          <w:rFonts w:ascii="Courier New" w:cs="Courier New" w:eastAsia="Courier New" w:hAnsi="Courier New"/>
+          <w:sz w:val="20"/>
+          <w:szCs w:val="20"/>
+        </w:rPr>
+        <w:t xml:space="preserve">weight_i(t) ← clamp((1 − confidence_rls) × w_bootstrap[i] +</w:t>
+      </w:r>
+    </w:p>
+    <w:p>
+      <w:pPr>
+        <w:pStyle w:val="Equation"/>
+      </w:pPr>
+      <w:r>
+        <w:rPr>
+          <w:rFonts w:ascii="Courier New" w:cs="Courier New" w:eastAsia="Courier New" w:hAnsi="Courier New"/>
+          <w:sz w:val="20"/>
+          <w:szCs w:val="20"/>
+        </w:rPr>
+        <w:t xml:space="preserve">                      confidence_rls × w_rls01[i], 0, 1)</w:t>
       </w:r>
     </w:p>
     <w:p>
@@ -3402,7 +4021,7 @@
           <w:sz w:val="20"/>
           <w:szCs w:val="20"/>
         </w:rPr>
-        <w:t xml:space="preserve">    m01[i] = map01(metric[i]) if signed else clamp(metric[i], 0, 1)</w:t>
+        <w:t xml:space="preserve">    m01[i] = clamp(metric[i], 0, 1)</w:t>
       </w:r>
     </w:p>
     <w:p>
@@ -3459,6 +4078,11 @@
     </w:p>
     <w:p>
       <w:r>
+        <w:t xml:space="preserve">Invariant (MUST): all 12 Table 1 metric values are defined on [0, 1].</w:t>
+      </w:r>
+    </w:p>
+    <w:p>
+      <w:r>
         <w:t xml:space="preserve">Weight normalization is critical: with 12 metrics and raw weights averaging ~0.6, the sum approaches 7.2. Without normalization, weighted sums would saturate and collapse variance.</w:t>
       </w:r>
     </w:p>
@@ -3521,20 +4145,59 @@
           <w:sz w:val="20"/>
           <w:szCs w:val="20"/>
         </w:rPr>
-        <w:t xml:space="preserve">w ← win_score(T)</w:t>
-      </w:r>
-    </w:p>
-    <w:p>
-      <w:pPr>
-        <w:pStyle w:val="Equation"/>
-      </w:pPr>
-      <w:r>
-        <w:rPr>
-          <w:rFonts w:ascii="Courier New" w:cs="Courier New" w:eastAsia="Courier New" w:hAnsi="Courier New"/>
-          <w:sz w:val="20"/>
-          <w:szCs w:val="20"/>
-        </w:rPr>
-        <w:t xml:space="preserve">observed_p90 ← percentile(scores[t−w:t], 90)</w:t>
+        <w:t xml:space="preserve">recent_scores ← tail(score_stream, win_score(T))</w:t>
+      </w:r>
+    </w:p>
+    <w:p>
+      <w:pPr>
+        <w:pStyle w:val="Equation"/>
+      </w:pPr>
+      <w:r>
+        <w:rPr>
+          <w:rFonts w:ascii="Courier New" w:cs="Courier New" w:eastAsia="Courier New" w:hAnsi="Courier New"/>
+          <w:sz w:val="20"/>
+          <w:szCs w:val="20"/>
+        </w:rPr>
+        <w:t xml:space="preserve">if |recent_scores| == 0:</w:t>
+      </w:r>
+    </w:p>
+    <w:p>
+      <w:pPr>
+        <w:pStyle w:val="Equation"/>
+      </w:pPr>
+      <w:r>
+        <w:rPr>
+          <w:rFonts w:ascii="Courier New" w:cs="Courier New" w:eastAsia="Courier New" w:hAnsi="Courier New"/>
+          <w:sz w:val="20"/>
+          <w:szCs w:val="20"/>
+        </w:rPr>
+        <w:t xml:space="preserve">    observed_p90 ← θ_prior  # no evidence yet</w:t>
+      </w:r>
+    </w:p>
+    <w:p>
+      <w:pPr>
+        <w:pStyle w:val="Equation"/>
+      </w:pPr>
+      <w:r>
+        <w:rPr>
+          <w:rFonts w:ascii="Courier New" w:cs="Courier New" w:eastAsia="Courier New" w:hAnsi="Courier New"/>
+          <w:sz w:val="20"/>
+          <w:szCs w:val="20"/>
+        </w:rPr>
+        <w:t xml:space="preserve">else:</w:t>
+      </w:r>
+    </w:p>
+    <w:p>
+      <w:pPr>
+        <w:pStyle w:val="Equation"/>
+      </w:pPr>
+      <w:r>
+        <w:rPr>
+          <w:rFonts w:ascii="Courier New" w:cs="Courier New" w:eastAsia="Courier New" w:hAnsi="Courier New"/>
+          <w:sz w:val="20"/>
+          <w:szCs w:val="20"/>
+        </w:rPr>
+        <w:t xml:space="preserve">    observed_p90 ← percentile(recent_scores, 90)</w:t>
       </w:r>
     </w:p>
     <w:p>
@@ -3565,7 +4228,7 @@
           <w:sz w:val="20"/>
           <w:szCs w:val="20"/>
         </w:rPr>
-        <w:t xml:space="preserve">ρ_obs ← u(t) × min(w, count)</w:t>
+        <w:t xml:space="preserve">ρ_obs ← u(t) × |recent_scores|</w:t>
       </w:r>
     </w:p>
     <w:p>
@@ -3648,7 +4311,7 @@
           <w:sz w:val="20"/>
           <w:szCs w:val="20"/>
         </w:rPr>
-        <w:t xml:space="preserve">Δt ← max(Δt, 10⁻³)  # minimum 1ms</w:t>
+        <w:t xml:space="preserve">Δt ← max(Δt, 10⁻³)  # minimum 1e-3 s (1 ms)</w:t>
       </w:r>
     </w:p>
     <w:p>
@@ -3740,6 +4403,11 @@
       </w:r>
     </w:p>
     <w:p>
+      <w:r>
+        <w:t xml:space="preserve">Normative note (MUST): Δwrites is computed from the current step's write_memory decision. Rate state updates occur after the write decision and affect subsequent timesteps.</w:t>
+      </w:r>
+    </w:p>
+    <w:p>
       <w:pPr>
         <w:pStyle w:val="Equation"/>
       </w:pPr>
@@ -3788,7 +4456,33 @@
           <w:sz w:val="20"/>
           <w:szCs w:val="20"/>
         </w:rPr>
-        <w:t xml:space="preserve">ρ_hat ← m_rate / denom  # bias-corrected estimate</w:t>
+        <w:t xml:space="preserve">ρ_hat_next ← m_rate / denom  # bias-corrected estimate for next step</w:t>
+      </w:r>
+    </w:p>
+    <w:p>
+      <w:pPr>
+        <w:pStyle w:val="Equation"/>
+      </w:pPr>
+      <w:r>
+        <w:rPr>
+          <w:rFonts w:ascii="Courier New" w:cs="Courier New" w:eastAsia="Courier New" w:hAnsi="Courier New"/>
+          <w:sz w:val="20"/>
+          <w:szCs w:val="20"/>
+        </w:rPr>
+        <w:t xml:space="preserve">rate_ticks ← rate_ticks + 1</w:t>
+      </w:r>
+    </w:p>
+    <w:p>
+      <w:pPr>
+        <w:pStyle w:val="Equation"/>
+      </w:pPr>
+      <w:r>
+        <w:rPr>
+          <w:rFonts w:ascii="Courier New" w:cs="Courier New" w:eastAsia="Courier New" w:hAnsi="Courier New"/>
+          <w:sz w:val="20"/>
+          <w:szCs w:val="20"/>
+        </w:rPr>
+        <w:t xml:space="preserve">last_rate_timestamp ← now_ms()  # update after rate computation</w:t>
       </w:r>
     </w:p>
     <w:p>
@@ -3862,29 +4556,34 @@
       </w:r>
     </w:p>
     <w:p>
-      <w:pPr>
-        <w:pStyle w:val="Equation"/>
-      </w:pPr>
-      <w:r>
-        <w:rPr>
-          <w:rFonts w:ascii="Courier New" w:cs="Courier New" w:eastAsia="Courier New" w:hAnsi="Courier New"/>
-          <w:sz w:val="20"/>
-          <w:szCs w:val="20"/>
-        </w:rPr>
-        <w:t xml:space="preserve">rate_error ← tanh((ρ_hat − rate_target_t) /</w:t>
-      </w:r>
-    </w:p>
-    <w:p>
-      <w:pPr>
-        <w:pStyle w:val="Equation"/>
-      </w:pPr>
-      <w:r>
-        <w:rPr>
-          <w:rFonts w:ascii="Courier New" w:cs="Courier New" w:eastAsia="Courier New" w:hAnsi="Courier New"/>
-          <w:sz w:val="20"/>
-          <w:szCs w:val="20"/>
-        </w:rPr>
-        <w:t xml:space="preserve">                  max(rate_target_t, ε))</w:t>
+      <w:r>
+        <w:t xml:space="preserve">Normative note (MUST): ρ_hat_prev is stored state entering the timestep. After the write decision, the rate-state update computes ρ_hat_next; the assignment ρ_hat_prev ← ρ_hat_next occurs at end of step (see Appendix C).</w:t>
+      </w:r>
+    </w:p>
+    <w:p>
+      <w:pPr>
+        <w:pStyle w:val="Equation"/>
+      </w:pPr>
+      <w:r>
+        <w:rPr>
+          <w:rFonts w:ascii="Courier New" w:cs="Courier New" w:eastAsia="Courier New" w:hAnsi="Courier New"/>
+          <w:sz w:val="20"/>
+          <w:szCs w:val="20"/>
+        </w:rPr>
+        <w:t xml:space="preserve">rate_error ← tanh((ρ_hat_prev − rate_target) /</w:t>
+      </w:r>
+    </w:p>
+    <w:p>
+      <w:pPr>
+        <w:pStyle w:val="Equation"/>
+      </w:pPr>
+      <w:r>
+        <w:rPr>
+          <w:rFonts w:ascii="Courier New" w:cs="Courier New" w:eastAsia="Courier New" w:hAnsi="Courier New"/>
+          <w:sz w:val="20"/>
+          <w:szCs w:val="20"/>
+        </w:rPr>
+        <w:t xml:space="preserve">                  max(rate_target, ε))</w:t>
       </w:r>
     </w:p>
     <w:p>
@@ -3980,7 +4679,59 @@
           <w:sz w:val="20"/>
           <w:szCs w:val="20"/>
         </w:rPr>
-        <w:t xml:space="preserve">σ_scores ← std(scores[t−w:t])</w:t>
+        <w:t xml:space="preserve">recent_scores ← tail(score_stream, win_score(T))</w:t>
+      </w:r>
+    </w:p>
+    <w:p>
+      <w:pPr>
+        <w:pStyle w:val="Equation"/>
+      </w:pPr>
+      <w:r>
+        <w:rPr>
+          <w:rFonts w:ascii="Courier New" w:cs="Courier New" w:eastAsia="Courier New" w:hAnsi="Courier New"/>
+          <w:sz w:val="20"/>
+          <w:szCs w:val="20"/>
+        </w:rPr>
+        <w:t xml:space="preserve">if |recent_scores| &lt; 2:</w:t>
+      </w:r>
+    </w:p>
+    <w:p>
+      <w:pPr>
+        <w:pStyle w:val="Equation"/>
+      </w:pPr>
+      <w:r>
+        <w:rPr>
+          <w:rFonts w:ascii="Courier New" w:cs="Courier New" w:eastAsia="Courier New" w:hAnsi="Courier New"/>
+          <w:sz w:val="20"/>
+          <w:szCs w:val="20"/>
+        </w:rPr>
+        <w:t xml:space="preserve">    σ_scores ← 0</w:t>
+      </w:r>
+    </w:p>
+    <w:p>
+      <w:pPr>
+        <w:pStyle w:val="Equation"/>
+      </w:pPr>
+      <w:r>
+        <w:rPr>
+          <w:rFonts w:ascii="Courier New" w:cs="Courier New" w:eastAsia="Courier New" w:hAnsi="Courier New"/>
+          <w:sz w:val="20"/>
+          <w:szCs w:val="20"/>
+        </w:rPr>
+        <w:t xml:space="preserve">else:</w:t>
+      </w:r>
+    </w:p>
+    <w:p>
+      <w:pPr>
+        <w:pStyle w:val="Equation"/>
+      </w:pPr>
+      <w:r>
+        <w:rPr>
+          <w:rFonts w:ascii="Courier New" w:cs="Courier New" w:eastAsia="Courier New" w:hAnsi="Courier New"/>
+          <w:sz w:val="20"/>
+          <w:szCs w:val="20"/>
+        </w:rPr>
+        <w:t xml:space="preserve">    σ_scores ← std(recent_scores)</w:t>
       </w:r>
     </w:p>
     <w:p>
@@ -4364,6 +5115,32 @@
           <w:sz w:val="20"/>
           <w:szCs w:val="20"/>
         </w:rPr>
+        <w:t xml:space="preserve">emo_max ← 0  # max emotion_intensity_t within the unit</w:t>
+      </w:r>
+    </w:p>
+    <w:p>
+      <w:pPr>
+        <w:pStyle w:val="Equation"/>
+      </w:pPr>
+      <w:r>
+        <w:rPr>
+          <w:rFonts w:ascii="Courier New" w:cs="Courier New" w:eastAsia="Courier New" w:hAnsi="Courier New"/>
+          <w:sz w:val="20"/>
+          <w:szCs w:val="20"/>
+        </w:rPr>
+        <w:t xml:space="preserve">arousal_sum ← 0  # sum of arousal_t within the unit (for avg)</w:t>
+      </w:r>
+    </w:p>
+    <w:p>
+      <w:pPr>
+        <w:pStyle w:val="Equation"/>
+      </w:pPr>
+      <w:r>
+        <w:rPr>
+          <w:rFonts w:ascii="Courier New" w:cs="Courier New" w:eastAsia="Courier New" w:hAnsi="Courier New"/>
+          <w:sz w:val="20"/>
+          <w:szCs w:val="20"/>
+        </w:rPr>
         <w:t xml:space="preserve">t_start ← now_ms()  # timestamp of accumulation start (ms since epoch)</w:t>
       </w:r>
     </w:p>
@@ -4381,6 +5158,76 @@
       </w:r>
     </w:p>
     <w:p>
+      <w:pPr>
+        <w:pStyle w:val="Equation"/>
+      </w:pPr>
+      <w:r>
+        <w:rPr>
+          <w:rFonts w:ascii="Courier New" w:cs="Courier New" w:eastAsia="Courier New" w:hAnsi="Courier New"/>
+          <w:sz w:val="20"/>
+          <w:szCs w:val="20"/>
+        </w:rPr>
+        <w:t xml:space="preserve">last_write_ts ← 0  # ms; 0 means "no prior write" for refractory</w:t>
+      </w:r>
+    </w:p>
+    <w:p>
+      <w:pPr>
+        <w:pStyle w:val="Equation"/>
+      </w:pPr>
+      <w:r>
+        <w:rPr>
+          <w:rFonts w:ascii="Courier New" w:cs="Courier New" w:eastAsia="Courier New" w:hAnsi="Courier New"/>
+          <w:sz w:val="20"/>
+          <w:szCs w:val="20"/>
+        </w:rPr>
+        <w:t xml:space="preserve">eta_acc ← 0  # drift EWMA state</w:t>
+      </w:r>
+    </w:p>
+    <w:p>
+      <w:pPr>
+        <w:pStyle w:val="Equation"/>
+      </w:pPr>
+      <w:r>
+        <w:rPr>
+          <w:rFonts w:ascii="Courier New" w:cs="Courier New" w:eastAsia="Courier New" w:hAnsi="Courier New"/>
+          <w:sz w:val="20"/>
+          <w:szCs w:val="20"/>
+        </w:rPr>
+        <w:t xml:space="preserve">coherence_prev ← 0  # previous coherence (initialize to 0)</w:t>
+      </w:r>
+    </w:p>
+    <w:p>
+      <w:pPr>
+        <w:pStyle w:val="Equation"/>
+      </w:pPr>
+      <w:r>
+        <w:rPr>
+          <w:rFonts w:ascii="Courier New" w:cs="Courier New" w:eastAsia="Courier New" w:hAnsi="Courier New"/>
+          <w:sz w:val="20"/>
+          <w:szCs w:val="20"/>
+        </w:rPr>
+        <w:t xml:space="preserve">acc_signals_window ← []  # ring buffer of recent embeddings for coherence</w:t>
+      </w:r>
+    </w:p>
+    <w:p>
+      <w:r>
+        <w:t xml:space="preserve">Reset behavior: reset_accumulator() clears μ_acc, drift_acc, s_sum, s_max, n, e_peak, emo_max, arousal_sum, eta_acc, coherence_prev, and sets acc_signals_window ← [] (and refreshes t_start/last_signal_ts for the next unit), but retains last_write_ts so the refractory term remains well-defined across boundaries.</w:t>
+      </w:r>
+    </w:p>
+    <w:p>
+      <w:pPr>
+        <w:pStyle w:val="Equation"/>
+      </w:pPr>
+      <w:r>
+        <w:rPr>
+          <w:rFonts w:ascii="Courier New" w:cs="Courier New" w:eastAsia="Courier New" w:hAnsi="Courier New"/>
+          <w:sz w:val="20"/>
+          <w:szCs w:val="20"/>
+        </w:rPr>
+        <w:t xml:space="preserve">reset_accumulator(): acc_signals_window ← []  # MUST clear coherence window at boundaries</w:t>
+      </w:r>
+    </w:p>
+    <w:p>
       <w:r>
         <w:t xml:space="preserve">On each signal, update running statistics (note: n is the count before this signal):</w:t>
       </w:r>
@@ -4395,6 +5242,45 @@
           <w:sz w:val="20"/>
           <w:szCs w:val="20"/>
         </w:rPr>
+        <w:t xml:space="preserve">signal_gap_s ← now_s() − to_s(last_signal_ts)  # compute BEFORE updating last_signal_ts</w:t>
+      </w:r>
+    </w:p>
+    <w:p>
+      <w:pPr>
+        <w:pStyle w:val="Equation"/>
+      </w:pPr>
+      <w:r>
+        <w:rPr>
+          <w:rFonts w:ascii="Courier New" w:cs="Courier New" w:eastAsia="Courier New" w:hAnsi="Courier New"/>
+          <w:sz w:val="20"/>
+          <w:szCs w:val="20"/>
+        </w:rPr>
+        <w:t xml:space="preserve">win_coh(T) = round(lerp(8, 32, T))  # coherence window size</w:t>
+      </w:r>
+    </w:p>
+    <w:p>
+      <w:pPr>
+        <w:pStyle w:val="Equation"/>
+      </w:pPr>
+      <w:r>
+        <w:rPr>
+          <w:rFonts w:ascii="Courier New" w:cs="Courier New" w:eastAsia="Courier New" w:hAnsi="Courier New"/>
+          <w:sz w:val="20"/>
+          <w:szCs w:val="20"/>
+        </w:rPr>
+        <w:t xml:space="preserve">acc_signals_window ← tail(acc_signals_window, win_coh(T))</w:t>
+      </w:r>
+    </w:p>
+    <w:p>
+      <w:pPr>
+        <w:pStyle w:val="Equation"/>
+      </w:pPr>
+      <w:r>
+        <w:rPr>
+          <w:rFonts w:ascii="Courier New" w:cs="Courier New" w:eastAsia="Courier New" w:hAnsi="Courier New"/>
+          <w:sz w:val="20"/>
+          <w:szCs w:val="20"/>
+        </w:rPr>
         <w:t xml:space="preserve">μ_acc ← (n × μ_acc + x_t) / (n + 1)</w:t>
       </w:r>
     </w:p>
@@ -4421,7 +5307,7 @@
           <w:sz w:val="20"/>
           <w:szCs w:val="20"/>
         </w:rPr>
-        <w:t xml:space="preserve">drift_acc ← drift_acc + drift_mag_t</w:t>
+        <w:t xml:space="preserve">drift_acc ← drift_acc + (drift_mag_t / 2)  # accumulate normalized context-centroid drift (drift_mag_t ∈ [0,2])</w:t>
       </w:r>
     </w:p>
     <w:p>
@@ -4447,6 +5333,32 @@
           <w:sz w:val="20"/>
           <w:szCs w:val="20"/>
         </w:rPr>
+        <w:t xml:space="preserve">emo_max ← max(emo_max, emotion_intensity_t)</w:t>
+      </w:r>
+    </w:p>
+    <w:p>
+      <w:pPr>
+        <w:pStyle w:val="Equation"/>
+      </w:pPr>
+      <w:r>
+        <w:rPr>
+          <w:rFonts w:ascii="Courier New" w:cs="Courier New" w:eastAsia="Courier New" w:hAnsi="Courier New"/>
+          <w:sz w:val="20"/>
+          <w:szCs w:val="20"/>
+        </w:rPr>
+        <w:t xml:space="preserve">arousal_sum ← arousal_sum + arousal_t</w:t>
+      </w:r>
+    </w:p>
+    <w:p>
+      <w:pPr>
+        <w:pStyle w:val="Equation"/>
+      </w:pPr>
+      <w:r>
+        <w:rPr>
+          <w:rFonts w:ascii="Courier New" w:cs="Courier New" w:eastAsia="Courier New" w:hAnsi="Courier New"/>
+          <w:sz w:val="20"/>
+          <w:szCs w:val="20"/>
+        </w:rPr>
         <w:t xml:space="preserve">if score_t &gt; s_max:</w:t>
       </w:r>
     </w:p>
@@ -4525,7 +5437,7 @@
           <w:sz w:val="20"/>
           <w:szCs w:val="20"/>
         </w:rPr>
-        <w:t xml:space="preserve">eta_acc ← EWMA(eta_acc, d_step, α = lerp(0.3, 0.1, T))</w:t>
+        <w:t xml:space="preserve">eta_prev ← eta_acc  # baseline before updating EWMA</w:t>
       </w:r>
     </w:p>
     <w:p>
@@ -4543,7 +5455,98 @@
           <w:sz w:val="20"/>
           <w:szCs w:val="20"/>
         </w:rPr>
-        <w:t xml:space="preserve">coherence_prev ← mean([cos(x_t, x_i) for x_i in current_window])</w:t>
+        <w:t xml:space="preserve">current_window ← acc_signals_window  # embeddings from the current unit before x_t</w:t>
+      </w:r>
+    </w:p>
+    <w:p>
+      <w:pPr>
+        <w:pStyle w:val="Equation"/>
+      </w:pPr>
+      <w:r>
+        <w:rPr>
+          <w:rFonts w:ascii="Courier New" w:cs="Courier New" w:eastAsia="Courier New" w:hAnsi="Courier New"/>
+          <w:sz w:val="20"/>
+          <w:szCs w:val="20"/>
+        </w:rPr>
+        <w:t xml:space="preserve">if |current_window| == 0:</w:t>
+      </w:r>
+    </w:p>
+    <w:p>
+      <w:pPr>
+        <w:pStyle w:val="Equation"/>
+      </w:pPr>
+      <w:r>
+        <w:rPr>
+          <w:rFonts w:ascii="Courier New" w:cs="Courier New" w:eastAsia="Courier New" w:hAnsi="Courier New"/>
+          <w:sz w:val="20"/>
+          <w:szCs w:val="20"/>
+        </w:rPr>
+        <w:t xml:space="preserve">    coherence_curr ← 1.0  # empty-window fallback</w:t>
+      </w:r>
+    </w:p>
+    <w:p>
+      <w:pPr>
+        <w:pStyle w:val="Equation"/>
+      </w:pPr>
+      <w:r>
+        <w:rPr>
+          <w:rFonts w:ascii="Courier New" w:cs="Courier New" w:eastAsia="Courier New" w:hAnsi="Courier New"/>
+          <w:sz w:val="20"/>
+          <w:szCs w:val="20"/>
+        </w:rPr>
+        <w:t xml:space="preserve">else:</w:t>
+      </w:r>
+    </w:p>
+    <w:p>
+      <w:pPr>
+        <w:pStyle w:val="Equation"/>
+      </w:pPr>
+      <w:r>
+        <w:rPr>
+          <w:rFonts w:ascii="Courier New" w:cs="Courier New" w:eastAsia="Courier New" w:hAnsi="Courier New"/>
+          <w:sz w:val="20"/>
+          <w:szCs w:val="20"/>
+        </w:rPr>
+        <w:t xml:space="preserve">    coherence_curr ← mean([cos(x_t, x_i) for x_i in current_window])</w:t>
+      </w:r>
+    </w:p>
+    <w:p>
+      <w:pPr>
+        <w:pStyle w:val="Equation"/>
+      </w:pPr>
+      <w:r>
+        <w:rPr>
+          <w:rFonts w:ascii="Courier New" w:cs="Courier New" w:eastAsia="Courier New" w:hAnsi="Courier New"/>
+          <w:sz w:val="20"/>
+          <w:szCs w:val="20"/>
+        </w:rPr>
+        <w:t xml:space="preserve"># After computing coherence_curr, append x_t for the next step</w:t>
+      </w:r>
+    </w:p>
+    <w:p>
+      <w:pPr>
+        <w:pStyle w:val="Equation"/>
+      </w:pPr>
+      <w:r>
+        <w:rPr>
+          <w:rFonts w:ascii="Courier New" w:cs="Courier New" w:eastAsia="Courier New" w:hAnsi="Courier New"/>
+          <w:sz w:val="20"/>
+          <w:szCs w:val="20"/>
+        </w:rPr>
+        <w:t xml:space="preserve">acc_signals_window.append(x_t); acc_signals_window ← tail(acc_signals_window, win_coh(T))</w:t>
+      </w:r>
+    </w:p>
+    <w:p>
+      <w:pPr>
+        <w:pStyle w:val="Equation"/>
+      </w:pPr>
+      <w:r>
+        <w:rPr>
+          <w:rFonts w:ascii="Courier New" w:cs="Courier New" w:eastAsia="Courier New" w:hAnsi="Courier New"/>
+          <w:sz w:val="20"/>
+          <w:szCs w:val="20"/>
+        </w:rPr>
+        <w:t xml:space="preserve"># coherence_prev is the stored coherence value from the previous step</w:t>
       </w:r>
     </w:p>
     <w:p>
@@ -4600,20 +5603,98 @@
           <w:sz w:val="20"/>
           <w:szCs w:val="20"/>
         </w:rPr>
-        <w:t xml:space="preserve">drift_spike ← (d_step − eta_acc) / max(eta_acc, ε)</w:t>
-      </w:r>
-    </w:p>
-    <w:p>
-      <w:pPr>
-        <w:pStyle w:val="Equation"/>
-      </w:pPr>
-      <w:r>
-        <w:rPr>
-          <w:rFonts w:ascii="Courier New" w:cs="Courier New" w:eastAsia="Courier New" w:hAnsi="Courier New"/>
-          <w:sz w:val="20"/>
-          <w:szCs w:val="20"/>
-        </w:rPr>
-        <w:t xml:space="preserve">coh_drop ← max(0, coherence_prev − coherence_curr)</w:t>
+        <w:t xml:space="preserve">ε0 = 0.01  # cold-start guard for eta_prev</w:t>
+      </w:r>
+    </w:p>
+    <w:p>
+      <w:pPr>
+        <w:pStyle w:val="Equation"/>
+      </w:pPr>
+      <w:r>
+        <w:rPr>
+          <w:rFonts w:ascii="Courier New" w:cs="Courier New" w:eastAsia="Courier New" w:hAnsi="Courier New"/>
+          <w:sz w:val="20"/>
+          <w:szCs w:val="20"/>
+        </w:rPr>
+        <w:t xml:space="preserve">if eta_prev &lt; ε0:</w:t>
+      </w:r>
+    </w:p>
+    <w:p>
+      <w:pPr>
+        <w:pStyle w:val="Equation"/>
+      </w:pPr>
+      <w:r>
+        <w:rPr>
+          <w:rFonts w:ascii="Courier New" w:cs="Courier New" w:eastAsia="Courier New" w:hAnsi="Courier New"/>
+          <w:sz w:val="20"/>
+          <w:szCs w:val="20"/>
+        </w:rPr>
+        <w:t xml:space="preserve">    drift_spike ← 0</w:t>
+      </w:r>
+    </w:p>
+    <w:p>
+      <w:pPr>
+        <w:pStyle w:val="Equation"/>
+      </w:pPr>
+      <w:r>
+        <w:rPr>
+          <w:rFonts w:ascii="Courier New" w:cs="Courier New" w:eastAsia="Courier New" w:hAnsi="Courier New"/>
+          <w:sz w:val="20"/>
+          <w:szCs w:val="20"/>
+        </w:rPr>
+        <w:t xml:space="preserve">else:</w:t>
+      </w:r>
+    </w:p>
+    <w:p>
+      <w:pPr>
+        <w:pStyle w:val="Equation"/>
+      </w:pPr>
+      <w:r>
+        <w:rPr>
+          <w:rFonts w:ascii="Courier New" w:cs="Courier New" w:eastAsia="Courier New" w:hAnsi="Courier New"/>
+          <w:sz w:val="20"/>
+          <w:szCs w:val="20"/>
+        </w:rPr>
+        <w:t xml:space="preserve">    drift_spike ← (d_step − eta_prev) / max(eta_prev, ε)</w:t>
+      </w:r>
+    </w:p>
+    <w:p>
+      <w:pPr>
+        <w:pStyle w:val="Equation"/>
+      </w:pPr>
+      <w:r>
+        <w:rPr>
+          <w:rFonts w:ascii="Courier New" w:cs="Courier New" w:eastAsia="Courier New" w:hAnsi="Courier New"/>
+          <w:sz w:val="20"/>
+          <w:szCs w:val="20"/>
+        </w:rPr>
+        <w:t xml:space="preserve">eta_acc ← EWMA(eta_prev, d_step, α = lerp(0.3, 0.1, T))</w:t>
+      </w:r>
+    </w:p>
+    <w:p>
+      <w:pPr>
+        <w:pStyle w:val="Equation"/>
+      </w:pPr>
+      <w:r>
+        <w:rPr>
+          <w:rFonts w:ascii="Courier New" w:cs="Courier New" w:eastAsia="Courier New" w:hAnsi="Courier New"/>
+          <w:sz w:val="20"/>
+          <w:szCs w:val="20"/>
+        </w:rPr>
+        <w:t xml:space="preserve">coh_drop01 ← clamp((coherence_prev − coherence_curr) / 2, 0, 1)</w:t>
+      </w:r>
+    </w:p>
+    <w:p>
+      <w:pPr>
+        <w:pStyle w:val="Equation"/>
+      </w:pPr>
+      <w:r>
+        <w:rPr>
+          <w:rFonts w:ascii="Courier New" w:cs="Courier New" w:eastAsia="Courier New" w:hAnsi="Courier New"/>
+          <w:sz w:val="20"/>
+          <w:szCs w:val="20"/>
+        </w:rPr>
+        <w:t xml:space="preserve">coherence_prev ← coherence_curr  # update for next step</w:t>
       </w:r>
     </w:p>
     <w:p>
@@ -4639,7 +5720,20 @@
           <w:sz w:val="20"/>
           <w:szCs w:val="20"/>
         </w:rPr>
-        <w:t xml:space="preserve">                  weight_coh_component × coh_drop</w:t>
+        <w:t xml:space="preserve">                  weight_coh_component × coh_drop01</w:t>
+      </w:r>
+    </w:p>
+    <w:p>
+      <w:pPr>
+        <w:pStyle w:val="Equation"/>
+      </w:pPr>
+      <w:r>
+        <w:rPr>
+          <w:rFonts w:ascii="Courier New" w:cs="Courier New" w:eastAsia="Courier New" w:hAnsi="Courier New"/>
+          <w:sz w:val="20"/>
+          <w:szCs w:val="20"/>
+        </w:rPr>
+        <w:t xml:space="preserve">boundary_score ← clamp(boundary_score, 0, 1)</w:t>
       </w:r>
     </w:p>
     <w:p>
@@ -4753,12 +5847,12 @@
           <w:sz w:val="20"/>
           <w:szCs w:val="20"/>
         </w:rPr>
-        <w:t xml:space="preserve">               (signal_gap &gt; gap_threshold(T))</w:t>
-      </w:r>
-    </w:p>
-    <w:p>
-      <w:r>
-        <w:t xml:space="preserve">where signal_gap = now_s() − to_s(last_signal_ts) detects natural pauses (speech pauses, generation delays):</w:t>
+        <w:t xml:space="preserve">               (signal_gap_s &gt; gap_threshold(T))</w:t>
+      </w:r>
+    </w:p>
+    <w:p>
+      <w:r>
+        <w:t xml:space="preserve">where signal_gap_s = now_s() − to_s(last_signal_ts) is computed at the start of signal processing (before last_signal_ts is updated), detecting natural pauses (speech pauses, generation delays):</w:t>
       </w:r>
     </w:p>
     <w:p>
@@ -4814,6 +5908,19 @@
       </w:r>
     </w:p>
     <w:p>
+      <w:pPr>
+        <w:pStyle w:val="Equation"/>
+      </w:pPr>
+      <w:r>
+        <w:rPr>
+          <w:rFonts w:ascii="Courier New" w:cs="Courier New" w:eastAsia="Courier New" w:hAnsi="Courier New"/>
+          <w:sz w:val="20"/>
+          <w:szCs w:val="20"/>
+        </w:rPr>
+        <w:t xml:space="preserve">force_write ← false</w:t>
+      </w:r>
+    </w:p>
+    <w:p>
       <w:r>
         <w:t xml:space="preserve">When spike_bypass triggers:</w:t>
       </w:r>
@@ -4828,33 +5935,33 @@
           <w:sz w:val="20"/>
           <w:szCs w:val="20"/>
         </w:rPr>
-        <w:t xml:space="preserve">if spike_bypass AND n &gt; 1:</w:t>
-      </w:r>
-    </w:p>
-    <w:p>
-      <w:pPr>
-        <w:pStyle w:val="Equation"/>
-      </w:pPr>
-      <w:r>
-        <w:rPr>
-          <w:rFonts w:ascii="Courier New" w:cs="Courier New" w:eastAsia="Courier New" w:hAnsi="Courier New"/>
-          <w:sz w:val="20"/>
-          <w:szCs w:val="20"/>
-        </w:rPr>
-        <w:t xml:space="preserve">    commit_memory()  # includes spike signal</w:t>
-      </w:r>
-    </w:p>
-    <w:p>
-      <w:pPr>
-        <w:pStyle w:val="Equation"/>
-      </w:pPr>
-      <w:r>
-        <w:rPr>
-          <w:rFonts w:ascii="Courier New" w:cs="Courier New" w:eastAsia="Courier New" w:hAnsi="Courier New"/>
-          <w:sz w:val="20"/>
-          <w:szCs w:val="20"/>
-        </w:rPr>
-        <w:t xml:space="preserve">    reset_accumulator()</w:t>
+        <w:t xml:space="preserve">if spike_bypass:</w:t>
+      </w:r>
+    </w:p>
+    <w:p>
+      <w:pPr>
+        <w:pStyle w:val="Equation"/>
+      </w:pPr>
+      <w:r>
+        <w:rPr>
+          <w:rFonts w:ascii="Courier New" w:cs="Courier New" w:eastAsia="Courier New" w:hAnsi="Courier New"/>
+          <w:sz w:val="20"/>
+          <w:szCs w:val="20"/>
+        </w:rPr>
+        <w:t xml:space="preserve">    should_flush = true   # force a boundary</w:t>
+      </w:r>
+    </w:p>
+    <w:p>
+      <w:pPr>
+        <w:pStyle w:val="Equation"/>
+      </w:pPr>
+      <w:r>
+        <w:rPr>
+          <w:rFonts w:ascii="Courier New" w:cs="Courier New" w:eastAsia="Courier New" w:hAnsi="Courier New"/>
+          <w:sz w:val="20"/>
+          <w:szCs w:val="20"/>
+        </w:rPr>
+        <w:t xml:space="preserve">    force_write = true   # bypass S_window &gt; θ_memory</w:t>
       </w:r>
     </w:p>
     <w:p>
@@ -5025,7 +6132,25 @@
           <w:sz w:val="20"/>
           <w:szCs w:val="20"/>
         </w:rPr>
-        <w:t xml:space="preserve">write_memory = (should_flush OR spike_bypass) AND (S_window &gt; θ_memory)</w:t>
+        <w:t xml:space="preserve">write_memory = force_write OR (should_flush AND (S_window &gt; θ_memory))</w:t>
+      </w:r>
+    </w:p>
+    <w:p>
+      <w:pPr>
+        <w:pStyle w:val="Equation"/>
+      </w:pPr>
+      <w:r>
+        <w:rPr>
+          <w:rFonts w:ascii="Courier New" w:cs="Courier New" w:eastAsia="Courier New" w:hAnsi="Courier New"/>
+          <w:sz w:val="20"/>
+          <w:szCs w:val="20"/>
+        </w:rPr>
+        <w:t xml:space="preserve">if write_memory: last_write_ts ← now_ms()  # update refractory timestamp (ms)</w:t>
+      </w:r>
+    </w:p>
+    <w:p>
+      <w:r>
+        <w:t xml:space="preserve">Normative rule (MUST): if should_flush is true, the current unit must be finalized. If write_memory is false, discard the unit and reset_accumulator() anyway (do not update last_write_ts). This prevents perpetual should_flush states (time cap / drift cap / gap cap) while never resetting.</w:t>
       </w:r>
     </w:p>
     <w:p>
@@ -5066,7 +6191,7 @@
     </w:p>
     <w:p>
       <w:r>
-        <w:t xml:space="preserve">On write: store e_rep with metadata {n, s_max, s_avg, drift_acc, mem_elapsed}. Reset accumulator for next unit.</w:t>
+        <w:t xml:space="preserve">On write: store e_rep with metadata {n, s_max, s_avg, drift_acc, mem_elapsed, s_emotion_max=emo_max, s_arousal_avg=arousal_sum / max(n, 1)}. Append e_rep to memory_stream and recent_memory_centroids. Reset accumulator for next unit.</w:t>
       </w:r>
     </w:p>
     <w:p>
@@ -5183,7 +6308,20 @@
           <w:sz w:val="20"/>
           <w:szCs w:val="20"/>
         </w:rPr>
-        <w:t xml:space="preserve">strength_t ← strength_{t−1} × exp(−λ_t × Δt) + S × use_frequency_t</w:t>
+        <w:t xml:space="preserve">strength_t ← clamp(strength_{t−1} × exp(−λ_t × Δt) +</w:t>
+      </w:r>
+    </w:p>
+    <w:p>
+      <w:pPr>
+        <w:pStyle w:val="Equation"/>
+      </w:pPr>
+      <w:r>
+        <w:rPr>
+          <w:rFonts w:ascii="Courier New" w:cs="Courier New" w:eastAsia="Courier New" w:hAnsi="Courier New"/>
+          <w:sz w:val="20"/>
+          <w:szCs w:val="20"/>
+        </w:rPr>
+        <w:t xml:space="preserve">                   S × use_frequency_t, 0, 1)</w:t>
       </w:r>
     </w:p>
     <w:p>
@@ -5266,20 +6404,20 @@
           <w:sz w:val="20"/>
           <w:szCs w:val="20"/>
         </w:rPr>
-        <w:t xml:space="preserve">strength_t ← strength_{t−1} × exp(−λ_t × Δt) +</w:t>
-      </w:r>
-    </w:p>
-    <w:p>
-      <w:pPr>
-        <w:pStyle w:val="Equation"/>
-      </w:pPr>
-      <w:r>
-        <w:rPr>
-          <w:rFonts w:ascii="Courier New" w:cs="Courier New" w:eastAsia="Courier New" w:hAnsi="Courier New"/>
-          <w:sz w:val="20"/>
-          <w:szCs w:val="20"/>
-        </w:rPr>
-        <w:t xml:space="preserve">              S × use_frequency_t + F × influence_factor</w:t>
+        <w:t xml:space="preserve">strength_t ← clamp(strength_{t−1} × exp(−λ_t × Δt) +</w:t>
+      </w:r>
+    </w:p>
+    <w:p>
+      <w:pPr>
+        <w:pStyle w:val="Equation"/>
+      </w:pPr>
+      <w:r>
+        <w:rPr>
+          <w:rFonts w:ascii="Courier New" w:cs="Courier New" w:eastAsia="Courier New" w:hAnsi="Courier New"/>
+          <w:sz w:val="20"/>
+          <w:szCs w:val="20"/>
+        </w:rPr>
+        <w:t xml:space="preserve">                   S × use_frequency_t + F × influence_factor, 0, 1)</w:t>
       </w:r>
     </w:p>
     <w:p>
@@ -6052,7 +7190,7 @@
     </w:p>
     <w:p>
       <w:r>
-        <w:t xml:space="preserve">The manifold_complexity represents local variance in the embedding stream: 1 - mean(cos(window)).</w:t>
+        <w:t xml:space="preserve">The manifold_complexity is defined as a normalized local variability proxy (see Appendix B): manifold_complexity ← clamp((1 − mean_cos_window) / 2, 0, 1).</w:t>
       </w:r>
     </w:p>
     <w:p>
@@ -6148,20 +7286,59 @@
           <w:sz w:val="20"/>
           <w:szCs w:val="20"/>
         </w:rPr>
-        <w:t xml:space="preserve">    memory_benefit ← α × S_window + β × relevance(μ_acc, task_context) +</w:t>
-      </w:r>
-    </w:p>
-    <w:p>
-      <w:pPr>
-        <w:pStyle w:val="Equation"/>
-      </w:pPr>
-      <w:r>
-        <w:rPr>
-          <w:rFonts w:ascii="Courier New" w:cs="Courier New" w:eastAsia="Courier New" w:hAnsi="Courier New"/>
-          <w:sz w:val="20"/>
-          <w:szCs w:val="20"/>
-        </w:rPr>
-        <w:t xml:space="preserve">                       γ × novelty(μ_acc, active_memories)</w:t>
+        <w:t xml:space="preserve">    [α, β, γ] ← normalize([lerp(0.55, 0.70, F),   # window score weight</w:t>
+      </w:r>
+    </w:p>
+    <w:p>
+      <w:pPr>
+        <w:pStyle w:val="Equation"/>
+      </w:pPr>
+      <w:r>
+        <w:rPr>
+          <w:rFonts w:ascii="Courier New" w:cs="Courier New" w:eastAsia="Courier New" w:hAnsi="Courier New"/>
+          <w:sz w:val="20"/>
+          <w:szCs w:val="20"/>
+        </w:rPr>
+        <w:t xml:space="preserve">                        lerp(0.20, 0.35, F),   # task relevance weight</w:t>
+      </w:r>
+    </w:p>
+    <w:p>
+      <w:pPr>
+        <w:pStyle w:val="Equation"/>
+      </w:pPr>
+      <w:r>
+        <w:rPr>
+          <w:rFonts w:ascii="Courier New" w:cs="Courier New" w:eastAsia="Courier New" w:hAnsi="Courier New"/>
+          <w:sz w:val="20"/>
+          <w:szCs w:val="20"/>
+        </w:rPr>
+        <w:t xml:space="preserve">                        lerp(0.10, 0.30, S)])   # novelty-to-WM weight</w:t>
+      </w:r>
+    </w:p>
+    <w:p>
+      <w:pPr>
+        <w:pStyle w:val="Equation"/>
+      </w:pPr>
+      <w:r>
+        <w:rPr>
+          <w:rFonts w:ascii="Courier New" w:cs="Courier New" w:eastAsia="Courier New" w:hAnsi="Courier New"/>
+          <w:sz w:val="20"/>
+          <w:szCs w:val="20"/>
+        </w:rPr>
+        <w:t xml:space="preserve">    memory_benefit ← α × S_window + β × relevance_to_task(μ_acc, task_context) +</w:t>
+      </w:r>
+    </w:p>
+    <w:p>
+      <w:pPr>
+        <w:pStyle w:val="Equation"/>
+      </w:pPr>
+      <w:r>
+        <w:rPr>
+          <w:rFonts w:ascii="Courier New" w:cs="Courier New" w:eastAsia="Courier New" w:hAnsi="Courier New"/>
+          <w:sz w:val="20"/>
+          <w:szCs w:val="20"/>
+        </w:rPr>
+        <w:t xml:space="preserve">                       γ × novelty_to_set(μ_acc, {m.embedding | m ∈ active_memories})</w:t>
       </w:r>
     </w:p>
     <w:p>
@@ -6187,7 +7364,72 @@
           <w:sz w:val="20"/>
           <w:szCs w:val="20"/>
         </w:rPr>
-        <w:t xml:space="preserve">    total_cost ← maintenance_cost_per_memory × |active_memories| + complexity_penalty</w:t>
+        <w:t xml:space="preserve">    k ← |active_memories|</w:t>
+      </w:r>
+    </w:p>
+    <w:p>
+      <w:pPr>
+        <w:pStyle w:val="Equation"/>
+      </w:pPr>
+      <w:r>
+        <w:rPr>
+          <w:rFonts w:ascii="Courier New" w:cs="Courier New" w:eastAsia="Courier New" w:hAnsi="Courier New"/>
+          <w:sz w:val="20"/>
+          <w:szCs w:val="20"/>
+        </w:rPr>
+        <w:t xml:space="preserve">    C ← max(base_capacity, 1)</w:t>
+      </w:r>
+    </w:p>
+    <w:p>
+      <w:pPr>
+        <w:pStyle w:val="Equation"/>
+      </w:pPr>
+      <w:r>
+        <w:rPr>
+          <w:rFonts w:ascii="Courier New" w:cs="Courier New" w:eastAsia="Courier New" w:hAnsi="Courier New"/>
+          <w:sz w:val="20"/>
+          <w:szCs w:val="20"/>
+        </w:rPr>
+        <w:t xml:space="preserve">    p_cap ← 3</w:t>
+      </w:r>
+    </w:p>
+    <w:p>
+      <w:pPr>
+        <w:pStyle w:val="Equation"/>
+      </w:pPr>
+      <w:r>
+        <w:rPr>
+          <w:rFonts w:ascii="Courier New" w:cs="Courier New" w:eastAsia="Courier New" w:hAnsi="Courier New"/>
+          <w:sz w:val="20"/>
+          <w:szCs w:val="20"/>
+        </w:rPr>
+        <w:t xml:space="preserve">    capacity_pressure(k, C) ← 1 + max(0, (k − C) / C)^p_cap</w:t>
+      </w:r>
+    </w:p>
+    <w:p>
+      <w:pPr>
+        <w:pStyle w:val="Equation"/>
+      </w:pPr>
+      <w:r>
+        <w:rPr>
+          <w:rFonts w:ascii="Courier New" w:cs="Courier New" w:eastAsia="Courier New" w:hAnsi="Courier New"/>
+          <w:sz w:val="20"/>
+          <w:szCs w:val="20"/>
+        </w:rPr>
+        <w:t xml:space="preserve">    base_cost ← maintenance_cost_per_memory × k + complexity_penalty</w:t>
+      </w:r>
+    </w:p>
+    <w:p>
+      <w:pPr>
+        <w:pStyle w:val="Equation"/>
+      </w:pPr>
+      <w:r>
+        <w:rPr>
+          <w:rFonts w:ascii="Courier New" w:cs="Courier New" w:eastAsia="Courier New" w:hAnsi="Courier New"/>
+          <w:sz w:val="20"/>
+          <w:szCs w:val="20"/>
+        </w:rPr>
+        <w:t xml:space="preserve">    total_cost ← base_cost × capacity_pressure(k, C)</w:t>
       </w:r>
     </w:p>
     <w:p>
@@ -6205,7 +7447,7 @@
     </w:p>
     <w:p>
       <w:r>
-        <w:t xml:space="preserve">Note that total_cost is computed from existing active memories only, not the prospective new memory. This avoids a bootstrap problem where empty working memory would require unreasonably high benefit scores to accept the first item.</w:t>
+        <w:t xml:space="preserve">Note that total_cost is computed from existing active memories only (k is the current count), so k=0 yields no bootstrap penalty. Capacity pressure activates only when k &gt; C.</w:t>
       </w:r>
     </w:p>
     <w:p>
@@ -7014,7 +8256,7 @@
           <w:sz w:val="20"/>
           <w:szCs w:val="20"/>
         </w:rPr>
-        <w:t xml:space="preserve">                      (m_rate &lt; rate_target_t / 2) OR</w:t>
+        <w:t xml:space="preserve">                      (m_rate &lt; rate_target / 2) OR</w:t>
       </w:r>
     </w:p>
     <w:p>
@@ -7098,6 +8340,11 @@
           <w:szCs w:val="20"/>
         </w:rPr>
         <w:t xml:space="preserve">idle_for_s = now_s() − to_s(last_retrieval_ts)</w:t>
+      </w:r>
+    </w:p>
+    <w:p>
+      <w:r>
+        <w:t xml:space="preserve">Normative rule (MUST): on any retrieval attempt (including interrupt injection), set last_retrieval_ts ← now_ms().</w:t>
       </w:r>
     </w:p>
     <w:p>
@@ -7487,6 +8734,11 @@
       </w:r>
     </w:p>
     <w:p>
+      <w:r>
+        <w:t xml:space="preserve">Edge weight convention (MUST): all association weights are normalized to [0, 1]. For cosine-based edges, store weight01 = clamp((cos_sim + 1) / 2, 0, 1).</w:t>
+      </w:r>
+    </w:p>
+    <w:p>
       <w:pPr>
         <w:pStyle w:val="ListParagraph"/>
         <w:numPr>
@@ -7602,6 +8854,44 @@
     </w:p>
     <w:p>
       <w:pPr>
+        <w:pStyle w:val="ListParagraph"/>
+        <w:numPr>
+          <w:ilvl w:val="0"/>
+          <w:numId w:val="3"/>
+        </w:numPr>
+      </w:pPr>
+      <w:r>
+        <w:rPr>
+          <w:b/>
+          <w:bCs/>
+        </w:rPr>
+        <w:t xml:space="preserve">similar_to: </w:t>
+      </w:r>
+      <w:r>
+        <w:t xml:space="preserve">High cosine similarity (soft equivalence)</w:t>
+      </w:r>
+    </w:p>
+    <w:p>
+      <w:pPr>
+        <w:pStyle w:val="ListParagraph"/>
+        <w:numPr>
+          <w:ilvl w:val="0"/>
+          <w:numId w:val="3"/>
+        </w:numPr>
+      </w:pPr>
+      <w:r>
+        <w:rPr>
+          <w:b/>
+          <w:bCs/>
+        </w:rPr>
+        <w:t xml:space="preserve">has_label: </w:t>
+      </w:r>
+      <w:r>
+        <w:t xml:space="preserve">Attaches an extracted label/tag to a node</w:t>
+      </w:r>
+    </w:p>
+    <w:p>
+      <w:pPr>
         <w:pStyle w:val="Heading3"/>
       </w:pPr>
       <w:r>
@@ -7662,7 +8952,20 @@
           <w:sz w:val="20"/>
           <w:szCs w:val="20"/>
         </w:rPr>
-        <w:t xml:space="preserve">        create_edge(m_i, m_j, 'co_occurs', cos_sim)</w:t>
+        <w:t xml:space="preserve">        weight01 ← clamp((cos_sim + 1) / 2, 0, 1)</w:t>
+      </w:r>
+    </w:p>
+    <w:p>
+      <w:pPr>
+        <w:pStyle w:val="Equation"/>
+      </w:pPr>
+      <w:r>
+        <w:rPr>
+          <w:rFonts w:ascii="Courier New" w:cs="Courier New" w:eastAsia="Courier New" w:hAnsi="Courier New"/>
+          <w:sz w:val="20"/>
+          <w:szCs w:val="20"/>
+        </w:rPr>
+        <w:t xml:space="preserve">        create_edge(m_i, m_j, 'co_occurs', weight01)</w:t>
       </w:r>
     </w:p>
     <w:p>
@@ -7758,7 +9061,20 @@
           <w:sz w:val="20"/>
           <w:szCs w:val="20"/>
         </w:rPr>
-        <w:t xml:space="preserve">        create_edge(m_i, m_j, 'causes', drift_mag)</w:t>
+        <w:t xml:space="preserve">        weight01 ← clamp(drift_mag / 2, 0, 1)  # drift_mag ∈ [0,2] when embeddings are L2-normalized</w:t>
+      </w:r>
+    </w:p>
+    <w:p>
+      <w:pPr>
+        <w:pStyle w:val="Equation"/>
+      </w:pPr>
+      <w:r>
+        <w:rPr>
+          <w:rFonts w:ascii="Courier New" w:cs="Courier New" w:eastAsia="Courier New" w:hAnsi="Courier New"/>
+          <w:sz w:val="20"/>
+          <w:szCs w:val="20"/>
+        </w:rPr>
+        <w:t xml:space="preserve">        create_edge(m_i, m_j, 'causes', weight01)</w:t>
       </w:r>
     </w:p>
     <w:p>
@@ -7807,7 +9123,7 @@
           <w:sz w:val="20"/>
           <w:szCs w:val="20"/>
         </w:rPr>
-        <w:t xml:space="preserve">results_vec ← topK(vector_search(q, k=kNN_size))</w:t>
+        <w:t xml:space="preserve">results_vec ← topK(vector_search(q, k=kNN_size(F)))</w:t>
       </w:r>
     </w:p>
     <w:p>
@@ -7833,7 +9149,7 @@
           <w:sz w:val="20"/>
           <w:szCs w:val="20"/>
         </w:rPr>
-        <w:t xml:space="preserve">expanded_nodes ← graph.traverse(seed_nodes, depth=graph_depth)</w:t>
+        <w:t xml:space="preserve">expanded_nodes ← graph.traverse(seed_nodes, depth=graph_depth(T), min_edge_weight=min_edge_weight(F))</w:t>
       </w:r>
     </w:p>
     <w:p>
@@ -7943,16 +9259,112 @@
       </w:r>
     </w:p>
     <w:p>
-      <w:pPr>
-        <w:pStyle w:val="Equation"/>
-      </w:pPr>
-      <w:r>
-        <w:rPr>
-          <w:rFonts w:ascii="Courier New" w:cs="Courier New" w:eastAsia="Courier New" w:hAnsi="Courier New"/>
-          <w:sz w:val="20"/>
-          <w:szCs w:val="20"/>
-        </w:rPr>
-        <w:t xml:space="preserve">Δ = cumulative_drift_since_last_interrupt</w:t>
+      <w:r>
+        <w:t xml:space="preserve">Interrupt state (per stream):</w:t>
+      </w:r>
+    </w:p>
+    <w:p>
+      <w:pPr>
+        <w:pStyle w:val="Equation"/>
+      </w:pPr>
+      <w:r>
+        <w:rPr>
+          <w:rFonts w:ascii="Courier New" w:cs="Courier New" w:eastAsia="Courier New" w:hAnsi="Courier New"/>
+          <w:sz w:val="20"/>
+          <w:szCs w:val="20"/>
+        </w:rPr>
+        <w:t xml:space="preserve">prev_x is unset on the first signal of a stream; set prev_x ← x_t after processing each signal</w:t>
+      </w:r>
+    </w:p>
+    <w:p>
+      <w:pPr>
+        <w:pStyle w:val="Equation"/>
+      </w:pPr>
+      <w:r>
+        <w:rPr>
+          <w:rFonts w:ascii="Courier New" w:cs="Courier New" w:eastAsia="Courier New" w:hAnsi="Courier New"/>
+          <w:sz w:val="20"/>
+          <w:szCs w:val="20"/>
+        </w:rPr>
+        <w:t xml:space="preserve">first_step ← (prev_x is unset for this stream)</w:t>
+      </w:r>
+    </w:p>
+    <w:p>
+      <w:pPr>
+        <w:pStyle w:val="Equation"/>
+      </w:pPr>
+      <w:r>
+        <w:rPr>
+          <w:rFonts w:ascii="Courier New" w:cs="Courier New" w:eastAsia="Courier New" w:hAnsi="Courier New"/>
+          <w:sz w:val="20"/>
+          <w:szCs w:val="20"/>
+        </w:rPr>
+        <w:t xml:space="preserve">if first_step:</w:t>
+      </w:r>
+    </w:p>
+    <w:p>
+      <w:pPr>
+        <w:pStyle w:val="Equation"/>
+      </w:pPr>
+      <w:r>
+        <w:rPr>
+          <w:rFonts w:ascii="Courier New" w:cs="Courier New" w:eastAsia="Courier New" w:hAnsi="Courier New"/>
+          <w:sz w:val="20"/>
+          <w:szCs w:val="20"/>
+        </w:rPr>
+        <w:t xml:space="preserve">    # cold start: do not update drift_accum</w:t>
+      </w:r>
+    </w:p>
+    <w:p>
+      <w:pPr>
+        <w:pStyle w:val="Equation"/>
+      </w:pPr>
+      <w:r>
+        <w:rPr>
+          <w:rFonts w:ascii="Courier New" w:cs="Courier New" w:eastAsia="Courier New" w:hAnsi="Courier New"/>
+          <w:sz w:val="20"/>
+          <w:szCs w:val="20"/>
+        </w:rPr>
+        <w:t xml:space="preserve">    drift_accum ← drift_accum</w:t>
+      </w:r>
+    </w:p>
+    <w:p>
+      <w:pPr>
+        <w:pStyle w:val="Equation"/>
+      </w:pPr>
+      <w:r>
+        <w:rPr>
+          <w:rFonts w:ascii="Courier New" w:cs="Courier New" w:eastAsia="Courier New" w:hAnsi="Courier New"/>
+          <w:sz w:val="20"/>
+          <w:szCs w:val="20"/>
+        </w:rPr>
+        <w:t xml:space="preserve">else:</w:t>
+      </w:r>
+    </w:p>
+    <w:p>
+      <w:pPr>
+        <w:pStyle w:val="Equation"/>
+      </w:pPr>
+      <w:r>
+        <w:rPr>
+          <w:rFonts w:ascii="Courier New" w:cs="Courier New" w:eastAsia="Courier New" w:hAnsi="Courier New"/>
+          <w:sz w:val="20"/>
+          <w:szCs w:val="20"/>
+        </w:rPr>
+        <w:t xml:space="preserve">    drift_accum ← drift_accum + cosine_dist(x_t, prev_x)  # cumulative drift</w:t>
+      </w:r>
+    </w:p>
+    <w:p>
+      <w:pPr>
+        <w:pStyle w:val="Equation"/>
+      </w:pPr>
+      <w:r>
+        <w:rPr>
+          <w:rFonts w:ascii="Courier New" w:cs="Courier New" w:eastAsia="Courier New" w:hAnsi="Courier New"/>
+          <w:sz w:val="20"/>
+          <w:szCs w:val="20"/>
+        </w:rPr>
+        <w:t xml:space="preserve">Δ ← drift_accum − drift_at_last_interrupt  # cumulative drift since last interrupt</w:t>
       </w:r>
     </w:p>
     <w:p>
@@ -7996,6 +9408,11 @@
     </w:p>
     <w:p>
       <w:r>
+        <w:t xml:space="preserve">On interrupt: set drift_at_last_interrupt ← drift_accum (resetting Δ to 0 for subsequent signals).</w:t>
+      </w:r>
+    </w:p>
+    <w:p>
+      <w:r>
         <w:t xml:space="preserve">Effective thresholds incorporate refractory pressure:</w:t>
       </w:r>
     </w:p>
@@ -8061,20 +9478,77 @@
           <w:sz w:val="20"/>
           <w:szCs w:val="20"/>
         </w:rPr>
-        <w:t xml:space="preserve">ctx_window ← recent_memory_centroids  # deque of μ_acc values</w:t>
-      </w:r>
-    </w:p>
-    <w:p>
-      <w:pPr>
-        <w:pStyle w:val="Equation"/>
-      </w:pPr>
-      <w:r>
-        <w:rPr>
-          <w:rFonts w:ascii="Courier New" w:cs="Courier New" w:eastAsia="Courier New" w:hAnsi="Courier New"/>
-          <w:sz w:val="20"/>
-          <w:szCs w:val="20"/>
-        </w:rPr>
-        <w:t xml:space="preserve">ctx_centroid ← mean(ctx_window)  # centroid of recent memory centroids</w:t>
+        <w:t xml:space="preserve">ctx_window ← recent_memory_centroids  # bounded deque of recent memory representatives (e_rep)</w:t>
+      </w:r>
+    </w:p>
+    <w:p>
+      <w:pPr>
+        <w:pStyle w:val="Equation"/>
+      </w:pPr>
+      <w:r>
+        <w:rPr>
+          <w:rFonts w:ascii="Courier New" w:cs="Courier New" w:eastAsia="Courier New" w:hAnsi="Courier New"/>
+          <w:sz w:val="20"/>
+          <w:szCs w:val="20"/>
+        </w:rPr>
+        <w:t xml:space="preserve">included_set ← {embedding(m) | m already injected into the current context window}</w:t>
+      </w:r>
+    </w:p>
+    <w:p>
+      <w:r>
+        <w:t xml:space="preserve">Fallback: if included_set is empty, treat redundancy(·, included_set) = 0 and overlap_star = −1.</w:t>
+      </w:r>
+    </w:p>
+    <w:p>
+      <w:pPr>
+        <w:pStyle w:val="Equation"/>
+      </w:pPr>
+      <w:r>
+        <w:rPr>
+          <w:rFonts w:ascii="Courier New" w:cs="Courier New" w:eastAsia="Courier New" w:hAnsi="Courier New"/>
+          <w:sz w:val="20"/>
+          <w:szCs w:val="20"/>
+        </w:rPr>
+        <w:t xml:space="preserve">if |ctx_window| == 0:</w:t>
+      </w:r>
+    </w:p>
+    <w:p>
+      <w:pPr>
+        <w:pStyle w:val="Equation"/>
+      </w:pPr>
+      <w:r>
+        <w:rPr>
+          <w:rFonts w:ascii="Courier New" w:cs="Courier New" w:eastAsia="Courier New" w:hAnsi="Courier New"/>
+          <w:sz w:val="20"/>
+          <w:szCs w:val="20"/>
+        </w:rPr>
+        <w:t xml:space="preserve">    ctx_centroid ← μ_acc  # fallback: use current memory centroid</w:t>
+      </w:r>
+    </w:p>
+    <w:p>
+      <w:pPr>
+        <w:pStyle w:val="Equation"/>
+      </w:pPr>
+      <w:r>
+        <w:rPr>
+          <w:rFonts w:ascii="Courier New" w:cs="Courier New" w:eastAsia="Courier New" w:hAnsi="Courier New"/>
+          <w:sz w:val="20"/>
+          <w:szCs w:val="20"/>
+        </w:rPr>
+        <w:t xml:space="preserve">else:</w:t>
+      </w:r>
+    </w:p>
+    <w:p>
+      <w:pPr>
+        <w:pStyle w:val="Equation"/>
+      </w:pPr>
+      <w:r>
+        <w:rPr>
+          <w:rFonts w:ascii="Courier New" w:cs="Courier New" w:eastAsia="Courier New" w:hAnsi="Courier New"/>
+          <w:sz w:val="20"/>
+          <w:szCs w:val="20"/>
+        </w:rPr>
+        <w:t xml:space="preserve">    ctx_centroid ← mean(ctx_window)  # centroid of recent memory centroids</w:t>
       </w:r>
     </w:p>
     <w:p>
@@ -8320,7 +9794,163 @@
           <w:sz w:val="20"/>
           <w:szCs w:val="20"/>
         </w:rPr>
-        <w:t xml:space="preserve">embedding_novelty = 1 − max(cos(candidate, ctx_window))</w:t>
+        <w:t xml:space="preserve">at_drift_boundary = should_flush  # boundary signal from the current accumulator</w:t>
+      </w:r>
+    </w:p>
+    <w:p>
+      <w:pPr>
+        <w:pStyle w:val="Equation"/>
+      </w:pPr>
+      <w:r>
+        <w:rPr>
+          <w:rFonts w:ascii="Courier New" w:cs="Courier New" w:eastAsia="Courier New" w:hAnsi="Courier New"/>
+          <w:sz w:val="20"/>
+          <w:szCs w:val="20"/>
+        </w:rPr>
+        <w:t xml:space="preserve">candidate_star = argmax_{c ∈ candidates_eligible} mu(c)</w:t>
+      </w:r>
+    </w:p>
+    <w:p>
+      <w:pPr>
+        <w:pStyle w:val="Equation"/>
+      </w:pPr>
+      <w:r>
+        <w:rPr>
+          <w:rFonts w:ascii="Courier New" w:cs="Courier New" w:eastAsia="Courier New" w:hAnsi="Courier New"/>
+          <w:sz w:val="20"/>
+          <w:szCs w:val="20"/>
+        </w:rPr>
+        <w:t xml:space="preserve">mu_star = mu(candidate_star)</w:t>
+      </w:r>
+    </w:p>
+    <w:p>
+      <w:pPr>
+        <w:pStyle w:val="Equation"/>
+      </w:pPr>
+      <w:r>
+        <w:rPr>
+          <w:rFonts w:ascii="Courier New" w:cs="Courier New" w:eastAsia="Courier New" w:hAnsi="Courier New"/>
+          <w:sz w:val="20"/>
+          <w:szCs w:val="20"/>
+        </w:rPr>
+        <w:t xml:space="preserve">rel_star = cos(candidate_star, ctx_centroid)</w:t>
+      </w:r>
+    </w:p>
+    <w:p>
+      <w:pPr>
+        <w:pStyle w:val="Equation"/>
+      </w:pPr>
+      <w:r>
+        <w:rPr>
+          <w:rFonts w:ascii="Courier New" w:cs="Courier New" w:eastAsia="Courier New" w:hAnsi="Courier New"/>
+          <w:sz w:val="20"/>
+          <w:szCs w:val="20"/>
+        </w:rPr>
+        <w:t xml:space="preserve">if |included_set| == 0:</w:t>
+      </w:r>
+    </w:p>
+    <w:p>
+      <w:pPr>
+        <w:pStyle w:val="Equation"/>
+      </w:pPr>
+      <w:r>
+        <w:rPr>
+          <w:rFonts w:ascii="Courier New" w:cs="Courier New" w:eastAsia="Courier New" w:hAnsi="Courier New"/>
+          <w:sz w:val="20"/>
+          <w:szCs w:val="20"/>
+        </w:rPr>
+        <w:t xml:space="preserve">    overlap_star = −1.0</w:t>
+      </w:r>
+    </w:p>
+    <w:p>
+      <w:pPr>
+        <w:pStyle w:val="Equation"/>
+      </w:pPr>
+      <w:r>
+        <w:rPr>
+          <w:rFonts w:ascii="Courier New" w:cs="Courier New" w:eastAsia="Courier New" w:hAnsi="Courier New"/>
+          <w:sz w:val="20"/>
+          <w:szCs w:val="20"/>
+        </w:rPr>
+        <w:t xml:space="preserve">else:</w:t>
+      </w:r>
+    </w:p>
+    <w:p>
+      <w:pPr>
+        <w:pStyle w:val="Equation"/>
+      </w:pPr>
+      <w:r>
+        <w:rPr>
+          <w:rFonts w:ascii="Courier New" w:cs="Courier New" w:eastAsia="Courier New" w:hAnsi="Courier New"/>
+          <w:sz w:val="20"/>
+          <w:szCs w:val="20"/>
+        </w:rPr>
+        <w:t xml:space="preserve">    overlap_star = max_{y ∈ included_set} cos(candidate_star, y)</w:t>
+      </w:r>
+    </w:p>
+    <w:p>
+      <w:pPr>
+        <w:pStyle w:val="Equation"/>
+      </w:pPr>
+      <w:r>
+        <w:rPr>
+          <w:rFonts w:ascii="Courier New" w:cs="Courier New" w:eastAsia="Courier New" w:hAnsi="Courier New"/>
+          <w:sz w:val="20"/>
+          <w:szCs w:val="20"/>
+        </w:rPr>
+        <w:t xml:space="preserve">if |ctx_window| == 0:</w:t>
+      </w:r>
+    </w:p>
+    <w:p>
+      <w:pPr>
+        <w:pStyle w:val="Equation"/>
+      </w:pPr>
+      <w:r>
+        <w:rPr>
+          <w:rFonts w:ascii="Courier New" w:cs="Courier New" w:eastAsia="Courier New" w:hAnsi="Courier New"/>
+          <w:sz w:val="20"/>
+          <w:szCs w:val="20"/>
+        </w:rPr>
+        <w:t xml:space="preserve">    novelty_star = 1.0</w:t>
+      </w:r>
+    </w:p>
+    <w:p>
+      <w:pPr>
+        <w:pStyle w:val="Equation"/>
+      </w:pPr>
+      <w:r>
+        <w:rPr>
+          <w:rFonts w:ascii="Courier New" w:cs="Courier New" w:eastAsia="Courier New" w:hAnsi="Courier New"/>
+          <w:sz w:val="20"/>
+          <w:szCs w:val="20"/>
+        </w:rPr>
+        <w:t xml:space="preserve">else:</w:t>
+      </w:r>
+    </w:p>
+    <w:p>
+      <w:pPr>
+        <w:pStyle w:val="Equation"/>
+      </w:pPr>
+      <w:r>
+        <w:rPr>
+          <w:rFonts w:ascii="Courier New" w:cs="Courier New" w:eastAsia="Courier New" w:hAnsi="Courier New"/>
+          <w:sz w:val="20"/>
+          <w:szCs w:val="20"/>
+        </w:rPr>
+        <w:t xml:space="preserve">    max_cos = max_{c ∈ ctx_window} cos(candidate_star, c)  # in [−1, 1]</w:t>
+      </w:r>
+    </w:p>
+    <w:p>
+      <w:pPr>
+        <w:pStyle w:val="Equation"/>
+      </w:pPr>
+      <w:r>
+        <w:rPr>
+          <w:rFonts w:ascii="Courier New" w:cs="Courier New" w:eastAsia="Courier New" w:hAnsi="Courier New"/>
+          <w:sz w:val="20"/>
+          <w:szCs w:val="20"/>
+        </w:rPr>
+        <w:t xml:space="preserve">    novelty_star = clamp((1 − max_cos) / 2, 0, 1)</w:t>
       </w:r>
     </w:p>
     <w:p>
@@ -8346,46 +9976,46 @@
           <w:sz w:val="20"/>
           <w:szCs w:val="20"/>
         </w:rPr>
-        <w:t xml:space="preserve">    (max_relevance ≥ retrieval_thresh(F)) AND</w:t>
-      </w:r>
-    </w:p>
-    <w:p>
-      <w:pPr>
-        <w:pStyle w:val="Equation"/>
-      </w:pPr>
-      <w:r>
-        <w:rPr>
-          <w:rFonts w:ascii="Courier New" w:cs="Courier New" w:eastAsia="Courier New" w:hAnsi="Courier New"/>
-          <w:sz w:val="20"/>
-          <w:szCs w:val="20"/>
-        </w:rPr>
-        <w:t xml:space="preserve">    (embedding_novelty ≥ τ_novelty_eff OR best_mu ≥ τ_mu_eff) AND</w:t>
-      </w:r>
-    </w:p>
-    <w:p>
-      <w:pPr>
-        <w:pStyle w:val="Equation"/>
-      </w:pPr>
-      <w:r>
-        <w:rPr>
-          <w:rFonts w:ascii="Courier New" w:cs="Courier New" w:eastAsia="Courier New" w:hAnsi="Courier New"/>
-          <w:sz w:val="20"/>
-          <w:szCs w:val="20"/>
-        </w:rPr>
-        <w:t xml:space="preserve">    (max_semantic_overlap &lt; dup_thresh) AND</w:t>
-      </w:r>
-    </w:p>
-    <w:p>
-      <w:pPr>
-        <w:pStyle w:val="Equation"/>
-      </w:pPr>
-      <w:r>
-        <w:rPr>
-          <w:rFonts w:ascii="Courier New" w:cs="Courier New" w:eastAsia="Courier New" w:hAnsi="Courier New"/>
-          <w:sz w:val="20"/>
-          <w:szCs w:val="20"/>
-        </w:rPr>
-        <w:t xml:space="preserve">    (at_drift_boundary OR best_mu ≥ boundary_mult × τ_mu_eff)</w:t>
+        <w:t xml:space="preserve">    (rel_star ≥ retrieval_thresh(F)) AND</w:t>
+      </w:r>
+    </w:p>
+    <w:p>
+      <w:pPr>
+        <w:pStyle w:val="Equation"/>
+      </w:pPr>
+      <w:r>
+        <w:rPr>
+          <w:rFonts w:ascii="Courier New" w:cs="Courier New" w:eastAsia="Courier New" w:hAnsi="Courier New"/>
+          <w:sz w:val="20"/>
+          <w:szCs w:val="20"/>
+        </w:rPr>
+        <w:t xml:space="preserve">    (novelty_star ≥ τ_novelty_eff OR mu_star ≥ τ_mu_eff) AND</w:t>
+      </w:r>
+    </w:p>
+    <w:p>
+      <w:pPr>
+        <w:pStyle w:val="Equation"/>
+      </w:pPr>
+      <w:r>
+        <w:rPr>
+          <w:rFonts w:ascii="Courier New" w:cs="Courier New" w:eastAsia="Courier New" w:hAnsi="Courier New"/>
+          <w:sz w:val="20"/>
+          <w:szCs w:val="20"/>
+        </w:rPr>
+        <w:t xml:space="preserve">    (overlap_star &lt; dup_thresh) AND</w:t>
+      </w:r>
+    </w:p>
+    <w:p>
+      <w:pPr>
+        <w:pStyle w:val="Equation"/>
+      </w:pPr>
+      <w:r>
+        <w:rPr>
+          <w:rFonts w:ascii="Courier New" w:cs="Courier New" w:eastAsia="Courier New" w:hAnsi="Courier New"/>
+          <w:sz w:val="20"/>
+          <w:szCs w:val="20"/>
+        </w:rPr>
+        <w:t xml:space="preserve">    (at_drift_boundary OR mu_star ≥ boundary_mult × τ_mu_eff)</w:t>
       </w:r>
     </w:p>
     <w:p>
@@ -8434,7 +10064,33 @@
           <w:sz w:val="20"/>
           <w:szCs w:val="20"/>
         </w:rPr>
-        <w:t xml:space="preserve">drift_acc += cosine_dist(x_t, x_{last_check})</w:t>
+        <w:t xml:space="preserve">first_step ← (x_last_check is unset for this stream)  # MUST occur once per stream</w:t>
+      </w:r>
+    </w:p>
+    <w:p>
+      <w:pPr>
+        <w:pStyle w:val="Equation"/>
+      </w:pPr>
+      <w:r>
+        <w:rPr>
+          <w:rFonts w:ascii="Courier New" w:cs="Courier New" w:eastAsia="Courier New" w:hAnsi="Courier New"/>
+          <w:sz w:val="20"/>
+          <w:szCs w:val="20"/>
+        </w:rPr>
+        <w:t xml:space="preserve">if first_step: x_last_check ← x_t; drift_acc_pacing ← 0</w:t>
+      </w:r>
+    </w:p>
+    <w:p>
+      <w:pPr>
+        <w:pStyle w:val="Equation"/>
+      </w:pPr>
+      <w:r>
+        <w:rPr>
+          <w:rFonts w:ascii="Courier New" w:cs="Courier New" w:eastAsia="Courier New" w:hAnsi="Courier New"/>
+          <w:sz w:val="20"/>
+          <w:szCs w:val="20"/>
+        </w:rPr>
+        <w:t xml:space="preserve">drift_acc_pacing += cosine_dist(x_t, x_last_check)</w:t>
       </w:r>
     </w:p>
     <w:p>
@@ -8473,20 +10129,20 @@
           <w:sz w:val="20"/>
           <w:szCs w:val="20"/>
         </w:rPr>
-        <w:t xml:space="preserve">if drift_acc &gt; pacing_thresh(S) OR should_flush:</w:t>
-      </w:r>
-    </w:p>
-    <w:p>
-      <w:pPr>
-        <w:pStyle w:val="Equation"/>
-      </w:pPr>
-      <w:r>
-        <w:rPr>
-          <w:rFonts w:ascii="Courier New" w:cs="Courier New" w:eastAsia="Courier New" w:hAnsi="Courier New"/>
-          <w:sz w:val="20"/>
-          <w:szCs w:val="20"/>
-        </w:rPr>
-        <w:t xml:space="preserve">    trigger_check()</w:t>
+        <w:t xml:space="preserve">if drift_acc_pacing &gt; pacing_thresh(S) OR should_flush:</w:t>
+      </w:r>
+    </w:p>
+    <w:p>
+      <w:pPr>
+        <w:pStyle w:val="Equation"/>
+      </w:pPr>
+      <w:r>
+        <w:rPr>
+          <w:rFonts w:ascii="Courier New" w:cs="Courier New" w:eastAsia="Courier New" w:hAnsi="Courier New"/>
+          <w:sz w:val="20"/>
+          <w:szCs w:val="20"/>
+        </w:rPr>
+        <w:t xml:space="preserve">    trigger_check(); x_last_check ← x_t; drift_acc_pacing ← 0</w:t>
       </w:r>
     </w:p>
     <w:p>
@@ -8512,19 +10168,6 @@
           <w:sz w:val="20"/>
           <w:szCs w:val="20"/>
         </w:rPr>
-        <w:t xml:space="preserve">max_results(F) = round(lerp(64, 4, F))</w:t>
-      </w:r>
-    </w:p>
-    <w:p>
-      <w:pPr>
-        <w:pStyle w:val="Equation"/>
-      </w:pPr>
-      <w:r>
-        <w:rPr>
-          <w:rFonts w:ascii="Courier New" w:cs="Courier New" w:eastAsia="Courier New" w:hAnsi="Courier New"/>
-          <w:sz w:val="20"/>
-          <w:szCs w:val="20"/>
-        </w:rPr>
         <w:t xml:space="preserve">adjacent_window(F) = round(lerp(8, 1, F))</w:t>
       </w:r>
     </w:p>
@@ -8561,7 +10204,7 @@
     </w:p>
     <w:p>
       <w:r>
-        <w:t xml:space="preserve">The dynamic threshold (θ_dynamic) successfully tracked score distributions. In high-volatility inputs (drift_accum &gt; 1.0), thresholds relaxed to ~0.15, while stable contexts tightened to ~0.27.</w:t>
+        <w:t xml:space="preserve">The dynamic threshold (θ_dynamic) successfully tracked score distributions. In high-volatility inputs (within-accumulator drift_acc &gt; 1.0), thresholds relaxed to ~0.15, while stable contexts tightened to ~0.27.</w:t>
       </w:r>
     </w:p>
     <w:p>
@@ -8588,6 +10231,938 @@
     <w:p>
       <w:r>
         <w:t xml:space="preserve">End-to-end processing per token averaged &lt; 50ms. Graph expansion added &lt; 10ms overhead due to efficient kNN (k=32) and limited expansion depth (d=2).</w:t>
+      </w:r>
+    </w:p>
+    <w:p>
+      <w:r>
+        <w:br w:type="page"/>
+      </w:r>
+    </w:p>
+    <w:p>
+      <w:pPr>
+        <w:pStyle w:val="Heading1"/>
+      </w:pPr>
+      <w:r>
+        <w:t xml:space="preserve">Appendix A. State Variables Map</w:t>
+      </w:r>
+    </w:p>
+    <w:p>
+      <w:r>
+        <w:t xml:space="preserve">This appendix enumerates the state variables used by the specification and separates retained state (carried across timesteps) from per-step derived quantities.</w:t>
+      </w:r>
+    </w:p>
+    <w:p>
+      <w:pPr>
+        <w:pStyle w:val="ListParagraph"/>
+        <w:numPr>
+          <w:ilvl w:val="0"/>
+          <w:numId w:val="3"/>
+        </w:numPr>
+      </w:pPr>
+      <w:r>
+        <w:rPr>
+          <w:b/>
+          <w:bCs/>
+        </w:rPr>
+        <w:t xml:space="preserve">Accumulator state (per stream; retained across timesteps): </w:t>
+      </w:r>
+    </w:p>
+    <w:p>
+      <w:pPr>
+        <w:pStyle w:val="ListParagraph"/>
+        <w:numPr>
+          <w:ilvl w:val="1"/>
+          <w:numId w:val="3"/>
+        </w:numPr>
+      </w:pPr>
+      <w:r>
+        <w:rPr>
+          <w:rFonts w:ascii="Courier New" w:cs="Courier New" w:eastAsia="Courier New" w:hAnsi="Courier New"/>
+          <w:sz w:val="20"/>
+          <w:szCs w:val="20"/>
+        </w:rPr>
+        <w:t xml:space="preserve">{μ_acc, drift_acc, s_sum, s_max, n, e_peak, emo_max, arousal_sum, eta_acc, coherence_prev, acc_signals_window, t_start, last_signal_ts, last_write_ts, drift_accum, drift_at_last_interrupt, drift_acc_pacing, x_last_check, prev_x}</w:t>
+      </w:r>
+    </w:p>
+    <w:p>
+      <w:pPr>
+        <w:pStyle w:val="ListParagraph"/>
+        <w:numPr>
+          <w:ilvl w:val="0"/>
+          <w:numId w:val="3"/>
+        </w:numPr>
+      </w:pPr>
+      <w:r>
+        <w:rPr>
+          <w:b/>
+          <w:bCs/>
+        </w:rPr>
+        <w:t xml:space="preserve">Global state (retained across timesteps): </w:t>
+      </w:r>
+    </w:p>
+    <w:p>
+      <w:pPr>
+        <w:pStyle w:val="ListParagraph"/>
+        <w:numPr>
+          <w:ilvl w:val="1"/>
+          <w:numId w:val="3"/>
+        </w:numPr>
+      </w:pPr>
+      <w:r>
+        <w:rPr>
+          <w:rFonts w:ascii="Courier New" w:cs="Courier New" w:eastAsia="Courier New" w:hAnsi="Courier New"/>
+          <w:sz w:val="20"/>
+          <w:szCs w:val="20"/>
+        </w:rPr>
+        <w:t xml:space="preserve">{u_uncertainty, mood_vector, last_mood_ts, theta_dynamic, theta_target, hysteresis, m_rate, dt_ema, rate_ticks, last_rate_timestamp, reliability, last_retrieval_ts}</w:t>
+      </w:r>
+    </w:p>
+    <w:p>
+      <w:pPr>
+        <w:pStyle w:val="ListParagraph"/>
+        <w:numPr>
+          <w:ilvl w:val="0"/>
+          <w:numId w:val="3"/>
+        </w:numPr>
+      </w:pPr>
+      <w:r>
+        <w:rPr>
+          <w:b/>
+          <w:bCs/>
+        </w:rPr>
+        <w:t xml:space="preserve">Buffers (retained across timesteps; bounded by window rules): </w:t>
+      </w:r>
+    </w:p>
+    <w:p>
+      <w:pPr>
+        <w:pStyle w:val="ListParagraph"/>
+        <w:numPr>
+          <w:ilvl w:val="1"/>
+          <w:numId w:val="3"/>
+        </w:numPr>
+      </w:pPr>
+      <w:r>
+        <w:rPr>
+          <w:rFonts w:ascii="Courier New" w:cs="Courier New" w:eastAsia="Courier New" w:hAnsi="Courier New"/>
+          <w:sz w:val="20"/>
+          <w:szCs w:val="20"/>
+        </w:rPr>
+        <w:t xml:space="preserve">{signal_stream, score_stream, memory_stream, recent_memory_centroids}</w:t>
+      </w:r>
+    </w:p>
+    <w:p>
+      <w:pPr>
+        <w:pStyle w:val="ListParagraph"/>
+        <w:numPr>
+          <w:ilvl w:val="0"/>
+          <w:numId w:val="3"/>
+        </w:numPr>
+      </w:pPr>
+      <w:r>
+        <w:rPr>
+          <w:b/>
+          <w:bCs/>
+        </w:rPr>
+        <w:t xml:space="preserve">Recorded signal fields (per signal): </w:t>
+      </w:r>
+    </w:p>
+    <w:p>
+      <w:pPr>
+        <w:pStyle w:val="ListParagraph"/>
+        <w:numPr>
+          <w:ilvl w:val="1"/>
+          <w:numId w:val="3"/>
+        </w:numPr>
+      </w:pPr>
+      <w:r>
+        <w:rPr>
+          <w:rFonts w:ascii="Courier New" w:cs="Courier New" w:eastAsia="Courier New" w:hAnsi="Courier New"/>
+          <w:sz w:val="20"/>
+          <w:szCs w:val="20"/>
+        </w:rPr>
+        <w:t xml:space="preserve">{coherence_struct_t → SIGNALS.coherence, focus_spread_t → SIGNALS.focus_spread}</w:t>
+      </w:r>
+    </w:p>
+    <w:p>
+      <w:pPr>
+        <w:pStyle w:val="ListParagraph"/>
+        <w:numPr>
+          <w:ilvl w:val="0"/>
+          <w:numId w:val="3"/>
+        </w:numPr>
+      </w:pPr>
+      <w:r>
+        <w:rPr>
+          <w:b/>
+          <w:bCs/>
+        </w:rPr>
+        <w:t xml:space="preserve">Recorded global fields: </w:t>
+      </w:r>
+    </w:p>
+    <w:p>
+      <w:pPr>
+        <w:pStyle w:val="ListParagraph"/>
+        <w:numPr>
+          <w:ilvl w:val="1"/>
+          <w:numId w:val="3"/>
+        </w:numPr>
+      </w:pPr>
+      <w:r>
+        <w:rPr>
+          <w:rFonts w:ascii="Courier New" w:cs="Courier New" w:eastAsia="Courier New" w:hAnsi="Courier New"/>
+          <w:sz w:val="20"/>
+          <w:szCs w:val="20"/>
+        </w:rPr>
+        <w:t xml:space="preserve">{u(t) → STATE.u_uncertainty, M_t → STATE.mood_vector}</w:t>
+      </w:r>
+    </w:p>
+    <w:p>
+      <w:pPr>
+        <w:pStyle w:val="ListParagraph"/>
+        <w:numPr>
+          <w:ilvl w:val="0"/>
+          <w:numId w:val="3"/>
+        </w:numPr>
+      </w:pPr>
+      <w:r>
+        <w:rPr>
+          <w:b/>
+          <w:bCs/>
+        </w:rPr>
+        <w:t xml:space="preserve">Per-step derived scalars (ephemeral; recomputed each step): </w:t>
+      </w:r>
+    </w:p>
+    <w:p>
+      <w:pPr>
+        <w:pStyle w:val="ListParagraph"/>
+        <w:numPr>
+          <w:ilvl w:val="1"/>
+          <w:numId w:val="3"/>
+        </w:numPr>
+      </w:pPr>
+      <w:r>
+        <w:rPr>
+          <w:rFonts w:ascii="Courier New" w:cs="Courier New" w:eastAsia="Courier New" w:hAnsi="Courier New"/>
+          <w:sz w:val="20"/>
+          <w:szCs w:val="20"/>
+        </w:rPr>
+        <w:t xml:space="preserve">{signal_gap_s, coherence_curr, s_avg, S_window, boundary_score, should_flush, write_memory, Δwrites}</w:t>
+      </w:r>
+    </w:p>
+    <w:p>
+      <w:r>
+        <w:br w:type="page"/>
+      </w:r>
+    </w:p>
+    <w:p>
+      <w:pPr>
+        <w:pStyle w:val="Heading1"/>
+      </w:pPr>
+      <w:r>
+        <w:t xml:space="preserve">Appendix B. Derived Signals: Definitions and Bounds</w:t>
+      </w:r>
+    </w:p>
+    <w:p>
+      <w:r>
+        <w:t xml:space="preserve">This appendix defines non-trivial derived signals used throughout the specification. Unless otherwise stated, all derived scalars are clamped to [0, 1].</w:t>
+      </w:r>
+    </w:p>
+    <w:p>
+      <w:r>
+        <w:rPr>
+          <w:b/>
+          <w:bCs/>
+        </w:rPr>
+        <w:t xml:space="preserve">novelty: </w:t>
+      </w:r>
+      <w:r>
+        <w:t xml:space="preserve">A normalized dissimilarity-to-context signal.</w:t>
+      </w:r>
+    </w:p>
+    <w:p>
+      <w:pPr>
+        <w:pStyle w:val="Equation"/>
+      </w:pPr>
+      <w:r>
+        <w:rPr>
+          <w:rFonts w:ascii="Courier New" w:cs="Courier New" w:eastAsia="Courier New" w:hAnsi="Courier New"/>
+          <w:sz w:val="20"/>
+          <w:szCs w:val="20"/>
+        </w:rPr>
+        <w:t xml:space="preserve">max_cos ← max_{c ∈ recent_context} cos(x_t, c)  # in [−1, 1]</w:t>
+      </w:r>
+    </w:p>
+    <w:p>
+      <w:pPr>
+        <w:pStyle w:val="Equation"/>
+      </w:pPr>
+      <w:r>
+        <w:rPr>
+          <w:rFonts w:ascii="Courier New" w:cs="Courier New" w:eastAsia="Courier New" w:hAnsi="Courier New"/>
+          <w:sz w:val="20"/>
+          <w:szCs w:val="20"/>
+        </w:rPr>
+        <w:t xml:space="preserve">novelty_t ← clamp((1 − max_cos) / 2, 0, 1)</w:t>
+      </w:r>
+    </w:p>
+    <w:p>
+      <w:r>
+        <w:t xml:space="preserve">Fallback: if recent_context is empty, set novelty_t ← 1.</w:t>
+      </w:r>
+    </w:p>
+    <w:p>
+      <w:r>
+        <w:rPr>
+          <w:b/>
+          <w:bCs/>
+        </w:rPr>
+        <w:t xml:space="preserve">μ_sim: </w:t>
+      </w:r>
+      <w:r>
+        <w:t xml:space="preserve">A normalized mean similarity to context.</w:t>
+      </w:r>
+    </w:p>
+    <w:p>
+      <w:pPr>
+        <w:pStyle w:val="Equation"/>
+      </w:pPr>
+      <w:r>
+        <w:rPr>
+          <w:rFonts w:ascii="Courier New" w:cs="Courier New" w:eastAsia="Courier New" w:hAnsi="Courier New"/>
+          <w:sz w:val="20"/>
+          <w:szCs w:val="20"/>
+        </w:rPr>
+        <w:t xml:space="preserve">mean_cos ← mean_{c ∈ recent_context} cos(x_t, c)</w:t>
+      </w:r>
+    </w:p>
+    <w:p>
+      <w:pPr>
+        <w:pStyle w:val="Equation"/>
+      </w:pPr>
+      <w:r>
+        <w:rPr>
+          <w:rFonts w:ascii="Courier New" w:cs="Courier New" w:eastAsia="Courier New" w:hAnsi="Courier New"/>
+          <w:sz w:val="20"/>
+          <w:szCs w:val="20"/>
+        </w:rPr>
+        <w:t xml:space="preserve">μ_sim ← clamp((mean_cos + 1) / 2, 0, 1)</w:t>
+      </w:r>
+    </w:p>
+    <w:p>
+      <w:r>
+        <w:t xml:space="preserve">Fallback: if recent_context is empty, set μ_sim ← 0.5.</w:t>
+      </w:r>
+    </w:p>
+    <w:p>
+      <w:r>
+        <w:rPr>
+          <w:b/>
+          <w:bCs/>
+        </w:rPr>
+        <w:t xml:space="preserve">rarity_t: </w:t>
+      </w:r>
+      <w:r>
+        <w:t xml:space="preserve">A normalized rarity signal defined as dissimilarity-to-context mean.</w:t>
+      </w:r>
+    </w:p>
+    <w:p>
+      <w:pPr>
+        <w:pStyle w:val="Equation"/>
+      </w:pPr>
+      <w:r>
+        <w:rPr>
+          <w:rFonts w:ascii="Courier New" w:cs="Courier New" w:eastAsia="Courier New" w:hAnsi="Courier New"/>
+          <w:sz w:val="20"/>
+          <w:szCs w:val="20"/>
+        </w:rPr>
+        <w:t xml:space="preserve">rarity_t ← clamp(1 − μ_sim, 0, 1)</w:t>
+      </w:r>
+    </w:p>
+    <w:p>
+      <w:r>
+        <w:t xml:space="preserve">Fallback: inherits μ_sim fallback, so rarity_t defaults to 0.5 when recent_context is empty.</w:t>
+      </w:r>
+    </w:p>
+    <w:p>
+      <w:r>
+        <w:rPr>
+          <w:b/>
+          <w:bCs/>
+        </w:rPr>
+        <w:t xml:space="preserve">relevance_to_task(q, task_ctx): </w:t>
+      </w:r>
+      <w:r>
+        <w:t xml:space="preserve">A normalized relevance of embedding q to a task context set.</w:t>
+      </w:r>
+    </w:p>
+    <w:p>
+      <w:pPr>
+        <w:pStyle w:val="Equation"/>
+      </w:pPr>
+      <w:r>
+        <w:rPr>
+          <w:rFonts w:ascii="Courier New" w:cs="Courier New" w:eastAsia="Courier New" w:hAnsi="Courier New"/>
+          <w:sz w:val="20"/>
+          <w:szCs w:val="20"/>
+        </w:rPr>
+        <w:t xml:space="preserve">if |task_ctx| == 0: return 0.5</w:t>
+      </w:r>
+    </w:p>
+    <w:p>
+      <w:pPr>
+        <w:pStyle w:val="Equation"/>
+      </w:pPr>
+      <w:r>
+        <w:rPr>
+          <w:rFonts w:ascii="Courier New" w:cs="Courier New" w:eastAsia="Courier New" w:hAnsi="Courier New"/>
+          <w:sz w:val="20"/>
+          <w:szCs w:val="20"/>
+        </w:rPr>
+        <w:t xml:space="preserve">return clamp((cos(q, mean(task_ctx)) + 1) / 2, 0, 1)</w:t>
+      </w:r>
+    </w:p>
+    <w:p>
+      <w:r>
+        <w:rPr>
+          <w:b/>
+          <w:bCs/>
+        </w:rPr>
+        <w:t xml:space="preserve">novelty_to_set(q, S_set_embeddings): </w:t>
+      </w:r>
+      <w:r>
+        <w:t xml:space="preserve">A normalized novelty of q relative to a set of embeddings.</w:t>
+      </w:r>
+    </w:p>
+    <w:p>
+      <w:pPr>
+        <w:pStyle w:val="Equation"/>
+      </w:pPr>
+      <w:r>
+        <w:rPr>
+          <w:rFonts w:ascii="Courier New" w:cs="Courier New" w:eastAsia="Courier New" w:hAnsi="Courier New"/>
+          <w:sz w:val="20"/>
+          <w:szCs w:val="20"/>
+        </w:rPr>
+        <w:t xml:space="preserve">novelty_to_set(q, S_set_embeddings) ← 1 − redundancy(q, S_set_embeddings)</w:t>
+      </w:r>
+    </w:p>
+    <w:p>
+      <w:r>
+        <w:rPr>
+          <w:b/>
+          <w:bCs/>
+        </w:rPr>
+        <w:t xml:space="preserve">ΔSSE: </w:t>
+      </w:r>
+      <w:r>
+        <w:t xml:space="preserve">A normalized improvement in reconstruction/prediction error (utility proxy).</w:t>
+      </w:r>
+    </w:p>
+    <w:p>
+      <w:pPr>
+        <w:pStyle w:val="Equation"/>
+      </w:pPr>
+      <w:r>
+        <w:rPr>
+          <w:rFonts w:ascii="Courier New" w:cs="Courier New" w:eastAsia="Courier New" w:hAnsi="Courier New"/>
+          <w:sz w:val="20"/>
+          <w:szCs w:val="20"/>
+        </w:rPr>
+        <w:t xml:space="preserve">ΔSSE ← clamp((SSE_prev − SSE_curr) / max(SSE_prev, ε), 0, 1)</w:t>
+      </w:r>
+    </w:p>
+    <w:p>
+      <w:r>
+        <w:t xml:space="preserve">Fallback: if SSE signals are unavailable, set ΔSSE ← 0.</w:t>
+      </w:r>
+    </w:p>
+    <w:p>
+      <w:r>
+        <w:rPr>
+          <w:b/>
+          <w:bCs/>
+        </w:rPr>
+        <w:t xml:space="preserve">redundancy(a, S_set): </w:t>
+      </w:r>
+      <w:r>
+        <w:t xml:space="preserve">A normalized redundancy of item a w.r.t. a set S_set.</w:t>
+      </w:r>
+    </w:p>
+    <w:p>
+      <w:pPr>
+        <w:pStyle w:val="Equation"/>
+      </w:pPr>
+      <w:r>
+        <w:rPr>
+          <w:rFonts w:ascii="Courier New" w:cs="Courier New" w:eastAsia="Courier New" w:hAnsi="Courier New"/>
+          <w:sz w:val="20"/>
+          <w:szCs w:val="20"/>
+        </w:rPr>
+        <w:t xml:space="preserve">redundancy(a, S_set) ← max_{s ∈ S_set} clamp((cos(a, s) + 1) / 2, 0, 1)</w:t>
+      </w:r>
+    </w:p>
+    <w:p>
+      <w:r>
+        <w:t xml:space="preserve">Fallback: if S_set is empty, redundancy(a, S_set) ← 0.</w:t>
+      </w:r>
+    </w:p>
+    <w:p>
+      <w:r>
+        <w:rPr>
+          <w:b/>
+          <w:bCs/>
+        </w:rPr>
+        <w:t xml:space="preserve">coverage_gain(candidate | included_set): </w:t>
+      </w:r>
+      <w:r>
+        <w:t xml:space="preserve">Incremental coverage contribution of adding candidate.</w:t>
+      </w:r>
+    </w:p>
+    <w:p>
+      <w:pPr>
+        <w:pStyle w:val="Equation"/>
+      </w:pPr>
+      <w:r>
+        <w:rPr>
+          <w:rFonts w:ascii="Courier New" w:cs="Courier New" w:eastAsia="Courier New" w:hAnsi="Courier New"/>
+          <w:sz w:val="20"/>
+          <w:szCs w:val="20"/>
+        </w:rPr>
+        <w:t xml:space="preserve">coverage_gain(candidate | included_set) ← 1 − redundancy(candidate, included_set)</w:t>
+      </w:r>
+    </w:p>
+    <w:p>
+      <w:r>
+        <w:rPr>
+          <w:b/>
+          <w:bCs/>
+        </w:rPr>
+        <w:t xml:space="preserve">contextual_gain(m): </w:t>
+      </w:r>
+      <w:r>
+        <w:t xml:space="preserve">A normalized marginal gain attributed to using memory m in context.</w:t>
+      </w:r>
+    </w:p>
+    <w:p>
+      <w:pPr>
+        <w:pStyle w:val="Equation"/>
+      </w:pPr>
+      <w:r>
+        <w:rPr>
+          <w:rFonts w:ascii="Courier New" w:cs="Courier New" w:eastAsia="Courier New" w:hAnsi="Courier New"/>
+          <w:sz w:val="20"/>
+          <w:szCs w:val="20"/>
+        </w:rPr>
+        <w:t xml:space="preserve">contextual_gain(m) ∈ [−1, +1]  # normalized gain/loss signal</w:t>
+      </w:r>
+    </w:p>
+    <w:p>
+      <w:r>
+        <w:t xml:space="preserve">Fallback: if marginal gain cannot be estimated, contextual_gain(m) ← 0.</w:t>
+      </w:r>
+    </w:p>
+    <w:p>
+      <w:r>
+        <w:rPr>
+          <w:b/>
+          <w:bCs/>
+        </w:rPr>
+        <w:t xml:space="preserve">connectivity(m): </w:t>
+      </w:r>
+      <w:r>
+        <w:t xml:space="preserve">A normalized connectivity score (graph centrality proxy).</w:t>
+      </w:r>
+    </w:p>
+    <w:p>
+      <w:pPr>
+        <w:pStyle w:val="Equation"/>
+      </w:pPr>
+      <w:r>
+        <w:rPr>
+          <w:rFonts w:ascii="Courier New" w:cs="Courier New" w:eastAsia="Courier New" w:hAnsi="Courier New"/>
+          <w:sz w:val="20"/>
+          <w:szCs w:val="20"/>
+        </w:rPr>
+        <w:t xml:space="preserve">connectivity(m) ← clamp(degree(m) / deg_cap, 0, 1)</w:t>
+      </w:r>
+    </w:p>
+    <w:p>
+      <w:r>
+        <w:t xml:space="preserve">Fallback: if no graph structure is present, connectivity(m) ← 0.</w:t>
+      </w:r>
+    </w:p>
+    <w:p>
+      <w:r>
+        <w:rPr>
+          <w:b/>
+          <w:bCs/>
+        </w:rPr>
+        <w:t xml:space="preserve">manifold_complexity: </w:t>
+      </w:r>
+      <w:r>
+        <w:t xml:space="preserve">A local embedding-stream complexity proxy used in working-memory cost.</w:t>
+      </w:r>
+    </w:p>
+    <w:p>
+      <w:pPr>
+        <w:pStyle w:val="Equation"/>
+      </w:pPr>
+      <w:r>
+        <w:rPr>
+          <w:rFonts w:ascii="Courier New" w:cs="Courier New" w:eastAsia="Courier New" w:hAnsi="Courier New"/>
+          <w:sz w:val="20"/>
+          <w:szCs w:val="20"/>
+        </w:rPr>
+        <w:t xml:space="preserve">manifold_complexity ← clamp((1 − mean_cos_window) / 2, 0, 1)</w:t>
+      </w:r>
+    </w:p>
+    <w:p>
+      <w:r>
+        <w:t xml:space="preserve">where mean_cos_window is the mean cosine similarity across adjacent embeddings in a short local window.</w:t>
+      </w:r>
+    </w:p>
+    <w:p>
+      <w:pPr>
+        <w:pStyle w:val="Equation"/>
+      </w:pPr>
+      <w:r>
+        <w:rPr>
+          <w:rFonts w:ascii="Courier New" w:cs="Courier New" w:eastAsia="Courier New" w:hAnsi="Courier New"/>
+          <w:sz w:val="20"/>
+          <w:szCs w:val="20"/>
+        </w:rPr>
+        <w:t xml:space="preserve">win_complex(T) = round(lerp(8, 32, T))</w:t>
+      </w:r>
+    </w:p>
+    <w:p>
+      <w:pPr>
+        <w:pStyle w:val="Equation"/>
+      </w:pPr>
+      <w:r>
+        <w:rPr>
+          <w:rFonts w:ascii="Courier New" w:cs="Courier New" w:eastAsia="Courier New" w:hAnsi="Courier New"/>
+          <w:sz w:val="20"/>
+          <w:szCs w:val="20"/>
+        </w:rPr>
+        <w:t xml:space="preserve">window_signals ← tail(signal_stream, win_complex(T) + 1)</w:t>
+      </w:r>
+    </w:p>
+    <w:p>
+      <w:pPr>
+        <w:pStyle w:val="Equation"/>
+      </w:pPr>
+      <w:r>
+        <w:rPr>
+          <w:rFonts w:ascii="Courier New" w:cs="Courier New" w:eastAsia="Courier New" w:hAnsi="Courier New"/>
+          <w:sz w:val="20"/>
+          <w:szCs w:val="20"/>
+        </w:rPr>
+        <w:t xml:space="preserve">if |window_signals| &lt; 2:</w:t>
+      </w:r>
+    </w:p>
+    <w:p>
+      <w:pPr>
+        <w:pStyle w:val="Equation"/>
+      </w:pPr>
+      <w:r>
+        <w:rPr>
+          <w:rFonts w:ascii="Courier New" w:cs="Courier New" w:eastAsia="Courier New" w:hAnsi="Courier New"/>
+          <w:sz w:val="20"/>
+          <w:szCs w:val="20"/>
+        </w:rPr>
+        <w:t xml:space="preserve">    mean_cos_window ← 1.0</w:t>
+      </w:r>
+    </w:p>
+    <w:p>
+      <w:pPr>
+        <w:pStyle w:val="Equation"/>
+      </w:pPr>
+      <w:r>
+        <w:rPr>
+          <w:rFonts w:ascii="Courier New" w:cs="Courier New" w:eastAsia="Courier New" w:hAnsi="Courier New"/>
+          <w:sz w:val="20"/>
+          <w:szCs w:val="20"/>
+        </w:rPr>
+        <w:t xml:space="preserve">else:</w:t>
+      </w:r>
+    </w:p>
+    <w:p>
+      <w:pPr>
+        <w:pStyle w:val="Equation"/>
+      </w:pPr>
+      <w:r>
+        <w:rPr>
+          <w:rFonts w:ascii="Courier New" w:cs="Courier New" w:eastAsia="Courier New" w:hAnsi="Courier New"/>
+          <w:sz w:val="20"/>
+          <w:szCs w:val="20"/>
+        </w:rPr>
+        <w:t xml:space="preserve">    mean_cos_window ← mean([cos(window_signals[i−1], window_signals[i]) for i = 1..|window_signals|−1])</w:t>
+      </w:r>
+    </w:p>
+    <w:p>
+      <w:r>
+        <w:rPr>
+          <w:b/>
+          <w:bCs/>
+        </w:rPr>
+        <w:t xml:space="preserve">kNN_similarities: </w:t>
+      </w:r>
+      <w:r>
+        <w:t xml:space="preserve">Vector of cosine similarities returned by nearest-neighbor search for the current query embedding.</w:t>
+      </w:r>
+    </w:p>
+    <w:p>
+      <w:pPr>
+        <w:pStyle w:val="Equation"/>
+      </w:pPr>
+      <w:r>
+        <w:rPr>
+          <w:rFonts w:ascii="Courier New" w:cs="Courier New" w:eastAsia="Courier New" w:hAnsi="Courier New"/>
+          <w:sz w:val="20"/>
+          <w:szCs w:val="20"/>
+        </w:rPr>
+        <w:t xml:space="preserve">kNN_similarities = [sim_1, …, sim_k] where sim_i ∈ [−1, 1]</w:t>
+      </w:r>
+    </w:p>
+    <w:p>
+      <w:r>
+        <w:rPr>
+          <w:b/>
+          <w:bCs/>
+        </w:rPr>
+        <w:t xml:space="preserve">kNN_size, graph_depth: </w:t>
+      </w:r>
+      <w:r>
+        <w:t xml:space="preserve">Discrete retrieval hyperparameters.</w:t>
+      </w:r>
+    </w:p>
+    <w:p>
+      <w:pPr>
+        <w:pStyle w:val="Equation"/>
+      </w:pPr>
+      <w:r>
+        <w:rPr>
+          <w:rFonts w:ascii="Courier New" w:cs="Courier New" w:eastAsia="Courier New" w:hAnsi="Courier New"/>
+          <w:sz w:val="20"/>
+          <w:szCs w:val="20"/>
+        </w:rPr>
+        <w:t xml:space="preserve">kNN_size(F) = round(lerp(64, 4, F))</w:t>
+      </w:r>
+    </w:p>
+    <w:p>
+      <w:pPr>
+        <w:pStyle w:val="Equation"/>
+      </w:pPr>
+      <w:r>
+        <w:rPr>
+          <w:rFonts w:ascii="Courier New" w:cs="Courier New" w:eastAsia="Courier New" w:hAnsi="Courier New"/>
+          <w:sz w:val="20"/>
+          <w:szCs w:val="20"/>
+        </w:rPr>
+        <w:t xml:space="preserve">graph_depth(T) = round(lerp(1, 3, T))</w:t>
+      </w:r>
+    </w:p>
+    <w:p>
+      <w:pPr>
+        <w:pStyle w:val="Equation"/>
+      </w:pPr>
+      <w:r>
+        <w:rPr>
+          <w:rFonts w:ascii="Courier New" w:cs="Courier New" w:eastAsia="Courier New" w:hAnsi="Courier New"/>
+          <w:sz w:val="20"/>
+          <w:szCs w:val="20"/>
+        </w:rPr>
+        <w:t xml:space="preserve">min_edge_weight(F) = lerp(0.70, 0.95, F)  # minimum association weight to traverse</w:t>
+      </w:r>
+    </w:p>
+    <w:p>
+      <w:r>
+        <w:br w:type="page"/>
+      </w:r>
+    </w:p>
+    <w:p>
+      <w:pPr>
+        <w:pStyle w:val="Heading1"/>
+      </w:pPr>
+      <w:r>
+        <w:t xml:space="preserve">Appendix C. Main Loop and Normative Invariants</w:t>
+      </w:r>
+    </w:p>
+    <w:p>
+      <w:r>
+        <w:t xml:space="preserve">Main loop (per signal):</w:t>
+      </w:r>
+    </w:p>
+    <w:p>
+      <w:pPr>
+        <w:pStyle w:val="ListParagraph"/>
+        <w:numPr>
+          <w:ilvl w:val="0"/>
+          <w:numId w:val="2"/>
+        </w:numPr>
+      </w:pPr>
+      <w:r>
+        <w:t xml:space="preserve">1) Compute now_ms(), now_s(), and signal_gap_s (before updating last_signal_ts).</w:t>
+      </w:r>
+    </w:p>
+    <w:p>
+      <w:pPr>
+        <w:pStyle w:val="ListParagraph"/>
+        <w:numPr>
+          <w:ilvl w:val="0"/>
+          <w:numId w:val="2"/>
+        </w:numPr>
+      </w:pPr>
+      <w:r>
+        <w:t xml:space="preserve">2) Update accumulator running statistics (μ_acc, drift_acc, s_sum, s_max, n, emo_max, arousal_sum, eta_acc, coherence_curr/coherence_prev).</w:t>
+      </w:r>
+    </w:p>
+    <w:p>
+      <w:pPr>
+        <w:pStyle w:val="ListParagraph"/>
+        <w:numPr>
+          <w:ilvl w:val="0"/>
+          <w:numId w:val="2"/>
+        </w:numPr>
+      </w:pPr>
+      <w:r>
+        <w:t xml:space="preserve">3) Update uncertainty u(t), then update θ_dynamic and hysteresis.</w:t>
+      </w:r>
+    </w:p>
+    <w:p>
+      <w:pPr>
+        <w:pStyle w:val="ListParagraph"/>
+        <w:numPr>
+          <w:ilvl w:val="0"/>
+          <w:numId w:val="2"/>
+        </w:numPr>
+      </w:pPr>
+      <w:r>
+        <w:t xml:space="preserve">4) Compute should_flush and spike_bypass/force_write; if boundary condition holds, compute S_window and decide write_memory.</w:t>
+      </w:r>
+    </w:p>
+    <w:p>
+      <w:pPr>
+        <w:pStyle w:val="ListParagraph"/>
+        <w:numPr>
+          <w:ilvl w:val="0"/>
+          <w:numId w:val="2"/>
+        </w:numPr>
+      </w:pPr>
+      <w:r>
+        <w:t xml:space="preserve">5) Update rate state (m_rate, dt_ema, rate_ticks, last_rate_timestamp) using Δwrites derived from this step's write_memory. Compute ρ_hat_next and then set ρ_hat_prev ← ρ_hat_next.</w:t>
+      </w:r>
+    </w:p>
+    <w:p>
+      <w:pPr>
+        <w:pStyle w:val="ListParagraph"/>
+        <w:numPr>
+          <w:ilvl w:val="0"/>
+          <w:numId w:val="2"/>
+        </w:numPr>
+      </w:pPr>
+      <w:r>
+        <w:t xml:space="preserve">6) If should_flush: finalize the unit. If write_memory: record the memory and update last_write_ts ← now_ms(); else discard. In both cases, reset_accumulator() for the next unit.</w:t>
+      </w:r>
+    </w:p>
+    <w:p>
+      <w:r>
+        <w:t xml:space="preserve">Normative invariants:</w:t>
+      </w:r>
+    </w:p>
+    <w:p>
+      <w:pPr>
+        <w:pStyle w:val="ListParagraph"/>
+        <w:numPr>
+          <w:ilvl w:val="0"/>
+          <w:numId w:val="3"/>
+        </w:numPr>
+      </w:pPr>
+      <w:r>
+        <w:rPr>
+          <w:b/>
+          <w:bCs/>
+        </w:rPr>
+        <w:t xml:space="preserve">MUST: </w:t>
+      </w:r>
+      <w:r>
+        <w:t xml:space="preserve">All stored timestamps are milliseconds since epoch; derived time deltas are seconds.</w:t>
+      </w:r>
+    </w:p>
+    <w:p>
+      <w:pPr>
+        <w:pStyle w:val="ListParagraph"/>
+        <w:numPr>
+          <w:ilvl w:val="0"/>
+          <w:numId w:val="3"/>
+        </w:numPr>
+      </w:pPr>
+      <w:r>
+        <w:rPr>
+          <w:b/>
+          <w:bCs/>
+        </w:rPr>
+        <w:t xml:space="preserve">MUST: </w:t>
+      </w:r>
+      <w:r>
+        <w:t xml:space="preserve">All thresholds and composite scores are clamped to [0, 1].</w:t>
+      </w:r>
+    </w:p>
+    <w:p>
+      <w:pPr>
+        <w:pStyle w:val="ListParagraph"/>
+        <w:numPr>
+          <w:ilvl w:val="0"/>
+          <w:numId w:val="3"/>
+        </w:numPr>
+      </w:pPr>
+      <w:r>
+        <w:rPr>
+          <w:b/>
+          <w:bCs/>
+        </w:rPr>
+        <w:t xml:space="preserve">MUST: </w:t>
+      </w:r>
+      <w:r>
+        <w:t xml:space="preserve">Strength is clamped to [0, 1] (bounded reinforcement).</w:t>
+      </w:r>
+    </w:p>
+    <w:p>
+      <w:pPr>
+        <w:pStyle w:val="ListParagraph"/>
+        <w:numPr>
+          <w:ilvl w:val="0"/>
+          <w:numId w:val="3"/>
+        </w:numPr>
+      </w:pPr>
+      <w:r>
+        <w:rPr>
+          <w:b/>
+          <w:bCs/>
+        </w:rPr>
+        <w:t xml:space="preserve">MUST: </w:t>
+      </w:r>
+      <w:r>
+        <w:t xml:space="preserve">If weight_sum &lt; ε during score normalization, return score = 0.</w:t>
+      </w:r>
+    </w:p>
+    <w:p>
+      <w:pPr>
+        <w:pStyle w:val="ListParagraph"/>
+        <w:numPr>
+          <w:ilvl w:val="0"/>
+          <w:numId w:val="3"/>
+        </w:numPr>
+      </w:pPr>
+      <w:r>
+        <w:rPr>
+          <w:b/>
+          <w:bCs/>
+        </w:rPr>
+        <w:t xml:space="preserve">SHOULD: </w:t>
+      </w:r>
+      <w:r>
+        <w:t xml:space="preserve">All cosine-derived quantities that are interpreted as probabilities are map01/clamped consistently.</w:t>
       </w:r>
     </w:p>
     <w:p>
